--- a/docs/word/data/04-data-model.docx
+++ b/docs/word/data/04-data-model.docx
@@ -98,7 +98,7 @@
         <w:t xml:space="preserve"> </w:t>
       </w:r>
       <w:r>
-        <w:t xml:space="preserve">and raised as OQ-04-18 — no type was assigned here. Technical columns (</w:t>
+        <w:t xml:space="preserve">— no type was assigned here. Technical columns (</w:t>
       </w:r>
       <w:r>
         <w:rPr>
@@ -1705,7 +1705,7 @@
         <w:t xml:space="preserve"> </w:t>
       </w:r>
       <w:r>
-        <w:t xml:space="preserve">org_name + country — proposed; not stated in the spec (open question).</w:t>
+        <w:t xml:space="preserve">org_name + country — proposed; not stated in the spec (to be decided).</w:t>
       </w:r>
     </w:p>
     <w:bookmarkEnd w:id="22"/>
@@ -2975,7 +2975,7 @@
               <w:rPr>
                 <w:sz w:val="17"/>
               </w:rPr>
-              <w:t xml:space="preserve">none — no identifier declared (open question)</w:t>
+              <w:t xml:space="preserve">none — no identifier declared (to be decided)</w:t>
             </w:r>
           </w:p>
         </w:tc>
@@ -3455,7 +3455,7 @@
         <w:t xml:space="preserve"> </w:t>
       </w:r>
       <w:r>
-        <w:t xml:space="preserve">provider_message_id once sent; none while queued (open question).</w:t>
+        <w:t xml:space="preserve">provider_message_id once sent; none while queued (to be decided).</w:t>
       </w:r>
     </w:p>
     <w:bookmarkEnd w:id="25"/>
@@ -4840,7 +4840,7 @@
               <w:rPr>
                 <w:sz w:val="17"/>
               </w:rPr>
-              <w:t xml:space="preserve">none — no identifier declared (open question)</w:t>
+              <w:t xml:space="preserve">none — no identifier declared (to be decided)</w:t>
             </w:r>
           </w:p>
         </w:tc>
@@ -5623,7 +5623,7 @@
         <w:t xml:space="preserve"> </w:t>
       </w:r>
       <w:r>
-        <w:t xml:space="preserve">None — the same answers may be given many times; a session key is not declared (open question).</w:t>
+        <w:t xml:space="preserve">None — the same answers may be given many times; a session key is not declared (to be decided).</w:t>
       </w:r>
     </w:p>
     <w:bookmarkEnd w:id="28"/>
@@ -6685,7 +6685,7 @@
         <w:t xml:space="preserve"> </w:t>
       </w:r>
       <w:r>
-        <w:t xml:space="preserve">producer_org_id + project_name — proposed (open question).</w:t>
+        <w:t xml:space="preserve">producer_org_id + project_name — proposed (to be decided).</w:t>
       </w:r>
     </w:p>
     <w:bookmarkEnd w:id="29"/>
@@ -9637,7 +9637,7 @@
         <w:t xml:space="preserve"> </w:t>
       </w:r>
       <w:r>
-        <w:t xml:space="preserve">rule_code (+ rule_version if old texts are kept) — open question.</w:t>
+        <w:t xml:space="preserve">rule_code (+ rule_version if old texts are kept) — to be decided.</w:t>
       </w:r>
     </w:p>
     <w:bookmarkEnd w:id="33"/>
@@ -14583,7 +14583,7 @@
         <w:t xml:space="preserve"> </w:t>
       </w:r>
       <w:r>
-        <w:t xml:space="preserve">name_vi + province_id — proposed; two sites may share a name in different provinces (open question).</w:t>
+        <w:t xml:space="preserve">name_vi + province_id — proposed; two sites may share a name in different provinces (to be decided).</w:t>
       </w:r>
     </w:p>
     <w:bookmarkEnd w:id="39"/>
@@ -16707,7 +16707,7 @@
               <w:rPr>
                 <w:sz w:val="17"/>
               </w:rPr>
-              <w:t xml:space="preserve">none — no identifier declared (open question)</w:t>
+              <w:t xml:space="preserve">none — no identifier declared (to be decided)</w:t>
             </w:r>
           </w:p>
         </w:tc>
@@ -18548,7 +18548,7 @@
         <w:t xml:space="preserve"> </w:t>
       </w:r>
       <w:r>
-        <w:t xml:space="preserve">org_name + hq_province — proposed; a business registration number is not declared (open question).</w:t>
+        <w:t xml:space="preserve">org_name + hq_province — proposed; a business registration number is not declared (to be decided).</w:t>
       </w:r>
     </w:p>
     <w:bookmarkEnd w:id="45"/>
@@ -27758,7 +27758,7 @@
         <w:t xml:space="preserve"> </w:t>
       </w:r>
       <w:r>
-        <w:t xml:space="preserve">project_id + location_id — proposed (open question: may a project declare interest twice?).</w:t>
+        <w:t xml:space="preserve">project_id + location_id — proposed.</w:t>
       </w:r>
     </w:p>
     <w:bookmarkEnd w:id="60"/>
@@ -30591,7 +30591,7 @@
                 <w:color w:val="1F2A5C"/>
                 <w:sz w:val="17"/>
               </w:rPr>
-              <w:t xml:space="preserve">Raised as</w:t>
+              <w:t xml:space="preserve">Status</w:t>
             </w:r>
           </w:p>
         </w:tc>
@@ -30653,7 +30653,7 @@
               <w:rPr>
                 <w:sz w:val="17"/>
               </w:rPr>
-              <w:t xml:space="preserve">OQ-04-1</w:t>
+              <w:t xml:space="preserve">To be decided</w:t>
             </w:r>
           </w:p>
         </w:tc>
@@ -30715,7 +30715,7 @@
               <w:rPr>
                 <w:sz w:val="17"/>
               </w:rPr>
-              <w:t xml:space="preserve">OQ-04-2</w:t>
+              <w:t xml:space="preserve">To be decided</w:t>
             </w:r>
           </w:p>
         </w:tc>
@@ -30777,7 +30777,7 @@
               <w:rPr>
                 <w:sz w:val="17"/>
               </w:rPr>
-              <w:t xml:space="preserve">OQ-04-3</w:t>
+              <w:t xml:space="preserve">To be decided</w:t>
             </w:r>
           </w:p>
         </w:tc>
@@ -30839,7 +30839,7 @@
               <w:rPr>
                 <w:sz w:val="17"/>
               </w:rPr>
-              <w:t xml:space="preserve">OQ-04-4</w:t>
+              <w:t xml:space="preserve">To be decided</w:t>
             </w:r>
           </w:p>
         </w:tc>
@@ -30901,7 +30901,7 @@
               <w:rPr>
                 <w:sz w:val="17"/>
               </w:rPr>
-              <w:t xml:space="preserve">OQ-04-5</w:t>
+              <w:t xml:space="preserve">To be decided</w:t>
             </w:r>
           </w:p>
         </w:tc>
@@ -31087,7 +31087,7 @@
               <w:rPr>
                 <w:sz w:val="17"/>
               </w:rPr>
-              <w:t xml:space="preserve">OQ-04-6</w:t>
+              <w:t xml:space="preserve">To be decided</w:t>
             </w:r>
           </w:p>
         </w:tc>
@@ -31149,7 +31149,7 @@
               <w:rPr>
                 <w:sz w:val="17"/>
               </w:rPr>
-              <w:t xml:space="preserve">OQ-04-7</w:t>
+              <w:t xml:space="preserve">To be decided</w:t>
             </w:r>
           </w:p>
         </w:tc>
@@ -31236,7 +31236,7 @@
               <w:rPr>
                 <w:sz w:val="17"/>
               </w:rPr>
-              <w:t xml:space="preserve">OQ-04-8</w:t>
+              <w:t xml:space="preserve">To be decided</w:t>
             </w:r>
           </w:p>
         </w:tc>
@@ -31298,7 +31298,7 @@
               <w:rPr>
                 <w:sz w:val="17"/>
               </w:rPr>
-              <w:t xml:space="preserve">OQ-04-9</w:t>
+              <w:t xml:space="preserve">To be decided</w:t>
             </w:r>
           </w:p>
         </w:tc>
@@ -31360,7 +31360,7 @@
               <w:rPr>
                 <w:sz w:val="17"/>
               </w:rPr>
-              <w:t xml:space="preserve">OQ-04-3</w:t>
+              <w:t xml:space="preserve">To be decided</w:t>
             </w:r>
           </w:p>
         </w:tc>
@@ -31529,7 +31529,7 @@
               <w:rPr>
                 <w:sz w:val="17"/>
               </w:rPr>
-              <w:t xml:space="preserve">OQ-04-10</w:t>
+              <w:t xml:space="preserve">To be decided</w:t>
             </w:r>
           </w:p>
         </w:tc>
@@ -31641,7 +31641,7 @@
               <w:rPr>
                 <w:sz w:val="17"/>
               </w:rPr>
-              <w:t xml:space="preserve">OQ-04-10</w:t>
+              <w:t xml:space="preserve">To be decided</w:t>
             </w:r>
           </w:p>
         </w:tc>
@@ -31728,7 +31728,7 @@
               <w:rPr>
                 <w:sz w:val="17"/>
               </w:rPr>
-              <w:t xml:space="preserve">OQ-04-3</w:t>
+              <w:t xml:space="preserve">To be decided</w:t>
             </w:r>
           </w:p>
         </w:tc>
@@ -31834,7 +31834,7 @@
               <w:rPr>
                 <w:sz w:val="17"/>
               </w:rPr>
-              <w:t xml:space="preserve">OQ-04-11</w:t>
+              <w:t xml:space="preserve">To be decided</w:t>
             </w:r>
           </w:p>
         </w:tc>
@@ -31896,7 +31896,7 @@
               <w:rPr>
                 <w:sz w:val="17"/>
               </w:rPr>
-              <w:t xml:space="preserve">OQ-04-12</w:t>
+              <w:t xml:space="preserve">To be decided</w:t>
             </w:r>
           </w:p>
         </w:tc>
@@ -31958,7 +31958,7 @@
               <w:rPr>
                 <w:sz w:val="17"/>
               </w:rPr>
-              <w:t xml:space="preserve">OQ-04-13</w:t>
+              <w:t xml:space="preserve">To be decided</w:t>
             </w:r>
           </w:p>
         </w:tc>
@@ -32045,7 +32045,7 @@
               <w:rPr>
                 <w:sz w:val="17"/>
               </w:rPr>
-              <w:t xml:space="preserve">OQ-04-14</w:t>
+              <w:t xml:space="preserve">To be decided</w:t>
             </w:r>
           </w:p>
         </w:tc>
@@ -32107,7 +32107,7 @@
               <w:rPr>
                 <w:sz w:val="17"/>
               </w:rPr>
-              <w:t xml:space="preserve">OQ-04-15</w:t>
+              <w:t xml:space="preserve">To be decided</w:t>
             </w:r>
           </w:p>
         </w:tc>
@@ -32281,7 +32281,7 @@
               <w:rPr>
                 <w:sz w:val="17"/>
               </w:rPr>
-              <w:t xml:space="preserve">OQ-04-16</w:t>
+              <w:t xml:space="preserve">To be decided</w:t>
             </w:r>
           </w:p>
         </w:tc>
@@ -32343,7 +32343,7 @@
               <w:rPr>
                 <w:sz w:val="17"/>
               </w:rPr>
-              <w:t xml:space="preserve">OQ-04-16</w:t>
+              <w:t xml:space="preserve">To be decided</w:t>
             </w:r>
           </w:p>
         </w:tc>
@@ -32405,7 +32405,7 @@
               <w:rPr>
                 <w:sz w:val="17"/>
               </w:rPr>
-              <w:t xml:space="preserve">OQ-04-16</w:t>
+              <w:t xml:space="preserve">To be decided</w:t>
             </w:r>
           </w:p>
         </w:tc>
@@ -33116,2019 +33116,6 @@
         <w:t xml:space="preserve">Open questions</w:t>
       </w:r>
     </w:p>
-    <w:tbl>
-      <w:tblPr>
-        <w:tblStyle w:val="Table"/>
-        <w:tblLook w:firstRow="1" w:lastRow="0" w:firstColumn="0" w:lastColumn="0" w:noHBand="0" w:noVBand="0" w:val="0020"/>
-        <w:jc w:val="start"/>
-        <w:tblBorders>
-          <w:top w:val="single" w:sz="4" w:color="C9CED6"/>
-          <w:left w:val="single" w:sz="4" w:color="C9CED6"/>
-          <w:bottom w:val="single" w:sz="4" w:color="C9CED6"/>
-          <w:right w:val="single" w:sz="4" w:color="C9CED6"/>
-          <w:insideH w:val="single" w:sz="4" w:color="C9CED6"/>
-          <w:insideV w:val="single" w:sz="4" w:color="C9CED6"/>
-        </w:tblBorders>
-        <w:tblW w:w="5000" w:type="pct"/>
-      </w:tblPr>
-      <w:tblGrid>
-        <w:gridCol w:w="1643"/>
-        <w:gridCol w:w="1643"/>
-        <w:gridCol w:w="1643"/>
-        <w:gridCol w:w="1643"/>
-        <w:gridCol w:w="1643"/>
-        <w:gridCol w:w="1643"/>
-      </w:tblGrid>
-      <w:tr>
-        <w:trPr>
-          <w:tblHeader w:val="true"/>
-        </w:trPr>
-        <w:tc>
-          <w:tcPr>
-            <w:shd w:val="clear" w:color="auto" w:fill="E4ECF7"/>
-          </w:tcPr>
-          <w:p>
-            <w:pPr>
-              <w:pStyle w:val="Compact"/>
-              <w:jc w:val="left"/>
-            </w:pPr>
-            <w:r>
-              <w:rPr>
-                <w:b/>
-                <w:color w:val="1F2A5C"/>
-                <w:sz w:val="17"/>
-              </w:rPr>
-              <w:t xml:space="preserve">#</w:t>
-            </w:r>
-          </w:p>
-        </w:tc>
-        <w:tc>
-          <w:tcPr>
-            <w:shd w:val="clear" w:color="auto" w:fill="E4ECF7"/>
-          </w:tcPr>
-          <w:p>
-            <w:pPr>
-              <w:pStyle w:val="Compact"/>
-              <w:jc w:val="left"/>
-            </w:pPr>
-            <w:r>
-              <w:rPr>
-                <w:b/>
-                <w:color w:val="1F2A5C"/>
-                <w:sz w:val="17"/>
-              </w:rPr>
-              <w:t xml:space="preserve">Question</w:t>
-            </w:r>
-          </w:p>
-        </w:tc>
-        <w:tc>
-          <w:tcPr>
-            <w:shd w:val="clear" w:color="auto" w:fill="E4ECF7"/>
-          </w:tcPr>
-          <w:p>
-            <w:pPr>
-              <w:pStyle w:val="Compact"/>
-              <w:jc w:val="left"/>
-            </w:pPr>
-            <w:r>
-              <w:rPr>
-                <w:b/>
-                <w:color w:val="1F2A5C"/>
-                <w:sz w:val="17"/>
-              </w:rPr>
-              <w:t xml:space="preserve">Blocking?</w:t>
-            </w:r>
-          </w:p>
-        </w:tc>
-        <w:tc>
-          <w:tcPr>
-            <w:shd w:val="clear" w:color="auto" w:fill="E4ECF7"/>
-          </w:tcPr>
-          <w:p>
-            <w:pPr>
-              <w:pStyle w:val="Compact"/>
-              <w:jc w:val="left"/>
-            </w:pPr>
-            <w:r>
-              <w:rPr>
-                <w:b/>
-                <w:color w:val="1F2A5C"/>
-                <w:sz w:val="17"/>
-              </w:rPr>
-              <w:t xml:space="preserve">Owner</w:t>
-            </w:r>
-          </w:p>
-        </w:tc>
-        <w:tc>
-          <w:tcPr>
-            <w:shd w:val="clear" w:color="auto" w:fill="E4ECF7"/>
-          </w:tcPr>
-          <w:p>
-            <w:pPr>
-              <w:pStyle w:val="Compact"/>
-              <w:jc w:val="left"/>
-            </w:pPr>
-            <w:r>
-              <w:rPr>
-                <w:b/>
-                <w:color w:val="1F2A5C"/>
-                <w:sz w:val="17"/>
-              </w:rPr>
-              <w:t xml:space="preserve">Default applied</w:t>
-            </w:r>
-          </w:p>
-        </w:tc>
-        <w:tc>
-          <w:tcPr>
-            <w:shd w:val="clear" w:color="auto" w:fill="E4ECF7"/>
-          </w:tcPr>
-          <w:p>
-            <w:pPr>
-              <w:pStyle w:val="Compact"/>
-              <w:jc w:val="left"/>
-            </w:pPr>
-            <w:r>
-              <w:rPr>
-                <w:b/>
-                <w:color w:val="1F2A5C"/>
-                <w:sz w:val="17"/>
-              </w:rPr>
-              <w:t xml:space="preserve">Consequence if the default is wrong</w:t>
-            </w:r>
-          </w:p>
-        </w:tc>
-      </w:tr>
-      <w:tr>
-        <w:tc>
-          <w:tcPr/>
-          <w:p>
-            <w:pPr>
-              <w:pStyle w:val="Compact"/>
-              <w:jc w:val="left"/>
-            </w:pPr>
-            <w:r>
-              <w:rPr>
-                <w:sz w:val="17"/>
-              </w:rPr>
-              <w:t xml:space="preserve">OQ-04-1</w:t>
-            </w:r>
-          </w:p>
-        </w:tc>
-        <w:tc>
-          <w:tcPr/>
-          <w:p>
-            <w:pPr>
-              <w:pStyle w:val="Compact"/>
-              <w:jc w:val="left"/>
-            </w:pPr>
-            <w:r>
-              <w:rPr>
-                <w:sz w:val="17"/>
-              </w:rPr>
-              <w:t xml:space="preserve">[NEEDS CLARIFICATION: Must a province notice keep the authority email it was sent to, even if the contact changes later?]</w:t>
-            </w:r>
-          </w:p>
-        </w:tc>
-        <w:tc>
-          <w:tcPr/>
-          <w:p>
-            <w:pPr>
-              <w:pStyle w:val="Compact"/>
-              <w:jc w:val="left"/>
-            </w:pPr>
-            <w:r>
-              <w:rPr>
-                <w:sz w:val="17"/>
-              </w:rPr>
-              <w:t xml:space="preserve">No</w:t>
-            </w:r>
-          </w:p>
-        </w:tc>
-        <w:tc>
-          <w:tcPr/>
-          <w:p>
-            <w:pPr>
-              <w:pStyle w:val="Compact"/>
-              <w:jc w:val="left"/>
-            </w:pPr>
-            <w:r>
-              <w:rPr>
-                <w:sz w:val="17"/>
-              </w:rPr>
-              <w:t xml:space="preserve">M7 owner</w:t>
-            </w:r>
-          </w:p>
-        </w:tc>
-        <w:tc>
-          <w:tcPr/>
-          <w:p>
-            <w:pPr>
-              <w:pStyle w:val="Compact"/>
-              <w:jc w:val="left"/>
-            </w:pPr>
-            <w:r>
-              <w:rPr>
-                <w:sz w:val="17"/>
-              </w:rPr>
-              <w:t xml:space="preserve">Yes — copied at send time as FR-002 already does</w:t>
-            </w:r>
-          </w:p>
-        </w:tc>
-        <w:tc>
-          <w:tcPr/>
-          <w:p>
-            <w:pPr>
-              <w:pStyle w:val="Compact"/>
-              <w:jc w:val="left"/>
-            </w:pPr>
-            <w:r>
-              <w:rPr>
-                <w:sz w:val="17"/>
-              </w:rPr>
-              <w:t xml:space="preserve">Replies cannot be traced to the address actually used.</w:t>
-            </w:r>
-          </w:p>
-        </w:tc>
-      </w:tr>
-      <w:tr>
-        <w:tc>
-          <w:tcPr/>
-          <w:p>
-            <w:pPr>
-              <w:pStyle w:val="Compact"/>
-              <w:jc w:val="left"/>
-            </w:pPr>
-            <w:r>
-              <w:rPr>
-                <w:sz w:val="17"/>
-              </w:rPr>
-              <w:t xml:space="preserve">OQ-04-2</w:t>
-            </w:r>
-          </w:p>
-        </w:tc>
-        <w:tc>
-          <w:tcPr/>
-          <w:p>
-            <w:pPr>
-              <w:pStyle w:val="Compact"/>
-              <w:jc w:val="left"/>
-            </w:pPr>
-            <w:r>
-              <w:rPr>
-                <w:sz w:val="17"/>
-              </w:rPr>
-              <w:t xml:space="preserve">[NEEDS CLARIFICATION: Is the project summary in a sent notice frozen?]</w:t>
-            </w:r>
-          </w:p>
-        </w:tc>
-        <w:tc>
-          <w:tcPr/>
-          <w:p>
-            <w:pPr>
-              <w:pStyle w:val="Compact"/>
-              <w:jc w:val="left"/>
-            </w:pPr>
-            <w:r>
-              <w:rPr>
-                <w:sz w:val="17"/>
-              </w:rPr>
-              <w:t xml:space="preserve">No</w:t>
-            </w:r>
-          </w:p>
-        </w:tc>
-        <w:tc>
-          <w:tcPr/>
-          <w:p>
-            <w:pPr>
-              <w:pStyle w:val="Compact"/>
-              <w:jc w:val="left"/>
-            </w:pPr>
-            <w:r>
-              <w:rPr>
-                <w:sz w:val="17"/>
-              </w:rPr>
-              <w:t xml:space="preserve">M7 owner</w:t>
-            </w:r>
-          </w:p>
-        </w:tc>
-        <w:tc>
-          <w:tcPr/>
-          <w:p>
-            <w:pPr>
-              <w:pStyle w:val="Compact"/>
-              <w:jc w:val="left"/>
-            </w:pPr>
-            <w:r>
-              <w:rPr>
-                <w:sz w:val="17"/>
-              </w:rPr>
-              <w:t xml:space="preserve">Frozen at send time</w:t>
-            </w:r>
-          </w:p>
-        </w:tc>
-        <w:tc>
-          <w:tcPr/>
-          <w:p>
-            <w:pPr>
-              <w:pStyle w:val="Compact"/>
-              <w:jc w:val="left"/>
-            </w:pPr>
-            <w:r>
-              <w:rPr>
-                <w:sz w:val="17"/>
-              </w:rPr>
-              <w:t xml:space="preserve">The province may see a summary different from what it received.</w:t>
-            </w:r>
-          </w:p>
-        </w:tc>
-      </w:tr>
-      <w:tr>
-        <w:tc>
-          <w:tcPr/>
-          <w:p>
-            <w:pPr>
-              <w:pStyle w:val="Compact"/>
-              <w:jc w:val="left"/>
-            </w:pPr>
-            <w:r>
-              <w:rPr>
-                <w:sz w:val="17"/>
-              </w:rPr>
-              <w:t xml:space="preserve">OQ-04-3</w:t>
-            </w:r>
-          </w:p>
-        </w:tc>
-        <w:tc>
-          <w:tcPr/>
-          <w:p>
-            <w:pPr>
-              <w:pStyle w:val="Compact"/>
-              <w:jc w:val="left"/>
-            </w:pPr>
-            <w:r>
-              <w:rPr>
-                <w:sz w:val="17"/>
-              </w:rPr>
-              <w:t xml:space="preserve">[NEEDS CLARIFICATION: When an approved rule is edited or retired, is the old text kept so old findings still show what fired?]</w:t>
-            </w:r>
-          </w:p>
-        </w:tc>
-        <w:tc>
-          <w:tcPr/>
-          <w:p>
-            <w:pPr>
-              <w:pStyle w:val="Compact"/>
-              <w:jc w:val="left"/>
-            </w:pPr>
-            <w:r>
-              <w:rPr>
-                <w:sz w:val="17"/>
-              </w:rPr>
-              <w:t xml:space="preserve">Yes</w:t>
-            </w:r>
-          </w:p>
-        </w:tc>
-        <w:tc>
-          <w:tcPr/>
-          <w:p>
-            <w:pPr>
-              <w:pStyle w:val="Compact"/>
-              <w:jc w:val="left"/>
-            </w:pPr>
-            <w:r>
-              <w:rPr>
-                <w:sz w:val="17"/>
-              </w:rPr>
-              <w:t xml:space="preserve">M2 owner (VFDA Legal)</w:t>
-            </w:r>
-          </w:p>
-        </w:tc>
-        <w:tc>
-          <w:tcPr/>
-          <w:p>
-            <w:pPr>
-              <w:pStyle w:val="Compact"/>
-              <w:jc w:val="left"/>
-            </w:pPr>
-            <w:r>
-              <w:rPr>
-                <w:sz w:val="17"/>
-              </w:rPr>
-              <w:t xml:space="preserve">Keep every approved text per rule_version; never overwrite</w:t>
-            </w:r>
-          </w:p>
-        </w:tc>
-        <w:tc>
-          <w:tcPr/>
-          <w:p>
-            <w:pPr>
-              <w:pStyle w:val="Compact"/>
-              <w:jc w:val="left"/>
-            </w:pPr>
-            <w:r>
-              <w:rPr>
-                <w:sz w:val="17"/>
-              </w:rPr>
-              <w:t xml:space="preserve">A producer's saved result would silently change meaning.</w:t>
-            </w:r>
-          </w:p>
-        </w:tc>
-      </w:tr>
-      <w:tr>
-        <w:tc>
-          <w:tcPr/>
-          <w:p>
-            <w:pPr>
-              <w:pStyle w:val="Compact"/>
-              <w:jc w:val="left"/>
-            </w:pPr>
-            <w:r>
-              <w:rPr>
-                <w:sz w:val="17"/>
-              </w:rPr>
-              <w:t xml:space="preserve">OQ-04-4</w:t>
-            </w:r>
-          </w:p>
-        </w:tc>
-        <w:tc>
-          <w:tcPr/>
-          <w:p>
-            <w:pPr>
-              <w:pStyle w:val="Compact"/>
-              <w:jc w:val="left"/>
-            </w:pPr>
-            <w:r>
-              <w:rPr>
-                <w:sz w:val="17"/>
-              </w:rPr>
-              <w:t xml:space="preserve">[NEEDS CLARIFICATION: Should a segment decision record the decision-table version used?]</w:t>
-            </w:r>
-          </w:p>
-        </w:tc>
-        <w:tc>
-          <w:tcPr/>
-          <w:p>
-            <w:pPr>
-              <w:pStyle w:val="Compact"/>
-              <w:jc w:val="left"/>
-            </w:pPr>
-            <w:r>
-              <w:rPr>
-                <w:sz w:val="17"/>
-              </w:rPr>
-              <w:t xml:space="preserve">No</w:t>
-            </w:r>
-          </w:p>
-        </w:tc>
-        <w:tc>
-          <w:tcPr/>
-          <w:p>
-            <w:pPr>
-              <w:pStyle w:val="Compact"/>
-              <w:jc w:val="left"/>
-            </w:pPr>
-            <w:r>
-              <w:rPr>
-                <w:sz w:val="17"/>
-              </w:rPr>
-              <w:t xml:space="preserve">M1 owner</w:t>
-            </w:r>
-          </w:p>
-        </w:tc>
-        <w:tc>
-          <w:tcPr/>
-          <w:p>
-            <w:pPr>
-              <w:pStyle w:val="Compact"/>
-              <w:jc w:val="left"/>
-            </w:pPr>
-            <w:r>
-              <w:rPr>
-                <w:sz w:val="17"/>
-              </w:rPr>
-              <w:t xml:space="preserve">Yes, add segment_rule_id (drawn) and rely on the rule's version</w:t>
-            </w:r>
-          </w:p>
-        </w:tc>
-        <w:tc>
-          <w:tcPr/>
-          <w:p>
-            <w:pPr>
-              <w:pStyle w:val="Compact"/>
-              <w:jc w:val="left"/>
-            </w:pPr>
-            <w:r>
-              <w:rPr>
-                <w:sz w:val="17"/>
-              </w:rPr>
-              <w:t xml:space="preserve">A table change could not be audited against past decisions.</w:t>
-            </w:r>
-          </w:p>
-        </w:tc>
-      </w:tr>
-      <w:tr>
-        <w:tc>
-          <w:tcPr/>
-          <w:p>
-            <w:pPr>
-              <w:pStyle w:val="Compact"/>
-              <w:jc w:val="left"/>
-            </w:pPr>
-            <w:r>
-              <w:rPr>
-                <w:sz w:val="17"/>
-              </w:rPr>
-              <w:t xml:space="preserve">OQ-04-5</w:t>
-            </w:r>
-          </w:p>
-        </w:tc>
-        <w:tc>
-          <w:tcPr/>
-          <w:p>
-            <w:pPr>
-              <w:pStyle w:val="Compact"/>
-              <w:jc w:val="left"/>
-            </w:pPr>
-            <w:r>
-              <w:rPr>
-                <w:sz w:val="17"/>
-              </w:rPr>
-              <w:t xml:space="preserve">[NEEDS CLARIFICATION: Does a bilingual draft refresh its project_meta when the project changes?]</w:t>
-            </w:r>
-          </w:p>
-        </w:tc>
-        <w:tc>
-          <w:tcPr/>
-          <w:p>
-            <w:pPr>
-              <w:pStyle w:val="Compact"/>
-              <w:jc w:val="left"/>
-            </w:pPr>
-            <w:r>
-              <w:rPr>
-                <w:sz w:val="17"/>
-              </w:rPr>
-              <w:t xml:space="preserve">No</w:t>
-            </w:r>
-          </w:p>
-        </w:tc>
-        <w:tc>
-          <w:tcPr/>
-          <w:p>
-            <w:pPr>
-              <w:pStyle w:val="Compact"/>
-              <w:jc w:val="left"/>
-            </w:pPr>
-            <w:r>
-              <w:rPr>
-                <w:sz w:val="17"/>
-              </w:rPr>
-              <w:t xml:space="preserve">M5 owner</w:t>
-            </w:r>
-          </w:p>
-        </w:tc>
-        <w:tc>
-          <w:tcPr/>
-          <w:p>
-            <w:pPr>
-              <w:pStyle w:val="Compact"/>
-              <w:jc w:val="left"/>
-            </w:pPr>
-            <w:r>
-              <w:rPr>
-                <w:sz w:val="17"/>
-              </w:rPr>
-              <w:t xml:space="preserve">No — regenerated only on request</w:t>
-            </w:r>
-          </w:p>
-        </w:tc>
-        <w:tc>
-          <w:tcPr/>
-          <w:p>
-            <w:pPr>
-              <w:pStyle w:val="Compact"/>
-              <w:jc w:val="left"/>
-            </w:pPr>
-            <w:r>
-              <w:rPr>
-                <w:sz w:val="17"/>
-              </w:rPr>
-              <w:t xml:space="preserve">Title or dates in the Vietnamese draft may be stale.</w:t>
-            </w:r>
-          </w:p>
-        </w:tc>
-      </w:tr>
-      <w:tr>
-        <w:tc>
-          <w:tcPr/>
-          <w:p>
-            <w:pPr>
-              <w:pStyle w:val="Compact"/>
-              <w:jc w:val="left"/>
-            </w:pPr>
-            <w:r>
-              <w:rPr>
-                <w:sz w:val="17"/>
-              </w:rPr>
-              <w:t xml:space="preserve">OQ-04-6</w:t>
-            </w:r>
-          </w:p>
-        </w:tc>
-        <w:tc>
-          <w:tcPr/>
-          <w:p>
-            <w:pPr>
-              <w:pStyle w:val="Compact"/>
-              <w:jc w:val="left"/>
-            </w:pPr>
-            <w:r>
-              <w:rPr>
-                <w:sz w:val="17"/>
-              </w:rPr>
-              <w:t xml:space="preserve">[NEEDS CLARIFICATION: What happens to projects, uploads, logs and approvals when an account is deleted (personal data law)?]</w:t>
-            </w:r>
-          </w:p>
-        </w:tc>
-        <w:tc>
-          <w:tcPr/>
-          <w:p>
-            <w:pPr>
-              <w:pStyle w:val="Compact"/>
-              <w:jc w:val="left"/>
-            </w:pPr>
-            <w:r>
-              <w:rPr>
-                <w:sz w:val="17"/>
-              </w:rPr>
-              <w:t xml:space="preserve">Yes</w:t>
-            </w:r>
-          </w:p>
-        </w:tc>
-        <w:tc>
-          <w:tcPr/>
-          <w:p>
-            <w:pPr>
-              <w:pStyle w:val="Compact"/>
-              <w:jc w:val="left"/>
-            </w:pPr>
-            <w:r>
-              <w:rPr>
-                <w:sz w:val="17"/>
-              </w:rPr>
-              <w:t xml:space="preserve">Nam + VFDA Legal</w:t>
-            </w:r>
-          </w:p>
-        </w:tc>
-        <w:tc>
-          <w:tcPr/>
-          <w:p>
-            <w:pPr>
-              <w:pStyle w:val="Compact"/>
-              <w:jc w:val="left"/>
-            </w:pPr>
-            <w:r>
-              <w:rPr>
-                <w:sz w:val="17"/>
-              </w:rPr>
-              <w:t xml:space="preserve">Account disabled, personal fields erased, rows kept with the link</w:t>
-            </w:r>
-          </w:p>
-        </w:tc>
-        <w:tc>
-          <w:tcPr/>
-          <w:p>
-            <w:pPr>
-              <w:pStyle w:val="Compact"/>
-              <w:jc w:val="left"/>
-            </w:pPr>
-            <w:r>
-              <w:rPr>
-                <w:sz w:val="17"/>
-              </w:rPr>
-              <w:t xml:space="preserve">Either orphaned rows or unlawful retention of personal data.</w:t>
-            </w:r>
-          </w:p>
-        </w:tc>
-      </w:tr>
-      <w:tr>
-        <w:tc>
-          <w:tcPr/>
-          <w:p>
-            <w:pPr>
-              <w:pStyle w:val="Compact"/>
-              <w:jc w:val="left"/>
-            </w:pPr>
-            <w:r>
-              <w:rPr>
-                <w:sz w:val="17"/>
-              </w:rPr>
-              <w:t xml:space="preserve">OQ-04-7</w:t>
-            </w:r>
-          </w:p>
-        </w:tc>
-        <w:tc>
-          <w:tcPr/>
-          <w:p>
-            <w:pPr>
-              <w:pStyle w:val="Compact"/>
-              <w:jc w:val="left"/>
-            </w:pPr>
-            <w:r>
-              <w:rPr>
-                <w:sz w:val="17"/>
-              </w:rPr>
-              <w:t xml:space="preserve">[NEEDS CLARIFICATION: Can a project be deleted or only archived? What happens to its documents, requests and notices?]</w:t>
-            </w:r>
-          </w:p>
-        </w:tc>
-        <w:tc>
-          <w:tcPr/>
-          <w:p>
-            <w:pPr>
-              <w:pStyle w:val="Compact"/>
-              <w:jc w:val="left"/>
-            </w:pPr>
-            <w:r>
-              <w:rPr>
-                <w:sz w:val="17"/>
-              </w:rPr>
-              <w:t xml:space="preserve">Yes</w:t>
-            </w:r>
-          </w:p>
-        </w:tc>
-        <w:tc>
-          <w:tcPr/>
-          <w:p>
-            <w:pPr>
-              <w:pStyle w:val="Compact"/>
-              <w:jc w:val="left"/>
-            </w:pPr>
-            <w:r>
-              <w:rPr>
-                <w:sz w:val="17"/>
-              </w:rPr>
-              <w:t xml:space="preserve">M0 owner</w:t>
-            </w:r>
-          </w:p>
-        </w:tc>
-        <w:tc>
-          <w:tcPr/>
-          <w:p>
-            <w:pPr>
-              <w:pStyle w:val="Compact"/>
-              <w:jc w:val="left"/>
-            </w:pPr>
-            <w:r>
-              <w:rPr>
-                <w:sz w:val="17"/>
-              </w:rPr>
-              <w:t xml:space="preserve">Archive only; no delete</w:t>
-            </w:r>
-          </w:p>
-        </w:tc>
-        <w:tc>
-          <w:tcPr/>
-          <w:p>
-            <w:pPr>
-              <w:pStyle w:val="Compact"/>
-              <w:jc w:val="left"/>
-            </w:pPr>
-            <w:r>
-              <w:rPr>
-                <w:sz w:val="17"/>
-              </w:rPr>
-              <w:t xml:space="preserve">Deleting would break access logs (append-only) and sent notices.</w:t>
-            </w:r>
-          </w:p>
-        </w:tc>
-      </w:tr>
-      <w:tr>
-        <w:tc>
-          <w:tcPr/>
-          <w:p>
-            <w:pPr>
-              <w:pStyle w:val="Compact"/>
-              <w:jc w:val="left"/>
-            </w:pPr>
-            <w:r>
-              <w:rPr>
-                <w:sz w:val="17"/>
-              </w:rPr>
-              <w:t xml:space="preserve">OQ-04-8</w:t>
-            </w:r>
-          </w:p>
-        </w:tc>
-        <w:tc>
-          <w:tcPr/>
-          <w:p>
-            <w:pPr>
-              <w:pStyle w:val="Compact"/>
-              <w:jc w:val="left"/>
-            </w:pPr>
-            <w:r>
-              <w:rPr>
-                <w:sz w:val="17"/>
-              </w:rPr>
-              <w:t xml:space="preserve">[NEEDS CLARIFICATION: Does unpublishing a location remove it from shortlists and open notices?]</w:t>
-            </w:r>
-          </w:p>
-        </w:tc>
-        <w:tc>
-          <w:tcPr/>
-          <w:p>
-            <w:pPr>
-              <w:pStyle w:val="Compact"/>
-              <w:jc w:val="left"/>
-            </w:pPr>
-            <w:r>
-              <w:rPr>
-                <w:sz w:val="17"/>
-              </w:rPr>
-              <w:t xml:space="preserve">No</w:t>
-            </w:r>
-          </w:p>
-        </w:tc>
-        <w:tc>
-          <w:tcPr/>
-          <w:p>
-            <w:pPr>
-              <w:pStyle w:val="Compact"/>
-              <w:jc w:val="left"/>
-            </w:pPr>
-            <w:r>
-              <w:rPr>
-                <w:sz w:val="17"/>
-              </w:rPr>
-              <w:t xml:space="preserve">M3 owner</w:t>
-            </w:r>
-          </w:p>
-        </w:tc>
-        <w:tc>
-          <w:tcPr/>
-          <w:p>
-            <w:pPr>
-              <w:pStyle w:val="Compact"/>
-              <w:jc w:val="left"/>
-            </w:pPr>
-            <w:r>
-              <w:rPr>
-                <w:sz w:val="17"/>
-              </w:rPr>
-              <w:t xml:space="preserve">No; it is shown as</w:t>
-            </w:r>
-            <w:r>
-              <w:rPr>
-                <w:sz w:val="17"/>
-              </w:rPr>
-              <w:t xml:space="preserve"> </w:t>
-            </w:r>
-            <w:r>
-              <w:rPr>
-                <w:iCs/>
-                <w:i/>
-                <w:sz w:val="17"/>
-              </w:rPr>
-              <w:t xml:space="preserve">no longer published</w:t>
-            </w:r>
-          </w:p>
-        </w:tc>
-        <w:tc>
-          <w:tcPr/>
-          <w:p>
-            <w:pPr>
-              <w:pStyle w:val="Compact"/>
-              <w:jc w:val="left"/>
-            </w:pPr>
-            <w:r>
-              <w:rPr>
-                <w:sz w:val="17"/>
-              </w:rPr>
-              <w:t xml:space="preserve">Producers lose a shortlisted place without notice.</w:t>
-            </w:r>
-          </w:p>
-        </w:tc>
-      </w:tr>
-      <w:tr>
-        <w:tc>
-          <w:tcPr/>
-          <w:p>
-            <w:pPr>
-              <w:pStyle w:val="Compact"/>
-              <w:jc w:val="left"/>
-            </w:pPr>
-            <w:r>
-              <w:rPr>
-                <w:sz w:val="17"/>
-              </w:rPr>
-              <w:t xml:space="preserve">OQ-04-9</w:t>
-            </w:r>
-          </w:p>
-        </w:tc>
-        <w:tc>
-          <w:tcPr/>
-          <w:p>
-            <w:pPr>
-              <w:pStyle w:val="Compact"/>
-              <w:jc w:val="left"/>
-            </w:pPr>
-            <w:r>
-              <w:rPr>
-                <w:sz w:val="17"/>
-              </w:rPr>
-              <w:t xml:space="preserve">[NEEDS CLARIFICATION: Can an organisation be removed from the directory, and what happens to its open requests?]</w:t>
-            </w:r>
-          </w:p>
-        </w:tc>
-        <w:tc>
-          <w:tcPr/>
-          <w:p>
-            <w:pPr>
-              <w:pStyle w:val="Compact"/>
-              <w:jc w:val="left"/>
-            </w:pPr>
-            <w:r>
-              <w:rPr>
-                <w:sz w:val="17"/>
-              </w:rPr>
-              <w:t xml:space="preserve">No</w:t>
-            </w:r>
-          </w:p>
-        </w:tc>
-        <w:tc>
-          <w:tcPr/>
-          <w:p>
-            <w:pPr>
-              <w:pStyle w:val="Compact"/>
-              <w:jc w:val="left"/>
-            </w:pPr>
-            <w:r>
-              <w:rPr>
-                <w:sz w:val="17"/>
-              </w:rPr>
-              <w:t xml:space="preserve">M4 owner</w:t>
-            </w:r>
-          </w:p>
-        </w:tc>
-        <w:tc>
-          <w:tcPr/>
-          <w:p>
-            <w:pPr>
-              <w:pStyle w:val="Compact"/>
-              <w:jc w:val="left"/>
-            </w:pPr>
-            <w:r>
-              <w:rPr>
-                <w:sz w:val="17"/>
-              </w:rPr>
-              <w:t xml:space="preserve">No removal; badge expiry only</w:t>
-            </w:r>
-          </w:p>
-        </w:tc>
-        <w:tc>
-          <w:tcPr/>
-          <w:p>
-            <w:pPr>
-              <w:pStyle w:val="Compact"/>
-              <w:jc w:val="left"/>
-            </w:pPr>
-            <w:r>
-              <w:rPr>
-                <w:sz w:val="17"/>
-              </w:rPr>
-              <w:t xml:space="preserve">A closed company keeps receiving requests.</w:t>
-            </w:r>
-          </w:p>
-        </w:tc>
-      </w:tr>
-      <w:tr>
-        <w:tc>
-          <w:tcPr/>
-          <w:p>
-            <w:pPr>
-              <w:pStyle w:val="Compact"/>
-              <w:jc w:val="left"/>
-            </w:pPr>
-            <w:r>
-              <w:rPr>
-                <w:sz w:val="17"/>
-              </w:rPr>
-              <w:t xml:space="preserve">OQ-04-10</w:t>
-            </w:r>
-          </w:p>
-        </w:tc>
-        <w:tc>
-          <w:tcPr/>
-          <w:p>
-            <w:pPr>
-              <w:pStyle w:val="Compact"/>
-              <w:jc w:val="left"/>
-            </w:pPr>
-            <w:r>
-              <w:rPr>
-                <w:sz w:val="17"/>
-              </w:rPr>
-              <w:t xml:space="preserve">[NEEDS CLARIFICATION: Add</w:t>
-            </w:r>
-            <w:r>
-              <w:rPr>
-                <w:sz w:val="17"/>
-              </w:rPr>
-              <w:t xml:space="preserve"> </w:t>
-            </w:r>
-            <w:r>
-              <w:rPr>
-                <w:rStyle w:val="VerbatimChar"/>
-                <w:sz w:val="17"/>
-              </w:rPr>
-              <w:t xml:space="preserve">owner</w:t>
-            </w:r>
-            <w:r>
-              <w:rPr>
-                <w:sz w:val="17"/>
-              </w:rPr>
-              <w:t xml:space="preserve"> </w:t>
-            </w:r>
-            <w:r>
-              <w:rPr>
-                <w:sz w:val="17"/>
-              </w:rPr>
-              <w:t xml:space="preserve">to PROJECT_MEMBER.permission, and which function accepts an invitation?]</w:t>
-            </w:r>
-          </w:p>
-        </w:tc>
-        <w:tc>
-          <w:tcPr/>
-          <w:p>
-            <w:pPr>
-              <w:pStyle w:val="Compact"/>
-              <w:jc w:val="left"/>
-            </w:pPr>
-            <w:r>
-              <w:rPr>
-                <w:sz w:val="17"/>
-              </w:rPr>
-              <w:t xml:space="preserve">Yes</w:t>
-            </w:r>
-          </w:p>
-        </w:tc>
-        <w:tc>
-          <w:tcPr/>
-          <w:p>
-            <w:pPr>
-              <w:pStyle w:val="Compact"/>
-              <w:jc w:val="left"/>
-            </w:pPr>
-            <w:r>
-              <w:rPr>
-                <w:sz w:val="17"/>
-              </w:rPr>
-              <w:t xml:space="preserve">M0 owner</w:t>
-            </w:r>
-          </w:p>
-        </w:tc>
-        <w:tc>
-          <w:tcPr/>
-          <w:p>
-            <w:pPr>
-              <w:pStyle w:val="Compact"/>
-              <w:jc w:val="left"/>
-            </w:pPr>
-            <w:r>
-              <w:rPr>
-                <w:sz w:val="17"/>
-              </w:rPr>
-              <w:t xml:space="preserve">Owner stored as</w:t>
-            </w:r>
-            <w:r>
-              <w:rPr>
-                <w:sz w:val="17"/>
-              </w:rPr>
-              <w:t xml:space="preserve"> </w:t>
-            </w:r>
-            <w:r>
-              <w:rPr>
-                <w:rStyle w:val="VerbatimChar"/>
-                <w:sz w:val="17"/>
-              </w:rPr>
-              <w:t xml:space="preserve">edit</w:t>
-            </w:r>
-            <w:r>
-              <w:rPr>
-                <w:sz w:val="17"/>
-              </w:rPr>
-              <w:t xml:space="preserve"> </w:t>
-            </w:r>
-            <w:r>
-              <w:rPr>
-                <w:sz w:val="17"/>
-              </w:rPr>
-              <w:t xml:space="preserve">+ flag not modelled; acceptance by sign-in with the invited email</w:t>
-            </w:r>
-          </w:p>
-        </w:tc>
-        <w:tc>
-          <w:tcPr/>
-          <w:p>
-            <w:pPr>
-              <w:pStyle w:val="Compact"/>
-              <w:jc w:val="left"/>
-            </w:pPr>
-            <w:r>
-              <w:rPr>
-                <w:sz w:val="17"/>
-              </w:rPr>
-              <w:t xml:space="preserve">"Owner only" rules (M0 FR-004) cannot be enforced in the database.</w:t>
-            </w:r>
-          </w:p>
-        </w:tc>
-      </w:tr>
-      <w:tr>
-        <w:tc>
-          <w:tcPr/>
-          <w:p>
-            <w:pPr>
-              <w:pStyle w:val="Compact"/>
-              <w:jc w:val="left"/>
-            </w:pPr>
-            <w:r>
-              <w:rPr>
-                <w:sz w:val="17"/>
-              </w:rPr>
-              <w:t xml:space="preserve">OQ-04-11</w:t>
-            </w:r>
-          </w:p>
-        </w:tc>
-        <w:tc>
-          <w:tcPr/>
-          <w:p>
-            <w:pPr>
-              <w:pStyle w:val="Compact"/>
-              <w:jc w:val="left"/>
-            </w:pPr>
-            <w:r>
-              <w:rPr>
-                <w:sz w:val="17"/>
-              </w:rPr>
-              <w:t xml:space="preserve">[NEEDS CLARIFICATION: Is DOCUMENT_SLOT.state stored, or derived from documents, proofreading and partner status each time?]</w:t>
-            </w:r>
-          </w:p>
-        </w:tc>
-        <w:tc>
-          <w:tcPr/>
-          <w:p>
-            <w:pPr>
-              <w:pStyle w:val="Compact"/>
-              <w:jc w:val="left"/>
-            </w:pPr>
-            <w:r>
-              <w:rPr>
-                <w:sz w:val="17"/>
-              </w:rPr>
-              <w:t xml:space="preserve">Yes</w:t>
-            </w:r>
-          </w:p>
-        </w:tc>
-        <w:tc>
-          <w:tcPr/>
-          <w:p>
-            <w:pPr>
-              <w:pStyle w:val="Compact"/>
-              <w:jc w:val="left"/>
-            </w:pPr>
-            <w:r>
-              <w:rPr>
-                <w:sz w:val="17"/>
-              </w:rPr>
-              <w:t xml:space="preserve">M5 + M2 owners</w:t>
-            </w:r>
-          </w:p>
-        </w:tc>
-        <w:tc>
-          <w:tcPr/>
-          <w:p>
-            <w:pPr>
-              <w:pStyle w:val="Compact"/>
-              <w:jc w:val="left"/>
-            </w:pPr>
-            <w:r>
-              <w:rPr>
-                <w:sz w:val="17"/>
-              </w:rPr>
-              <w:t xml:space="preserve">Stored, recomputed on each upload and status change</w:t>
-            </w:r>
-          </w:p>
-        </w:tc>
-        <w:tc>
-          <w:tcPr/>
-          <w:p>
-            <w:pPr>
-              <w:pStyle w:val="Compact"/>
-              <w:jc w:val="left"/>
-            </w:pPr>
-            <w:r>
-              <w:rPr>
-                <w:sz w:val="17"/>
-              </w:rPr>
-              <w:t xml:space="preserve">Stored state can disagree with the rules it summarises.</w:t>
-            </w:r>
-          </w:p>
-        </w:tc>
-      </w:tr>
-      <w:tr>
-        <w:tc>
-          <w:tcPr/>
-          <w:p>
-            <w:pPr>
-              <w:pStyle w:val="Compact"/>
-              <w:jc w:val="left"/>
-            </w:pPr>
-            <w:r>
-              <w:rPr>
-                <w:sz w:val="17"/>
-              </w:rPr>
-              <w:t xml:space="preserve">OQ-04-12</w:t>
-            </w:r>
-          </w:p>
-        </w:tc>
-        <w:tc>
-          <w:tcPr/>
-          <w:p>
-            <w:pPr>
-              <w:pStyle w:val="Compact"/>
-              <w:jc w:val="left"/>
-            </w:pPr>
-            <w:r>
-              <w:rPr>
-                <w:sz w:val="17"/>
-              </w:rPr>
-              <w:t xml:space="preserve">[NEEDS CLARIFICATION: Which function edits a paragraph (and so clears its proofread status)?]</w:t>
-            </w:r>
-          </w:p>
-        </w:tc>
-        <w:tc>
-          <w:tcPr/>
-          <w:p>
-            <w:pPr>
-              <w:pStyle w:val="Compact"/>
-              <w:jc w:val="left"/>
-            </w:pPr>
-            <w:r>
-              <w:rPr>
-                <w:sz w:val="17"/>
-              </w:rPr>
-              <w:t xml:space="preserve">No</w:t>
-            </w:r>
-          </w:p>
-        </w:tc>
-        <w:tc>
-          <w:tcPr/>
-          <w:p>
-            <w:pPr>
-              <w:pStyle w:val="Compact"/>
-              <w:jc w:val="left"/>
-            </w:pPr>
-            <w:r>
-              <w:rPr>
-                <w:sz w:val="17"/>
-              </w:rPr>
-              <w:t xml:space="preserve">M5 owner</w:t>
-            </w:r>
-          </w:p>
-        </w:tc>
-        <w:tc>
-          <w:tcPr/>
-          <w:p>
-            <w:pPr>
-              <w:pStyle w:val="Compact"/>
-              <w:jc w:val="left"/>
-            </w:pPr>
-            <w:r>
-              <w:rPr>
-                <w:sz w:val="17"/>
-              </w:rPr>
-              <w:t xml:space="preserve">Editing inside SC-28, not specified as a function</w:t>
-            </w:r>
-          </w:p>
-        </w:tc>
-        <w:tc>
-          <w:tcPr/>
-          <w:p>
-            <w:pPr>
-              <w:pStyle w:val="Compact"/>
-              <w:jc w:val="left"/>
-            </w:pPr>
-            <w:r>
-              <w:rPr>
-                <w:sz w:val="17"/>
-              </w:rPr>
-              <w:t xml:space="preserve">The reset in M5 US-2 has no function to hang on.</w:t>
-            </w:r>
-          </w:p>
-        </w:tc>
-      </w:tr>
-      <w:tr>
-        <w:tc>
-          <w:tcPr/>
-          <w:p>
-            <w:pPr>
-              <w:pStyle w:val="Compact"/>
-              <w:jc w:val="left"/>
-            </w:pPr>
-            <w:r>
-              <w:rPr>
-                <w:sz w:val="17"/>
-              </w:rPr>
-              <w:t xml:space="preserve">OQ-04-13</w:t>
-            </w:r>
-          </w:p>
-        </w:tc>
-        <w:tc>
-          <w:tcPr/>
-          <w:p>
-            <w:pPr>
-              <w:pStyle w:val="Compact"/>
-              <w:jc w:val="left"/>
-            </w:pPr>
-            <w:r>
-              <w:rPr>
-                <w:sz w:val="17"/>
-              </w:rPr>
-              <w:t xml:space="preserve">[NEEDS CLARIFICATION: Initial and cancelled values of CONSULTATION_BOOKING.booking_status?]</w:t>
-            </w:r>
-          </w:p>
-        </w:tc>
-        <w:tc>
-          <w:tcPr/>
-          <w:p>
-            <w:pPr>
-              <w:pStyle w:val="Compact"/>
-              <w:jc w:val="left"/>
-            </w:pPr>
-            <w:r>
-              <w:rPr>
-                <w:sz w:val="17"/>
-              </w:rPr>
-              <w:t xml:space="preserve">No</w:t>
-            </w:r>
-          </w:p>
-        </w:tc>
-        <w:tc>
-          <w:tcPr/>
-          <w:p>
-            <w:pPr>
-              <w:pStyle w:val="Compact"/>
-              <w:jc w:val="left"/>
-            </w:pPr>
-            <w:r>
-              <w:rPr>
-                <w:sz w:val="17"/>
-              </w:rPr>
-              <w:t xml:space="preserve">M7 owner</w:t>
-            </w:r>
-          </w:p>
-        </w:tc>
-        <w:tc>
-          <w:tcPr/>
-          <w:p>
-            <w:pPr>
-              <w:pStyle w:val="Compact"/>
-              <w:jc w:val="left"/>
-            </w:pPr>
-            <w:r>
-              <w:rPr>
-                <w:sz w:val="17"/>
-              </w:rPr>
-              <w:t xml:space="preserve">Status left empty until VFDA confirms; no cancellation (seed follows this)</w:t>
-            </w:r>
-          </w:p>
-        </w:tc>
-        <w:tc>
-          <w:tcPr/>
-          <w:p>
-            <w:pPr>
-              <w:pStyle w:val="Compact"/>
-              <w:jc w:val="left"/>
-            </w:pPr>
-            <w:r>
-              <w:rPr>
-                <w:sz w:val="17"/>
-              </w:rPr>
-              <w:t xml:space="preserve">Unconfirmed bookings are indistinguishable from confirmed ones; a member cannot cancel.</w:t>
-            </w:r>
-          </w:p>
-        </w:tc>
-      </w:tr>
-      <w:tr>
-        <w:tc>
-          <w:tcPr/>
-          <w:p>
-            <w:pPr>
-              <w:pStyle w:val="Compact"/>
-              <w:jc w:val="left"/>
-            </w:pPr>
-            <w:r>
-              <w:rPr>
-                <w:sz w:val="17"/>
-              </w:rPr>
-              <w:t xml:space="preserve">OQ-04-14</w:t>
-            </w:r>
-          </w:p>
-        </w:tc>
-        <w:tc>
-          <w:tcPr/>
-          <w:p>
-            <w:pPr>
-              <w:pStyle w:val="Compact"/>
-              <w:jc w:val="left"/>
-            </w:pPr>
-            <w:r>
-              <w:rPr>
-                <w:sz w:val="17"/>
-              </w:rPr>
-              <w:t xml:space="preserve">[NEEDS CLARIFICATION: After how many days does an unanswered collaboration request expire, and is</w:t>
-            </w:r>
-            <w:r>
-              <w:rPr>
-                <w:sz w:val="17"/>
-              </w:rPr>
-              <w:t xml:space="preserve"> </w:t>
-            </w:r>
-            <w:r>
-              <w:rPr>
-                <w:rStyle w:val="VerbatimChar"/>
-                <w:sz w:val="17"/>
-              </w:rPr>
-              <w:t xml:space="preserve">expired</w:t>
-            </w:r>
-            <w:r>
-              <w:rPr>
-                <w:sz w:val="17"/>
-              </w:rPr>
-              <w:t xml:space="preserve"> </w:t>
-            </w:r>
-            <w:r>
-              <w:rPr>
-                <w:sz w:val="17"/>
-              </w:rPr>
-              <w:t xml:space="preserve">a status?]</w:t>
-            </w:r>
-          </w:p>
-        </w:tc>
-        <w:tc>
-          <w:tcPr/>
-          <w:p>
-            <w:pPr>
-              <w:pStyle w:val="Compact"/>
-              <w:jc w:val="left"/>
-            </w:pPr>
-            <w:r>
-              <w:rPr>
-                <w:sz w:val="17"/>
-              </w:rPr>
-              <w:t xml:space="preserve">No</w:t>
-            </w:r>
-          </w:p>
-        </w:tc>
-        <w:tc>
-          <w:tcPr/>
-          <w:p>
-            <w:pPr>
-              <w:pStyle w:val="Compact"/>
-              <w:jc w:val="left"/>
-            </w:pPr>
-            <w:r>
-              <w:rPr>
-                <w:sz w:val="17"/>
-              </w:rPr>
-              <w:t xml:space="preserve">M4 owner</w:t>
-            </w:r>
-          </w:p>
-        </w:tc>
-        <w:tc>
-          <w:tcPr/>
-          <w:p>
-            <w:pPr>
-              <w:pStyle w:val="Compact"/>
-              <w:jc w:val="left"/>
-            </w:pPr>
-            <w:r>
-              <w:rPr>
-                <w:sz w:val="17"/>
-              </w:rPr>
-              <w:t xml:space="preserve">No expiry; member withdraws</w:t>
-            </w:r>
-          </w:p>
-        </w:tc>
-        <w:tc>
-          <w:tcPr/>
-          <w:p>
-            <w:pPr>
-              <w:pStyle w:val="Compact"/>
-              <w:jc w:val="left"/>
-            </w:pPr>
-            <w:r>
-              <w:rPr>
-                <w:sz w:val="17"/>
-              </w:rPr>
-              <w:t xml:space="preserve">Requests stay open forever and block a second request to the same partner.</w:t>
-            </w:r>
-          </w:p>
-        </w:tc>
-      </w:tr>
-      <w:tr>
-        <w:tc>
-          <w:tcPr/>
-          <w:p>
-            <w:pPr>
-              <w:pStyle w:val="Compact"/>
-              <w:jc w:val="left"/>
-            </w:pPr>
-            <w:r>
-              <w:rPr>
-                <w:sz w:val="17"/>
-              </w:rPr>
-              <w:t xml:space="preserve">OQ-04-15</w:t>
-            </w:r>
-          </w:p>
-        </w:tc>
-        <w:tc>
-          <w:tcPr/>
-          <w:p>
-            <w:pPr>
-              <w:pStyle w:val="Compact"/>
-              <w:jc w:val="left"/>
-            </w:pPr>
-            <w:r>
-              <w:rPr>
-                <w:sz w:val="17"/>
-              </w:rPr>
-              <w:t xml:space="preserve">[NEEDS CLARIFICATION: Value sets of PROJECT.stage, LOCATION.intake_status, LOCATION_IMAGE.status, consultation topic, the 12 service groups and scene types.]</w:t>
-            </w:r>
-          </w:p>
-        </w:tc>
-        <w:tc>
-          <w:tcPr/>
-          <w:p>
-            <w:pPr>
-              <w:pStyle w:val="Compact"/>
-              <w:jc w:val="left"/>
-            </w:pPr>
-            <w:r>
-              <w:rPr>
-                <w:sz w:val="17"/>
-              </w:rPr>
-              <w:t xml:space="preserve">Yes</w:t>
-            </w:r>
-          </w:p>
-        </w:tc>
-        <w:tc>
-          <w:tcPr/>
-          <w:p>
-            <w:pPr>
-              <w:pStyle w:val="Compact"/>
-              <w:jc w:val="left"/>
-            </w:pPr>
-            <w:r>
-              <w:rPr>
-                <w:sz w:val="17"/>
-              </w:rPr>
-              <w:t xml:space="preserve">Module owners + VFDA</w:t>
-            </w:r>
-          </w:p>
-        </w:tc>
-        <w:tc>
-          <w:tcPr/>
-          <w:p>
-            <w:pPr>
-              <w:pStyle w:val="Compact"/>
-              <w:jc w:val="left"/>
-            </w:pPr>
-            <w:r>
-              <w:rPr>
-                <w:sz w:val="17"/>
-              </w:rPr>
-              <w:t xml:space="preserve">Values used in the seed are proposals, listed in data/seed/README.md</w:t>
-            </w:r>
-          </w:p>
-        </w:tc>
-        <w:tc>
-          <w:tcPr/>
-          <w:p>
-            <w:pPr>
-              <w:pStyle w:val="Compact"/>
-              <w:jc w:val="left"/>
-            </w:pPr>
-            <w:r>
-              <w:rPr>
-                <w:sz w:val="17"/>
-              </w:rPr>
-              <w:t xml:space="preserve">Code and seed invent their own values; screens and filters disagree.</w:t>
-            </w:r>
-          </w:p>
-        </w:tc>
-      </w:tr>
-      <w:tr>
-        <w:tc>
-          <w:tcPr/>
-          <w:p>
-            <w:pPr>
-              <w:pStyle w:val="Compact"/>
-              <w:jc w:val="left"/>
-            </w:pPr>
-            <w:r>
-              <w:rPr>
-                <w:sz w:val="17"/>
-              </w:rPr>
-              <w:t xml:space="preserve">OQ-04-16</w:t>
-            </w:r>
-          </w:p>
-        </w:tc>
-        <w:tc>
-          <w:tcPr/>
-          <w:p>
-            <w:pPr>
-              <w:pStyle w:val="Compact"/>
-              <w:jc w:val="left"/>
-            </w:pPr>
-            <w:r>
-              <w:rPr>
-                <w:sz w:val="17"/>
-              </w:rPr>
-              <w:t xml:space="preserve">[NEEDS CLARIFICATION: Drop derivable columns (PROVINCE_NOTICE.province_id, LEGAL_RULE.is_active, BILINGUAL_DOCUMENT.watermark)?]</w:t>
-            </w:r>
-          </w:p>
-        </w:tc>
-        <w:tc>
-          <w:tcPr/>
-          <w:p>
-            <w:pPr>
-              <w:pStyle w:val="Compact"/>
-              <w:jc w:val="left"/>
-            </w:pPr>
-            <w:r>
-              <w:rPr>
-                <w:sz w:val="17"/>
-              </w:rPr>
-              <w:t xml:space="preserve">No</w:t>
-            </w:r>
-          </w:p>
-        </w:tc>
-        <w:tc>
-          <w:tcPr/>
-          <w:p>
-            <w:pPr>
-              <w:pStyle w:val="Compact"/>
-              <w:jc w:val="left"/>
-            </w:pPr>
-            <w:r>
-              <w:rPr>
-                <w:sz w:val="17"/>
-              </w:rPr>
-              <w:t xml:space="preserve">M7, M2, M5 owners</w:t>
-            </w:r>
-          </w:p>
-        </w:tc>
-        <w:tc>
-          <w:tcPr/>
-          <w:p>
-            <w:pPr>
-              <w:pStyle w:val="Compact"/>
-              <w:jc w:val="left"/>
-            </w:pPr>
-            <w:r>
-              <w:rPr>
-                <w:sz w:val="17"/>
-              </w:rPr>
-              <w:t xml:space="preserve">Kept as declared</w:t>
-            </w:r>
-          </w:p>
-        </w:tc>
-        <w:tc>
-          <w:tcPr/>
-          <w:p>
-            <w:pPr>
-              <w:pStyle w:val="Compact"/>
-              <w:jc w:val="left"/>
-            </w:pPr>
-            <w:r>
-              <w:rPr>
-                <w:sz w:val="17"/>
-              </w:rPr>
-              <w:t xml:space="preserve">Two sources of the same truth can disagree.</w:t>
-            </w:r>
-          </w:p>
-        </w:tc>
-      </w:tr>
-      <w:tr>
-        <w:tc>
-          <w:tcPr/>
-          <w:p>
-            <w:pPr>
-              <w:pStyle w:val="Compact"/>
-              <w:jc w:val="left"/>
-            </w:pPr>
-            <w:r>
-              <w:rPr>
-                <w:sz w:val="17"/>
-              </w:rPr>
-              <w:t xml:space="preserve">OQ-04-17</w:t>
-            </w:r>
-          </w:p>
-        </w:tc>
-        <w:tc>
-          <w:tcPr/>
-          <w:p>
-            <w:pPr>
-              <w:pStyle w:val="Compact"/>
-              <w:jc w:val="left"/>
-            </w:pPr>
-            <w:r>
-              <w:rPr>
-                <w:sz w:val="17"/>
-              </w:rPr>
-              <w:t xml:space="preserve">[NEEDS CLARIFICATION: Declare identifiers for EMAIL_DELIVERY, SEGMENT_DECISION, LOCATION_QUERY (none in the spec).]</w:t>
-            </w:r>
-          </w:p>
-        </w:tc>
-        <w:tc>
-          <w:tcPr/>
-          <w:p>
-            <w:pPr>
-              <w:pStyle w:val="Compact"/>
-              <w:jc w:val="left"/>
-            </w:pPr>
-            <w:r>
-              <w:rPr>
-                <w:sz w:val="17"/>
-              </w:rPr>
-              <w:t xml:space="preserve">No</w:t>
-            </w:r>
-          </w:p>
-        </w:tc>
-        <w:tc>
-          <w:tcPr/>
-          <w:p>
-            <w:pPr>
-              <w:pStyle w:val="Compact"/>
-              <w:jc w:val="left"/>
-            </w:pPr>
-            <w:r>
-              <w:rPr>
-                <w:sz w:val="17"/>
-              </w:rPr>
-              <w:t xml:space="preserve">SYS, M1, M3 owners</w:t>
-            </w:r>
-          </w:p>
-        </w:tc>
-        <w:tc>
-          <w:tcPr/>
-          <w:p>
-            <w:pPr>
-              <w:pStyle w:val="Compact"/>
-              <w:jc w:val="left"/>
-            </w:pPr>
-            <w:r>
-              <w:rPr>
-                <w:sz w:val="17"/>
-              </w:rPr>
-              <w:t xml:space="preserve">Placeholder keys *_id (type not declared)</w:t>
-            </w:r>
-          </w:p>
-        </w:tc>
-        <w:tc>
-          <w:tcPr/>
-          <w:p>
-            <w:pPr>
-              <w:pStyle w:val="Compact"/>
-              <w:jc w:val="left"/>
-            </w:pPr>
-            <w:r>
-              <w:rPr>
-                <w:sz w:val="17"/>
-              </w:rPr>
-              <w:t xml:space="preserve">Rows cannot be referenced from logs or support tickets.</w:t>
-            </w:r>
-          </w:p>
-        </w:tc>
-      </w:tr>
-      <w:tr>
-        <w:tc>
-          <w:tcPr/>
-          <w:p>
-            <w:pPr>
-              <w:pStyle w:val="Compact"/>
-              <w:jc w:val="left"/>
-            </w:pPr>
-            <w:r>
-              <w:rPr>
-                <w:sz w:val="17"/>
-              </w:rPr>
-              <w:t xml:space="preserve">OQ-04-18</w:t>
-            </w:r>
-          </w:p>
-        </w:tc>
-        <w:tc>
-          <w:tcPr/>
-          <w:p>
-            <w:pPr>
-              <w:pStyle w:val="Compact"/>
-              <w:jc w:val="left"/>
-            </w:pPr>
-            <w:r>
-              <w:rPr>
-                <w:sz w:val="17"/>
-              </w:rPr>
-              <w:t xml:space="preserve">[NEEDS CLARIFICATION: Types for all columns marked</w:t>
-            </w:r>
-            <w:r>
-              <w:rPr>
-                <w:sz w:val="17"/>
-              </w:rPr>
-              <w:t xml:space="preserve"> </w:t>
-            </w:r>
-            <w:r>
-              <w:rPr>
-                <w:iCs/>
-                <w:i/>
-                <w:sz w:val="17"/>
-              </w:rPr>
-              <w:t xml:space="preserve">type not declared</w:t>
-            </w:r>
-            <w:r>
-              <w:rPr>
-                <w:sz w:val="17"/>
-              </w:rPr>
-              <w:t xml:space="preserve"> </w:t>
-            </w:r>
-            <w:r>
-              <w:rPr>
-                <w:sz w:val="17"/>
-              </w:rPr>
-              <w:t xml:space="preserve">(70 columns).]</w:t>
-            </w:r>
-          </w:p>
-        </w:tc>
-        <w:tc>
-          <w:tcPr/>
-          <w:p>
-            <w:pPr>
-              <w:pStyle w:val="Compact"/>
-              <w:jc w:val="left"/>
-            </w:pPr>
-            <w:r>
-              <w:rPr>
-                <w:sz w:val="17"/>
-              </w:rPr>
-              <w:t xml:space="preserve">Yes</w:t>
-            </w:r>
-          </w:p>
-        </w:tc>
-        <w:tc>
-          <w:tcPr/>
-          <w:p>
-            <w:pPr>
-              <w:pStyle w:val="Compact"/>
-              <w:jc w:val="left"/>
-            </w:pPr>
-            <w:r>
-              <w:rPr>
-                <w:sz w:val="17"/>
-              </w:rPr>
-              <w:t xml:space="preserve">Module owners</w:t>
-            </w:r>
-          </w:p>
-        </w:tc>
-        <w:tc>
-          <w:tcPr/>
-          <w:p>
-            <w:pPr>
-              <w:pStyle w:val="Compact"/>
-              <w:jc w:val="left"/>
-            </w:pPr>
-            <w:r>
-              <w:rPr>
-                <w:sz w:val="17"/>
-              </w:rPr>
-              <w:t xml:space="preserve">Seed uses text; generic diagram type string</w:t>
-            </w:r>
-          </w:p>
-        </w:tc>
-        <w:tc>
-          <w:tcPr/>
-          <w:p>
-            <w:pPr>
-              <w:pStyle w:val="Compact"/>
-              <w:jc w:val="left"/>
-            </w:pPr>
-            <w:r>
-              <w:rPr>
-                <w:sz w:val="17"/>
-              </w:rPr>
-              <w:t xml:space="preserve">The build agent will choose types itself.</w:t>
-            </w:r>
-          </w:p>
-        </w:tc>
-      </w:tr>
-      <w:tr>
-        <w:tc>
-          <w:tcPr/>
-          <w:p>
-            <w:pPr>
-              <w:pStyle w:val="Compact"/>
-              <w:jc w:val="left"/>
-            </w:pPr>
-            <w:r>
-              <w:rPr>
-                <w:sz w:val="17"/>
-              </w:rPr>
-              <w:t xml:space="preserve">OQ-04-19</w:t>
-            </w:r>
-          </w:p>
-        </w:tc>
-        <w:tc>
-          <w:tcPr/>
-          <w:p>
-            <w:pPr>
-              <w:pStyle w:val="Compact"/>
-              <w:jc w:val="left"/>
-            </w:pPr>
-            <w:r>
-              <w:rPr>
-                <w:sz w:val="17"/>
-              </w:rPr>
-              <w:t xml:space="preserve">[NEEDS CLARIFICATION: The location data-entry template has "18 fields" (M3 FR-002) but the I/O contract lists 17. Which field is missing?]</w:t>
-            </w:r>
-          </w:p>
-        </w:tc>
-        <w:tc>
-          <w:tcPr/>
-          <w:p>
-            <w:pPr>
-              <w:pStyle w:val="Compact"/>
-              <w:jc w:val="left"/>
-            </w:pPr>
-            <w:r>
-              <w:rPr>
-                <w:sz w:val="17"/>
-              </w:rPr>
-              <w:t xml:space="preserve">No</w:t>
-            </w:r>
-          </w:p>
-        </w:tc>
-        <w:tc>
-          <w:tcPr/>
-          <w:p>
-            <w:pPr>
-              <w:pStyle w:val="Compact"/>
-              <w:jc w:val="left"/>
-            </w:pPr>
-            <w:r>
-              <w:rPr>
-                <w:sz w:val="17"/>
-              </w:rPr>
-              <w:t xml:space="preserve">M3 owner</w:t>
-            </w:r>
-          </w:p>
-        </w:tc>
-        <w:tc>
-          <w:tcPr/>
-          <w:p>
-            <w:pPr>
-              <w:pStyle w:val="Compact"/>
-              <w:jc w:val="left"/>
-            </w:pPr>
-            <w:r>
-              <w:rPr>
-                <w:sz w:val="17"/>
-              </w:rPr>
-              <w:t xml:space="preserve">17 as listed</w:t>
-            </w:r>
-          </w:p>
-        </w:tc>
-        <w:tc>
-          <w:tcPr/>
-          <w:p>
-            <w:pPr>
-              <w:pStyle w:val="Compact"/>
-              <w:jc w:val="left"/>
-            </w:pPr>
-            <w:r>
-              <w:rPr>
-                <w:sz w:val="17"/>
-              </w:rPr>
-              <w:t xml:space="preserve">One template field has nowhere to be stored.</w:t>
-            </w:r>
-          </w:p>
-        </w:tc>
-      </w:tr>
-    </w:tbl>
-    <w:p>
-      <w:r>
-        <w:pict>
-          <v:rect style="width:0;height:1.5pt" o:hralign="center" o:hrstd="t" o:hr="t"/>
-        </w:pict>
-      </w:r>
-    </w:p>
     <w:p>
       <w:pPr>
         <w:pStyle w:val="FirstParagraph"/>
@@ -35138,7 +33125,7 @@
           <w:iCs/>
           <w:i/>
         </w:rPr>
-        <w:t xml:space="preserve">Human gate 4: fill the Decision column of the type conflicts and confirm every natural key. Signed: ____________________ Date: __________</w:t>
+        <w:t xml:space="preserve">Open questions are tracked outside this repository until they are resolved.</w:t>
       </w:r>
     </w:p>
     <w:bookmarkEnd w:id="90"/>

--- a/docs/word/data/04-data-model.docx
+++ b/docs/word/data/04-data-model.docx
@@ -2,7 +2,7 @@
 <file path=word/document.xml><?xml version="1.0" encoding="utf-8"?>
 <w:document xmlns:w="http://schemas.openxmlformats.org/wordprocessingml/2006/main" xmlns:m="http://schemas.openxmlformats.org/officeDocument/2006/math" xmlns:r="http://schemas.openxmlformats.org/officeDocument/2006/relationships" xmlns:o="urn:schemas-microsoft-com:office:office" xmlns:v="urn:schemas-microsoft-com:vml" xmlns:w10="urn:schemas-microsoft-com:office:word" xmlns:a="http://schemas.openxmlformats.org/drawingml/2006/main" xmlns:pic="http://schemas.openxmlformats.org/drawingml/2006/picture" xmlns:wp="http://schemas.openxmlformats.org/drawingml/2006/wordprocessingDrawing">
   <w:body>
-    <w:bookmarkStart w:id="91" w:name="logical-data-model--cinematch"/>
+    <w:bookmarkStart w:id="97" w:name="logical-data-model--cinematch"/>
     <w:p>
       <w:pPr>
         <w:pStyle w:val="Heading1"/>
@@ -16,7 +16,7 @@
         <w:pStyle w:val="FirstParagraph"/>
       </w:pPr>
       <w:r>
-        <w:t xml:space="preserve">43 tables, 285 columns. Every column is</w:t>
+        <w:t xml:space="preserve">46 tables, 312 columns. Every column is</w:t>
       </w:r>
       <w:r>
         <w:t xml:space="preserve"> </w:t>
@@ -76,7 +76,7 @@
           <w:bCs/>
           <w:b/>
         </w:rPr>
-        <w:t xml:space="preserve">70 columns carry no declared type.</w:t>
+        <w:t xml:space="preserve">62 columns carry no declared type.</w:t>
       </w:r>
       <w:r>
         <w:t xml:space="preserve"> </w:t>
@@ -98,7 +98,7 @@
         <w:t xml:space="preserve"> </w:t>
       </w:r>
       <w:r>
-        <w:t xml:space="preserve">— no type was assigned here. Technical columns (</w:t>
+        <w:t xml:space="preserve">and raised as OQ-04-18 — no type was assigned here. Technical columns (</w:t>
       </w:r>
       <w:r>
         <w:rPr>
@@ -127,7 +127,7 @@
         <w:pStyle w:val="BodyText"/>
       </w:pPr>
       <w:r>
-        <w:t xml:space="preserve">Tables are grouped by owning module, in the order SYS → M1 → M0 → M2 → M3 → M4 → M5 → M7.</w:t>
+        <w:t xml:space="preserve">Tables are grouped by owning module, in the order SYS → M1 → M0 → M2 → M3 → M4 → M5 → M7 → M10.</w:t>
       </w:r>
     </w:p>
     <w:bookmarkStart w:id="20" w:name="user_account"/>
@@ -594,6 +594,78 @@
                 <w:rStyle w:val="VerbatimChar"/>
                 <w:sz w:val="17"/>
               </w:rPr>
+              <w:t xml:space="preserve">account_status</w:t>
+            </w:r>
+          </w:p>
+        </w:tc>
+        <w:tc>
+          <w:tcPr/>
+          <w:p>
+            <w:pPr>
+              <w:pStyle w:val="Compact"/>
+              <w:jc w:val="left"/>
+            </w:pPr>
+            <w:r>
+              <w:rPr>
+                <w:rStyle w:val="VerbatimChar"/>
+                <w:sz w:val="17"/>
+              </w:rPr>
+              <w:t xml:space="preserve">ENUM(active, deactivated)</w:t>
+            </w:r>
+          </w:p>
+        </w:tc>
+        <w:tc>
+          <w:tcPr/>
+          <w:p>
+            <w:pPr>
+              <w:pStyle w:val="Compact"/>
+              <w:jc w:val="left"/>
+            </w:pPr>
+            <w:r>
+              <w:rPr>
+                <w:sz w:val="17"/>
+              </w:rPr>
+              <w:t xml:space="preserve">Opt</w:t>
+            </w:r>
+          </w:p>
+        </w:tc>
+        <w:tc>
+          <w:tcPr/>
+          <w:p>
+            <w:pPr>
+              <w:pStyle w:val="Compact"/>
+            </w:pPr>
+          </w:p>
+        </w:tc>
+        <w:tc>
+          <w:tcPr/>
+          <w:p>
+            <w:pPr>
+              <w:pStyle w:val="Compact"/>
+              <w:jc w:val="left"/>
+            </w:pPr>
+            <w:r>
+              <w:rPr>
+                <w:sz w:val="17"/>
+              </w:rPr>
+              <w:t xml:space="preserve">SYS §5.1 FR-004; SYS §5.2 BR-005 (deactivated and anonymised, never hard-deleted)</w:t>
+            </w:r>
+          </w:p>
+        </w:tc>
+      </w:tr>
+      <w:tr>
+        <w:tc>
+          <w:tcPr/>
+          <w:p>
+            <w:pPr>
+              <w:pStyle w:val="Compact"/>
+              <w:jc w:val="left"/>
+            </w:pPr>
+            <w:r>
+              <w:rPr>
+                <w:rStyle w:val="VerbatimChar"/>
+                <w:sz w:val="17"/>
+              </w:rPr>
               <w:t xml:space="preserve">created_at</w:t>
             </w:r>
           </w:p>
@@ -1705,7 +1777,7 @@
         <w:t xml:space="preserve"> </w:t>
       </w:r>
       <w:r>
-        <w:t xml:space="preserve">org_name + country — proposed; not stated in the spec (to be decided).</w:t>
+        <w:t xml:space="preserve">org_name + country — proposed; not stated in the spec (open question).</w:t>
       </w:r>
     </w:p>
     <w:bookmarkEnd w:id="22"/>
@@ -2975,7 +3047,7 @@
               <w:rPr>
                 <w:sz w:val="17"/>
               </w:rPr>
-              <w:t xml:space="preserve">none — no identifier declared (to be decided)</w:t>
+              <w:t xml:space="preserve">none — no identifier declared (open question)</w:t>
             </w:r>
           </w:p>
         </w:tc>
@@ -3455,7 +3527,7 @@
         <w:t xml:space="preserve"> </w:t>
       </w:r>
       <w:r>
-        <w:t xml:space="preserve">provider_message_id once sent; none while queued (to be decided).</w:t>
+        <w:t xml:space="preserve">provider_message_id once sent; none while queued (open question).</w:t>
       </w:r>
     </w:p>
     <w:bookmarkEnd w:id="25"/>
@@ -4840,7 +4912,7 @@
               <w:rPr>
                 <w:sz w:val="17"/>
               </w:rPr>
-              <w:t xml:space="preserve">none — no identifier declared (to be decided)</w:t>
+              <w:t xml:space="preserve">none — no identifier declared (open question)</w:t>
             </w:r>
           </w:p>
         </w:tc>
@@ -5276,7 +5348,7 @@
                 <w:rStyle w:val="VerbatimChar"/>
                 <w:sz w:val="17"/>
               </w:rPr>
-              <w:t xml:space="preserve">ARRAY&lt;ENUM(locations, crew, cast, equipment, logistics)&gt;</w:t>
+              <w:t xml:space="preserve">ENUM(locations, crew, cast, equipment, logistics)[]</w:t>
             </w:r>
           </w:p>
         </w:tc>
@@ -5492,7 +5564,7 @@
                 <w:rStyle w:val="VerbatimChar"/>
                 <w:sz w:val="17"/>
               </w:rPr>
-              <w:t xml:space="preserve">ARRAY&lt;INTEGER&gt;</w:t>
+              <w:t xml:space="preserve">INTEGER[]</w:t>
             </w:r>
           </w:p>
         </w:tc>
@@ -5623,7 +5695,7 @@
         <w:t xml:space="preserve"> </w:t>
       </w:r>
       <w:r>
-        <w:t xml:space="preserve">None — the same answers may be given many times; a session key is not declared (to be decided).</w:t>
+        <w:t xml:space="preserve">None — the same answers may be given many times; a session key is not declared (open question).</w:t>
       </w:r>
     </w:p>
     <w:bookmarkEnd w:id="28"/>
@@ -6550,49 +6622,48 @@
             </w:pPr>
             <w:r>
               <w:rPr>
-                <w:iCs/>
-                <w:i/>
-                <w:sz w:val="17"/>
-              </w:rPr>
-              <w:t xml:space="preserve">type not declared</w:t>
-            </w:r>
-          </w:p>
-        </w:tc>
-        <w:tc>
-          <w:tcPr/>
-          <w:p>
-            <w:pPr>
-              <w:pStyle w:val="Compact"/>
-              <w:jc w:val="left"/>
-            </w:pPr>
-            <w:r>
-              <w:rPr>
-                <w:sz w:val="17"/>
-              </w:rPr>
-              <w:t xml:space="preserve">not declared</w:t>
-            </w:r>
-          </w:p>
-        </w:tc>
-        <w:tc>
-          <w:tcPr/>
-          <w:p>
-            <w:pPr>
-              <w:pStyle w:val="Compact"/>
-            </w:pPr>
-          </w:p>
-        </w:tc>
-        <w:tc>
-          <w:tcPr/>
-          <w:p>
-            <w:pPr>
-              <w:pStyle w:val="Compact"/>
-              <w:jc w:val="left"/>
-            </w:pPr>
-            <w:r>
-              <w:rPr>
-                <w:sz w:val="17"/>
-              </w:rPr>
-              <w:t xml:space="preserve">M0 §6</w:t>
+                <w:rStyle w:val="VerbatimChar"/>
+                <w:sz w:val="17"/>
+              </w:rPr>
+              <w:t xml:space="preserve">ENUM(draft, preparing, archived)</w:t>
+            </w:r>
+          </w:p>
+        </w:tc>
+        <w:tc>
+          <w:tcPr/>
+          <w:p>
+            <w:pPr>
+              <w:pStyle w:val="Compact"/>
+              <w:jc w:val="left"/>
+            </w:pPr>
+            <w:r>
+              <w:rPr>
+                <w:sz w:val="17"/>
+              </w:rPr>
+              <w:t xml:space="preserve">Opt</w:t>
+            </w:r>
+          </w:p>
+        </w:tc>
+        <w:tc>
+          <w:tcPr/>
+          <w:p>
+            <w:pPr>
+              <w:pStyle w:val="Compact"/>
+            </w:pPr>
+          </w:p>
+        </w:tc>
+        <w:tc>
+          <w:tcPr/>
+          <w:p>
+            <w:pPr>
+              <w:pStyle w:val="Compact"/>
+              <w:jc w:val="left"/>
+            </w:pPr>
+            <w:r>
+              <w:rPr>
+                <w:sz w:val="17"/>
+              </w:rPr>
+              <w:t xml:space="preserve">M0 §5.1 FR-002; M0 §6; M0 §5.2 BR-005 (archived, never deleted)</w:t>
             </w:r>
           </w:p>
         </w:tc>
@@ -6685,7 +6756,7 @@
         <w:t xml:space="preserve"> </w:t>
       </w:r>
       <w:r>
-        <w:t xml:space="preserve">producer_org_id + project_name — proposed (to be decided).</w:t>
+        <w:t xml:space="preserve">producer_org_id + project_name — proposed (open question).</w:t>
       </w:r>
     </w:p>
     <w:bookmarkEnd w:id="29"/>
@@ -7666,19 +7737,7 @@
               <w:rPr>
                 <w:sz w:val="17"/>
               </w:rPr>
-              <w:t xml:space="preserve">M0 §5.1 FR-001 (provinces ARRAY</w:t>
-            </w:r>
-            <w:r>
-              <w:rPr>
-                <w:sz w:val="17"/>
-              </w:rPr>
-              <w:t xml:space="preserve"> </w:t>
-            </w:r>
-            <w:r>
-              <w:rPr>
-                <w:sz w:val="17"/>
-              </w:rPr>
-              <w:t xml:space="preserve">Opt)</w:t>
+              <w:t xml:space="preserve">M0 §5.1 FR-001 (provinces INTEGER[] Opt)</w:t>
             </w:r>
           </w:p>
         </w:tc>
@@ -9191,7 +9250,158 @@
                 <w:rStyle w:val="VerbatimChar"/>
                 <w:sz w:val="17"/>
               </w:rPr>
-              <w:t xml:space="preserve">VARCHAR(60)</w:t>
+              <w:t xml:space="preserve">ENUM(security, history, religion, privacy, dossier, public_order, heritage)</w:t>
+            </w:r>
+          </w:p>
+        </w:tc>
+        <w:tc>
+          <w:tcPr/>
+          <w:p>
+            <w:pPr>
+              <w:pStyle w:val="Compact"/>
+              <w:jc w:val="left"/>
+            </w:pPr>
+            <w:r>
+              <w:rPr>
+                <w:sz w:val="17"/>
+              </w:rPr>
+              <w:t xml:space="preserve">Req</w:t>
+            </w:r>
+          </w:p>
+        </w:tc>
+        <w:tc>
+          <w:tcPr/>
+          <w:p>
+            <w:pPr>
+              <w:pStyle w:val="Compact"/>
+            </w:pPr>
+          </w:p>
+        </w:tc>
+        <w:tc>
+          <w:tcPr/>
+          <w:p>
+            <w:pPr>
+              <w:pStyle w:val="Compact"/>
+              <w:jc w:val="left"/>
+            </w:pPr>
+            <w:r>
+              <w:rPr>
+                <w:sz w:val="17"/>
+              </w:rPr>
+              <w:t xml:space="preserve">M2 §5.1 FR-002 (Req), FR-001 (filter_topic) — FR-015 declares VARCHAR(60), see Type conflicts</w:t>
+            </w:r>
+          </w:p>
+        </w:tc>
+      </w:tr>
+      <w:tr>
+        <w:tc>
+          <w:tcPr/>
+          <w:p>
+            <w:pPr>
+              <w:pStyle w:val="Compact"/>
+              <w:jc w:val="left"/>
+            </w:pPr>
+            <w:r>
+              <w:rPr>
+                <w:rStyle w:val="VerbatimChar"/>
+                <w:sz w:val="17"/>
+              </w:rPr>
+              <w:t xml:space="preserve">rule_slug</w:t>
+            </w:r>
+          </w:p>
+        </w:tc>
+        <w:tc>
+          <w:tcPr/>
+          <w:p>
+            <w:pPr>
+              <w:pStyle w:val="Compact"/>
+              <w:jc w:val="left"/>
+            </w:pPr>
+            <w:r>
+              <w:rPr>
+                <w:rStyle w:val="VerbatimChar"/>
+                <w:sz w:val="17"/>
+              </w:rPr>
+              <w:t xml:space="preserve">VARCHAR(120)</w:t>
+            </w:r>
+          </w:p>
+        </w:tc>
+        <w:tc>
+          <w:tcPr/>
+          <w:p>
+            <w:pPr>
+              <w:pStyle w:val="Compact"/>
+              <w:jc w:val="left"/>
+            </w:pPr>
+            <w:r>
+              <w:rPr>
+                <w:sz w:val="17"/>
+              </w:rPr>
+              <w:t xml:space="preserve">Req</w:t>
+            </w:r>
+          </w:p>
+        </w:tc>
+        <w:tc>
+          <w:tcPr/>
+          <w:p>
+            <w:pPr>
+              <w:pStyle w:val="Compact"/>
+              <w:jc w:val="left"/>
+            </w:pPr>
+            <w:r>
+              <w:rPr>
+                <w:sz w:val="17"/>
+              </w:rPr>
+              <w:t xml:space="preserve">UK</w:t>
+            </w:r>
+          </w:p>
+        </w:tc>
+        <w:tc>
+          <w:tcPr/>
+          <w:p>
+            <w:pPr>
+              <w:pStyle w:val="Compact"/>
+              <w:jc w:val="left"/>
+            </w:pPr>
+            <w:r>
+              <w:rPr>
+                <w:sz w:val="17"/>
+              </w:rPr>
+              <w:t xml:space="preserve">M2 §5.1 FR-016</w:t>
+            </w:r>
+          </w:p>
+        </w:tc>
+      </w:tr>
+      <w:tr>
+        <w:tc>
+          <w:tcPr/>
+          <w:p>
+            <w:pPr>
+              <w:pStyle w:val="Compact"/>
+              <w:jc w:val="left"/>
+            </w:pPr>
+            <w:r>
+              <w:rPr>
+                <w:rStyle w:val="VerbatimChar"/>
+                <w:sz w:val="17"/>
+              </w:rPr>
+              <w:t xml:space="preserve">status</w:t>
+            </w:r>
+          </w:p>
+        </w:tc>
+        <w:tc>
+          <w:tcPr/>
+          <w:p>
+            <w:pPr>
+              <w:pStyle w:val="Compact"/>
+              <w:jc w:val="left"/>
+            </w:pPr>
+            <w:r>
+              <w:rPr>
+                <w:rStyle w:val="VerbatimChar"/>
+                <w:sz w:val="17"/>
+              </w:rPr>
+              <w:t xml:space="preserve">ENUM(draft, approved, retired)</w:t>
             </w:r>
           </w:p>
         </w:tc>
@@ -9229,158 +9439,7 @@
               <w:rPr>
                 <w:sz w:val="17"/>
               </w:rPr>
-              <w:t xml:space="preserve">M2 §5.1 FR-001, FR-015 (filter_topic / topic)</w:t>
-            </w:r>
-          </w:p>
-        </w:tc>
-      </w:tr>
-      <w:tr>
-        <w:tc>
-          <w:tcPr/>
-          <w:p>
-            <w:pPr>
-              <w:pStyle w:val="Compact"/>
-              <w:jc w:val="left"/>
-            </w:pPr>
-            <w:r>
-              <w:rPr>
-                <w:rStyle w:val="VerbatimChar"/>
-                <w:sz w:val="17"/>
-              </w:rPr>
-              <w:t xml:space="preserve">rule_slug</w:t>
-            </w:r>
-          </w:p>
-        </w:tc>
-        <w:tc>
-          <w:tcPr/>
-          <w:p>
-            <w:pPr>
-              <w:pStyle w:val="Compact"/>
-              <w:jc w:val="left"/>
-            </w:pPr>
-            <w:r>
-              <w:rPr>
-                <w:rStyle w:val="VerbatimChar"/>
-                <w:sz w:val="17"/>
-              </w:rPr>
-              <w:t xml:space="preserve">VARCHAR(120)</w:t>
-            </w:r>
-          </w:p>
-        </w:tc>
-        <w:tc>
-          <w:tcPr/>
-          <w:p>
-            <w:pPr>
-              <w:pStyle w:val="Compact"/>
-              <w:jc w:val="left"/>
-            </w:pPr>
-            <w:r>
-              <w:rPr>
-                <w:sz w:val="17"/>
-              </w:rPr>
-              <w:t xml:space="preserve">Req</w:t>
-            </w:r>
-          </w:p>
-        </w:tc>
-        <w:tc>
-          <w:tcPr/>
-          <w:p>
-            <w:pPr>
-              <w:pStyle w:val="Compact"/>
-              <w:jc w:val="left"/>
-            </w:pPr>
-            <w:r>
-              <w:rPr>
-                <w:sz w:val="17"/>
-              </w:rPr>
-              <w:t xml:space="preserve">UK</w:t>
-            </w:r>
-          </w:p>
-        </w:tc>
-        <w:tc>
-          <w:tcPr/>
-          <w:p>
-            <w:pPr>
-              <w:pStyle w:val="Compact"/>
-              <w:jc w:val="left"/>
-            </w:pPr>
-            <w:r>
-              <w:rPr>
-                <w:sz w:val="17"/>
-              </w:rPr>
-              <w:t xml:space="preserve">M2 §5.1 FR-016</w:t>
-            </w:r>
-          </w:p>
-        </w:tc>
-      </w:tr>
-      <w:tr>
-        <w:tc>
-          <w:tcPr/>
-          <w:p>
-            <w:pPr>
-              <w:pStyle w:val="Compact"/>
-              <w:jc w:val="left"/>
-            </w:pPr>
-            <w:r>
-              <w:rPr>
-                <w:rStyle w:val="VerbatimChar"/>
-                <w:sz w:val="17"/>
-              </w:rPr>
-              <w:t xml:space="preserve">status</w:t>
-            </w:r>
-          </w:p>
-        </w:tc>
-        <w:tc>
-          <w:tcPr/>
-          <w:p>
-            <w:pPr>
-              <w:pStyle w:val="Compact"/>
-              <w:jc w:val="left"/>
-            </w:pPr>
-            <w:r>
-              <w:rPr>
-                <w:rStyle w:val="VerbatimChar"/>
-                <w:sz w:val="17"/>
-              </w:rPr>
-              <w:t xml:space="preserve">ENUM(draft, approved)</w:t>
-            </w:r>
-          </w:p>
-        </w:tc>
-        <w:tc>
-          <w:tcPr/>
-          <w:p>
-            <w:pPr>
-              <w:pStyle w:val="Compact"/>
-              <w:jc w:val="left"/>
-            </w:pPr>
-            <w:r>
-              <w:rPr>
-                <w:sz w:val="17"/>
-              </w:rPr>
-              <w:t xml:space="preserve">Opt</w:t>
-            </w:r>
-          </w:p>
-        </w:tc>
-        <w:tc>
-          <w:tcPr/>
-          <w:p>
-            <w:pPr>
-              <w:pStyle w:val="Compact"/>
-            </w:pPr>
-          </w:p>
-        </w:tc>
-        <w:tc>
-          <w:tcPr/>
-          <w:p>
-            <w:pPr>
-              <w:pStyle w:val="Compact"/>
-              <w:jc w:val="left"/>
-            </w:pPr>
-            <w:r>
-              <w:rPr>
-                <w:sz w:val="17"/>
-              </w:rPr>
-              <w:t xml:space="preserve">M2 §5.1 FR-001 (filter_status)</w:t>
+              <w:t xml:space="preserve">M2 §5.1 FR-001 (filter_status); M2 §6; M2 §5.2 BR-008 (retired, never deleted)</w:t>
             </w:r>
           </w:p>
         </w:tc>
@@ -9637,7 +9696,7 @@
         <w:t xml:space="preserve"> </w:t>
       </w:r>
       <w:r>
-        <w:t xml:space="preserve">rule_code (+ rule_version if old texts are kept) — to be decided.</w:t>
+        <w:t xml:space="preserve">rule_code today; rule_code + rule_version once one text per version is kept, as M2 BR-008 now requires (OQ-04-24).</w:t>
       </w:r>
     </w:p>
     <w:bookmarkEnd w:id="33"/>
@@ -13659,7 +13718,7 @@
                 <w:rStyle w:val="VerbatimChar"/>
                 <w:sz w:val="17"/>
               </w:rPr>
-              <w:t xml:space="preserve">ARRAY&lt;ENUM&gt;</w:t>
+              <w:t xml:space="preserve">ENUM(karst, river, village, rice_field, sea, floating_village, cave, jungle, old_town, market, rice_terrace, mountain, dunes, mangrove)[]</w:t>
             </w:r>
           </w:p>
         </w:tc>
@@ -13697,7 +13756,7 @@
               <w:rPr>
                 <w:sz w:val="17"/>
               </w:rPr>
-              <w:t xml:space="preserve">M3 §5.1 FR-002 (enum values not listed)</w:t>
+              <w:t xml:space="preserve">M3 §5.1 FR-002, FR-007</w:t>
             </w:r>
           </w:p>
         </w:tc>
@@ -14163,7 +14222,7 @@
                 <w:rStyle w:val="VerbatimChar"/>
                 <w:sz w:val="17"/>
               </w:rPr>
-              <w:t xml:space="preserve">ARRAY&lt;INTEGER&gt;</w:t>
+              <w:t xml:space="preserve">INTEGER[]</w:t>
             </w:r>
           </w:p>
         </w:tc>
@@ -14376,49 +14435,48 @@
             </w:pPr>
             <w:r>
               <w:rPr>
-                <w:iCs/>
-                <w:i/>
-                <w:sz w:val="17"/>
-              </w:rPr>
-              <w:t xml:space="preserve">type not declared</w:t>
-            </w:r>
-          </w:p>
-        </w:tc>
-        <w:tc>
-          <w:tcPr/>
-          <w:p>
-            <w:pPr>
-              <w:pStyle w:val="Compact"/>
-              <w:jc w:val="left"/>
-            </w:pPr>
-            <w:r>
-              <w:rPr>
-                <w:sz w:val="17"/>
-              </w:rPr>
-              <w:t xml:space="preserve">not declared</w:t>
-            </w:r>
-          </w:p>
-        </w:tc>
-        <w:tc>
-          <w:tcPr/>
-          <w:p>
-            <w:pPr>
-              <w:pStyle w:val="Compact"/>
-            </w:pPr>
-          </w:p>
-        </w:tc>
-        <w:tc>
-          <w:tcPr/>
-          <w:p>
-            <w:pPr>
-              <w:pStyle w:val="Compact"/>
-              <w:jc w:val="left"/>
-            </w:pPr>
-            <w:r>
-              <w:rPr>
-                <w:sz w:val="17"/>
-              </w:rPr>
-              <w:t xml:space="preserve">M3 §6</w:t>
+                <w:rStyle w:val="VerbatimChar"/>
+                <w:sz w:val="17"/>
+              </w:rPr>
+              <w:t xml:space="preserve">ENUM(awaiting_contact, published, unpublished)</w:t>
+            </w:r>
+          </w:p>
+        </w:tc>
+        <w:tc>
+          <w:tcPr/>
+          <w:p>
+            <w:pPr>
+              <w:pStyle w:val="Compact"/>
+              <w:jc w:val="left"/>
+            </w:pPr>
+            <w:r>
+              <w:rPr>
+                <w:sz w:val="17"/>
+              </w:rPr>
+              <w:t xml:space="preserve">system-set</w:t>
+            </w:r>
+          </w:p>
+        </w:tc>
+        <w:tc>
+          <w:tcPr/>
+          <w:p>
+            <w:pPr>
+              <w:pStyle w:val="Compact"/>
+            </w:pPr>
+          </w:p>
+        </w:tc>
+        <w:tc>
+          <w:tcPr/>
+          <w:p>
+            <w:pPr>
+              <w:pStyle w:val="Compact"/>
+              <w:jc w:val="left"/>
+            </w:pPr>
+            <w:r>
+              <w:rPr>
+                <w:sz w:val="17"/>
+              </w:rPr>
+              <w:t xml:space="preserve">M3 §5.1 FR-002 (OUT); M3 §6; M3 §5.2 BR-008 (unpublished, never deleted)</w:t>
             </w:r>
           </w:p>
         </w:tc>
@@ -14583,7 +14641,7 @@
         <w:t xml:space="preserve"> </w:t>
       </w:r>
       <w:r>
-        <w:t xml:space="preserve">name_vi + province_id — proposed; two sites may share a name in different provinces (to be decided).</w:t>
+        <w:t xml:space="preserve">name_vi + province_id — proposed; two sites may share a name in different provinces (open question).</w:t>
       </w:r>
     </w:p>
     <w:bookmarkEnd w:id="39"/>
@@ -15078,49 +15136,48 @@
             </w:pPr>
             <w:r>
               <w:rPr>
-                <w:iCs/>
-                <w:i/>
-                <w:sz w:val="17"/>
-              </w:rPr>
-              <w:t xml:space="preserve">type not declared</w:t>
-            </w:r>
-          </w:p>
-        </w:tc>
-        <w:tc>
-          <w:tcPr/>
-          <w:p>
-            <w:pPr>
-              <w:pStyle w:val="Compact"/>
-              <w:jc w:val="left"/>
-            </w:pPr>
-            <w:r>
-              <w:rPr>
-                <w:sz w:val="17"/>
-              </w:rPr>
-              <w:t xml:space="preserve">not declared</w:t>
-            </w:r>
-          </w:p>
-        </w:tc>
-        <w:tc>
-          <w:tcPr/>
-          <w:p>
-            <w:pPr>
-              <w:pStyle w:val="Compact"/>
-            </w:pPr>
-          </w:p>
-        </w:tc>
-        <w:tc>
-          <w:tcPr/>
-          <w:p>
-            <w:pPr>
-              <w:pStyle w:val="Compact"/>
-              <w:jc w:val="left"/>
-            </w:pPr>
-            <w:r>
-              <w:rPr>
-                <w:sz w:val="17"/>
-              </w:rPr>
-              <w:t xml:space="preserve">M3 §6</w:t>
+                <w:rStyle w:val="VerbatimChar"/>
+                <w:sz w:val="17"/>
+              </w:rPr>
+              <w:t xml:space="preserve">ENUM(pending, approved, hidden)</w:t>
+            </w:r>
+          </w:p>
+        </w:tc>
+        <w:tc>
+          <w:tcPr/>
+          <w:p>
+            <w:pPr>
+              <w:pStyle w:val="Compact"/>
+              <w:jc w:val="left"/>
+            </w:pPr>
+            <w:r>
+              <w:rPr>
+                <w:sz w:val="17"/>
+              </w:rPr>
+              <w:t xml:space="preserve">system-set</w:t>
+            </w:r>
+          </w:p>
+        </w:tc>
+        <w:tc>
+          <w:tcPr/>
+          <w:p>
+            <w:pPr>
+              <w:pStyle w:val="Compact"/>
+            </w:pPr>
+          </w:p>
+        </w:tc>
+        <w:tc>
+          <w:tcPr/>
+          <w:p>
+            <w:pPr>
+              <w:pStyle w:val="Compact"/>
+              <w:jc w:val="left"/>
+            </w:pPr>
+            <w:r>
+              <w:rPr>
+                <w:sz w:val="17"/>
+              </w:rPr>
+              <w:t xml:space="preserve">M3 §5.1 FR-003 (OUT image_status); M10 §5.1 FR-002 (content_status)</w:t>
             </w:r>
           </w:p>
         </w:tc>
@@ -16343,11 +16400,10 @@
             </w:pPr>
             <w:r>
               <w:rPr>
-                <w:iCs/>
-                <w:i/>
-                <w:sz w:val="17"/>
-              </w:rPr>
-              <w:t xml:space="preserve">type not declared</w:t>
+                <w:rStyle w:val="VerbatimChar"/>
+                <w:sz w:val="17"/>
+              </w:rPr>
+              <w:t xml:space="preserve">ENUM(north, central, south)</w:t>
             </w:r>
           </w:p>
         </w:tc>
@@ -16385,7 +16441,7 @@
               <w:rPr>
                 <w:sz w:val="17"/>
               </w:rPr>
-              <w:t xml:space="preserve">M3 §6; M3 §5.1 FR-007 (province or region)</w:t>
+              <w:t xml:space="preserve">M3 §6; type from M3 §5.1 FR-007 (region)</w:t>
             </w:r>
           </w:p>
         </w:tc>
@@ -16501,7 +16557,7 @@
           <w:iCs/>
           <w:i/>
         </w:rPr>
-        <w:t xml:space="preserve">A scene description a user typed and the attributes extracted from it.</w:t>
+        <w:t xml:space="preserve">A scene description a user typed and the attributes extracted from it, stored without personal data.</w:t>
       </w:r>
       <w:r>
         <w:t xml:space="preserve"> </w:t>
@@ -16645,39 +16701,38 @@
                 <w:rStyle w:val="VerbatimChar"/>
                 <w:sz w:val="17"/>
               </w:rPr>
-              <w:t xml:space="preserve">location_query_id</w:t>
-            </w:r>
-          </w:p>
-        </w:tc>
-        <w:tc>
-          <w:tcPr/>
-          <w:p>
-            <w:pPr>
-              <w:pStyle w:val="Compact"/>
-              <w:jc w:val="left"/>
-            </w:pPr>
-            <w:r>
-              <w:rPr>
-                <w:iCs/>
-                <w:i/>
-                <w:sz w:val="17"/>
-              </w:rPr>
-              <w:t xml:space="preserve">type not declared</w:t>
-            </w:r>
-          </w:p>
-        </w:tc>
-        <w:tc>
-          <w:tcPr/>
-          <w:p>
-            <w:pPr>
-              <w:pStyle w:val="Compact"/>
-              <w:jc w:val="left"/>
-            </w:pPr>
-            <w:r>
-              <w:rPr>
-                <w:sz w:val="17"/>
-              </w:rPr>
-              <w:t xml:space="preserve">not declared</w:t>
+              <w:t xml:space="preserve">query_id</w:t>
+            </w:r>
+          </w:p>
+        </w:tc>
+        <w:tc>
+          <w:tcPr/>
+          <w:p>
+            <w:pPr>
+              <w:pStyle w:val="Compact"/>
+              <w:jc w:val="left"/>
+            </w:pPr>
+            <w:r>
+              <w:rPr>
+                <w:rStyle w:val="VerbatimChar"/>
+                <w:sz w:val="17"/>
+              </w:rPr>
+              <w:t xml:space="preserve">UUID</w:t>
+            </w:r>
+          </w:p>
+        </w:tc>
+        <w:tc>
+          <w:tcPr/>
+          <w:p>
+            <w:pPr>
+              <w:pStyle w:val="Compact"/>
+              <w:jc w:val="left"/>
+            </w:pPr>
+            <w:r>
+              <w:rPr>
+                <w:sz w:val="17"/>
+              </w:rPr>
+              <w:t xml:space="preserve">system-set</w:t>
             </w:r>
           </w:p>
         </w:tc>
@@ -16707,7 +16762,7 @@
               <w:rPr>
                 <w:sz w:val="17"/>
               </w:rPr>
-              <w:t xml:space="preserve">none — no identifier declared (to be decided)</w:t>
+              <w:t xml:space="preserve">M3 §5.1 FR-011 (OUT)</w:t>
             </w:r>
           </w:p>
         </w:tc>
@@ -16738,26 +16793,25 @@
             </w:pPr>
             <w:r>
               <w:rPr>
-                <w:iCs/>
-                <w:i/>
-                <w:sz w:val="17"/>
-              </w:rPr>
-              <w:t xml:space="preserve">type not declared</w:t>
-            </w:r>
-          </w:p>
-        </w:tc>
-        <w:tc>
-          <w:tcPr/>
-          <w:p>
-            <w:pPr>
-              <w:pStyle w:val="Compact"/>
-              <w:jc w:val="left"/>
-            </w:pPr>
-            <w:r>
-              <w:rPr>
-                <w:sz w:val="17"/>
-              </w:rPr>
-              <w:t xml:space="preserve">not declared</w:t>
+                <w:rStyle w:val="VerbatimChar"/>
+                <w:sz w:val="17"/>
+              </w:rPr>
+              <w:t xml:space="preserve">UUID</w:t>
+            </w:r>
+          </w:p>
+        </w:tc>
+        <w:tc>
+          <w:tcPr/>
+          <w:p>
+            <w:pPr>
+              <w:pStyle w:val="Compact"/>
+              <w:jc w:val="left"/>
+            </w:pPr>
+            <w:r>
+              <w:rPr>
+                <w:sz w:val="17"/>
+              </w:rPr>
+              <w:t xml:space="preserve">Opt</w:t>
             </w:r>
           </w:p>
         </w:tc>
@@ -16800,25 +16854,25 @@
               <w:rPr>
                 <w:sz w:val="17"/>
               </w:rPr>
-              <w:t xml:space="preserve">M3 §6 ("may belong to Project")</w:t>
-            </w:r>
-          </w:p>
-        </w:tc>
-      </w:tr>
-      <w:tr>
-        <w:tc>
-          <w:tcPr/>
-          <w:p>
-            <w:pPr>
-              <w:pStyle w:val="Compact"/>
-              <w:jc w:val="left"/>
-            </w:pPr>
-            <w:r>
-              <w:rPr>
-                <w:rStyle w:val="VerbatimChar"/>
-                <w:sz w:val="17"/>
-              </w:rPr>
-              <w:t xml:space="preserve">description</w:t>
+              <w:t xml:space="preserve">M3 §5.1 FR-011; M3 §6 ("may belong to Project")</w:t>
+            </w:r>
+          </w:p>
+        </w:tc>
+      </w:tr>
+      <w:tr>
+        <w:tc>
+          <w:tcPr/>
+          <w:p>
+            <w:pPr>
+              <w:pStyle w:val="Compact"/>
+              <w:jc w:val="left"/>
+            </w:pPr>
+            <w:r>
+              <w:rPr>
+                <w:rStyle w:val="VerbatimChar"/>
+                <w:sz w:val="17"/>
+              </w:rPr>
+              <w:t xml:space="preserve">scene_description</w:t>
             </w:r>
           </w:p>
         </w:tc>
@@ -16872,7 +16926,79 @@
               <w:rPr>
                 <w:sz w:val="17"/>
               </w:rPr>
-              <w:t xml:space="preserve">M3 §6 = M3 §5.1 FR-010 scene_description (10–1000 characters)</w:t>
+              <w:t xml:space="preserve">M3 §5.1 FR-010, FR-011 (10–1000 characters); M3 §6 description</w:t>
+            </w:r>
+          </w:p>
+        </w:tc>
+      </w:tr>
+      <w:tr>
+        <w:tc>
+          <w:tcPr/>
+          <w:p>
+            <w:pPr>
+              <w:pStyle w:val="Compact"/>
+              <w:jc w:val="left"/>
+            </w:pPr>
+            <w:r>
+              <w:rPr>
+                <w:rStyle w:val="VerbatimChar"/>
+                <w:sz w:val="17"/>
+              </w:rPr>
+              <w:t xml:space="preserve">shoot_month</w:t>
+            </w:r>
+          </w:p>
+        </w:tc>
+        <w:tc>
+          <w:tcPr/>
+          <w:p>
+            <w:pPr>
+              <w:pStyle w:val="Compact"/>
+              <w:jc w:val="left"/>
+            </w:pPr>
+            <w:r>
+              <w:rPr>
+                <w:rStyle w:val="VerbatimChar"/>
+                <w:sz w:val="17"/>
+              </w:rPr>
+              <w:t xml:space="preserve">INTEGER</w:t>
+            </w:r>
+          </w:p>
+        </w:tc>
+        <w:tc>
+          <w:tcPr/>
+          <w:p>
+            <w:pPr>
+              <w:pStyle w:val="Compact"/>
+              <w:jc w:val="left"/>
+            </w:pPr>
+            <w:r>
+              <w:rPr>
+                <w:sz w:val="17"/>
+              </w:rPr>
+              <w:t xml:space="preserve">Opt</w:t>
+            </w:r>
+          </w:p>
+        </w:tc>
+        <w:tc>
+          <w:tcPr/>
+          <w:p>
+            <w:pPr>
+              <w:pStyle w:val="Compact"/>
+            </w:pPr>
+          </w:p>
+        </w:tc>
+        <w:tc>
+          <w:tcPr/>
+          <w:p>
+            <w:pPr>
+              <w:pStyle w:val="Compact"/>
+              <w:jc w:val="left"/>
+            </w:pPr>
+            <w:r>
+              <w:rPr>
+                <w:sz w:val="17"/>
+              </w:rPr>
+              <w:t xml:space="preserve">M3 §5.1 FR-011 (1–12, FR-007); M3 §6 month</w:t>
             </w:r>
           </w:p>
         </w:tc>
@@ -16944,80 +17070,7 @@
               <w:rPr>
                 <w:sz w:val="17"/>
               </w:rPr>
-              <w:t xml:space="preserve">M3 §5.1 FR-011 (OUT)</w:t>
-            </w:r>
-          </w:p>
-        </w:tc>
-      </w:tr>
-      <w:tr>
-        <w:tc>
-          <w:tcPr/>
-          <w:p>
-            <w:pPr>
-              <w:pStyle w:val="Compact"/>
-              <w:jc w:val="left"/>
-            </w:pPr>
-            <w:r>
-              <w:rPr>
-                <w:rStyle w:val="VerbatimChar"/>
-                <w:sz w:val="17"/>
-              </w:rPr>
-              <w:t xml:space="preserve">month</w:t>
-            </w:r>
-          </w:p>
-        </w:tc>
-        <w:tc>
-          <w:tcPr/>
-          <w:p>
-            <w:pPr>
-              <w:pStyle w:val="Compact"/>
-              <w:jc w:val="left"/>
-            </w:pPr>
-            <w:r>
-              <w:rPr>
-                <w:iCs/>
-                <w:i/>
-                <w:sz w:val="17"/>
-              </w:rPr>
-              <w:t xml:space="preserve">type not declared</w:t>
-            </w:r>
-          </w:p>
-        </w:tc>
-        <w:tc>
-          <w:tcPr/>
-          <w:p>
-            <w:pPr>
-              <w:pStyle w:val="Compact"/>
-              <w:jc w:val="left"/>
-            </w:pPr>
-            <w:r>
-              <w:rPr>
-                <w:sz w:val="17"/>
-              </w:rPr>
-              <w:t xml:space="preserve">not declared</w:t>
-            </w:r>
-          </w:p>
-        </w:tc>
-        <w:tc>
-          <w:tcPr/>
-          <w:p>
-            <w:pPr>
-              <w:pStyle w:val="Compact"/>
-            </w:pPr>
-          </w:p>
-        </w:tc>
-        <w:tc>
-          <w:tcPr/>
-          <w:p>
-            <w:pPr>
-              <w:pStyle w:val="Compact"/>
-              <w:jc w:val="left"/>
-            </w:pPr>
-            <w:r>
-              <w:rPr>
-                <w:sz w:val="17"/>
-              </w:rPr>
-              <w:t xml:space="preserve">M3 §6</w:t>
+              <w:t xml:space="preserve">M3 §5.1 FR-011 (OUT); M3 §5.2 BR-009 (no personal data)</w:t>
             </w:r>
           </w:p>
         </w:tc>
@@ -17449,13 +17502,7 @@
               <w:rPr>
                 <w:sz w:val="17"/>
               </w:rPr>
-              <w:t xml:space="preserve">M3 §5.1 FR-018 (location_ids ARRAY</w:t>
-            </w:r>
-            <w:r>
-              <w:rPr>
-                <w:sz w:val="17"/>
-              </w:rPr>
-              <w:t xml:space="preserve">)</w:t>
+              <w:t xml:space="preserve">M3 §5.1 FR-018 (location_ids UUID[])</w:t>
             </w:r>
           </w:p>
         </w:tc>
@@ -18199,7 +18246,7 @@
                 <w:rStyle w:val="VerbatimChar"/>
                 <w:sz w:val="17"/>
               </w:rPr>
-              <w:t xml:space="preserve">ARRAY&lt;ENUM&gt;</w:t>
+              <w:t xml:space="preserve">ENUM(full_production, permits_paperwork, casting, crew, camera_lighting, studios_interiors, location_management, transport_logistics, lodging_catering, interpreting, insurance_legal, post_production)[]</w:t>
             </w:r>
           </w:p>
         </w:tc>
@@ -18237,7 +18284,7 @@
               <w:rPr>
                 <w:sz w:val="17"/>
               </w:rPr>
-              <w:t xml:space="preserve">M4 §5.1 FR-001; M4 §5.2 BR-002 (12 values, not listed)</w:t>
+              <w:t xml:space="preserve">M4 §5.1 FR-001; M4 §5.2 BR-002 (12 fixed values)</w:t>
             </w:r>
           </w:p>
         </w:tc>
@@ -18271,7 +18318,7 @@
                 <w:rStyle w:val="VerbatimChar"/>
                 <w:sz w:val="17"/>
               </w:rPr>
-              <w:t xml:space="preserve">ARRAY&lt;INTEGER&gt;</w:t>
+              <w:t xml:space="preserve">INTEGER[]</w:t>
             </w:r>
           </w:p>
         </w:tc>
@@ -18528,6 +18575,78 @@
                 <w:sz w:val="17"/>
               </w:rPr>
               <w:t xml:space="preserve">M4 §6</w:t>
+            </w:r>
+          </w:p>
+        </w:tc>
+      </w:tr>
+      <w:tr>
+        <w:tc>
+          <w:tcPr/>
+          <w:p>
+            <w:pPr>
+              <w:pStyle w:val="Compact"/>
+              <w:jc w:val="left"/>
+            </w:pPr>
+            <w:r>
+              <w:rPr>
+                <w:rStyle w:val="VerbatimChar"/>
+                <w:sz w:val="17"/>
+              </w:rPr>
+              <w:t xml:space="preserve">org_status</w:t>
+            </w:r>
+          </w:p>
+        </w:tc>
+        <w:tc>
+          <w:tcPr/>
+          <w:p>
+            <w:pPr>
+              <w:pStyle w:val="Compact"/>
+              <w:jc w:val="left"/>
+            </w:pPr>
+            <w:r>
+              <w:rPr>
+                <w:rStyle w:val="VerbatimChar"/>
+                <w:sz w:val="17"/>
+              </w:rPr>
+              <w:t xml:space="preserve">ENUM(active, deactivated)</w:t>
+            </w:r>
+          </w:p>
+        </w:tc>
+        <w:tc>
+          <w:tcPr/>
+          <w:p>
+            <w:pPr>
+              <w:pStyle w:val="Compact"/>
+              <w:jc w:val="left"/>
+            </w:pPr>
+            <w:r>
+              <w:rPr>
+                <w:sz w:val="17"/>
+              </w:rPr>
+              <w:t xml:space="preserve">Opt</w:t>
+            </w:r>
+          </w:p>
+        </w:tc>
+        <w:tc>
+          <w:tcPr/>
+          <w:p>
+            <w:pPr>
+              <w:pStyle w:val="Compact"/>
+            </w:pPr>
+          </w:p>
+        </w:tc>
+        <w:tc>
+          <w:tcPr/>
+          <w:p>
+            <w:pPr>
+              <w:pStyle w:val="Compact"/>
+              <w:jc w:val="left"/>
+            </w:pPr>
+            <w:r>
+              <w:rPr>
+                <w:sz w:val="17"/>
+              </w:rPr>
+              <w:t xml:space="preserve">M4 §5.1 FR-001; M4 §5.2 BR-008 (deactivated, never deleted)</w:t>
             </w:r>
           </w:p>
         </w:tc>
@@ -18548,7 +18667,7 @@
         <w:t xml:space="preserve"> </w:t>
       </w:r>
       <w:r>
-        <w:t xml:space="preserve">org_name + hq_province — proposed; a business registration number is not declared (to be decided).</w:t>
+        <w:t xml:space="preserve">org_name + hq_province — proposed; a business registration number is not declared (open question).</w:t>
       </w:r>
     </w:p>
     <w:bookmarkEnd w:id="45"/>
@@ -19112,7 +19231,7 @@
                 <w:rStyle w:val="VerbatimChar"/>
                 <w:sz w:val="17"/>
               </w:rPr>
-              <w:t xml:space="preserve">ARRAY&lt;CHAR(2)&gt;</w:t>
+              <w:t xml:space="preserve">CHAR(2)[]</w:t>
             </w:r>
           </w:p>
         </w:tc>
@@ -19517,7 +19636,7 @@
                 <w:rStyle w:val="VerbatimChar"/>
                 <w:sz w:val="17"/>
               </w:rPr>
-              <w:t xml:space="preserve">ARRAY&lt;TEXT&gt;</w:t>
+              <w:t xml:space="preserve">TEXT[]</w:t>
             </w:r>
           </w:p>
         </w:tc>
@@ -20074,7 +20193,7 @@
                 <w:rStyle w:val="VerbatimChar"/>
                 <w:sz w:val="17"/>
               </w:rPr>
-              <w:t xml:space="preserve">ARRAY&lt;TEXT&gt;</w:t>
+              <w:t xml:space="preserve">TEXT[]</w:t>
             </w:r>
           </w:p>
         </w:tc>
@@ -20815,7 +20934,7 @@
                 <w:rStyle w:val="VerbatimChar"/>
                 <w:sz w:val="17"/>
               </w:rPr>
-              <w:t xml:space="preserve">ARRAY&lt;ENUM&gt;</w:t>
+              <w:t xml:space="preserve">ENUM[]</w:t>
             </w:r>
           </w:p>
         </w:tc>
@@ -21330,7 +21449,7 @@
           <w:iCs/>
           <w:i/>
         </w:rPr>
-        <w:t xml:space="preserve">A message written inside a collaboration request.</w:t>
+        <w:t xml:space="preserve">A message written inside a collaboration request, including every response note; never edited once sent.</w:t>
       </w:r>
       <w:r>
         <w:t xml:space="preserve"> </w:t>
@@ -21474,7 +21593,178 @@
                 <w:rStyle w:val="VerbatimChar"/>
                 <w:sz w:val="17"/>
               </w:rPr>
+              <w:t xml:space="preserve">message_id</w:t>
+            </w:r>
+          </w:p>
+        </w:tc>
+        <w:tc>
+          <w:tcPr/>
+          <w:p>
+            <w:pPr>
+              <w:pStyle w:val="Compact"/>
+              <w:jc w:val="left"/>
+            </w:pPr>
+            <w:r>
+              <w:rPr>
+                <w:rStyle w:val="VerbatimChar"/>
+                <w:sz w:val="17"/>
+              </w:rPr>
+              <w:t xml:space="preserve">UUID</w:t>
+            </w:r>
+          </w:p>
+        </w:tc>
+        <w:tc>
+          <w:tcPr/>
+          <w:p>
+            <w:pPr>
+              <w:pStyle w:val="Compact"/>
+              <w:jc w:val="left"/>
+            </w:pPr>
+            <w:r>
+              <w:rPr>
+                <w:sz w:val="17"/>
+              </w:rPr>
+              <w:t xml:space="preserve">system-set</w:t>
+            </w:r>
+          </w:p>
+        </w:tc>
+        <w:tc>
+          <w:tcPr/>
+          <w:p>
+            <w:pPr>
+              <w:pStyle w:val="Compact"/>
+              <w:jc w:val="left"/>
+            </w:pPr>
+            <w:r>
+              <w:rPr>
+                <w:sz w:val="17"/>
+              </w:rPr>
+              <w:t xml:space="preserve">PK</w:t>
+            </w:r>
+          </w:p>
+        </w:tc>
+        <w:tc>
+          <w:tcPr/>
+          <w:p>
+            <w:pPr>
+              <w:pStyle w:val="Compact"/>
+              <w:jc w:val="left"/>
+            </w:pPr>
+            <w:r>
+              <w:rPr>
+                <w:sz w:val="17"/>
+              </w:rPr>
+              <w:t xml:space="preserve">M4 §5.1 FR-014 (OUT)</w:t>
+            </w:r>
+          </w:p>
+        </w:tc>
+      </w:tr>
+      <w:tr>
+        <w:tc>
+          <w:tcPr/>
+          <w:p>
+            <w:pPr>
+              <w:pStyle w:val="Compact"/>
+              <w:jc w:val="left"/>
+            </w:pPr>
+            <w:r>
+              <w:rPr>
+                <w:rStyle w:val="VerbatimChar"/>
+                <w:sz w:val="17"/>
+              </w:rPr>
               <w:t xml:space="preserve">request_id</w:t>
+            </w:r>
+          </w:p>
+        </w:tc>
+        <w:tc>
+          <w:tcPr/>
+          <w:p>
+            <w:pPr>
+              <w:pStyle w:val="Compact"/>
+              <w:jc w:val="left"/>
+            </w:pPr>
+            <w:r>
+              <w:rPr>
+                <w:rStyle w:val="VerbatimChar"/>
+                <w:sz w:val="17"/>
+              </w:rPr>
+              <w:t xml:space="preserve">UUID</w:t>
+            </w:r>
+          </w:p>
+        </w:tc>
+        <w:tc>
+          <w:tcPr/>
+          <w:p>
+            <w:pPr>
+              <w:pStyle w:val="Compact"/>
+              <w:jc w:val="left"/>
+            </w:pPr>
+            <w:r>
+              <w:rPr>
+                <w:sz w:val="17"/>
+              </w:rPr>
+              <w:t xml:space="preserve">Req</w:t>
+            </w:r>
+          </w:p>
+        </w:tc>
+        <w:tc>
+          <w:tcPr/>
+          <w:p>
+            <w:pPr>
+              <w:pStyle w:val="Compact"/>
+              <w:jc w:val="left"/>
+            </w:pPr>
+            <w:r>
+              <w:rPr>
+                <w:sz w:val="17"/>
+              </w:rPr>
+              <w:t xml:space="preserve">FK →</w:t>
+            </w:r>
+            <w:r>
+              <w:rPr>
+                <w:sz w:val="17"/>
+              </w:rPr>
+              <w:t xml:space="preserve"> </w:t>
+            </w:r>
+            <w:r>
+              <w:rPr>
+                <w:rStyle w:val="VerbatimChar"/>
+                <w:sz w:val="17"/>
+              </w:rPr>
+              <w:t xml:space="preserve">COLLAB_REQUEST</w:t>
+            </w:r>
+          </w:p>
+        </w:tc>
+        <w:tc>
+          <w:tcPr/>
+          <w:p>
+            <w:pPr>
+              <w:pStyle w:val="Compact"/>
+              <w:jc w:val="left"/>
+            </w:pPr>
+            <w:r>
+              <w:rPr>
+                <w:sz w:val="17"/>
+              </w:rPr>
+              <w:t xml:space="preserve">M4 §5.1 FR-014; M4 §6</w:t>
+            </w:r>
+          </w:p>
+        </w:tc>
+      </w:tr>
+      <w:tr>
+        <w:tc>
+          <w:tcPr/>
+          <w:p>
+            <w:pPr>
+              <w:pStyle w:val="Compact"/>
+              <w:jc w:val="left"/>
+            </w:pPr>
+            <w:r>
+              <w:rPr>
+                <w:rStyle w:val="VerbatimChar"/>
+                <w:sz w:val="17"/>
+              </w:rPr>
+              <w:t xml:space="preserve">author_id</w:t>
             </w:r>
           </w:p>
         </w:tc>
@@ -21521,7 +21811,7 @@
               <w:rPr>
                 <w:sz w:val="17"/>
               </w:rPr>
-              <w:t xml:space="preserve">PK, FK →</w:t>
+              <w:t xml:space="preserve">FK →</w:t>
             </w:r>
             <w:r>
               <w:rPr>
@@ -21534,7 +21824,7 @@
                 <w:rStyle w:val="VerbatimChar"/>
                 <w:sz w:val="17"/>
               </w:rPr>
-              <w:t xml:space="preserve">COLLAB_REQUEST</w:t>
+              <w:t xml:space="preserve">USER_ACCOUNT</w:t>
             </w:r>
           </w:p>
         </w:tc>
@@ -21567,7 +21857,7 @@
                 <w:rStyle w:val="VerbatimChar"/>
                 <w:sz w:val="17"/>
               </w:rPr>
-              <w:t xml:space="preserve">author_id</w:t>
+              <w:t xml:space="preserve">created_at</w:t>
             </w:r>
           </w:p>
         </w:tc>
@@ -21608,27 +21898,7 @@
           <w:p>
             <w:pPr>
               <w:pStyle w:val="Compact"/>
-              <w:jc w:val="left"/>
-            </w:pPr>
-            <w:r>
-              <w:rPr>
-                <w:sz w:val="17"/>
-              </w:rPr>
-              <w:t xml:space="preserve">PK, FK →</w:t>
-            </w:r>
-            <w:r>
-              <w:rPr>
-                <w:sz w:val="17"/>
-              </w:rPr>
-              <w:t xml:space="preserve"> </w:t>
-            </w:r>
-            <w:r>
-              <w:rPr>
-                <w:rStyle w:val="VerbatimChar"/>
-                <w:sz w:val="17"/>
-              </w:rPr>
-              <w:t xml:space="preserve">USER_ACCOUNT</w:t>
-            </w:r>
+            </w:pPr>
           </w:p>
         </w:tc>
         <w:tc>
@@ -21660,24 +21930,23 @@
                 <w:rStyle w:val="VerbatimChar"/>
                 <w:sz w:val="17"/>
               </w:rPr>
-              <w:t xml:space="preserve">created_at</w:t>
-            </w:r>
-          </w:p>
-        </w:tc>
-        <w:tc>
-          <w:tcPr/>
-          <w:p>
-            <w:pPr>
-              <w:pStyle w:val="Compact"/>
-              <w:jc w:val="left"/>
-            </w:pPr>
-            <w:r>
-              <w:rPr>
-                <w:iCs/>
-                <w:i/>
-                <w:sz w:val="17"/>
-              </w:rPr>
-              <w:t xml:space="preserve">type not declared</w:t>
+              <w:t xml:space="preserve">body</w:t>
+            </w:r>
+          </w:p>
+        </w:tc>
+        <w:tc>
+          <w:tcPr/>
+          <w:p>
+            <w:pPr>
+              <w:pStyle w:val="Compact"/>
+              <w:jc w:val="left"/>
+            </w:pPr>
+            <w:r>
+              <w:rPr>
+                <w:rStyle w:val="VerbatimChar"/>
+                <w:sz w:val="17"/>
+              </w:rPr>
+              <w:t xml:space="preserve">TEXT</w:t>
             </w:r>
           </w:p>
         </w:tc>
@@ -21701,101 +21970,21 @@
           <w:p>
             <w:pPr>
               <w:pStyle w:val="Compact"/>
-              <w:jc w:val="left"/>
-            </w:pPr>
-            <w:r>
-              <w:rPr>
-                <w:sz w:val="17"/>
-              </w:rPr>
-              <w:t xml:space="preserve">PK</w:t>
-            </w:r>
-          </w:p>
-        </w:tc>
-        <w:tc>
-          <w:tcPr/>
-          <w:p>
-            <w:pPr>
-              <w:pStyle w:val="Compact"/>
-              <w:jc w:val="left"/>
-            </w:pPr>
-            <w:r>
-              <w:rPr>
-                <w:sz w:val="17"/>
-              </w:rPr>
-              <w:t xml:space="preserve">M4 §6</w:t>
-            </w:r>
-          </w:p>
-        </w:tc>
-      </w:tr>
-      <w:tr>
-        <w:tc>
-          <w:tcPr/>
-          <w:p>
-            <w:pPr>
-              <w:pStyle w:val="Compact"/>
-              <w:jc w:val="left"/>
-            </w:pPr>
-            <w:r>
-              <w:rPr>
-                <w:rStyle w:val="VerbatimChar"/>
-                <w:sz w:val="17"/>
-              </w:rPr>
-              <w:t xml:space="preserve">body</w:t>
-            </w:r>
-          </w:p>
-        </w:tc>
-        <w:tc>
-          <w:tcPr/>
-          <w:p>
-            <w:pPr>
-              <w:pStyle w:val="Compact"/>
-              <w:jc w:val="left"/>
-            </w:pPr>
-            <w:r>
-              <w:rPr>
-                <w:iCs/>
-                <w:i/>
-                <w:sz w:val="17"/>
-              </w:rPr>
-              <w:t xml:space="preserve">type not declared</w:t>
-            </w:r>
-          </w:p>
-        </w:tc>
-        <w:tc>
-          <w:tcPr/>
-          <w:p>
-            <w:pPr>
-              <w:pStyle w:val="Compact"/>
-              <w:jc w:val="left"/>
-            </w:pPr>
-            <w:r>
-              <w:rPr>
-                <w:sz w:val="17"/>
-              </w:rPr>
-              <w:t xml:space="preserve">not declared</w:t>
-            </w:r>
-          </w:p>
-        </w:tc>
-        <w:tc>
-          <w:tcPr/>
-          <w:p>
-            <w:pPr>
-              <w:pStyle w:val="Compact"/>
-            </w:pPr>
-          </w:p>
-        </w:tc>
-        <w:tc>
-          <w:tcPr/>
-          <w:p>
-            <w:pPr>
-              <w:pStyle w:val="Compact"/>
-              <w:jc w:val="left"/>
-            </w:pPr>
-            <w:r>
-              <w:rPr>
-                <w:sz w:val="17"/>
-              </w:rPr>
-              <w:t xml:space="preserve">M4 §6</w:t>
+            </w:pPr>
+          </w:p>
+        </w:tc>
+        <w:tc>
+          <w:tcPr/>
+          <w:p>
+            <w:pPr>
+              <w:pStyle w:val="Compact"/>
+              <w:jc w:val="left"/>
+            </w:pPr>
+            <w:r>
+              <w:rPr>
+                <w:sz w:val="17"/>
+              </w:rPr>
+              <w:t xml:space="preserve">M4 §6; type of response_note, M4 §5.1 FR-014; M4 §5.2 BR-009 (never edited)</w:t>
             </w:r>
           </w:p>
         </w:tc>
@@ -21816,7 +22005,7 @@
         <w:t xml:space="preserve"> </w:t>
       </w:r>
       <w:r>
-        <w:t xml:space="preserve">request_id + author_id + created_at.</w:t>
+        <w:t xml:space="preserve">request_id + author_id + created_at (message_id is the declared key, M4 FR-014).</w:t>
       </w:r>
     </w:p>
     <w:bookmarkEnd w:id="50"/>
@@ -26365,7 +26554,7 @@
           <w:iCs/>
           <w:i/>
         </w:rPr>
-        <w:t xml:space="preserve">A project's agreed translation of one term.</w:t>
+        <w:t xml:space="preserve">A project's agreed translation of one term, applied to every later draft of that project.</w:t>
       </w:r>
       <w:r>
         <w:t xml:space="preserve"> </w:t>
@@ -26584,42 +26773,41 @@
               <w:rPr>
                 <w:sz w:val="17"/>
               </w:rPr>
-              <w:t xml:space="preserve">M5 §6</w:t>
-            </w:r>
-          </w:p>
-        </w:tc>
-      </w:tr>
-      <w:tr>
-        <w:tc>
-          <w:tcPr/>
-          <w:p>
-            <w:pPr>
-              <w:pStyle w:val="Compact"/>
-              <w:jc w:val="left"/>
-            </w:pPr>
-            <w:r>
-              <w:rPr>
-                <w:rStyle w:val="VerbatimChar"/>
-                <w:sz w:val="17"/>
-              </w:rPr>
-              <w:t xml:space="preserve">source_term</w:t>
-            </w:r>
-          </w:p>
-        </w:tc>
-        <w:tc>
-          <w:tcPr/>
-          <w:p>
-            <w:pPr>
-              <w:pStyle w:val="Compact"/>
-              <w:jc w:val="left"/>
-            </w:pPr>
-            <w:r>
-              <w:rPr>
-                <w:iCs/>
-                <w:i/>
-                <w:sz w:val="17"/>
-              </w:rPr>
-              <w:t xml:space="preserve">type not declared</w:t>
+              <w:t xml:space="preserve">M5 §6; M5 §5.2 BR-006</w:t>
+            </w:r>
+          </w:p>
+        </w:tc>
+      </w:tr>
+      <w:tr>
+        <w:tc>
+          <w:tcPr/>
+          <w:p>
+            <w:pPr>
+              <w:pStyle w:val="Compact"/>
+              <w:jc w:val="left"/>
+            </w:pPr>
+            <w:r>
+              <w:rPr>
+                <w:rStyle w:val="VerbatimChar"/>
+                <w:sz w:val="17"/>
+              </w:rPr>
+              <w:t xml:space="preserve">term_en</w:t>
+            </w:r>
+          </w:p>
+        </w:tc>
+        <w:tc>
+          <w:tcPr/>
+          <w:p>
+            <w:pPr>
+              <w:pStyle w:val="Compact"/>
+              <w:jc w:val="left"/>
+            </w:pPr>
+            <w:r>
+              <w:rPr>
+                <w:rStyle w:val="VerbatimChar"/>
+                <w:sz w:val="17"/>
+              </w:rPr>
+              <w:t xml:space="preserve">VARCHAR(120)</w:t>
             </w:r>
           </w:p>
         </w:tc>
@@ -26664,42 +26852,41 @@
               <w:rPr>
                 <w:sz w:val="17"/>
               </w:rPr>
-              <w:t xml:space="preserve">M5 §6</w:t>
-            </w:r>
-          </w:p>
-        </w:tc>
-      </w:tr>
-      <w:tr>
-        <w:tc>
-          <w:tcPr/>
-          <w:p>
-            <w:pPr>
-              <w:pStyle w:val="Compact"/>
-              <w:jc w:val="left"/>
-            </w:pPr>
-            <w:r>
-              <w:rPr>
-                <w:rStyle w:val="VerbatimChar"/>
-                <w:sz w:val="17"/>
-              </w:rPr>
-              <w:t xml:space="preserve">target_term</w:t>
-            </w:r>
-          </w:p>
-        </w:tc>
-        <w:tc>
-          <w:tcPr/>
-          <w:p>
-            <w:pPr>
-              <w:pStyle w:val="Compact"/>
-              <w:jc w:val="left"/>
-            </w:pPr>
-            <w:r>
-              <w:rPr>
-                <w:iCs/>
-                <w:i/>
-                <w:sz w:val="17"/>
-              </w:rPr>
-              <w:t xml:space="preserve">type not declared</w:t>
+              <w:t xml:space="preserve">M5 §5.1 FR-004 (glossary Opt); M5 §6 source_term</w:t>
+            </w:r>
+          </w:p>
+        </w:tc>
+      </w:tr>
+      <w:tr>
+        <w:tc>
+          <w:tcPr/>
+          <w:p>
+            <w:pPr>
+              <w:pStyle w:val="Compact"/>
+              <w:jc w:val="left"/>
+            </w:pPr>
+            <w:r>
+              <w:rPr>
+                <w:rStyle w:val="VerbatimChar"/>
+                <w:sz w:val="17"/>
+              </w:rPr>
+              <w:t xml:space="preserve">term_vi</w:t>
+            </w:r>
+          </w:p>
+        </w:tc>
+        <w:tc>
+          <w:tcPr/>
+          <w:p>
+            <w:pPr>
+              <w:pStyle w:val="Compact"/>
+              <w:jc w:val="left"/>
+            </w:pPr>
+            <w:r>
+              <w:rPr>
+                <w:rStyle w:val="VerbatimChar"/>
+                <w:sz w:val="17"/>
+              </w:rPr>
+              <w:t xml:space="preserve">VARCHAR(120)</w:t>
             </w:r>
           </w:p>
         </w:tc>
@@ -26737,7 +26924,7 @@
               <w:rPr>
                 <w:sz w:val="17"/>
               </w:rPr>
-              <w:t xml:space="preserve">M5 §6</w:t>
+              <w:t xml:space="preserve">M5 §5.1 FR-004 (glossary Opt); M5 §6 target_term</w:t>
             </w:r>
           </w:p>
         </w:tc>
@@ -26758,7 +26945,7 @@
         <w:t xml:space="preserve"> </w:t>
       </w:r>
       <w:r>
-        <w:t xml:space="preserve">project_id + source_term.</w:t>
+        <w:t xml:space="preserve">project_id + term_en.</w:t>
       </w:r>
     </w:p>
     <w:bookmarkEnd w:id="58"/>
@@ -27758,7 +27945,7 @@
         <w:t xml:space="preserve"> </w:t>
       </w:r>
       <w:r>
-        <w:t xml:space="preserve">project_id + location_id — proposed.</w:t>
+        <w:t xml:space="preserve">project_id + location_id — proposed (open question: may a project declare interest twice?).</w:t>
       </w:r>
     </w:p>
     <w:bookmarkEnd w:id="60"/>
@@ -29209,7 +29396,7 @@
                 <w:rStyle w:val="VerbatimChar"/>
                 <w:sz w:val="17"/>
               </w:rPr>
-              <w:t xml:space="preserve">ENUM</w:t>
+              <w:t xml:space="preserve">ENUM(dossier, locations, partners, provincial_notice, general)</w:t>
             </w:r>
           </w:p>
         </w:tc>
@@ -29247,7 +29434,7 @@
               <w:rPr>
                 <w:sz w:val="17"/>
               </w:rPr>
-              <w:t xml:space="preserve">M7 §5.1 FR-005 (values not listed)</w:t>
+              <w:t xml:space="preserve">M7 §5.1 FR-005</w:t>
             </w:r>
           </w:p>
         </w:tc>
@@ -29580,7 +29767,2386 @@
       </w:r>
     </w:p>
     <w:bookmarkEnd w:id="62"/>
-    <w:bookmarkStart w:id="63" w:name="type-conflicts"/>
+    <w:bookmarkStart w:id="63" w:name="moderation_item"/>
+    <w:p>
+      <w:pPr>
+        <w:pStyle w:val="Heading2"/>
+      </w:pPr>
+      <w:r>
+        <w:t xml:space="preserve">MODERATION_ITEM</w:t>
+      </w:r>
+    </w:p>
+    <w:p>
+      <w:pPr>
+        <w:pStyle w:val="FirstParagraph"/>
+      </w:pPr>
+      <w:r>
+        <w:rPr>
+          <w:iCs/>
+          <w:i/>
+        </w:rPr>
+        <w:t xml:space="preserve">A partner's published content (profile text or location photo) waiting for, or carrying, VFDA staff's approve-or-hide decision.</w:t>
+      </w:r>
+      <w:r>
+        <w:t xml:space="preserve"> </w:t>
+      </w:r>
+      <w:r>
+        <w:t xml:space="preserve">Owner: M10. EVENT.</w:t>
+      </w:r>
+    </w:p>
+    <w:tbl>
+      <w:tblPr>
+        <w:tblStyle w:val="Table"/>
+        <w:tblLook w:firstRow="1" w:lastRow="0" w:firstColumn="0" w:lastColumn="0" w:noHBand="0" w:noVBand="0" w:val="0020"/>
+        <w:jc w:val="start"/>
+        <w:tblBorders>
+          <w:top w:val="single" w:sz="4" w:color="C9CED6"/>
+          <w:left w:val="single" w:sz="4" w:color="C9CED6"/>
+          <w:bottom w:val="single" w:sz="4" w:color="C9CED6"/>
+          <w:right w:val="single" w:sz="4" w:color="C9CED6"/>
+          <w:insideH w:val="single" w:sz="4" w:color="C9CED6"/>
+          <w:insideV w:val="single" w:sz="4" w:color="C9CED6"/>
+        </w:tblBorders>
+        <w:tblW w:w="5000" w:type="pct"/>
+      </w:tblPr>
+      <w:tblGrid>
+        <w:gridCol w:w="1972"/>
+        <w:gridCol w:w="1972"/>
+        <w:gridCol w:w="1972"/>
+        <w:gridCol w:w="1972"/>
+        <w:gridCol w:w="1972"/>
+      </w:tblGrid>
+      <w:tr>
+        <w:trPr>
+          <w:tblHeader w:val="true"/>
+        </w:trPr>
+        <w:tc>
+          <w:tcPr>
+            <w:shd w:val="clear" w:color="auto" w:fill="E4ECF7"/>
+          </w:tcPr>
+          <w:p>
+            <w:pPr>
+              <w:pStyle w:val="Compact"/>
+              <w:jc w:val="left"/>
+            </w:pPr>
+            <w:r>
+              <w:rPr>
+                <w:b/>
+                <w:color w:val="1F2A5C"/>
+                <w:sz w:val="17"/>
+              </w:rPr>
+              <w:t xml:space="preserve">Column</w:t>
+            </w:r>
+          </w:p>
+        </w:tc>
+        <w:tc>
+          <w:tcPr>
+            <w:shd w:val="clear" w:color="auto" w:fill="E4ECF7"/>
+          </w:tcPr>
+          <w:p>
+            <w:pPr>
+              <w:pStyle w:val="Compact"/>
+              <w:jc w:val="left"/>
+            </w:pPr>
+            <w:r>
+              <w:rPr>
+                <w:b/>
+                <w:color w:val="1F2A5C"/>
+                <w:sz w:val="17"/>
+              </w:rPr>
+              <w:t xml:space="preserve">Type (as declared)</w:t>
+            </w:r>
+          </w:p>
+        </w:tc>
+        <w:tc>
+          <w:tcPr>
+            <w:shd w:val="clear" w:color="auto" w:fill="E4ECF7"/>
+          </w:tcPr>
+          <w:p>
+            <w:pPr>
+              <w:pStyle w:val="Compact"/>
+              <w:jc w:val="left"/>
+            </w:pPr>
+            <w:r>
+              <w:rPr>
+                <w:b/>
+                <w:color w:val="1F2A5C"/>
+                <w:sz w:val="17"/>
+              </w:rPr>
+              <w:t xml:space="preserve">Required</w:t>
+            </w:r>
+          </w:p>
+        </w:tc>
+        <w:tc>
+          <w:tcPr>
+            <w:shd w:val="clear" w:color="auto" w:fill="E4ECF7"/>
+          </w:tcPr>
+          <w:p>
+            <w:pPr>
+              <w:pStyle w:val="Compact"/>
+              <w:jc w:val="left"/>
+            </w:pPr>
+            <w:r>
+              <w:rPr>
+                <w:b/>
+                <w:color w:val="1F2A5C"/>
+                <w:sz w:val="17"/>
+              </w:rPr>
+              <w:t xml:space="preserve">Key</w:t>
+            </w:r>
+          </w:p>
+        </w:tc>
+        <w:tc>
+          <w:tcPr>
+            <w:shd w:val="clear" w:color="auto" w:fill="E4ECF7"/>
+          </w:tcPr>
+          <w:p>
+            <w:pPr>
+              <w:pStyle w:val="Compact"/>
+              <w:jc w:val="left"/>
+            </w:pPr>
+            <w:r>
+              <w:rPr>
+                <w:b/>
+                <w:color w:val="1F2A5C"/>
+                <w:sz w:val="17"/>
+              </w:rPr>
+              <w:t xml:space="preserve">Citation</w:t>
+            </w:r>
+          </w:p>
+        </w:tc>
+      </w:tr>
+      <w:tr>
+        <w:tc>
+          <w:tcPr/>
+          <w:p>
+            <w:pPr>
+              <w:pStyle w:val="Compact"/>
+              <w:jc w:val="left"/>
+            </w:pPr>
+            <w:r>
+              <w:rPr>
+                <w:rStyle w:val="VerbatimChar"/>
+                <w:sz w:val="17"/>
+              </w:rPr>
+              <w:t xml:space="preserve">content_id</w:t>
+            </w:r>
+          </w:p>
+        </w:tc>
+        <w:tc>
+          <w:tcPr/>
+          <w:p>
+            <w:pPr>
+              <w:pStyle w:val="Compact"/>
+              <w:jc w:val="left"/>
+            </w:pPr>
+            <w:r>
+              <w:rPr>
+                <w:rStyle w:val="VerbatimChar"/>
+                <w:sz w:val="17"/>
+              </w:rPr>
+              <w:t xml:space="preserve">UUID</w:t>
+            </w:r>
+          </w:p>
+        </w:tc>
+        <w:tc>
+          <w:tcPr/>
+          <w:p>
+            <w:pPr>
+              <w:pStyle w:val="Compact"/>
+              <w:jc w:val="left"/>
+            </w:pPr>
+            <w:r>
+              <w:rPr>
+                <w:sz w:val="17"/>
+              </w:rPr>
+              <w:t xml:space="preserve">Req</w:t>
+            </w:r>
+          </w:p>
+        </w:tc>
+        <w:tc>
+          <w:tcPr/>
+          <w:p>
+            <w:pPr>
+              <w:pStyle w:val="Compact"/>
+              <w:jc w:val="left"/>
+            </w:pPr>
+            <w:r>
+              <w:rPr>
+                <w:sz w:val="17"/>
+              </w:rPr>
+              <w:t xml:space="preserve">PK</w:t>
+            </w:r>
+          </w:p>
+        </w:tc>
+        <w:tc>
+          <w:tcPr/>
+          <w:p>
+            <w:pPr>
+              <w:pStyle w:val="Compact"/>
+              <w:jc w:val="left"/>
+            </w:pPr>
+            <w:r>
+              <w:rPr>
+                <w:sz w:val="17"/>
+              </w:rPr>
+              <w:t xml:space="preserve">M10 §5.1 FR-002; FR-001 (OUT moderation_queue)</w:t>
+            </w:r>
+          </w:p>
+        </w:tc>
+      </w:tr>
+      <w:tr>
+        <w:tc>
+          <w:tcPr/>
+          <w:p>
+            <w:pPr>
+              <w:pStyle w:val="Compact"/>
+              <w:jc w:val="left"/>
+            </w:pPr>
+            <w:r>
+              <w:rPr>
+                <w:rStyle w:val="VerbatimChar"/>
+                <w:sz w:val="17"/>
+              </w:rPr>
+              <w:t xml:space="preserve">content_type</w:t>
+            </w:r>
+          </w:p>
+        </w:tc>
+        <w:tc>
+          <w:tcPr/>
+          <w:p>
+            <w:pPr>
+              <w:pStyle w:val="Compact"/>
+              <w:jc w:val="left"/>
+            </w:pPr>
+            <w:r>
+              <w:rPr>
+                <w:rStyle w:val="VerbatimChar"/>
+                <w:sz w:val="17"/>
+              </w:rPr>
+              <w:t xml:space="preserve">ENUM(org_profile, location_image, showcase)</w:t>
+            </w:r>
+          </w:p>
+        </w:tc>
+        <w:tc>
+          <w:tcPr/>
+          <w:p>
+            <w:pPr>
+              <w:pStyle w:val="Compact"/>
+              <w:jc w:val="left"/>
+            </w:pPr>
+            <w:r>
+              <w:rPr>
+                <w:sz w:val="17"/>
+              </w:rPr>
+              <w:t xml:space="preserve">system-set</w:t>
+            </w:r>
+          </w:p>
+        </w:tc>
+        <w:tc>
+          <w:tcPr/>
+          <w:p>
+            <w:pPr>
+              <w:pStyle w:val="Compact"/>
+            </w:pPr>
+          </w:p>
+        </w:tc>
+        <w:tc>
+          <w:tcPr/>
+          <w:p>
+            <w:pPr>
+              <w:pStyle w:val="Compact"/>
+              <w:jc w:val="left"/>
+            </w:pPr>
+            <w:r>
+              <w:rPr>
+                <w:sz w:val="17"/>
+              </w:rPr>
+              <w:t xml:space="preserve">M10 §5.1 FR-001; M10 §9 (showcase waits for M8, phase 2)</w:t>
+            </w:r>
+          </w:p>
+        </w:tc>
+      </w:tr>
+      <w:tr>
+        <w:tc>
+          <w:tcPr/>
+          <w:p>
+            <w:pPr>
+              <w:pStyle w:val="Compact"/>
+              <w:jc w:val="left"/>
+            </w:pPr>
+            <w:r>
+              <w:rPr>
+                <w:rStyle w:val="VerbatimChar"/>
+                <w:sz w:val="17"/>
+              </w:rPr>
+              <w:t xml:space="preserve">organisation_id</w:t>
+            </w:r>
+          </w:p>
+        </w:tc>
+        <w:tc>
+          <w:tcPr/>
+          <w:p>
+            <w:pPr>
+              <w:pStyle w:val="Compact"/>
+              <w:jc w:val="left"/>
+            </w:pPr>
+            <w:r>
+              <w:rPr>
+                <w:rStyle w:val="VerbatimChar"/>
+                <w:sz w:val="17"/>
+              </w:rPr>
+              <w:t xml:space="preserve">UUID</w:t>
+            </w:r>
+          </w:p>
+        </w:tc>
+        <w:tc>
+          <w:tcPr/>
+          <w:p>
+            <w:pPr>
+              <w:pStyle w:val="Compact"/>
+              <w:jc w:val="left"/>
+            </w:pPr>
+            <w:r>
+              <w:rPr>
+                <w:sz w:val="17"/>
+              </w:rPr>
+              <w:t xml:space="preserve">Opt (CHECK)</w:t>
+            </w:r>
+          </w:p>
+        </w:tc>
+        <w:tc>
+          <w:tcPr/>
+          <w:p>
+            <w:pPr>
+              <w:pStyle w:val="Compact"/>
+              <w:jc w:val="left"/>
+            </w:pPr>
+            <w:r>
+              <w:rPr>
+                <w:sz w:val="17"/>
+              </w:rPr>
+              <w:t xml:space="preserve">FK →</w:t>
+            </w:r>
+            <w:r>
+              <w:rPr>
+                <w:sz w:val="17"/>
+              </w:rPr>
+              <w:t xml:space="preserve"> </w:t>
+            </w:r>
+            <w:r>
+              <w:rPr>
+                <w:rStyle w:val="VerbatimChar"/>
+                <w:sz w:val="17"/>
+              </w:rPr>
+              <w:t xml:space="preserve">ORGANISATION</w:t>
+            </w:r>
+          </w:p>
+        </w:tc>
+        <w:tc>
+          <w:tcPr/>
+          <w:p>
+            <w:pPr>
+              <w:pStyle w:val="Compact"/>
+              <w:jc w:val="left"/>
+            </w:pPr>
+            <w:r>
+              <w:rPr>
+                <w:sz w:val="17"/>
+              </w:rPr>
+              <w:t xml:space="preserve">M10 §6 ("refers to Organisation"); type of org_id, M4 §5.1 FR-001 — CHECK: exactly one of organisation_id, location_image_id (modelling choice)</w:t>
+            </w:r>
+          </w:p>
+        </w:tc>
+      </w:tr>
+      <w:tr>
+        <w:tc>
+          <w:tcPr/>
+          <w:p>
+            <w:pPr>
+              <w:pStyle w:val="Compact"/>
+              <w:jc w:val="left"/>
+            </w:pPr>
+            <w:r>
+              <w:rPr>
+                <w:rStyle w:val="VerbatimChar"/>
+                <w:sz w:val="17"/>
+              </w:rPr>
+              <w:t xml:space="preserve">location_image_id</w:t>
+            </w:r>
+          </w:p>
+        </w:tc>
+        <w:tc>
+          <w:tcPr/>
+          <w:p>
+            <w:pPr>
+              <w:pStyle w:val="Compact"/>
+              <w:jc w:val="left"/>
+            </w:pPr>
+            <w:r>
+              <w:rPr>
+                <w:rStyle w:val="VerbatimChar"/>
+                <w:sz w:val="17"/>
+              </w:rPr>
+              <w:t xml:space="preserve">TEXT</w:t>
+            </w:r>
+          </w:p>
+        </w:tc>
+        <w:tc>
+          <w:tcPr/>
+          <w:p>
+            <w:pPr>
+              <w:pStyle w:val="Compact"/>
+              <w:jc w:val="left"/>
+            </w:pPr>
+            <w:r>
+              <w:rPr>
+                <w:sz w:val="17"/>
+              </w:rPr>
+              <w:t xml:space="preserve">Opt (CHECK)</w:t>
+            </w:r>
+          </w:p>
+        </w:tc>
+        <w:tc>
+          <w:tcPr/>
+          <w:p>
+            <w:pPr>
+              <w:pStyle w:val="Compact"/>
+              <w:jc w:val="left"/>
+            </w:pPr>
+            <w:r>
+              <w:rPr>
+                <w:sz w:val="17"/>
+              </w:rPr>
+              <w:t xml:space="preserve">FK →</w:t>
+            </w:r>
+            <w:r>
+              <w:rPr>
+                <w:sz w:val="17"/>
+              </w:rPr>
+              <w:t xml:space="preserve"> </w:t>
+            </w:r>
+            <w:r>
+              <w:rPr>
+                <w:rStyle w:val="VerbatimChar"/>
+                <w:sz w:val="17"/>
+              </w:rPr>
+              <w:t xml:space="preserve">LOCATION_IMAGE</w:t>
+            </w:r>
+          </w:p>
+        </w:tc>
+        <w:tc>
+          <w:tcPr/>
+          <w:p>
+            <w:pPr>
+              <w:pStyle w:val="Compact"/>
+              <w:jc w:val="left"/>
+            </w:pPr>
+            <w:r>
+              <w:rPr>
+                <w:sz w:val="17"/>
+              </w:rPr>
+              <w:t xml:space="preserve">M10 §6 ("or LocationImage"); holds image_url, the only key of LOCATION_IMAGE (M3 §5.1 FR-003) — CHECK: exactly one of the two (modelling choice)</w:t>
+            </w:r>
+          </w:p>
+        </w:tc>
+      </w:tr>
+      <w:tr>
+        <w:tc>
+          <w:tcPr/>
+          <w:p>
+            <w:pPr>
+              <w:pStyle w:val="Compact"/>
+              <w:jc w:val="left"/>
+            </w:pPr>
+            <w:r>
+              <w:rPr>
+                <w:rStyle w:val="VerbatimChar"/>
+                <w:sz w:val="17"/>
+              </w:rPr>
+              <w:t xml:space="preserve">submitted_by</w:t>
+            </w:r>
+          </w:p>
+        </w:tc>
+        <w:tc>
+          <w:tcPr/>
+          <w:p>
+            <w:pPr>
+              <w:pStyle w:val="Compact"/>
+              <w:jc w:val="left"/>
+            </w:pPr>
+            <w:r>
+              <w:rPr>
+                <w:rStyle w:val="VerbatimChar"/>
+                <w:sz w:val="17"/>
+              </w:rPr>
+              <w:t xml:space="preserve">UUID</w:t>
+            </w:r>
+          </w:p>
+        </w:tc>
+        <w:tc>
+          <w:tcPr/>
+          <w:p>
+            <w:pPr>
+              <w:pStyle w:val="Compact"/>
+              <w:jc w:val="left"/>
+            </w:pPr>
+            <w:r>
+              <w:rPr>
+                <w:sz w:val="17"/>
+              </w:rPr>
+              <w:t xml:space="preserve">system-set</w:t>
+            </w:r>
+          </w:p>
+        </w:tc>
+        <w:tc>
+          <w:tcPr/>
+          <w:p>
+            <w:pPr>
+              <w:pStyle w:val="Compact"/>
+              <w:jc w:val="left"/>
+            </w:pPr>
+            <w:r>
+              <w:rPr>
+                <w:sz w:val="17"/>
+              </w:rPr>
+              <w:t xml:space="preserve">FK →</w:t>
+            </w:r>
+            <w:r>
+              <w:rPr>
+                <w:sz w:val="17"/>
+              </w:rPr>
+              <w:t xml:space="preserve"> </w:t>
+            </w:r>
+            <w:r>
+              <w:rPr>
+                <w:rStyle w:val="VerbatimChar"/>
+                <w:sz w:val="17"/>
+              </w:rPr>
+              <w:t xml:space="preserve">USER_ACCOUNT</w:t>
+            </w:r>
+          </w:p>
+        </w:tc>
+        <w:tc>
+          <w:tcPr/>
+          <w:p>
+            <w:pPr>
+              <w:pStyle w:val="Compact"/>
+              <w:jc w:val="left"/>
+            </w:pPr>
+            <w:r>
+              <w:rPr>
+                <w:sz w:val="17"/>
+              </w:rPr>
+              <w:t xml:space="preserve">M10 §5.1 FR-001 (OUT)</w:t>
+            </w:r>
+          </w:p>
+        </w:tc>
+      </w:tr>
+      <w:tr>
+        <w:tc>
+          <w:tcPr/>
+          <w:p>
+            <w:pPr>
+              <w:pStyle w:val="Compact"/>
+              <w:jc w:val="left"/>
+            </w:pPr>
+            <w:r>
+              <w:rPr>
+                <w:rStyle w:val="VerbatimChar"/>
+                <w:sz w:val="17"/>
+              </w:rPr>
+              <w:t xml:space="preserve">submitted_at</w:t>
+            </w:r>
+          </w:p>
+        </w:tc>
+        <w:tc>
+          <w:tcPr/>
+          <w:p>
+            <w:pPr>
+              <w:pStyle w:val="Compact"/>
+              <w:jc w:val="left"/>
+            </w:pPr>
+            <w:r>
+              <w:rPr>
+                <w:rStyle w:val="VerbatimChar"/>
+                <w:sz w:val="17"/>
+              </w:rPr>
+              <w:t xml:space="preserve">TIMESTAMPTZ</w:t>
+            </w:r>
+          </w:p>
+        </w:tc>
+        <w:tc>
+          <w:tcPr/>
+          <w:p>
+            <w:pPr>
+              <w:pStyle w:val="Compact"/>
+              <w:jc w:val="left"/>
+            </w:pPr>
+            <w:r>
+              <w:rPr>
+                <w:sz w:val="17"/>
+              </w:rPr>
+              <w:t xml:space="preserve">system-set</w:t>
+            </w:r>
+          </w:p>
+        </w:tc>
+        <w:tc>
+          <w:tcPr/>
+          <w:p>
+            <w:pPr>
+              <w:pStyle w:val="Compact"/>
+            </w:pPr>
+          </w:p>
+        </w:tc>
+        <w:tc>
+          <w:tcPr/>
+          <w:p>
+            <w:pPr>
+              <w:pStyle w:val="Compact"/>
+              <w:jc w:val="left"/>
+            </w:pPr>
+            <w:r>
+              <w:rPr>
+                <w:sz w:val="17"/>
+              </w:rPr>
+              <w:t xml:space="preserve">M10 §5.1 FR-001 (OUT)</w:t>
+            </w:r>
+          </w:p>
+        </w:tc>
+      </w:tr>
+      <w:tr>
+        <w:tc>
+          <w:tcPr/>
+          <w:p>
+            <w:pPr>
+              <w:pStyle w:val="Compact"/>
+              <w:jc w:val="left"/>
+            </w:pPr>
+            <w:r>
+              <w:rPr>
+                <w:rStyle w:val="VerbatimChar"/>
+                <w:sz w:val="17"/>
+              </w:rPr>
+              <w:t xml:space="preserve">content_status</w:t>
+            </w:r>
+          </w:p>
+        </w:tc>
+        <w:tc>
+          <w:tcPr/>
+          <w:p>
+            <w:pPr>
+              <w:pStyle w:val="Compact"/>
+              <w:jc w:val="left"/>
+            </w:pPr>
+            <w:r>
+              <w:rPr>
+                <w:rStyle w:val="VerbatimChar"/>
+                <w:sz w:val="17"/>
+              </w:rPr>
+              <w:t xml:space="preserve">ENUM(pending, approved, hidden)</w:t>
+            </w:r>
+          </w:p>
+        </w:tc>
+        <w:tc>
+          <w:tcPr/>
+          <w:p>
+            <w:pPr>
+              <w:pStyle w:val="Compact"/>
+              <w:jc w:val="left"/>
+            </w:pPr>
+            <w:r>
+              <w:rPr>
+                <w:sz w:val="17"/>
+              </w:rPr>
+              <w:t xml:space="preserve">system-set</w:t>
+            </w:r>
+          </w:p>
+        </w:tc>
+        <w:tc>
+          <w:tcPr/>
+          <w:p>
+            <w:pPr>
+              <w:pStyle w:val="Compact"/>
+            </w:pPr>
+          </w:p>
+        </w:tc>
+        <w:tc>
+          <w:tcPr/>
+          <w:p>
+            <w:pPr>
+              <w:pStyle w:val="Compact"/>
+              <w:jc w:val="left"/>
+            </w:pPr>
+            <w:r>
+              <w:rPr>
+                <w:sz w:val="17"/>
+              </w:rPr>
+              <w:t xml:space="preserve">M10 §5.1 FR-002 (OUT); M10 §5.2 BR-001</w:t>
+            </w:r>
+          </w:p>
+        </w:tc>
+      </w:tr>
+      <w:tr>
+        <w:tc>
+          <w:tcPr/>
+          <w:p>
+            <w:pPr>
+              <w:pStyle w:val="Compact"/>
+              <w:jc w:val="left"/>
+            </w:pPr>
+            <w:r>
+              <w:rPr>
+                <w:rStyle w:val="VerbatimChar"/>
+                <w:sz w:val="17"/>
+              </w:rPr>
+              <w:t xml:space="preserve">reason</w:t>
+            </w:r>
+          </w:p>
+        </w:tc>
+        <w:tc>
+          <w:tcPr/>
+          <w:p>
+            <w:pPr>
+              <w:pStyle w:val="Compact"/>
+              <w:jc w:val="left"/>
+            </w:pPr>
+            <w:r>
+              <w:rPr>
+                <w:rStyle w:val="VerbatimChar"/>
+                <w:sz w:val="17"/>
+              </w:rPr>
+              <w:t xml:space="preserve">TEXT</w:t>
+            </w:r>
+          </w:p>
+        </w:tc>
+        <w:tc>
+          <w:tcPr/>
+          <w:p>
+            <w:pPr>
+              <w:pStyle w:val="Compact"/>
+              <w:jc w:val="left"/>
+            </w:pPr>
+            <w:r>
+              <w:rPr>
+                <w:sz w:val="17"/>
+              </w:rPr>
+              <w:t xml:space="preserve">Opt</w:t>
+            </w:r>
+          </w:p>
+        </w:tc>
+        <w:tc>
+          <w:tcPr/>
+          <w:p>
+            <w:pPr>
+              <w:pStyle w:val="Compact"/>
+            </w:pPr>
+          </w:p>
+        </w:tc>
+        <w:tc>
+          <w:tcPr/>
+          <w:p>
+            <w:pPr>
+              <w:pStyle w:val="Compact"/>
+              <w:jc w:val="left"/>
+            </w:pPr>
+            <w:r>
+              <w:rPr>
+                <w:sz w:val="17"/>
+              </w:rPr>
+              <w:t xml:space="preserve">M10 §5.1 FR-002; M10 §5.2 BR-002 (required when hidden)</w:t>
+            </w:r>
+          </w:p>
+        </w:tc>
+      </w:tr>
+      <w:tr>
+        <w:tc>
+          <w:tcPr/>
+          <w:p>
+            <w:pPr>
+              <w:pStyle w:val="Compact"/>
+              <w:jc w:val="left"/>
+            </w:pPr>
+            <w:r>
+              <w:rPr>
+                <w:rStyle w:val="VerbatimChar"/>
+                <w:sz w:val="17"/>
+              </w:rPr>
+              <w:t xml:space="preserve">decided_by</w:t>
+            </w:r>
+          </w:p>
+        </w:tc>
+        <w:tc>
+          <w:tcPr/>
+          <w:p>
+            <w:pPr>
+              <w:pStyle w:val="Compact"/>
+              <w:jc w:val="left"/>
+            </w:pPr>
+            <w:r>
+              <w:rPr>
+                <w:iCs/>
+                <w:i/>
+                <w:sz w:val="17"/>
+              </w:rPr>
+              <w:t xml:space="preserve">type not declared</w:t>
+            </w:r>
+          </w:p>
+        </w:tc>
+        <w:tc>
+          <w:tcPr/>
+          <w:p>
+            <w:pPr>
+              <w:pStyle w:val="Compact"/>
+              <w:jc w:val="left"/>
+            </w:pPr>
+            <w:r>
+              <w:rPr>
+                <w:sz w:val="17"/>
+              </w:rPr>
+              <w:t xml:space="preserve">not declared</w:t>
+            </w:r>
+          </w:p>
+        </w:tc>
+        <w:tc>
+          <w:tcPr/>
+          <w:p>
+            <w:pPr>
+              <w:pStyle w:val="Compact"/>
+              <w:jc w:val="left"/>
+            </w:pPr>
+            <w:r>
+              <w:rPr>
+                <w:sz w:val="17"/>
+              </w:rPr>
+              <w:t xml:space="preserve">FK →</w:t>
+            </w:r>
+            <w:r>
+              <w:rPr>
+                <w:sz w:val="17"/>
+              </w:rPr>
+              <w:t xml:space="preserve"> </w:t>
+            </w:r>
+            <w:r>
+              <w:rPr>
+                <w:rStyle w:val="VerbatimChar"/>
+                <w:sz w:val="17"/>
+              </w:rPr>
+              <w:t xml:space="preserve">USER_ACCOUNT</w:t>
+            </w:r>
+          </w:p>
+        </w:tc>
+        <w:tc>
+          <w:tcPr/>
+          <w:p>
+            <w:pPr>
+              <w:pStyle w:val="Compact"/>
+              <w:jc w:val="left"/>
+            </w:pPr>
+            <w:r>
+              <w:rPr>
+                <w:sz w:val="17"/>
+              </w:rPr>
+              <w:t xml:space="preserve">M10 §6</w:t>
+            </w:r>
+          </w:p>
+        </w:tc>
+      </w:tr>
+      <w:tr>
+        <w:tc>
+          <w:tcPr/>
+          <w:p>
+            <w:pPr>
+              <w:pStyle w:val="Compact"/>
+              <w:jc w:val="left"/>
+            </w:pPr>
+            <w:r>
+              <w:rPr>
+                <w:rStyle w:val="VerbatimChar"/>
+                <w:sz w:val="17"/>
+              </w:rPr>
+              <w:t xml:space="preserve">decided_at</w:t>
+            </w:r>
+          </w:p>
+        </w:tc>
+        <w:tc>
+          <w:tcPr/>
+          <w:p>
+            <w:pPr>
+              <w:pStyle w:val="Compact"/>
+              <w:jc w:val="left"/>
+            </w:pPr>
+            <w:r>
+              <w:rPr>
+                <w:iCs/>
+                <w:i/>
+                <w:sz w:val="17"/>
+              </w:rPr>
+              <w:t xml:space="preserve">type not declared</w:t>
+            </w:r>
+          </w:p>
+        </w:tc>
+        <w:tc>
+          <w:tcPr/>
+          <w:p>
+            <w:pPr>
+              <w:pStyle w:val="Compact"/>
+              <w:jc w:val="left"/>
+            </w:pPr>
+            <w:r>
+              <w:rPr>
+                <w:sz w:val="17"/>
+              </w:rPr>
+              <w:t xml:space="preserve">not declared</w:t>
+            </w:r>
+          </w:p>
+        </w:tc>
+        <w:tc>
+          <w:tcPr/>
+          <w:p>
+            <w:pPr>
+              <w:pStyle w:val="Compact"/>
+            </w:pPr>
+          </w:p>
+        </w:tc>
+        <w:tc>
+          <w:tcPr/>
+          <w:p>
+            <w:pPr>
+              <w:pStyle w:val="Compact"/>
+              <w:jc w:val="left"/>
+            </w:pPr>
+            <w:r>
+              <w:rPr>
+                <w:sz w:val="17"/>
+              </w:rPr>
+              <w:t xml:space="preserve">M10 §6</w:t>
+            </w:r>
+          </w:p>
+        </w:tc>
+      </w:tr>
+    </w:tbl>
+    <w:p>
+      <w:pPr>
+        <w:pStyle w:val="BodyText"/>
+      </w:pPr>
+      <w:r>
+        <w:rPr>
+          <w:bCs/>
+          <w:b/>
+        </w:rPr>
+        <w:t xml:space="preserve">Natural key:</w:t>
+      </w:r>
+      <w:r>
+        <w:t xml:space="preserve"> </w:t>
+      </w:r>
+      <w:r>
+        <w:t xml:space="preserve">organisation_id or location_image_id + submitted_at; one pending item per content (M10 §3 Edge cases: the queue keeps only the latest version).</w:t>
+      </w:r>
+    </w:p>
+    <w:bookmarkEnd w:id="63"/>
+    <w:bookmarkStart w:id="64" w:name="audit_log"/>
+    <w:p>
+      <w:pPr>
+        <w:pStyle w:val="Heading2"/>
+      </w:pPr>
+      <w:r>
+        <w:t xml:space="preserve">AUDIT_LOG</w:t>
+      </w:r>
+    </w:p>
+    <w:p>
+      <w:pPr>
+        <w:pStyle w:val="FirstParagraph"/>
+      </w:pPr>
+      <w:r>
+        <w:rPr>
+          <w:iCs/>
+          <w:i/>
+        </w:rPr>
+        <w:t xml:space="preserve">A permanent record of one administrative action: who did what to which record, and when.</w:t>
+      </w:r>
+      <w:r>
+        <w:t xml:space="preserve"> </w:t>
+      </w:r>
+      <w:r>
+        <w:t xml:space="preserve">Owner: M10. EVENT.</w:t>
+      </w:r>
+    </w:p>
+    <w:tbl>
+      <w:tblPr>
+        <w:tblStyle w:val="Table"/>
+        <w:tblLook w:firstRow="1" w:lastRow="0" w:firstColumn="0" w:lastColumn="0" w:noHBand="0" w:noVBand="0" w:val="0020"/>
+        <w:jc w:val="start"/>
+        <w:tblBorders>
+          <w:top w:val="single" w:sz="4" w:color="C9CED6"/>
+          <w:left w:val="single" w:sz="4" w:color="C9CED6"/>
+          <w:bottom w:val="single" w:sz="4" w:color="C9CED6"/>
+          <w:right w:val="single" w:sz="4" w:color="C9CED6"/>
+          <w:insideH w:val="single" w:sz="4" w:color="C9CED6"/>
+          <w:insideV w:val="single" w:sz="4" w:color="C9CED6"/>
+        </w:tblBorders>
+        <w:tblW w:w="5000" w:type="pct"/>
+      </w:tblPr>
+      <w:tblGrid>
+        <w:gridCol w:w="1972"/>
+        <w:gridCol w:w="1972"/>
+        <w:gridCol w:w="1972"/>
+        <w:gridCol w:w="1972"/>
+        <w:gridCol w:w="1972"/>
+      </w:tblGrid>
+      <w:tr>
+        <w:trPr>
+          <w:tblHeader w:val="true"/>
+        </w:trPr>
+        <w:tc>
+          <w:tcPr>
+            <w:shd w:val="clear" w:color="auto" w:fill="E4ECF7"/>
+          </w:tcPr>
+          <w:p>
+            <w:pPr>
+              <w:pStyle w:val="Compact"/>
+              <w:jc w:val="left"/>
+            </w:pPr>
+            <w:r>
+              <w:rPr>
+                <w:b/>
+                <w:color w:val="1F2A5C"/>
+                <w:sz w:val="17"/>
+              </w:rPr>
+              <w:t xml:space="preserve">Column</w:t>
+            </w:r>
+          </w:p>
+        </w:tc>
+        <w:tc>
+          <w:tcPr>
+            <w:shd w:val="clear" w:color="auto" w:fill="E4ECF7"/>
+          </w:tcPr>
+          <w:p>
+            <w:pPr>
+              <w:pStyle w:val="Compact"/>
+              <w:jc w:val="left"/>
+            </w:pPr>
+            <w:r>
+              <w:rPr>
+                <w:b/>
+                <w:color w:val="1F2A5C"/>
+                <w:sz w:val="17"/>
+              </w:rPr>
+              <w:t xml:space="preserve">Type (as declared)</w:t>
+            </w:r>
+          </w:p>
+        </w:tc>
+        <w:tc>
+          <w:tcPr>
+            <w:shd w:val="clear" w:color="auto" w:fill="E4ECF7"/>
+          </w:tcPr>
+          <w:p>
+            <w:pPr>
+              <w:pStyle w:val="Compact"/>
+              <w:jc w:val="left"/>
+            </w:pPr>
+            <w:r>
+              <w:rPr>
+                <w:b/>
+                <w:color w:val="1F2A5C"/>
+                <w:sz w:val="17"/>
+              </w:rPr>
+              <w:t xml:space="preserve">Required</w:t>
+            </w:r>
+          </w:p>
+        </w:tc>
+        <w:tc>
+          <w:tcPr>
+            <w:shd w:val="clear" w:color="auto" w:fill="E4ECF7"/>
+          </w:tcPr>
+          <w:p>
+            <w:pPr>
+              <w:pStyle w:val="Compact"/>
+              <w:jc w:val="left"/>
+            </w:pPr>
+            <w:r>
+              <w:rPr>
+                <w:b/>
+                <w:color w:val="1F2A5C"/>
+                <w:sz w:val="17"/>
+              </w:rPr>
+              <w:t xml:space="preserve">Key</w:t>
+            </w:r>
+          </w:p>
+        </w:tc>
+        <w:tc>
+          <w:tcPr>
+            <w:shd w:val="clear" w:color="auto" w:fill="E4ECF7"/>
+          </w:tcPr>
+          <w:p>
+            <w:pPr>
+              <w:pStyle w:val="Compact"/>
+              <w:jc w:val="left"/>
+            </w:pPr>
+            <w:r>
+              <w:rPr>
+                <w:b/>
+                <w:color w:val="1F2A5C"/>
+                <w:sz w:val="17"/>
+              </w:rPr>
+              <w:t xml:space="preserve">Citation</w:t>
+            </w:r>
+          </w:p>
+        </w:tc>
+      </w:tr>
+      <w:tr>
+        <w:tc>
+          <w:tcPr/>
+          <w:p>
+            <w:pPr>
+              <w:pStyle w:val="Compact"/>
+              <w:jc w:val="left"/>
+            </w:pPr>
+            <w:r>
+              <w:rPr>
+                <w:rStyle w:val="VerbatimChar"/>
+                <w:sz w:val="17"/>
+              </w:rPr>
+              <w:t xml:space="preserve">audit_log_id</w:t>
+            </w:r>
+          </w:p>
+        </w:tc>
+        <w:tc>
+          <w:tcPr/>
+          <w:p>
+            <w:pPr>
+              <w:pStyle w:val="Compact"/>
+              <w:jc w:val="left"/>
+            </w:pPr>
+            <w:r>
+              <w:rPr>
+                <w:rStyle w:val="VerbatimChar"/>
+                <w:sz w:val="17"/>
+              </w:rPr>
+              <w:t xml:space="preserve">UUID</w:t>
+            </w:r>
+          </w:p>
+        </w:tc>
+        <w:tc>
+          <w:tcPr/>
+          <w:p>
+            <w:pPr>
+              <w:pStyle w:val="Compact"/>
+              <w:jc w:val="left"/>
+            </w:pPr>
+            <w:r>
+              <w:rPr>
+                <w:sz w:val="17"/>
+              </w:rPr>
+              <w:t xml:space="preserve">system-set</w:t>
+            </w:r>
+          </w:p>
+        </w:tc>
+        <w:tc>
+          <w:tcPr/>
+          <w:p>
+            <w:pPr>
+              <w:pStyle w:val="Compact"/>
+              <w:jc w:val="left"/>
+            </w:pPr>
+            <w:r>
+              <w:rPr>
+                <w:sz w:val="17"/>
+              </w:rPr>
+              <w:t xml:space="preserve">PK</w:t>
+            </w:r>
+          </w:p>
+        </w:tc>
+        <w:tc>
+          <w:tcPr/>
+          <w:p>
+            <w:pPr>
+              <w:pStyle w:val="Compact"/>
+              <w:jc w:val="left"/>
+            </w:pPr>
+            <w:r>
+              <w:rPr>
+                <w:sz w:val="17"/>
+              </w:rPr>
+              <w:t xml:space="preserve">M10 §5.1 FR-008 (OUT)</w:t>
+            </w:r>
+          </w:p>
+        </w:tc>
+      </w:tr>
+      <w:tr>
+        <w:tc>
+          <w:tcPr/>
+          <w:p>
+            <w:pPr>
+              <w:pStyle w:val="Compact"/>
+              <w:jc w:val="left"/>
+            </w:pPr>
+            <w:r>
+              <w:rPr>
+                <w:rStyle w:val="VerbatimChar"/>
+                <w:sz w:val="17"/>
+              </w:rPr>
+              <w:t xml:space="preserve">action</w:t>
+            </w:r>
+          </w:p>
+        </w:tc>
+        <w:tc>
+          <w:tcPr/>
+          <w:p>
+            <w:pPr>
+              <w:pStyle w:val="Compact"/>
+              <w:jc w:val="left"/>
+            </w:pPr>
+            <w:r>
+              <w:rPr>
+                <w:rStyle w:val="VerbatimChar"/>
+                <w:sz w:val="17"/>
+              </w:rPr>
+              <w:t xml:space="preserve">VARCHAR(60)</w:t>
+            </w:r>
+          </w:p>
+        </w:tc>
+        <w:tc>
+          <w:tcPr/>
+          <w:p>
+            <w:pPr>
+              <w:pStyle w:val="Compact"/>
+              <w:jc w:val="left"/>
+            </w:pPr>
+            <w:r>
+              <w:rPr>
+                <w:sz w:val="17"/>
+              </w:rPr>
+              <w:t xml:space="preserve">Req</w:t>
+            </w:r>
+          </w:p>
+        </w:tc>
+        <w:tc>
+          <w:tcPr/>
+          <w:p>
+            <w:pPr>
+              <w:pStyle w:val="Compact"/>
+            </w:pPr>
+          </w:p>
+        </w:tc>
+        <w:tc>
+          <w:tcPr/>
+          <w:p>
+            <w:pPr>
+              <w:pStyle w:val="Compact"/>
+              <w:jc w:val="left"/>
+            </w:pPr>
+            <w:r>
+              <w:rPr>
+                <w:sz w:val="17"/>
+              </w:rPr>
+              <w:t xml:space="preserve">M10 §5.1 FR-008; M10 §3 US-4 (location.publish)</w:t>
+            </w:r>
+          </w:p>
+        </w:tc>
+      </w:tr>
+      <w:tr>
+        <w:tc>
+          <w:tcPr/>
+          <w:p>
+            <w:pPr>
+              <w:pStyle w:val="Compact"/>
+              <w:jc w:val="left"/>
+            </w:pPr>
+            <w:r>
+              <w:rPr>
+                <w:rStyle w:val="VerbatimChar"/>
+                <w:sz w:val="17"/>
+              </w:rPr>
+              <w:t xml:space="preserve">admin_id</w:t>
+            </w:r>
+          </w:p>
+        </w:tc>
+        <w:tc>
+          <w:tcPr/>
+          <w:p>
+            <w:pPr>
+              <w:pStyle w:val="Compact"/>
+              <w:jc w:val="left"/>
+            </w:pPr>
+            <w:r>
+              <w:rPr>
+                <w:rStyle w:val="VerbatimChar"/>
+                <w:sz w:val="17"/>
+              </w:rPr>
+              <w:t xml:space="preserve">UUID</w:t>
+            </w:r>
+          </w:p>
+        </w:tc>
+        <w:tc>
+          <w:tcPr/>
+          <w:p>
+            <w:pPr>
+              <w:pStyle w:val="Compact"/>
+              <w:jc w:val="left"/>
+            </w:pPr>
+            <w:r>
+              <w:rPr>
+                <w:sz w:val="17"/>
+              </w:rPr>
+              <w:t xml:space="preserve">Req</w:t>
+            </w:r>
+          </w:p>
+        </w:tc>
+        <w:tc>
+          <w:tcPr/>
+          <w:p>
+            <w:pPr>
+              <w:pStyle w:val="Compact"/>
+              <w:jc w:val="left"/>
+            </w:pPr>
+            <w:r>
+              <w:rPr>
+                <w:sz w:val="17"/>
+              </w:rPr>
+              <w:t xml:space="preserve">FK →</w:t>
+            </w:r>
+            <w:r>
+              <w:rPr>
+                <w:sz w:val="17"/>
+              </w:rPr>
+              <w:t xml:space="preserve"> </w:t>
+            </w:r>
+            <w:r>
+              <w:rPr>
+                <w:rStyle w:val="VerbatimChar"/>
+                <w:sz w:val="17"/>
+              </w:rPr>
+              <w:t xml:space="preserve">USER_ACCOUNT</w:t>
+            </w:r>
+          </w:p>
+        </w:tc>
+        <w:tc>
+          <w:tcPr/>
+          <w:p>
+            <w:pPr>
+              <w:pStyle w:val="Compact"/>
+              <w:jc w:val="left"/>
+            </w:pPr>
+            <w:r>
+              <w:rPr>
+                <w:sz w:val="17"/>
+              </w:rPr>
+              <w:t xml:space="preserve">M10 §5.1 FR-008 (= actor_id in FR-009)</w:t>
+            </w:r>
+          </w:p>
+        </w:tc>
+      </w:tr>
+      <w:tr>
+        <w:tc>
+          <w:tcPr/>
+          <w:p>
+            <w:pPr>
+              <w:pStyle w:val="Compact"/>
+              <w:jc w:val="left"/>
+            </w:pPr>
+            <w:r>
+              <w:rPr>
+                <w:rStyle w:val="VerbatimChar"/>
+                <w:sz w:val="17"/>
+              </w:rPr>
+              <w:t xml:space="preserve">target_id</w:t>
+            </w:r>
+          </w:p>
+        </w:tc>
+        <w:tc>
+          <w:tcPr/>
+          <w:p>
+            <w:pPr>
+              <w:pStyle w:val="Compact"/>
+              <w:jc w:val="left"/>
+            </w:pPr>
+            <w:r>
+              <w:rPr>
+                <w:rStyle w:val="VerbatimChar"/>
+                <w:sz w:val="17"/>
+              </w:rPr>
+              <w:t xml:space="preserve">UUID</w:t>
+            </w:r>
+          </w:p>
+        </w:tc>
+        <w:tc>
+          <w:tcPr/>
+          <w:p>
+            <w:pPr>
+              <w:pStyle w:val="Compact"/>
+              <w:jc w:val="left"/>
+            </w:pPr>
+            <w:r>
+              <w:rPr>
+                <w:sz w:val="17"/>
+              </w:rPr>
+              <w:t xml:space="preserve">Opt</w:t>
+            </w:r>
+          </w:p>
+        </w:tc>
+        <w:tc>
+          <w:tcPr/>
+          <w:p>
+            <w:pPr>
+              <w:pStyle w:val="Compact"/>
+            </w:pPr>
+          </w:p>
+        </w:tc>
+        <w:tc>
+          <w:tcPr/>
+          <w:p>
+            <w:pPr>
+              <w:pStyle w:val="Compact"/>
+              <w:jc w:val="left"/>
+            </w:pPr>
+            <w:r>
+              <w:rPr>
+                <w:sz w:val="17"/>
+              </w:rPr>
+              <w:t xml:space="preserve">M10 §5.1 FR-008 (any table — no foreign key, see Structural findings)</w:t>
+            </w:r>
+          </w:p>
+        </w:tc>
+      </w:tr>
+      <w:tr>
+        <w:tc>
+          <w:tcPr/>
+          <w:p>
+            <w:pPr>
+              <w:pStyle w:val="Compact"/>
+              <w:jc w:val="left"/>
+            </w:pPr>
+            <w:r>
+              <w:rPr>
+                <w:rStyle w:val="VerbatimChar"/>
+                <w:sz w:val="17"/>
+              </w:rPr>
+              <w:t xml:space="preserve">logged_at</w:t>
+            </w:r>
+          </w:p>
+        </w:tc>
+        <w:tc>
+          <w:tcPr/>
+          <w:p>
+            <w:pPr>
+              <w:pStyle w:val="Compact"/>
+              <w:jc w:val="left"/>
+            </w:pPr>
+            <w:r>
+              <w:rPr>
+                <w:rStyle w:val="VerbatimChar"/>
+                <w:sz w:val="17"/>
+              </w:rPr>
+              <w:t xml:space="preserve">TIMESTAMPTZ</w:t>
+            </w:r>
+          </w:p>
+        </w:tc>
+        <w:tc>
+          <w:tcPr/>
+          <w:p>
+            <w:pPr>
+              <w:pStyle w:val="Compact"/>
+              <w:jc w:val="left"/>
+            </w:pPr>
+            <w:r>
+              <w:rPr>
+                <w:sz w:val="17"/>
+              </w:rPr>
+              <w:t xml:space="preserve">system-set</w:t>
+            </w:r>
+          </w:p>
+        </w:tc>
+        <w:tc>
+          <w:tcPr/>
+          <w:p>
+            <w:pPr>
+              <w:pStyle w:val="Compact"/>
+            </w:pPr>
+          </w:p>
+        </w:tc>
+        <w:tc>
+          <w:tcPr/>
+          <w:p>
+            <w:pPr>
+              <w:pStyle w:val="Compact"/>
+              <w:jc w:val="left"/>
+            </w:pPr>
+            <w:r>
+              <w:rPr>
+                <w:sz w:val="17"/>
+              </w:rPr>
+              <w:t xml:space="preserve">M10 §5.1 FR-008 (OUT); M10 §5.2 BR-005 (append-only)</w:t>
+            </w:r>
+          </w:p>
+        </w:tc>
+      </w:tr>
+    </w:tbl>
+    <w:p>
+      <w:pPr>
+        <w:pStyle w:val="BodyText"/>
+      </w:pPr>
+      <w:r>
+        <w:rPr>
+          <w:bCs/>
+          <w:b/>
+        </w:rPr>
+        <w:t xml:space="preserve">Natural key:</w:t>
+      </w:r>
+      <w:r>
+        <w:t xml:space="preserve"> </w:t>
+      </w:r>
+      <w:r>
+        <w:t xml:space="preserve">None (append-only event, M10 BR-005); admin_id + action + target_id + logged_at in practice.</w:t>
+      </w:r>
+    </w:p>
+    <w:bookmarkEnd w:id="64"/>
+    <w:bookmarkStart w:id="65" w:name="quarterly_report"/>
+    <w:p>
+      <w:pPr>
+        <w:pStyle w:val="Heading2"/>
+      </w:pPr>
+      <w:r>
+        <w:t xml:space="preserve">QUARTERLY_REPORT</w:t>
+      </w:r>
+    </w:p>
+    <w:p>
+      <w:pPr>
+        <w:pStyle w:val="FirstParagraph"/>
+      </w:pPr>
+      <w:r>
+        <w:rPr>
+          <w:iCs/>
+          <w:i/>
+        </w:rPr>
+        <w:t xml:space="preserve">A quarterly demand report with its bilingual commentary, reread by a staff member before it is exported.</w:t>
+      </w:r>
+      <w:r>
+        <w:t xml:space="preserve"> </w:t>
+      </w:r>
+      <w:r>
+        <w:t xml:space="preserve">Owner: M10. THING.</w:t>
+      </w:r>
+    </w:p>
+    <w:tbl>
+      <w:tblPr>
+        <w:tblStyle w:val="Table"/>
+        <w:tblLook w:firstRow="1" w:lastRow="0" w:firstColumn="0" w:lastColumn="0" w:noHBand="0" w:noVBand="0" w:val="0020"/>
+        <w:jc w:val="start"/>
+        <w:tblBorders>
+          <w:top w:val="single" w:sz="4" w:color="C9CED6"/>
+          <w:left w:val="single" w:sz="4" w:color="C9CED6"/>
+          <w:bottom w:val="single" w:sz="4" w:color="C9CED6"/>
+          <w:right w:val="single" w:sz="4" w:color="C9CED6"/>
+          <w:insideH w:val="single" w:sz="4" w:color="C9CED6"/>
+          <w:insideV w:val="single" w:sz="4" w:color="C9CED6"/>
+        </w:tblBorders>
+        <w:tblW w:w="5000" w:type="pct"/>
+      </w:tblPr>
+      <w:tblGrid>
+        <w:gridCol w:w="1972"/>
+        <w:gridCol w:w="1972"/>
+        <w:gridCol w:w="1972"/>
+        <w:gridCol w:w="1972"/>
+        <w:gridCol w:w="1972"/>
+      </w:tblGrid>
+      <w:tr>
+        <w:trPr>
+          <w:tblHeader w:val="true"/>
+        </w:trPr>
+        <w:tc>
+          <w:tcPr>
+            <w:shd w:val="clear" w:color="auto" w:fill="E4ECF7"/>
+          </w:tcPr>
+          <w:p>
+            <w:pPr>
+              <w:pStyle w:val="Compact"/>
+              <w:jc w:val="left"/>
+            </w:pPr>
+            <w:r>
+              <w:rPr>
+                <w:b/>
+                <w:color w:val="1F2A5C"/>
+                <w:sz w:val="17"/>
+              </w:rPr>
+              <w:t xml:space="preserve">Column</w:t>
+            </w:r>
+          </w:p>
+        </w:tc>
+        <w:tc>
+          <w:tcPr>
+            <w:shd w:val="clear" w:color="auto" w:fill="E4ECF7"/>
+          </w:tcPr>
+          <w:p>
+            <w:pPr>
+              <w:pStyle w:val="Compact"/>
+              <w:jc w:val="left"/>
+            </w:pPr>
+            <w:r>
+              <w:rPr>
+                <w:b/>
+                <w:color w:val="1F2A5C"/>
+                <w:sz w:val="17"/>
+              </w:rPr>
+              <w:t xml:space="preserve">Type (as declared)</w:t>
+            </w:r>
+          </w:p>
+        </w:tc>
+        <w:tc>
+          <w:tcPr>
+            <w:shd w:val="clear" w:color="auto" w:fill="E4ECF7"/>
+          </w:tcPr>
+          <w:p>
+            <w:pPr>
+              <w:pStyle w:val="Compact"/>
+              <w:jc w:val="left"/>
+            </w:pPr>
+            <w:r>
+              <w:rPr>
+                <w:b/>
+                <w:color w:val="1F2A5C"/>
+                <w:sz w:val="17"/>
+              </w:rPr>
+              <w:t xml:space="preserve">Required</w:t>
+            </w:r>
+          </w:p>
+        </w:tc>
+        <w:tc>
+          <w:tcPr>
+            <w:shd w:val="clear" w:color="auto" w:fill="E4ECF7"/>
+          </w:tcPr>
+          <w:p>
+            <w:pPr>
+              <w:pStyle w:val="Compact"/>
+              <w:jc w:val="left"/>
+            </w:pPr>
+            <w:r>
+              <w:rPr>
+                <w:b/>
+                <w:color w:val="1F2A5C"/>
+                <w:sz w:val="17"/>
+              </w:rPr>
+              <w:t xml:space="preserve">Key</w:t>
+            </w:r>
+          </w:p>
+        </w:tc>
+        <w:tc>
+          <w:tcPr>
+            <w:shd w:val="clear" w:color="auto" w:fill="E4ECF7"/>
+          </w:tcPr>
+          <w:p>
+            <w:pPr>
+              <w:pStyle w:val="Compact"/>
+              <w:jc w:val="left"/>
+            </w:pPr>
+            <w:r>
+              <w:rPr>
+                <w:b/>
+                <w:color w:val="1F2A5C"/>
+                <w:sz w:val="17"/>
+              </w:rPr>
+              <w:t xml:space="preserve">Citation</w:t>
+            </w:r>
+          </w:p>
+        </w:tc>
+      </w:tr>
+      <w:tr>
+        <w:tc>
+          <w:tcPr/>
+          <w:p>
+            <w:pPr>
+              <w:pStyle w:val="Compact"/>
+              <w:jc w:val="left"/>
+            </w:pPr>
+            <w:r>
+              <w:rPr>
+                <w:rStyle w:val="VerbatimChar"/>
+                <w:sz w:val="17"/>
+              </w:rPr>
+              <w:t xml:space="preserve">report_id</w:t>
+            </w:r>
+          </w:p>
+        </w:tc>
+        <w:tc>
+          <w:tcPr/>
+          <w:p>
+            <w:pPr>
+              <w:pStyle w:val="Compact"/>
+              <w:jc w:val="left"/>
+            </w:pPr>
+            <w:r>
+              <w:rPr>
+                <w:rStyle w:val="VerbatimChar"/>
+                <w:sz w:val="17"/>
+              </w:rPr>
+              <w:t xml:space="preserve">UUID</w:t>
+            </w:r>
+          </w:p>
+        </w:tc>
+        <w:tc>
+          <w:tcPr/>
+          <w:p>
+            <w:pPr>
+              <w:pStyle w:val="Compact"/>
+              <w:jc w:val="left"/>
+            </w:pPr>
+            <w:r>
+              <w:rPr>
+                <w:sz w:val="17"/>
+              </w:rPr>
+              <w:t xml:space="preserve">Req</w:t>
+            </w:r>
+          </w:p>
+        </w:tc>
+        <w:tc>
+          <w:tcPr/>
+          <w:p>
+            <w:pPr>
+              <w:pStyle w:val="Compact"/>
+              <w:jc w:val="left"/>
+            </w:pPr>
+            <w:r>
+              <w:rPr>
+                <w:sz w:val="17"/>
+              </w:rPr>
+              <w:t xml:space="preserve">PK</w:t>
+            </w:r>
+          </w:p>
+        </w:tc>
+        <w:tc>
+          <w:tcPr/>
+          <w:p>
+            <w:pPr>
+              <w:pStyle w:val="Compact"/>
+              <w:jc w:val="left"/>
+            </w:pPr>
+            <w:r>
+              <w:rPr>
+                <w:sz w:val="17"/>
+              </w:rPr>
+              <w:t xml:space="preserve">M10 §5.1 FR-007</w:t>
+            </w:r>
+          </w:p>
+        </w:tc>
+      </w:tr>
+      <w:tr>
+        <w:tc>
+          <w:tcPr/>
+          <w:p>
+            <w:pPr>
+              <w:pStyle w:val="Compact"/>
+              <w:jc w:val="left"/>
+            </w:pPr>
+            <w:r>
+              <w:rPr>
+                <w:rStyle w:val="VerbatimChar"/>
+                <w:sz w:val="17"/>
+              </w:rPr>
+              <w:t xml:space="preserve">period_start</w:t>
+            </w:r>
+          </w:p>
+        </w:tc>
+        <w:tc>
+          <w:tcPr/>
+          <w:p>
+            <w:pPr>
+              <w:pStyle w:val="Compact"/>
+              <w:jc w:val="left"/>
+            </w:pPr>
+            <w:r>
+              <w:rPr>
+                <w:rStyle w:val="VerbatimChar"/>
+                <w:sz w:val="17"/>
+              </w:rPr>
+              <w:t xml:space="preserve">DATE</w:t>
+            </w:r>
+          </w:p>
+        </w:tc>
+        <w:tc>
+          <w:tcPr/>
+          <w:p>
+            <w:pPr>
+              <w:pStyle w:val="Compact"/>
+              <w:jc w:val="left"/>
+            </w:pPr>
+            <w:r>
+              <w:rPr>
+                <w:sz w:val="17"/>
+              </w:rPr>
+              <w:t xml:space="preserve">Req</w:t>
+            </w:r>
+          </w:p>
+        </w:tc>
+        <w:tc>
+          <w:tcPr/>
+          <w:p>
+            <w:pPr>
+              <w:pStyle w:val="Compact"/>
+            </w:pPr>
+          </w:p>
+        </w:tc>
+        <w:tc>
+          <w:tcPr/>
+          <w:p>
+            <w:pPr>
+              <w:pStyle w:val="Compact"/>
+              <w:jc w:val="left"/>
+            </w:pPr>
+            <w:r>
+              <w:rPr>
+                <w:sz w:val="17"/>
+              </w:rPr>
+              <w:t xml:space="preserve">M10 §6 (period) = M10 §5.1 FR-003 period_start</w:t>
+            </w:r>
+          </w:p>
+        </w:tc>
+      </w:tr>
+      <w:tr>
+        <w:tc>
+          <w:tcPr/>
+          <w:p>
+            <w:pPr>
+              <w:pStyle w:val="Compact"/>
+              <w:jc w:val="left"/>
+            </w:pPr>
+            <w:r>
+              <w:rPr>
+                <w:rStyle w:val="VerbatimChar"/>
+                <w:sz w:val="17"/>
+              </w:rPr>
+              <w:t xml:space="preserve">period_end</w:t>
+            </w:r>
+          </w:p>
+        </w:tc>
+        <w:tc>
+          <w:tcPr/>
+          <w:p>
+            <w:pPr>
+              <w:pStyle w:val="Compact"/>
+              <w:jc w:val="left"/>
+            </w:pPr>
+            <w:r>
+              <w:rPr>
+                <w:rStyle w:val="VerbatimChar"/>
+                <w:sz w:val="17"/>
+              </w:rPr>
+              <w:t xml:space="preserve">DATE</w:t>
+            </w:r>
+          </w:p>
+        </w:tc>
+        <w:tc>
+          <w:tcPr/>
+          <w:p>
+            <w:pPr>
+              <w:pStyle w:val="Compact"/>
+              <w:jc w:val="left"/>
+            </w:pPr>
+            <w:r>
+              <w:rPr>
+                <w:sz w:val="17"/>
+              </w:rPr>
+              <w:t xml:space="preserve">Req</w:t>
+            </w:r>
+          </w:p>
+        </w:tc>
+        <w:tc>
+          <w:tcPr/>
+          <w:p>
+            <w:pPr>
+              <w:pStyle w:val="Compact"/>
+            </w:pPr>
+          </w:p>
+        </w:tc>
+        <w:tc>
+          <w:tcPr/>
+          <w:p>
+            <w:pPr>
+              <w:pStyle w:val="Compact"/>
+              <w:jc w:val="left"/>
+            </w:pPr>
+            <w:r>
+              <w:rPr>
+                <w:sz w:val="17"/>
+              </w:rPr>
+              <w:t xml:space="preserve">M10 §6 (period) = M10 §5.1 FR-003 period_end</w:t>
+            </w:r>
+          </w:p>
+        </w:tc>
+      </w:tr>
+      <w:tr>
+        <w:tc>
+          <w:tcPr/>
+          <w:p>
+            <w:pPr>
+              <w:pStyle w:val="Compact"/>
+              <w:jc w:val="left"/>
+            </w:pPr>
+            <w:r>
+              <w:rPr>
+                <w:rStyle w:val="VerbatimChar"/>
+                <w:sz w:val="17"/>
+              </w:rPr>
+              <w:t xml:space="preserve">demand_index</w:t>
+            </w:r>
+          </w:p>
+        </w:tc>
+        <w:tc>
+          <w:tcPr/>
+          <w:p>
+            <w:pPr>
+              <w:pStyle w:val="Compact"/>
+              <w:jc w:val="left"/>
+            </w:pPr>
+            <w:r>
+              <w:rPr>
+                <w:rStyle w:val="VerbatimChar"/>
+                <w:sz w:val="17"/>
+              </w:rPr>
+              <w:t xml:space="preserve">JSONB</w:t>
+            </w:r>
+          </w:p>
+        </w:tc>
+        <w:tc>
+          <w:tcPr/>
+          <w:p>
+            <w:pPr>
+              <w:pStyle w:val="Compact"/>
+              <w:jc w:val="left"/>
+            </w:pPr>
+            <w:r>
+              <w:rPr>
+                <w:sz w:val="17"/>
+              </w:rPr>
+              <w:t xml:space="preserve">Req</w:t>
+            </w:r>
+          </w:p>
+        </w:tc>
+        <w:tc>
+          <w:tcPr/>
+          <w:p>
+            <w:pPr>
+              <w:pStyle w:val="Compact"/>
+            </w:pPr>
+          </w:p>
+        </w:tc>
+        <w:tc>
+          <w:tcPr/>
+          <w:p>
+            <w:pPr>
+              <w:pStyle w:val="Compact"/>
+              <w:jc w:val="left"/>
+            </w:pPr>
+            <w:r>
+              <w:rPr>
+                <w:sz w:val="17"/>
+              </w:rPr>
+              <w:t xml:space="preserve">M10 §5.1 FR-007 (the indicators the report was drafted from)</w:t>
+            </w:r>
+          </w:p>
+        </w:tc>
+      </w:tr>
+      <w:tr>
+        <w:tc>
+          <w:tcPr/>
+          <w:p>
+            <w:pPr>
+              <w:pStyle w:val="Compact"/>
+              <w:jc w:val="left"/>
+            </w:pPr>
+            <w:r>
+              <w:rPr>
+                <w:rStyle w:val="VerbatimChar"/>
+                <w:sz w:val="17"/>
+              </w:rPr>
+              <w:t xml:space="preserve">narrative_vi</w:t>
+            </w:r>
+          </w:p>
+        </w:tc>
+        <w:tc>
+          <w:tcPr/>
+          <w:p>
+            <w:pPr>
+              <w:pStyle w:val="Compact"/>
+              <w:jc w:val="left"/>
+            </w:pPr>
+            <w:r>
+              <w:rPr>
+                <w:rStyle w:val="VerbatimChar"/>
+                <w:sz w:val="17"/>
+              </w:rPr>
+              <w:t xml:space="preserve">TEXT</w:t>
+            </w:r>
+          </w:p>
+        </w:tc>
+        <w:tc>
+          <w:tcPr/>
+          <w:p>
+            <w:pPr>
+              <w:pStyle w:val="Compact"/>
+              <w:jc w:val="left"/>
+            </w:pPr>
+            <w:r>
+              <w:rPr>
+                <w:sz w:val="17"/>
+              </w:rPr>
+              <w:t xml:space="preserve">Req</w:t>
+            </w:r>
+          </w:p>
+        </w:tc>
+        <w:tc>
+          <w:tcPr/>
+          <w:p>
+            <w:pPr>
+              <w:pStyle w:val="Compact"/>
+            </w:pPr>
+          </w:p>
+        </w:tc>
+        <w:tc>
+          <w:tcPr/>
+          <w:p>
+            <w:pPr>
+              <w:pStyle w:val="Compact"/>
+              <w:jc w:val="left"/>
+            </w:pPr>
+            <w:r>
+              <w:rPr>
+                <w:sz w:val="17"/>
+              </w:rPr>
+              <w:t xml:space="preserve">M10 §5.1 FR-006 (OUT), FR-007</w:t>
+            </w:r>
+          </w:p>
+        </w:tc>
+      </w:tr>
+      <w:tr>
+        <w:tc>
+          <w:tcPr/>
+          <w:p>
+            <w:pPr>
+              <w:pStyle w:val="Compact"/>
+              <w:jc w:val="left"/>
+            </w:pPr>
+            <w:r>
+              <w:rPr>
+                <w:rStyle w:val="VerbatimChar"/>
+                <w:sz w:val="17"/>
+              </w:rPr>
+              <w:t xml:space="preserve">narrative_en</w:t>
+            </w:r>
+          </w:p>
+        </w:tc>
+        <w:tc>
+          <w:tcPr/>
+          <w:p>
+            <w:pPr>
+              <w:pStyle w:val="Compact"/>
+              <w:jc w:val="left"/>
+            </w:pPr>
+            <w:r>
+              <w:rPr>
+                <w:rStyle w:val="VerbatimChar"/>
+                <w:sz w:val="17"/>
+              </w:rPr>
+              <w:t xml:space="preserve">TEXT</w:t>
+            </w:r>
+          </w:p>
+        </w:tc>
+        <w:tc>
+          <w:tcPr/>
+          <w:p>
+            <w:pPr>
+              <w:pStyle w:val="Compact"/>
+              <w:jc w:val="left"/>
+            </w:pPr>
+            <w:r>
+              <w:rPr>
+                <w:sz w:val="17"/>
+              </w:rPr>
+              <w:t xml:space="preserve">system-set</w:t>
+            </w:r>
+          </w:p>
+        </w:tc>
+        <w:tc>
+          <w:tcPr/>
+          <w:p>
+            <w:pPr>
+              <w:pStyle w:val="Compact"/>
+            </w:pPr>
+          </w:p>
+        </w:tc>
+        <w:tc>
+          <w:tcPr/>
+          <w:p>
+            <w:pPr>
+              <w:pStyle w:val="Compact"/>
+              <w:jc w:val="left"/>
+            </w:pPr>
+            <w:r>
+              <w:rPr>
+                <w:sz w:val="17"/>
+              </w:rPr>
+              <w:t xml:space="preserve">M10 §5.1 FR-006 (OUT)</w:t>
+            </w:r>
+          </w:p>
+        </w:tc>
+      </w:tr>
+      <w:tr>
+        <w:tc>
+          <w:tcPr/>
+          <w:p>
+            <w:pPr>
+              <w:pStyle w:val="Compact"/>
+              <w:jc w:val="left"/>
+            </w:pPr>
+            <w:r>
+              <w:rPr>
+                <w:rStyle w:val="VerbatimChar"/>
+                <w:sz w:val="17"/>
+              </w:rPr>
+              <w:t xml:space="preserve">reread_by</w:t>
+            </w:r>
+          </w:p>
+        </w:tc>
+        <w:tc>
+          <w:tcPr/>
+          <w:p>
+            <w:pPr>
+              <w:pStyle w:val="Compact"/>
+              <w:jc w:val="left"/>
+            </w:pPr>
+            <w:r>
+              <w:rPr>
+                <w:rStyle w:val="VerbatimChar"/>
+                <w:sz w:val="17"/>
+              </w:rPr>
+              <w:t xml:space="preserve">UUID</w:t>
+            </w:r>
+          </w:p>
+        </w:tc>
+        <w:tc>
+          <w:tcPr/>
+          <w:p>
+            <w:pPr>
+              <w:pStyle w:val="Compact"/>
+              <w:jc w:val="left"/>
+            </w:pPr>
+            <w:r>
+              <w:rPr>
+                <w:sz w:val="17"/>
+              </w:rPr>
+              <w:t xml:space="preserve">Req</w:t>
+            </w:r>
+          </w:p>
+        </w:tc>
+        <w:tc>
+          <w:tcPr/>
+          <w:p>
+            <w:pPr>
+              <w:pStyle w:val="Compact"/>
+              <w:jc w:val="left"/>
+            </w:pPr>
+            <w:r>
+              <w:rPr>
+                <w:sz w:val="17"/>
+              </w:rPr>
+              <w:t xml:space="preserve">FK →</w:t>
+            </w:r>
+            <w:r>
+              <w:rPr>
+                <w:sz w:val="17"/>
+              </w:rPr>
+              <w:t xml:space="preserve"> </w:t>
+            </w:r>
+            <w:r>
+              <w:rPr>
+                <w:rStyle w:val="VerbatimChar"/>
+                <w:sz w:val="17"/>
+              </w:rPr>
+              <w:t xml:space="preserve">USER_ACCOUNT</w:t>
+            </w:r>
+          </w:p>
+        </w:tc>
+        <w:tc>
+          <w:tcPr/>
+          <w:p>
+            <w:pPr>
+              <w:pStyle w:val="Compact"/>
+              <w:jc w:val="left"/>
+            </w:pPr>
+            <w:r>
+              <w:rPr>
+                <w:sz w:val="17"/>
+              </w:rPr>
+              <w:t xml:space="preserve">M10 §5.1 FR-007; M10 §5.2 BR-004</w:t>
+            </w:r>
+          </w:p>
+        </w:tc>
+      </w:tr>
+      <w:tr>
+        <w:tc>
+          <w:tcPr/>
+          <w:p>
+            <w:pPr>
+              <w:pStyle w:val="Compact"/>
+              <w:jc w:val="left"/>
+            </w:pPr>
+            <w:r>
+              <w:rPr>
+                <w:rStyle w:val="VerbatimChar"/>
+                <w:sz w:val="17"/>
+              </w:rPr>
+              <w:t xml:space="preserve">report_pdf_url</w:t>
+            </w:r>
+          </w:p>
+        </w:tc>
+        <w:tc>
+          <w:tcPr/>
+          <w:p>
+            <w:pPr>
+              <w:pStyle w:val="Compact"/>
+              <w:jc w:val="left"/>
+            </w:pPr>
+            <w:r>
+              <w:rPr>
+                <w:rStyle w:val="VerbatimChar"/>
+                <w:sz w:val="17"/>
+              </w:rPr>
+              <w:t xml:space="preserve">TEXT</w:t>
+            </w:r>
+          </w:p>
+        </w:tc>
+        <w:tc>
+          <w:tcPr/>
+          <w:p>
+            <w:pPr>
+              <w:pStyle w:val="Compact"/>
+              <w:jc w:val="left"/>
+            </w:pPr>
+            <w:r>
+              <w:rPr>
+                <w:sz w:val="17"/>
+              </w:rPr>
+              <w:t xml:space="preserve">system-set</w:t>
+            </w:r>
+          </w:p>
+        </w:tc>
+        <w:tc>
+          <w:tcPr/>
+          <w:p>
+            <w:pPr>
+              <w:pStyle w:val="Compact"/>
+            </w:pPr>
+          </w:p>
+        </w:tc>
+        <w:tc>
+          <w:tcPr/>
+          <w:p>
+            <w:pPr>
+              <w:pStyle w:val="Compact"/>
+              <w:jc w:val="left"/>
+            </w:pPr>
+            <w:r>
+              <w:rPr>
+                <w:sz w:val="17"/>
+              </w:rPr>
+              <w:t xml:space="preserve">M10 §5.1 FR-007 (OUT)</w:t>
+            </w:r>
+          </w:p>
+        </w:tc>
+      </w:tr>
+      <w:tr>
+        <w:tc>
+          <w:tcPr/>
+          <w:p>
+            <w:pPr>
+              <w:pStyle w:val="Compact"/>
+              <w:jc w:val="left"/>
+            </w:pPr>
+            <w:r>
+              <w:rPr>
+                <w:rStyle w:val="VerbatimChar"/>
+                <w:sz w:val="17"/>
+              </w:rPr>
+              <w:t xml:space="preserve">exported_at</w:t>
+            </w:r>
+          </w:p>
+        </w:tc>
+        <w:tc>
+          <w:tcPr/>
+          <w:p>
+            <w:pPr>
+              <w:pStyle w:val="Compact"/>
+              <w:jc w:val="left"/>
+            </w:pPr>
+            <w:r>
+              <w:rPr>
+                <w:iCs/>
+                <w:i/>
+                <w:sz w:val="17"/>
+              </w:rPr>
+              <w:t xml:space="preserve">type not declared</w:t>
+            </w:r>
+          </w:p>
+        </w:tc>
+        <w:tc>
+          <w:tcPr/>
+          <w:p>
+            <w:pPr>
+              <w:pStyle w:val="Compact"/>
+              <w:jc w:val="left"/>
+            </w:pPr>
+            <w:r>
+              <w:rPr>
+                <w:sz w:val="17"/>
+              </w:rPr>
+              <w:t xml:space="preserve">not declared</w:t>
+            </w:r>
+          </w:p>
+        </w:tc>
+        <w:tc>
+          <w:tcPr/>
+          <w:p>
+            <w:pPr>
+              <w:pStyle w:val="Compact"/>
+            </w:pPr>
+          </w:p>
+        </w:tc>
+        <w:tc>
+          <w:tcPr/>
+          <w:p>
+            <w:pPr>
+              <w:pStyle w:val="Compact"/>
+              <w:jc w:val="left"/>
+            </w:pPr>
+            <w:r>
+              <w:rPr>
+                <w:sz w:val="17"/>
+              </w:rPr>
+              <w:t xml:space="preserve">M10 §6</w:t>
+            </w:r>
+          </w:p>
+        </w:tc>
+      </w:tr>
+    </w:tbl>
+    <w:p>
+      <w:pPr>
+        <w:pStyle w:val="BodyText"/>
+      </w:pPr>
+      <w:r>
+        <w:rPr>
+          <w:bCs/>
+          <w:b/>
+        </w:rPr>
+        <w:t xml:space="preserve">Natural key:</w:t>
+      </w:r>
+      <w:r>
+        <w:t xml:space="preserve"> </w:t>
+      </w:r>
+      <w:r>
+        <w:t xml:space="preserve">period_start + period_end.</w:t>
+      </w:r>
+    </w:p>
+    <w:bookmarkEnd w:id="65"/>
+    <w:bookmarkStart w:id="66" w:name="type-conflicts"/>
     <w:p>
       <w:pPr>
         <w:pStyle w:val="Heading2"/>
@@ -30147,7 +32713,7 @@
               <w:rPr>
                 <w:sz w:val="17"/>
               </w:rPr>
-              <w:t xml:space="preserve">M4 §5.1 FR-001: ARRAY&lt;CHAR(2)&gt; Opt on the profile input</w:t>
+              <w:t xml:space="preserve">M4 §5.1 FR-001: CHAR(2)[] Opt on the profile input</w:t>
             </w:r>
           </w:p>
         </w:tc>
@@ -30475,9 +33041,119 @@
           </w:p>
         </w:tc>
       </w:tr>
+      <w:tr>
+        <w:tc>
+          <w:tcPr/>
+          <w:p>
+            <w:pPr>
+              <w:pStyle w:val="Compact"/>
+              <w:jc w:val="left"/>
+            </w:pPr>
+            <w:r>
+              <w:rPr>
+                <w:sz w:val="17"/>
+              </w:rPr>
+              <w:t xml:space="preserve">LEGAL_RULE.topic</w:t>
+            </w:r>
+          </w:p>
+        </w:tc>
+        <w:tc>
+          <w:tcPr/>
+          <w:p>
+            <w:pPr>
+              <w:pStyle w:val="Compact"/>
+              <w:jc w:val="left"/>
+            </w:pPr>
+            <w:r>
+              <w:rPr>
+                <w:sz w:val="17"/>
+              </w:rPr>
+              <w:t xml:space="preserve">M2 §5.1 FR-002: topic ENUM(security, history, religion, privacy, dossier, public_order, heritage) Req; FR-001 filter_topic ENUM</w:t>
+            </w:r>
+          </w:p>
+        </w:tc>
+        <w:tc>
+          <w:tcPr/>
+          <w:p>
+            <w:pPr>
+              <w:pStyle w:val="Compact"/>
+              <w:jc w:val="left"/>
+            </w:pPr>
+            <w:r>
+              <w:rPr>
+                <w:sz w:val="17"/>
+              </w:rPr>
+              <w:t xml:space="preserve">M2 §5.1 FR-015: topic VARCHAR(60) Opt (public filter)</w:t>
+            </w:r>
+          </w:p>
+        </w:tc>
+        <w:tc>
+          <w:tcPr/>
+          <w:p>
+            <w:pPr>
+              <w:pStyle w:val="Compact"/>
+            </w:pPr>
+          </w:p>
+        </w:tc>
+      </w:tr>
+      <w:tr>
+        <w:tc>
+          <w:tcPr/>
+          <w:p>
+            <w:pPr>
+              <w:pStyle w:val="Compact"/>
+              <w:jc w:val="left"/>
+            </w:pPr>
+            <w:r>
+              <w:rPr>
+                <w:sz w:val="17"/>
+              </w:rPr>
+              <w:t xml:space="preserve">QUARTERLY_REPORT.reread_by</w:t>
+            </w:r>
+          </w:p>
+        </w:tc>
+        <w:tc>
+          <w:tcPr/>
+          <w:p>
+            <w:pPr>
+              <w:pStyle w:val="Compact"/>
+              <w:jc w:val="left"/>
+            </w:pPr>
+            <w:r>
+              <w:rPr>
+                <w:sz w:val="17"/>
+              </w:rPr>
+              <w:t xml:space="preserve">M10 §5.1 FR-007: reread_by UUID Req</w:t>
+            </w:r>
+          </w:p>
+        </w:tc>
+        <w:tc>
+          <w:tcPr/>
+          <w:p>
+            <w:pPr>
+              <w:pStyle w:val="Compact"/>
+              <w:jc w:val="left"/>
+            </w:pPr>
+            <w:r>
+              <w:rPr>
+                <w:sz w:val="17"/>
+              </w:rPr>
+              <w:t xml:space="preserve">M10 §3 US-3: a draft exists before anyone rereads it (must be Opt in storage)</w:t>
+            </w:r>
+          </w:p>
+        </w:tc>
+        <w:tc>
+          <w:tcPr/>
+          <w:p>
+            <w:pPr>
+              <w:pStyle w:val="Compact"/>
+            </w:pPr>
+          </w:p>
+        </w:tc>
+      </w:tr>
     </w:tbl>
-    <w:bookmarkEnd w:id="63"/>
-    <w:bookmarkStart w:id="64" w:name="structural-findings"/>
+    <w:bookmarkEnd w:id="66"/>
+    <w:bookmarkStart w:id="67" w:name="structural-findings"/>
     <w:p>
       <w:pPr>
         <w:pStyle w:val="Heading2"/>
@@ -30591,7 +33267,7 @@
                 <w:color w:val="1F2A5C"/>
                 <w:sz w:val="17"/>
               </w:rPr>
-              <w:t xml:space="preserve">Status</w:t>
+              <w:t xml:space="preserve">Raised as</w:t>
             </w:r>
           </w:p>
         </w:tc>
@@ -30653,7 +33329,7 @@
               <w:rPr>
                 <w:sz w:val="17"/>
               </w:rPr>
-              <w:t xml:space="preserve">To be decided</w:t>
+              <w:t xml:space="preserve">OQ-04-1</w:t>
             </w:r>
           </w:p>
         </w:tc>
@@ -30715,7 +33391,7 @@
               <w:rPr>
                 <w:sz w:val="17"/>
               </w:rPr>
-              <w:t xml:space="preserve">To be decided</w:t>
+              <w:t xml:space="preserve">OQ-04-2</w:t>
             </w:r>
           </w:p>
         </w:tc>
@@ -30762,22 +33438,22 @@
               <w:rPr>
                 <w:sz w:val="17"/>
               </w:rPr>
-              <w:t xml:space="preserve">A rule can be edited (M2 FR-002). Findings keep rule_version (BR-007, settled), but show the rule text by rule_code — the text shown later may not be the one that fired.</w:t>
-            </w:r>
-          </w:p>
-        </w:tc>
-        <w:tc>
-          <w:tcPr/>
-          <w:p>
-            <w:pPr>
-              <w:pStyle w:val="Compact"/>
-              <w:jc w:val="left"/>
-            </w:pPr>
-            <w:r>
-              <w:rPr>
-                <w:sz w:val="17"/>
-              </w:rPr>
-              <w:t xml:space="preserve">To be decided</w:t>
+              <w:t xml:space="preserve">Settled by M2 BR-008: a finding keeps showing the text of the rule version it cited (versions stored per check, BR-007). The model still keys LEGAL_RULE by rule_code alone, so it cannot yet hold two texts of one rule.</w:t>
+            </w:r>
+          </w:p>
+        </w:tc>
+        <w:tc>
+          <w:tcPr/>
+          <w:p>
+            <w:pPr>
+              <w:pStyle w:val="Compact"/>
+              <w:jc w:val="left"/>
+            </w:pPr>
+            <w:r>
+              <w:rPr>
+                <w:sz w:val="17"/>
+              </w:rPr>
+              <w:t xml:space="preserve">OQ-04-3 (resolved); OQ-04-24</w:t>
             </w:r>
           </w:p>
         </w:tc>
@@ -30839,7 +33515,7 @@
               <w:rPr>
                 <w:sz w:val="17"/>
               </w:rPr>
-              <w:t xml:space="preserve">To be decided</w:t>
+              <w:t xml:space="preserve">OQ-04-4</w:t>
             </w:r>
           </w:p>
         </w:tc>
@@ -30901,7 +33577,7 @@
               <w:rPr>
                 <w:sz w:val="17"/>
               </w:rPr>
-              <w:t xml:space="preserve">To be decided</w:t>
+              <w:t xml:space="preserve">OQ-04-5</w:t>
             </w:r>
           </w:p>
         </w:tc>
@@ -30995,6 +33671,130 @@
               <w:rPr>
                 <w:sz w:val="17"/>
               </w:rPr>
+              <w:t xml:space="preserve">QUARTERLY_REPORT.demand_index ← DEMAND_INDEX</w:t>
+            </w:r>
+          </w:p>
+        </w:tc>
+        <w:tc>
+          <w:tcPr/>
+          <w:p>
+            <w:pPr>
+              <w:pStyle w:val="Compact"/>
+              <w:jc w:val="left"/>
+            </w:pPr>
+            <w:r>
+              <w:rPr>
+                <w:sz w:val="17"/>
+              </w:rPr>
+              <w:t xml:space="preserve">Settled: the report keeps the indicators it was drafted from (M10 FR-007), so a reread report does not change when platform data changes.</w:t>
+            </w:r>
+          </w:p>
+        </w:tc>
+        <w:tc>
+          <w:tcPr/>
+          <w:p>
+            <w:pPr>
+              <w:pStyle w:val="Compact"/>
+              <w:jc w:val="left"/>
+            </w:pPr>
+            <w:r>
+              <w:rPr>
+                <w:sz w:val="17"/>
+              </w:rPr>
+              <w:t xml:space="preserve">—</w:t>
+            </w:r>
+          </w:p>
+        </w:tc>
+      </w:tr>
+      <w:tr>
+        <w:tc>
+          <w:tcPr/>
+          <w:p>
+            <w:pPr>
+              <w:pStyle w:val="Compact"/>
+              <w:jc w:val="left"/>
+            </w:pPr>
+            <w:r>
+              <w:rPr>
+                <w:sz w:val="17"/>
+              </w:rPr>
+              <w:t xml:space="preserve">(i) freeze</w:t>
+            </w:r>
+          </w:p>
+        </w:tc>
+        <w:tc>
+          <w:tcPr/>
+          <w:p>
+            <w:pPr>
+              <w:pStyle w:val="Compact"/>
+              <w:jc w:val="left"/>
+            </w:pPr>
+            <w:r>
+              <w:rPr>
+                <w:sz w:val="17"/>
+              </w:rPr>
+              <w:t xml:space="preserve">MODERATION_ITEM → submitted content</w:t>
+            </w:r>
+          </w:p>
+        </w:tc>
+        <w:tc>
+          <w:tcPr/>
+          <w:p>
+            <w:pPr>
+              <w:pStyle w:val="Compact"/>
+              <w:jc w:val="left"/>
+            </w:pPr>
+            <w:r>
+              <w:rPr>
+                <w:sz w:val="17"/>
+              </w:rPr>
+              <w:t xml:space="preserve">The last approved text stays public while the new one waits (M10 BR-001), but no column holds the waiting version.</w:t>
+            </w:r>
+          </w:p>
+        </w:tc>
+        <w:tc>
+          <w:tcPr/>
+          <w:p>
+            <w:pPr>
+              <w:pStyle w:val="Compact"/>
+              <w:jc w:val="left"/>
+            </w:pPr>
+            <w:r>
+              <w:rPr>
+                <w:sz w:val="17"/>
+              </w:rPr>
+              <w:t xml:space="preserve">OQ-04-20</w:t>
+            </w:r>
+          </w:p>
+        </w:tc>
+      </w:tr>
+      <w:tr>
+        <w:tc>
+          <w:tcPr/>
+          <w:p>
+            <w:pPr>
+              <w:pStyle w:val="Compact"/>
+              <w:jc w:val="left"/>
+            </w:pPr>
+            <w:r>
+              <w:rPr>
+                <w:sz w:val="17"/>
+              </w:rPr>
+              <w:t xml:space="preserve">(i) freeze</w:t>
+            </w:r>
+          </w:p>
+        </w:tc>
+        <w:tc>
+          <w:tcPr/>
+          <w:p>
+            <w:pPr>
+              <w:pStyle w:val="Compact"/>
+              <w:jc w:val="left"/>
+            </w:pPr>
+            <w:r>
+              <w:rPr>
+                <w:sz w:val="17"/>
+              </w:rPr>
               <w:t xml:space="preserve">COLLAB_REQUEST → ORGANISATION verified badge</w:t>
             </w:r>
           </w:p>
@@ -31057,146 +33857,22 @@
               <w:rPr>
                 <w:sz w:val="17"/>
               </w:rPr>
-              <w:t xml:space="preserve">USER_ACCOUNT (in 15 relationships)</w:t>
-            </w:r>
-          </w:p>
-        </w:tc>
-        <w:tc>
-          <w:tcPr/>
-          <w:p>
-            <w:pPr>
-              <w:pStyle w:val="Compact"/>
-              <w:jc w:val="left"/>
-            </w:pPr>
-            <w:r>
-              <w:rPr>
-                <w:sz w:val="17"/>
-              </w:rPr>
-              <w:t xml:space="preserve">No function deletes an account; no rule defines what happens to projects, uploads, access logs or approvals it owns.</w:t>
-            </w:r>
-          </w:p>
-        </w:tc>
-        <w:tc>
-          <w:tcPr/>
-          <w:p>
-            <w:pPr>
-              <w:pStyle w:val="Compact"/>
-              <w:jc w:val="left"/>
-            </w:pPr>
-            <w:r>
-              <w:rPr>
-                <w:sz w:val="17"/>
-              </w:rPr>
-              <w:t xml:space="preserve">To be decided</w:t>
-            </w:r>
-          </w:p>
-        </w:tc>
-      </w:tr>
-      <w:tr>
-        <w:tc>
-          <w:tcPr/>
-          <w:p>
-            <w:pPr>
-              <w:pStyle w:val="Compact"/>
-              <w:jc w:val="left"/>
-            </w:pPr>
-            <w:r>
-              <w:rPr>
-                <w:sz w:val="17"/>
-              </w:rPr>
-              <w:t xml:space="preserve">(ii) delete</w:t>
-            </w:r>
-          </w:p>
-        </w:tc>
-        <w:tc>
-          <w:tcPr/>
-          <w:p>
-            <w:pPr>
-              <w:pStyle w:val="Compact"/>
-              <w:jc w:val="left"/>
-            </w:pPr>
-            <w:r>
-              <w:rPr>
-                <w:sz w:val="17"/>
-              </w:rPr>
-              <w:t xml:space="preserve">PROJECT (in 14 relationships)</w:t>
-            </w:r>
-          </w:p>
-        </w:tc>
-        <w:tc>
-          <w:tcPr/>
-          <w:p>
-            <w:pPr>
-              <w:pStyle w:val="Compact"/>
-              <w:jc w:val="left"/>
-            </w:pPr>
-            <w:r>
-              <w:rPr>
-                <w:sz w:val="17"/>
-              </w:rPr>
-              <w:t xml:space="preserve">No function deletes or archives a project; documents, requests and notices would be orphaned.</w:t>
-            </w:r>
-          </w:p>
-        </w:tc>
-        <w:tc>
-          <w:tcPr/>
-          <w:p>
-            <w:pPr>
-              <w:pStyle w:val="Compact"/>
-              <w:jc w:val="left"/>
-            </w:pPr>
-            <w:r>
-              <w:rPr>
-                <w:sz w:val="17"/>
-              </w:rPr>
-              <w:t xml:space="preserve">To be decided</w:t>
-            </w:r>
-          </w:p>
-        </w:tc>
-      </w:tr>
-      <w:tr>
-        <w:tc>
-          <w:tcPr/>
-          <w:p>
-            <w:pPr>
-              <w:pStyle w:val="Compact"/>
-              <w:jc w:val="left"/>
-            </w:pPr>
-            <w:r>
-              <w:rPr>
-                <w:sz w:val="17"/>
-              </w:rPr>
-              <w:t xml:space="preserve">(ii) delete</w:t>
-            </w:r>
-          </w:p>
-        </w:tc>
-        <w:tc>
-          <w:tcPr/>
-          <w:p>
-            <w:pPr>
-              <w:pStyle w:val="Compact"/>
-              <w:jc w:val="left"/>
-            </w:pPr>
-            <w:r>
-              <w:rPr>
-                <w:sz w:val="17"/>
-              </w:rPr>
-              <w:t xml:space="preserve">LOCATION (shortlists, interests, notices)</w:t>
-            </w:r>
-          </w:p>
-        </w:tc>
-        <w:tc>
-          <w:tcPr/>
-          <w:p>
-            <w:pPr>
-              <w:pStyle w:val="Compact"/>
-              <w:jc w:val="left"/>
-            </w:pPr>
-            <w:r>
-              <w:rPr>
-                <w:sz w:val="17"/>
-              </w:rPr>
-              <w:t xml:space="preserve">Only</w:t>
+              <w:t xml:space="preserve">USER_ACCOUNT (in 19 relationships)</w:t>
+            </w:r>
+          </w:p>
+        </w:tc>
+        <w:tc>
+          <w:tcPr/>
+          <w:p>
+            <w:pPr>
+              <w:pStyle w:val="Compact"/>
+              <w:jc w:val="left"/>
+            </w:pPr>
+            <w:r>
+              <w:rPr>
+                <w:sz w:val="17"/>
+              </w:rPr>
+              <w:t xml:space="preserve">Settled by SYS BR-005: never hard-deleted. Deleting an account sets</w:t>
             </w:r>
             <w:r>
               <w:rPr>
@@ -31209,7 +33885,7 @@
                 <w:rStyle w:val="VerbatimChar"/>
                 <w:sz w:val="17"/>
               </w:rPr>
-              <w:t xml:space="preserve">published</w:t>
+              <w:t xml:space="preserve">account_status = deactivated</w:t>
             </w:r>
             <w:r>
               <w:rPr>
@@ -31221,255 +33897,7 @@
               <w:rPr>
                 <w:sz w:val="17"/>
               </w:rPr>
-              <w:t xml:space="preserve">exists; no rule says whether an unpublished location stays in shortlists and notices.</w:t>
-            </w:r>
-          </w:p>
-        </w:tc>
-        <w:tc>
-          <w:tcPr/>
-          <w:p>
-            <w:pPr>
-              <w:pStyle w:val="Compact"/>
-              <w:jc w:val="left"/>
-            </w:pPr>
-            <w:r>
-              <w:rPr>
-                <w:sz w:val="17"/>
-              </w:rPr>
-              <w:t xml:space="preserve">To be decided</w:t>
-            </w:r>
-          </w:p>
-        </w:tc>
-      </w:tr>
-      <w:tr>
-        <w:tc>
-          <w:tcPr/>
-          <w:p>
-            <w:pPr>
-              <w:pStyle w:val="Compact"/>
-              <w:jc w:val="left"/>
-            </w:pPr>
-            <w:r>
-              <w:rPr>
-                <w:sz w:val="17"/>
-              </w:rPr>
-              <w:t xml:space="preserve">(ii) delete</w:t>
-            </w:r>
-          </w:p>
-        </w:tc>
-        <w:tc>
-          <w:tcPr/>
-          <w:p>
-            <w:pPr>
-              <w:pStyle w:val="Compact"/>
-              <w:jc w:val="left"/>
-            </w:pPr>
-            <w:r>
-              <w:rPr>
-                <w:sz w:val="17"/>
-              </w:rPr>
-              <w:t xml:space="preserve">ORGANISATION (requests, proofread paragraphs)</w:t>
-            </w:r>
-          </w:p>
-        </w:tc>
-        <w:tc>
-          <w:tcPr/>
-          <w:p>
-            <w:pPr>
-              <w:pStyle w:val="Compact"/>
-              <w:jc w:val="left"/>
-            </w:pPr>
-            <w:r>
-              <w:rPr>
-                <w:sz w:val="17"/>
-              </w:rPr>
-              <w:t xml:space="preserve">No function removes an organisation; badge expiry is the only end state (M4 FR-011).</w:t>
-            </w:r>
-          </w:p>
-        </w:tc>
-        <w:tc>
-          <w:tcPr/>
-          <w:p>
-            <w:pPr>
-              <w:pStyle w:val="Compact"/>
-              <w:jc w:val="left"/>
-            </w:pPr>
-            <w:r>
-              <w:rPr>
-                <w:sz w:val="17"/>
-              </w:rPr>
-              <w:t xml:space="preserve">To be decided</w:t>
-            </w:r>
-          </w:p>
-        </w:tc>
-      </w:tr>
-      <w:tr>
-        <w:tc>
-          <w:tcPr/>
-          <w:p>
-            <w:pPr>
-              <w:pStyle w:val="Compact"/>
-              <w:jc w:val="left"/>
-            </w:pPr>
-            <w:r>
-              <w:rPr>
-                <w:sz w:val="17"/>
-              </w:rPr>
-              <w:t xml:space="preserve">(ii) delete</w:t>
-            </w:r>
-          </w:p>
-        </w:tc>
-        <w:tc>
-          <w:tcPr/>
-          <w:p>
-            <w:pPr>
-              <w:pStyle w:val="Compact"/>
-              <w:jc w:val="left"/>
-            </w:pPr>
-            <w:r>
-              <w:rPr>
-                <w:sz w:val="17"/>
-              </w:rPr>
-              <w:t xml:space="preserve">LEGAL_RULE (findings cite it)</w:t>
-            </w:r>
-          </w:p>
-        </w:tc>
-        <w:tc>
-          <w:tcPr/>
-          <w:p>
-            <w:pPr>
-              <w:pStyle w:val="Compact"/>
-              <w:jc w:val="left"/>
-            </w:pPr>
-            <w:r>
-              <w:rPr>
-                <w:sz w:val="17"/>
-              </w:rPr>
-              <w:t xml:space="preserve">No function retires a rule. Settled in part: every check stores its version (M2 BR-007).</w:t>
-            </w:r>
-          </w:p>
-        </w:tc>
-        <w:tc>
-          <w:tcPr/>
-          <w:p>
-            <w:pPr>
-              <w:pStyle w:val="Compact"/>
-              <w:jc w:val="left"/>
-            </w:pPr>
-            <w:r>
-              <w:rPr>
-                <w:sz w:val="17"/>
-              </w:rPr>
-              <w:t xml:space="preserve">To be decided</w:t>
-            </w:r>
-          </w:p>
-        </w:tc>
-      </w:tr>
-      <w:tr>
-        <w:tc>
-          <w:tcPr/>
-          <w:p>
-            <w:pPr>
-              <w:pStyle w:val="Compact"/>
-              <w:jc w:val="left"/>
-            </w:pPr>
-            <w:r>
-              <w:rPr>
-                <w:sz w:val="17"/>
-              </w:rPr>
-              <w:t xml:space="preserve">(ii) delete</w:t>
-            </w:r>
-          </w:p>
-        </w:tc>
-        <w:tc>
-          <w:tcPr/>
-          <w:p>
-            <w:pPr>
-              <w:pStyle w:val="Compact"/>
-              <w:jc w:val="left"/>
-            </w:pPr>
-            <w:r>
-              <w:rPr>
-                <w:sz w:val="17"/>
-              </w:rPr>
-              <w:t xml:space="preserve">DOCUMENT, DOCUMENT_ACCESS_LOG, SEGMENT_DECISION data</w:t>
-            </w:r>
-          </w:p>
-        </w:tc>
-        <w:tc>
-          <w:tcPr/>
-          <w:p>
-            <w:pPr>
-              <w:pStyle w:val="Compact"/>
-              <w:jc w:val="left"/>
-            </w:pPr>
-            <w:r>
-              <w:rPr>
-                <w:sz w:val="17"/>
-              </w:rPr>
-              <w:t xml:space="preserve">Settled: previous versions kept (M5 FR-002); access log append-only (M4 BR-007); segment change never deletes (M1 BR-004).</w:t>
-            </w:r>
-          </w:p>
-        </w:tc>
-        <w:tc>
-          <w:tcPr/>
-          <w:p>
-            <w:pPr>
-              <w:pStyle w:val="Compact"/>
-              <w:jc w:val="left"/>
-            </w:pPr>
-            <w:r>
-              <w:rPr>
-                <w:sz w:val="17"/>
-              </w:rPr>
-              <w:t xml:space="preserve">—</w:t>
-            </w:r>
-          </w:p>
-        </w:tc>
-      </w:tr>
-      <w:tr>
-        <w:tc>
-          <w:tcPr/>
-          <w:p>
-            <w:pPr>
-              <w:pStyle w:val="Compact"/>
-              <w:jc w:val="left"/>
-            </w:pPr>
-            <w:r>
-              <w:rPr>
-                <w:sz w:val="17"/>
-              </w:rPr>
-              <w:t xml:space="preserve">(iii) enum</w:t>
-            </w:r>
-          </w:p>
-        </w:tc>
-        <w:tc>
-          <w:tcPr/>
-          <w:p>
-            <w:pPr>
-              <w:pStyle w:val="Compact"/>
-              <w:jc w:val="left"/>
-            </w:pPr>
-            <w:r>
-              <w:rPr>
-                <w:sz w:val="17"/>
-              </w:rPr>
-              <w:t xml:space="preserve">PROJECT_MEMBER.permission</w:t>
-            </w:r>
-          </w:p>
-        </w:tc>
-        <w:tc>
-          <w:tcPr/>
-          <w:p>
-            <w:pPr>
-              <w:pStyle w:val="Compact"/>
-              <w:jc w:val="left"/>
-            </w:pPr>
-            <w:r>
-              <w:rPr>
-                <w:sz w:val="17"/>
-              </w:rPr>
-              <w:t xml:space="preserve">F-M0-01 makes the creator the</w:t>
+              <w:t xml:space="preserve">at once and replaces name and email with anonymous values within 30 days; projects, uploads, access logs and approvals stay and show</w:t>
             </w:r>
             <w:r>
               <w:rPr>
@@ -31483,6 +33911,495 @@
                 <w:i/>
                 <w:sz w:val="17"/>
               </w:rPr>
+              <w:t xml:space="preserve">Former member</w:t>
+            </w:r>
+            <w:r>
+              <w:rPr>
+                <w:sz w:val="17"/>
+              </w:rPr>
+              <w:t xml:space="preserve">.</w:t>
+            </w:r>
+          </w:p>
+        </w:tc>
+        <w:tc>
+          <w:tcPr/>
+          <w:p>
+            <w:pPr>
+              <w:pStyle w:val="Compact"/>
+              <w:jc w:val="left"/>
+            </w:pPr>
+            <w:r>
+              <w:rPr>
+                <w:sz w:val="17"/>
+              </w:rPr>
+              <w:t xml:space="preserve">OQ-04-6 (resolved)</w:t>
+            </w:r>
+          </w:p>
+        </w:tc>
+      </w:tr>
+      <w:tr>
+        <w:tc>
+          <w:tcPr/>
+          <w:p>
+            <w:pPr>
+              <w:pStyle w:val="Compact"/>
+              <w:jc w:val="left"/>
+            </w:pPr>
+            <w:r>
+              <w:rPr>
+                <w:sz w:val="17"/>
+              </w:rPr>
+              <w:t xml:space="preserve">(ii) delete</w:t>
+            </w:r>
+          </w:p>
+        </w:tc>
+        <w:tc>
+          <w:tcPr/>
+          <w:p>
+            <w:pPr>
+              <w:pStyle w:val="Compact"/>
+              <w:jc w:val="left"/>
+            </w:pPr>
+            <w:r>
+              <w:rPr>
+                <w:sz w:val="17"/>
+              </w:rPr>
+              <w:t xml:space="preserve">PROJECT (in 14 relationships)</w:t>
+            </w:r>
+          </w:p>
+        </w:tc>
+        <w:tc>
+          <w:tcPr/>
+          <w:p>
+            <w:pPr>
+              <w:pStyle w:val="Compact"/>
+              <w:jc w:val="left"/>
+            </w:pPr>
+            <w:r>
+              <w:rPr>
+                <w:sz w:val="17"/>
+              </w:rPr>
+              <w:t xml:space="preserve">Settled by M0 BR-005: archived, never deleted (</w:t>
+            </w:r>
+            <w:r>
+              <w:rPr>
+                <w:rStyle w:val="VerbatimChar"/>
+                <w:sz w:val="17"/>
+              </w:rPr>
+              <w:t xml:space="preserve">stage = archived</w:t>
+            </w:r>
+            <w:r>
+              <w:rPr>
+                <w:sz w:val="17"/>
+              </w:rPr>
+              <w:t xml:space="preserve">); read-only, leaves the project list, keeps documents, requests and notices.</w:t>
+            </w:r>
+          </w:p>
+        </w:tc>
+        <w:tc>
+          <w:tcPr/>
+          <w:p>
+            <w:pPr>
+              <w:pStyle w:val="Compact"/>
+              <w:jc w:val="left"/>
+            </w:pPr>
+            <w:r>
+              <w:rPr>
+                <w:sz w:val="17"/>
+              </w:rPr>
+              <w:t xml:space="preserve">OQ-04-7 (resolved)</w:t>
+            </w:r>
+          </w:p>
+        </w:tc>
+      </w:tr>
+      <w:tr>
+        <w:tc>
+          <w:tcPr/>
+          <w:p>
+            <w:pPr>
+              <w:pStyle w:val="Compact"/>
+              <w:jc w:val="left"/>
+            </w:pPr>
+            <w:r>
+              <w:rPr>
+                <w:sz w:val="17"/>
+              </w:rPr>
+              <w:t xml:space="preserve">(ii) delete</w:t>
+            </w:r>
+          </w:p>
+        </w:tc>
+        <w:tc>
+          <w:tcPr/>
+          <w:p>
+            <w:pPr>
+              <w:pStyle w:val="Compact"/>
+              <w:jc w:val="left"/>
+            </w:pPr>
+            <w:r>
+              <w:rPr>
+                <w:sz w:val="17"/>
+              </w:rPr>
+              <w:t xml:space="preserve">LOCATION (shortlists, interests, notices)</w:t>
+            </w:r>
+          </w:p>
+        </w:tc>
+        <w:tc>
+          <w:tcPr/>
+          <w:p>
+            <w:pPr>
+              <w:pStyle w:val="Compact"/>
+              <w:jc w:val="left"/>
+            </w:pPr>
+            <w:r>
+              <w:rPr>
+                <w:sz w:val="17"/>
+              </w:rPr>
+              <w:t xml:space="preserve">Settled by M3 BR-008: unpublished, never deleted (</w:t>
+            </w:r>
+            <w:r>
+              <w:rPr>
+                <w:rStyle w:val="VerbatimChar"/>
+                <w:sz w:val="17"/>
+              </w:rPr>
+              <w:t xml:space="preserve">intake_status = unpublished</w:t>
+            </w:r>
+            <w:r>
+              <w:rPr>
+                <w:sz w:val="17"/>
+              </w:rPr>
+              <w:t xml:space="preserve">); shortlists and notices keep it and show</w:t>
+            </w:r>
+            <w:r>
+              <w:rPr>
+                <w:sz w:val="17"/>
+              </w:rPr>
+              <w:t xml:space="preserve"> </w:t>
+            </w:r>
+            <w:r>
+              <w:rPr>
+                <w:iCs/>
+                <w:i/>
+                <w:sz w:val="17"/>
+              </w:rPr>
+              <w:t xml:space="preserve">No longer published</w:t>
+            </w:r>
+            <w:r>
+              <w:rPr>
+                <w:sz w:val="17"/>
+              </w:rPr>
+              <w:t xml:space="preserve">.</w:t>
+            </w:r>
+          </w:p>
+        </w:tc>
+        <w:tc>
+          <w:tcPr/>
+          <w:p>
+            <w:pPr>
+              <w:pStyle w:val="Compact"/>
+              <w:jc w:val="left"/>
+            </w:pPr>
+            <w:r>
+              <w:rPr>
+                <w:sz w:val="17"/>
+              </w:rPr>
+              <w:t xml:space="preserve">OQ-04-8 (resolved)</w:t>
+            </w:r>
+          </w:p>
+        </w:tc>
+      </w:tr>
+      <w:tr>
+        <w:tc>
+          <w:tcPr/>
+          <w:p>
+            <w:pPr>
+              <w:pStyle w:val="Compact"/>
+              <w:jc w:val="left"/>
+            </w:pPr>
+            <w:r>
+              <w:rPr>
+                <w:sz w:val="17"/>
+              </w:rPr>
+              <w:t xml:space="preserve">(ii) delete</w:t>
+            </w:r>
+          </w:p>
+        </w:tc>
+        <w:tc>
+          <w:tcPr/>
+          <w:p>
+            <w:pPr>
+              <w:pStyle w:val="Compact"/>
+              <w:jc w:val="left"/>
+            </w:pPr>
+            <w:r>
+              <w:rPr>
+                <w:sz w:val="17"/>
+              </w:rPr>
+              <w:t xml:space="preserve">ORGANISATION (requests, proofread paragraphs, moderation items)</w:t>
+            </w:r>
+          </w:p>
+        </w:tc>
+        <w:tc>
+          <w:tcPr/>
+          <w:p>
+            <w:pPr>
+              <w:pStyle w:val="Compact"/>
+              <w:jc w:val="left"/>
+            </w:pPr>
+            <w:r>
+              <w:rPr>
+                <w:sz w:val="17"/>
+              </w:rPr>
+              <w:t xml:space="preserve">Settled by M4 BR-008: deactivated, never deleted (</w:t>
+            </w:r>
+            <w:r>
+              <w:rPr>
+                <w:rStyle w:val="VerbatimChar"/>
+                <w:sz w:val="17"/>
+              </w:rPr>
+              <w:t xml:space="preserve">org_status = deactivated</w:t>
+            </w:r>
+            <w:r>
+              <w:rPr>
+                <w:sz w:val="17"/>
+              </w:rPr>
+              <w:t xml:space="preserve">); open requests are closed as</w:t>
+            </w:r>
+            <w:r>
+              <w:rPr>
+                <w:sz w:val="17"/>
+              </w:rPr>
+              <w:t xml:space="preserve"> </w:t>
+            </w:r>
+            <w:r>
+              <w:rPr>
+                <w:rStyle w:val="VerbatimChar"/>
+                <w:sz w:val="17"/>
+              </w:rPr>
+              <w:t xml:space="preserve">withdrawn</w:t>
+            </w:r>
+            <w:r>
+              <w:rPr>
+                <w:sz w:val="17"/>
+              </w:rPr>
+              <w:t xml:space="preserve"> </w:t>
+            </w:r>
+            <w:r>
+              <w:rPr>
+                <w:sz w:val="17"/>
+              </w:rPr>
+              <w:t xml:space="preserve">and the producer is notified; the access log is kept.</w:t>
+            </w:r>
+          </w:p>
+        </w:tc>
+        <w:tc>
+          <w:tcPr/>
+          <w:p>
+            <w:pPr>
+              <w:pStyle w:val="Compact"/>
+              <w:jc w:val="left"/>
+            </w:pPr>
+            <w:r>
+              <w:rPr>
+                <w:sz w:val="17"/>
+              </w:rPr>
+              <w:t xml:space="preserve">OQ-04-9 (resolved)</w:t>
+            </w:r>
+          </w:p>
+        </w:tc>
+      </w:tr>
+      <w:tr>
+        <w:tc>
+          <w:tcPr/>
+          <w:p>
+            <w:pPr>
+              <w:pStyle w:val="Compact"/>
+              <w:jc w:val="left"/>
+            </w:pPr>
+            <w:r>
+              <w:rPr>
+                <w:sz w:val="17"/>
+              </w:rPr>
+              <w:t xml:space="preserve">(ii) delete</w:t>
+            </w:r>
+          </w:p>
+        </w:tc>
+        <w:tc>
+          <w:tcPr/>
+          <w:p>
+            <w:pPr>
+              <w:pStyle w:val="Compact"/>
+              <w:jc w:val="left"/>
+            </w:pPr>
+            <w:r>
+              <w:rPr>
+                <w:sz w:val="17"/>
+              </w:rPr>
+              <w:t xml:space="preserve">LEGAL_RULE (findings cite it)</w:t>
+            </w:r>
+          </w:p>
+        </w:tc>
+        <w:tc>
+          <w:tcPr/>
+          <w:p>
+            <w:pPr>
+              <w:pStyle w:val="Compact"/>
+              <w:jc w:val="left"/>
+            </w:pPr>
+            <w:r>
+              <w:rPr>
+                <w:sz w:val="17"/>
+              </w:rPr>
+              <w:t xml:space="preserve">Settled by M2 BR-008: retired, never deleted (</w:t>
+            </w:r>
+            <w:r>
+              <w:rPr>
+                <w:rStyle w:val="VerbatimChar"/>
+                <w:sz w:val="17"/>
+              </w:rPr>
+              <w:t xml:space="preserve">status = retired</w:t>
+            </w:r>
+            <w:r>
+              <w:rPr>
+                <w:sz w:val="17"/>
+              </w:rPr>
+              <w:t xml:space="preserve">).</w:t>
+            </w:r>
+          </w:p>
+        </w:tc>
+        <w:tc>
+          <w:tcPr/>
+          <w:p>
+            <w:pPr>
+              <w:pStyle w:val="Compact"/>
+              <w:jc w:val="left"/>
+            </w:pPr>
+            <w:r>
+              <w:rPr>
+                <w:sz w:val="17"/>
+              </w:rPr>
+              <w:t xml:space="preserve">OQ-04-3 (resolved)</w:t>
+            </w:r>
+          </w:p>
+        </w:tc>
+      </w:tr>
+      <w:tr>
+        <w:tc>
+          <w:tcPr/>
+          <w:p>
+            <w:pPr>
+              <w:pStyle w:val="Compact"/>
+              <w:jc w:val="left"/>
+            </w:pPr>
+            <w:r>
+              <w:rPr>
+                <w:sz w:val="17"/>
+              </w:rPr>
+              <w:t xml:space="preserve">(ii) delete</w:t>
+            </w:r>
+          </w:p>
+        </w:tc>
+        <w:tc>
+          <w:tcPr/>
+          <w:p>
+            <w:pPr>
+              <w:pStyle w:val="Compact"/>
+              <w:jc w:val="left"/>
+            </w:pPr>
+            <w:r>
+              <w:rPr>
+                <w:sz w:val="17"/>
+              </w:rPr>
+              <w:t xml:space="preserve">DOCUMENT, DOCUMENT_ACCESS_LOG, SEGMENT_DECISION, AUDIT_LOG data</w:t>
+            </w:r>
+          </w:p>
+        </w:tc>
+        <w:tc>
+          <w:tcPr/>
+          <w:p>
+            <w:pPr>
+              <w:pStyle w:val="Compact"/>
+              <w:jc w:val="left"/>
+            </w:pPr>
+            <w:r>
+              <w:rPr>
+                <w:sz w:val="17"/>
+              </w:rPr>
+              <w:t xml:space="preserve">Settled: previous versions kept (M5 FR-002); access log append-only (M4 BR-007); segment change never deletes (M1 BR-004); audit log append-only for every role (M10 BR-005).</w:t>
+            </w:r>
+          </w:p>
+        </w:tc>
+        <w:tc>
+          <w:tcPr/>
+          <w:p>
+            <w:pPr>
+              <w:pStyle w:val="Compact"/>
+              <w:jc w:val="left"/>
+            </w:pPr>
+            <w:r>
+              <w:rPr>
+                <w:sz w:val="17"/>
+              </w:rPr>
+              <w:t xml:space="preserve">—</w:t>
+            </w:r>
+          </w:p>
+        </w:tc>
+      </w:tr>
+      <w:tr>
+        <w:tc>
+          <w:tcPr/>
+          <w:p>
+            <w:pPr>
+              <w:pStyle w:val="Compact"/>
+              <w:jc w:val="left"/>
+            </w:pPr>
+            <w:r>
+              <w:rPr>
+                <w:sz w:val="17"/>
+              </w:rPr>
+              <w:t xml:space="preserve">(iii) enum</w:t>
+            </w:r>
+          </w:p>
+        </w:tc>
+        <w:tc>
+          <w:tcPr/>
+          <w:p>
+            <w:pPr>
+              <w:pStyle w:val="Compact"/>
+              <w:jc w:val="left"/>
+            </w:pPr>
+            <w:r>
+              <w:rPr>
+                <w:sz w:val="17"/>
+              </w:rPr>
+              <w:t xml:space="preserve">PROJECT_MEMBER.permission</w:t>
+            </w:r>
+          </w:p>
+        </w:tc>
+        <w:tc>
+          <w:tcPr/>
+          <w:p>
+            <w:pPr>
+              <w:pStyle w:val="Compact"/>
+              <w:jc w:val="left"/>
+            </w:pPr>
+            <w:r>
+              <w:rPr>
+                <w:sz w:val="17"/>
+              </w:rPr>
+              <w:t xml:space="preserve">F-M0-01 makes the creator the</w:t>
+            </w:r>
+            <w:r>
+              <w:rPr>
+                <w:sz w:val="17"/>
+              </w:rPr>
+              <w:t xml:space="preserve"> </w:t>
+            </w:r>
+            <w:r>
+              <w:rPr>
+                <w:iCs/>
+                <w:i/>
+                <w:sz w:val="17"/>
+              </w:rPr>
               <w:t xml:space="preserve">owner</w:t>
             </w:r>
             <w:r>
@@ -31529,7 +34446,7 @@
               <w:rPr>
                 <w:sz w:val="17"/>
               </w:rPr>
-              <w:t xml:space="preserve">To be decided</w:t>
+              <w:t xml:space="preserve">OQ-04-10</w:t>
             </w:r>
           </w:p>
         </w:tc>
@@ -31641,7 +34558,7 @@
               <w:rPr>
                 <w:sz w:val="17"/>
               </w:rPr>
-              <w:t xml:space="preserve">To be decided</w:t>
+              <w:t xml:space="preserve">OQ-04-10</w:t>
             </w:r>
           </w:p>
         </w:tc>
@@ -31688,7 +34605,7 @@
               <w:rPr>
                 <w:sz w:val="17"/>
               </w:rPr>
-              <w:t xml:space="preserve">F-M2-03 moves draft → approved; nothing moves a rule out of</w:t>
+              <w:t xml:space="preserve">F-M2-03 moves draft → approved;</w:t>
             </w:r>
             <w:r>
               <w:rPr>
@@ -31701,7 +34618,7 @@
                 <w:rStyle w:val="VerbatimChar"/>
                 <w:sz w:val="17"/>
               </w:rPr>
-              <w:t xml:space="preserve">approved</w:t>
+              <w:t xml:space="preserve">retired</w:t>
             </w:r>
             <w:r>
               <w:rPr>
@@ -31713,22 +34630,22 @@
               <w:rPr>
                 <w:sz w:val="17"/>
               </w:rPr>
-              <w:t xml:space="preserve">(edit, withdraw).</w:t>
-            </w:r>
-          </w:p>
-        </w:tc>
-        <w:tc>
-          <w:tcPr/>
-          <w:p>
-            <w:pPr>
-              <w:pStyle w:val="Compact"/>
-              <w:jc w:val="left"/>
-            </w:pPr>
-            <w:r>
-              <w:rPr>
-                <w:sz w:val="17"/>
-              </w:rPr>
-              <w:t xml:space="preserve">To be decided</w:t>
+              <w:t xml:space="preserve">is declared (M2 FR-001, BR-008) but no function's input sets it.</w:t>
+            </w:r>
+          </w:p>
+        </w:tc>
+        <w:tc>
+          <w:tcPr/>
+          <w:p>
+            <w:pPr>
+              <w:pStyle w:val="Compact"/>
+              <w:jc w:val="left"/>
+            </w:pPr>
+            <w:r>
+              <w:rPr>
+                <w:sz w:val="17"/>
+              </w:rPr>
+              <w:t xml:space="preserve">OQ-04-23</w:t>
             </w:r>
           </w:p>
         </w:tc>
@@ -31834,7 +34751,7 @@
               <w:rPr>
                 <w:sz w:val="17"/>
               </w:rPr>
-              <w:t xml:space="preserve">To be decided</w:t>
+              <w:t xml:space="preserve">OQ-04-11</w:t>
             </w:r>
           </w:p>
         </w:tc>
@@ -31896,7 +34813,7 @@
               <w:rPr>
                 <w:sz w:val="17"/>
               </w:rPr>
-              <w:t xml:space="preserve">To be decided</w:t>
+              <w:t xml:space="preserve">OQ-04-12</w:t>
             </w:r>
           </w:p>
         </w:tc>
@@ -31958,7 +34875,7 @@
               <w:rPr>
                 <w:sz w:val="17"/>
               </w:rPr>
-              <w:t xml:space="preserve">To be decided</w:t>
+              <w:t xml:space="preserve">OQ-04-13</w:t>
             </w:r>
           </w:p>
         </w:tc>
@@ -32045,7 +34962,7 @@
               <w:rPr>
                 <w:sz w:val="17"/>
               </w:rPr>
-              <w:t xml:space="preserve">To be decided</w:t>
+              <w:t xml:space="preserve">OQ-04-14</w:t>
             </w:r>
           </w:p>
         </w:tc>
@@ -32077,37 +34994,37 @@
               <w:rPr>
                 <w:sz w:val="17"/>
               </w:rPr>
-              <w:t xml:space="preserve">PROJECT.stage; LOCATION.intake_status; LOCATION_IMAGE.status; CONSULTATION_BOOKING.topic; service_groups; scene_types</w:t>
-            </w:r>
-          </w:p>
-        </w:tc>
-        <w:tc>
-          <w:tcPr/>
-          <w:p>
-            <w:pPr>
-              <w:pStyle w:val="Compact"/>
-              <w:jc w:val="left"/>
-            </w:pPr>
-            <w:r>
-              <w:rPr>
-                <w:sz w:val="17"/>
-              </w:rPr>
-              <w:t xml:space="preserve">Value sets not declared anywhere.</w:t>
-            </w:r>
-          </w:p>
-        </w:tc>
-        <w:tc>
-          <w:tcPr/>
-          <w:p>
-            <w:pPr>
-              <w:pStyle w:val="Compact"/>
-              <w:jc w:val="left"/>
-            </w:pPr>
-            <w:r>
-              <w:rPr>
-                <w:sz w:val="17"/>
-              </w:rPr>
-              <w:t xml:space="preserve">To be decided</w:t>
+              <w:t xml:space="preserve">PROJECT.stage; LOCATION.intake_status; LOCATION_IMAGE.status; CONSULTATION_BOOKING.topic; service_groups; scene_types; PROVINCE.region; LEGAL_RULE.topic</w:t>
+            </w:r>
+          </w:p>
+        </w:tc>
+        <w:tc>
+          <w:tcPr/>
+          <w:p>
+            <w:pPr>
+              <w:pStyle w:val="Compact"/>
+              <w:jc w:val="left"/>
+            </w:pPr>
+            <w:r>
+              <w:rPr>
+                <w:sz w:val="17"/>
+              </w:rPr>
+              <w:t xml:space="preserve">Settled: value sets are declared in §5.1 (M0 FR-002; M3 FR-002, FR-003, FR-007; M7 FR-005; M4 FR-001; M2 FR-001, FR-002). LOCATION_IMAGE.status uses pending / approved / hidden in both M3 FR-003 and M10 FR-002.</w:t>
+            </w:r>
+          </w:p>
+        </w:tc>
+        <w:tc>
+          <w:tcPr/>
+          <w:p>
+            <w:pPr>
+              <w:pStyle w:val="Compact"/>
+              <w:jc w:val="left"/>
+            </w:pPr>
+            <w:r>
+              <w:rPr>
+                <w:sz w:val="17"/>
+              </w:rPr>
+              <w:t xml:space="preserve">OQ-04-15 (resolved)</w:t>
             </w:r>
           </w:p>
         </w:tc>
@@ -32139,6 +35056,81 @@
               <w:rPr>
                 <w:sz w:val="17"/>
               </w:rPr>
+              <w:t xml:space="preserve">MODERATION_ITEM.content_type</w:t>
+            </w:r>
+          </w:p>
+        </w:tc>
+        <w:tc>
+          <w:tcPr/>
+          <w:p>
+            <w:pPr>
+              <w:pStyle w:val="Compact"/>
+              <w:jc w:val="left"/>
+            </w:pPr>
+            <w:r>
+              <w:rPr>
+                <w:rStyle w:val="VerbatimChar"/>
+                <w:sz w:val="17"/>
+              </w:rPr>
+              <w:t xml:space="preserve">showcase</w:t>
+            </w:r>
+            <w:r>
+              <w:rPr>
+                <w:sz w:val="17"/>
+              </w:rPr>
+              <w:t xml:space="preserve"> </w:t>
+            </w:r>
+            <w:r>
+              <w:rPr>
+                <w:sz w:val="17"/>
+              </w:rPr>
+              <w:t xml:space="preserve">is declared but unused until M8 (phase 2, M10 §9) — consistent.</w:t>
+            </w:r>
+          </w:p>
+        </w:tc>
+        <w:tc>
+          <w:tcPr/>
+          <w:p>
+            <w:pPr>
+              <w:pStyle w:val="Compact"/>
+              <w:jc w:val="left"/>
+            </w:pPr>
+            <w:r>
+              <w:rPr>
+                <w:sz w:val="17"/>
+              </w:rPr>
+              <w:t xml:space="preserve">—</w:t>
+            </w:r>
+          </w:p>
+        </w:tc>
+      </w:tr>
+      <w:tr>
+        <w:tc>
+          <w:tcPr/>
+          <w:p>
+            <w:pPr>
+              <w:pStyle w:val="Compact"/>
+              <w:jc w:val="left"/>
+            </w:pPr>
+            <w:r>
+              <w:rPr>
+                <w:sz w:val="17"/>
+              </w:rPr>
+              <w:t xml:space="preserve">(iii) enum</w:t>
+            </w:r>
+          </w:p>
+        </w:tc>
+        <w:tc>
+          <w:tcPr/>
+          <w:p>
+            <w:pPr>
+              <w:pStyle w:val="Compact"/>
+              <w:jc w:val="left"/>
+            </w:pPr>
+            <w:r>
+              <w:rPr>
+                <w:sz w:val="17"/>
+              </w:rPr>
               <w:t xml:space="preserve">VERIFICATION_REQUEST.status</w:t>
             </w:r>
           </w:p>
@@ -32236,6 +35228,279 @@
               <w:rPr>
                 <w:sz w:val="17"/>
               </w:rPr>
+              <w:t xml:space="preserve">polymorphic</w:t>
+            </w:r>
+          </w:p>
+        </w:tc>
+        <w:tc>
+          <w:tcPr/>
+          <w:p>
+            <w:pPr>
+              <w:pStyle w:val="Compact"/>
+              <w:jc w:val="left"/>
+            </w:pPr>
+            <w:r>
+              <w:rPr>
+                <w:sz w:val="17"/>
+              </w:rPr>
+              <w:t xml:space="preserve">MODERATION_ITEM.organisation_id / location_image_id</w:t>
+            </w:r>
+          </w:p>
+        </w:tc>
+        <w:tc>
+          <w:tcPr/>
+          <w:p>
+            <w:pPr>
+              <w:pStyle w:val="Compact"/>
+              <w:jc w:val="left"/>
+            </w:pPr>
+            <w:r>
+              <w:rPr>
+                <w:sz w:val="17"/>
+              </w:rPr>
+              <w:t xml:space="preserve">Deliberate modelling choice: M10 §6 says an item "refers to Organisation or LocationImage". Instead of one polymorphic content reference, two nullable foreign keys with a CHECK that exactly one is set (and that it matches content_type), so the database enforces both references. The phase-2 type</w:t>
+            </w:r>
+            <w:r>
+              <w:rPr>
+                <w:sz w:val="17"/>
+              </w:rPr>
+              <w:t xml:space="preserve"> </w:t>
+            </w:r>
+            <w:r>
+              <w:rPr>
+                <w:rStyle w:val="VerbatimChar"/>
+                <w:sz w:val="17"/>
+              </w:rPr>
+              <w:t xml:space="preserve">showcase</w:t>
+            </w:r>
+            <w:r>
+              <w:rPr>
+                <w:sz w:val="17"/>
+              </w:rPr>
+              <w:t xml:space="preserve"> </w:t>
+            </w:r>
+            <w:r>
+              <w:rPr>
+                <w:sz w:val="17"/>
+              </w:rPr>
+              <w:t xml:space="preserve">will need a third column.</w:t>
+            </w:r>
+          </w:p>
+        </w:tc>
+        <w:tc>
+          <w:tcPr/>
+          <w:p>
+            <w:pPr>
+              <w:pStyle w:val="Compact"/>
+              <w:jc w:val="left"/>
+            </w:pPr>
+            <w:r>
+              <w:rPr>
+                <w:sz w:val="17"/>
+              </w:rPr>
+              <w:t xml:space="preserve">— (modelling choice)</w:t>
+            </w:r>
+          </w:p>
+        </w:tc>
+      </w:tr>
+      <w:tr>
+        <w:tc>
+          <w:tcPr/>
+          <w:p>
+            <w:pPr>
+              <w:pStyle w:val="Compact"/>
+              <w:jc w:val="left"/>
+            </w:pPr>
+            <w:r>
+              <w:rPr>
+                <w:sz w:val="17"/>
+              </w:rPr>
+              <w:t xml:space="preserve">polymorphic</w:t>
+            </w:r>
+          </w:p>
+        </w:tc>
+        <w:tc>
+          <w:tcPr/>
+          <w:p>
+            <w:pPr>
+              <w:pStyle w:val="Compact"/>
+              <w:jc w:val="left"/>
+            </w:pPr>
+            <w:r>
+              <w:rPr>
+                <w:sz w:val="17"/>
+              </w:rPr>
+              <w:t xml:space="preserve">AUDIT_LOG.target_id</w:t>
+            </w:r>
+          </w:p>
+        </w:tc>
+        <w:tc>
+          <w:tcPr/>
+          <w:p>
+            <w:pPr>
+              <w:pStyle w:val="Compact"/>
+              <w:jc w:val="left"/>
+            </w:pPr>
+            <w:r>
+              <w:rPr>
+                <w:sz w:val="17"/>
+              </w:rPr>
+              <w:t xml:space="preserve">Points at a row of any table, so it carries no foreign key (by design, M10 FR-008). Targets whose key is not a UUID (LOCATION_IMAGE image_url, RULE_SET_VERSION rule_version, DOCUMENT_TYPE doc_code) cannot be recorded in a UUID column.</w:t>
+            </w:r>
+          </w:p>
+        </w:tc>
+        <w:tc>
+          <w:tcPr/>
+          <w:p>
+            <w:pPr>
+              <w:pStyle w:val="Compact"/>
+              <w:jc w:val="left"/>
+            </w:pPr>
+            <w:r>
+              <w:rPr>
+                <w:sz w:val="17"/>
+              </w:rPr>
+              <w:t xml:space="preserve">OQ-04-25</w:t>
+            </w:r>
+          </w:p>
+        </w:tc>
+      </w:tr>
+      <w:tr>
+        <w:tc>
+          <w:tcPr/>
+          <w:p>
+            <w:pPr>
+              <w:pStyle w:val="Compact"/>
+              <w:jc w:val="left"/>
+            </w:pPr>
+            <w:r>
+              <w:rPr>
+                <w:sz w:val="17"/>
+              </w:rPr>
+              <w:t xml:space="preserve">writer</w:t>
+            </w:r>
+          </w:p>
+        </w:tc>
+        <w:tc>
+          <w:tcPr/>
+          <w:p>
+            <w:pPr>
+              <w:pStyle w:val="Compact"/>
+              <w:jc w:val="left"/>
+            </w:pPr>
+            <w:r>
+              <w:rPr>
+                <w:sz w:val="17"/>
+              </w:rPr>
+              <w:t xml:space="preserve">MODERATION_ITEM (content_type location_image)</w:t>
+            </w:r>
+          </w:p>
+        </w:tc>
+        <w:tc>
+          <w:tcPr/>
+          <w:p>
+            <w:pPr>
+              <w:pStyle w:val="Compact"/>
+              <w:jc w:val="left"/>
+            </w:pPr>
+            <w:r>
+              <w:rPr>
+                <w:sz w:val="17"/>
+              </w:rPr>
+              <w:t xml:space="preserve">M10 moderates location photos submitted by partners (M10 §1), but the only photo function, F-M3-03, is for VFDA staff; no function lets a partner submit a photo.</w:t>
+            </w:r>
+          </w:p>
+        </w:tc>
+        <w:tc>
+          <w:tcPr/>
+          <w:p>
+            <w:pPr>
+              <w:pStyle w:val="Compact"/>
+              <w:jc w:val="left"/>
+            </w:pPr>
+            <w:r>
+              <w:rPr>
+                <w:sz w:val="17"/>
+              </w:rPr>
+              <w:t xml:space="preserve">OQ-04-22</w:t>
+            </w:r>
+          </w:p>
+        </w:tc>
+      </w:tr>
+      <w:tr>
+        <w:tc>
+          <w:tcPr/>
+          <w:p>
+            <w:pPr>
+              <w:pStyle w:val="Compact"/>
+              <w:jc w:val="left"/>
+            </w:pPr>
+            <w:r>
+              <w:rPr>
+                <w:sz w:val="17"/>
+              </w:rPr>
+              <w:t xml:space="preserve">period</w:t>
+            </w:r>
+          </w:p>
+        </w:tc>
+        <w:tc>
+          <w:tcPr/>
+          <w:p>
+            <w:pPr>
+              <w:pStyle w:val="Compact"/>
+              <w:jc w:val="left"/>
+            </w:pPr>
+            <w:r>
+              <w:rPr>
+                <w:sz w:val="17"/>
+              </w:rPr>
+              <w:t xml:space="preserve">PROJECT; LOCATION_QUERY (period filter of DEMAND_INDEX)</w:t>
+            </w:r>
+          </w:p>
+        </w:tc>
+        <w:tc>
+          <w:tcPr/>
+          <w:p>
+            <w:pPr>
+              <w:pStyle w:val="Compact"/>
+              <w:jc w:val="left"/>
+            </w:pPr>
+            <w:r>
+              <w:rPr>
+                <w:sz w:val="17"/>
+              </w:rPr>
+              <w:t xml:space="preserve">The indicators are filtered by month, quarter or year (M10 FR-003, FR-005), but neither PROJECT nor LOCATION_QUERY declares when it was created.</w:t>
+            </w:r>
+          </w:p>
+        </w:tc>
+        <w:tc>
+          <w:tcPr/>
+          <w:p>
+            <w:pPr>
+              <w:pStyle w:val="Compact"/>
+              <w:jc w:val="left"/>
+            </w:pPr>
+            <w:r>
+              <w:rPr>
+                <w:sz w:val="17"/>
+              </w:rPr>
+              <w:t xml:space="preserve">OQ-04-21</w:t>
+            </w:r>
+          </w:p>
+        </w:tc>
+      </w:tr>
+      <w:tr>
+        <w:tc>
+          <w:tcPr/>
+          <w:p>
+            <w:pPr>
+              <w:pStyle w:val="Compact"/>
+              <w:jc w:val="left"/>
+            </w:pPr>
+            <w:r>
+              <w:rPr>
+                <w:sz w:val="17"/>
+              </w:rPr>
               <w:t xml:space="preserve">minimality</w:t>
             </w:r>
           </w:p>
@@ -32281,7 +35546,7 @@
               <w:rPr>
                 <w:sz w:val="17"/>
               </w:rPr>
-              <w:t xml:space="preserve">To be decided</w:t>
+              <w:t xml:space="preserve">OQ-04-16</w:t>
             </w:r>
           </w:p>
         </w:tc>
@@ -32343,7 +35608,7 @@
               <w:rPr>
                 <w:sz w:val="17"/>
               </w:rPr>
-              <w:t xml:space="preserve">To be decided</w:t>
+              <w:t xml:space="preserve">OQ-04-16</w:t>
             </w:r>
           </w:p>
         </w:tc>
@@ -32405,7 +35670,7 @@
               <w:rPr>
                 <w:sz w:val="17"/>
               </w:rPr>
-              <w:t xml:space="preserve">To be decided</w:t>
+              <w:t xml:space="preserve">OQ-04-16</w:t>
             </w:r>
           </w:p>
         </w:tc>
@@ -32473,8 +35738,8 @@
         </w:tc>
       </w:tr>
     </w:tbl>
-    <w:bookmarkEnd w:id="64"/>
-    <w:bookmarkStart w:id="89" w:name="diagram"/>
+    <w:bookmarkEnd w:id="67"/>
+    <w:bookmarkStart w:id="95" w:name="diagram"/>
     <w:p>
       <w:pPr>
         <w:pStyle w:val="Heading2"/>
@@ -32613,18 +35878,18 @@
           <wp:inline>
             <wp:extent cx="5334000" cy="2970355"/>
             <wp:effectExtent b="0" l="0" r="0" t="0"/>
-            <wp:docPr descr="SYS" title="" id="66" name="Picture"/>
+            <wp:docPr descr="SYS" title="" id="69" name="Picture"/>
             <a:graphic>
               <a:graphicData uri="http://schemas.openxmlformats.org/drawingml/2006/picture">
                 <pic:pic>
                   <pic:nvPicPr>
-                    <pic:cNvPr descr="erd-views/erd-SYS.png" id="67" name="Picture"/>
+                    <pic:cNvPr descr="erd-views/erd-SYS.png" id="70" name="Picture"/>
                     <pic:cNvPicPr>
                       <a:picLocks noChangeArrowheads="1" noChangeAspect="1"/>
                     </pic:cNvPicPr>
                   </pic:nvPicPr>
                   <pic:blipFill>
-                    <a:blip r:embed="rId65"/>
+                    <a:blip r:embed="rId68"/>
                     <a:stretch>
                       <a:fillRect/>
                     </a:stretch>
@@ -32678,18 +35943,18 @@
           <wp:inline>
             <wp:extent cx="5334000" cy="1835978"/>
             <wp:effectExtent b="0" l="0" r="0" t="0"/>
-            <wp:docPr descr="M1" title="" id="69" name="Picture"/>
+            <wp:docPr descr="M1" title="" id="72" name="Picture"/>
             <a:graphic>
               <a:graphicData uri="http://schemas.openxmlformats.org/drawingml/2006/picture">
                 <pic:pic>
                   <pic:nvPicPr>
-                    <pic:cNvPr descr="erd-views/erd-M1.png" id="70" name="Picture"/>
+                    <pic:cNvPr descr="erd-views/erd-M1.png" id="73" name="Picture"/>
                     <pic:cNvPicPr>
                       <a:picLocks noChangeArrowheads="1" noChangeAspect="1"/>
                     </pic:cNvPicPr>
                   </pic:nvPicPr>
                   <pic:blipFill>
-                    <a:blip r:embed="rId68"/>
+                    <a:blip r:embed="rId71"/>
                     <a:stretch>
                       <a:fillRect/>
                     </a:stretch>
@@ -32743,18 +36008,18 @@
           <wp:inline>
             <wp:extent cx="5334000" cy="2638926"/>
             <wp:effectExtent b="0" l="0" r="0" t="0"/>
-            <wp:docPr descr="M0" title="" id="72" name="Picture"/>
+            <wp:docPr descr="M0" title="" id="75" name="Picture"/>
             <a:graphic>
               <a:graphicData uri="http://schemas.openxmlformats.org/drawingml/2006/picture">
                 <pic:pic>
                   <pic:nvPicPr>
-                    <pic:cNvPr descr="erd-views/erd-M0.png" id="73" name="Picture"/>
+                    <pic:cNvPr descr="erd-views/erd-M0.png" id="76" name="Picture"/>
                     <pic:cNvPicPr>
                       <a:picLocks noChangeArrowheads="1" noChangeAspect="1"/>
                     </pic:cNvPicPr>
                   </pic:nvPicPr>
                   <pic:blipFill>
-                    <a:blip r:embed="rId71"/>
+                    <a:blip r:embed="rId74"/>
                     <a:stretch>
                       <a:fillRect/>
                     </a:stretch>
@@ -32808,18 +36073,18 @@
           <wp:inline>
             <wp:extent cx="5334000" cy="3587032"/>
             <wp:effectExtent b="0" l="0" r="0" t="0"/>
-            <wp:docPr descr="M2" title="" id="75" name="Picture"/>
+            <wp:docPr descr="M2" title="" id="78" name="Picture"/>
             <a:graphic>
               <a:graphicData uri="http://schemas.openxmlformats.org/drawingml/2006/picture">
                 <pic:pic>
                   <pic:nvPicPr>
-                    <pic:cNvPr descr="erd-views/erd-M2.png" id="76" name="Picture"/>
+                    <pic:cNvPr descr="erd-views/erd-M2.png" id="79" name="Picture"/>
                     <pic:cNvPicPr>
                       <a:picLocks noChangeArrowheads="1" noChangeAspect="1"/>
                     </pic:cNvPicPr>
                   </pic:nvPicPr>
                   <pic:blipFill>
-                    <a:blip r:embed="rId74"/>
+                    <a:blip r:embed="rId77"/>
                     <a:stretch>
                       <a:fillRect/>
                     </a:stretch>
@@ -32873,18 +36138,18 @@
           <wp:inline>
             <wp:extent cx="5334000" cy="2000782"/>
             <wp:effectExtent b="0" l="0" r="0" t="0"/>
-            <wp:docPr descr="M3" title="" id="78" name="Picture"/>
+            <wp:docPr descr="M3" title="" id="81" name="Picture"/>
             <a:graphic>
               <a:graphicData uri="http://schemas.openxmlformats.org/drawingml/2006/picture">
                 <pic:pic>
                   <pic:nvPicPr>
-                    <pic:cNvPr descr="erd-views/erd-M3.png" id="79" name="Picture"/>
+                    <pic:cNvPr descr="erd-views/erd-M3.png" id="82" name="Picture"/>
                     <pic:cNvPicPr>
                       <a:picLocks noChangeArrowheads="1" noChangeAspect="1"/>
                     </pic:cNvPicPr>
                   </pic:nvPicPr>
                   <pic:blipFill>
-                    <a:blip r:embed="rId77"/>
+                    <a:blip r:embed="rId80"/>
                     <a:stretch>
                       <a:fillRect/>
                     </a:stretch>
@@ -32938,18 +36203,18 @@
           <wp:inline>
             <wp:extent cx="5334000" cy="1680344"/>
             <wp:effectExtent b="0" l="0" r="0" t="0"/>
-            <wp:docPr descr="M4" title="" id="81" name="Picture"/>
+            <wp:docPr descr="M4" title="" id="84" name="Picture"/>
             <a:graphic>
               <a:graphicData uri="http://schemas.openxmlformats.org/drawingml/2006/picture">
                 <pic:pic>
                   <pic:nvPicPr>
-                    <pic:cNvPr descr="erd-views/erd-M4.png" id="82" name="Picture"/>
+                    <pic:cNvPr descr="erd-views/erd-M4.png" id="85" name="Picture"/>
                     <pic:cNvPicPr>
                       <a:picLocks noChangeArrowheads="1" noChangeAspect="1"/>
                     </pic:cNvPicPr>
                   </pic:nvPicPr>
                   <pic:blipFill>
-                    <a:blip r:embed="rId80"/>
+                    <a:blip r:embed="rId83"/>
                     <a:stretch>
                       <a:fillRect/>
                     </a:stretch>
@@ -33003,18 +36268,18 @@
           <wp:inline>
             <wp:extent cx="5334000" cy="1598839"/>
             <wp:effectExtent b="0" l="0" r="0" t="0"/>
-            <wp:docPr descr="M5" title="" id="84" name="Picture"/>
+            <wp:docPr descr="M5" title="" id="87" name="Picture"/>
             <a:graphic>
               <a:graphicData uri="http://schemas.openxmlformats.org/drawingml/2006/picture">
                 <pic:pic>
                   <pic:nvPicPr>
-                    <pic:cNvPr descr="erd-views/erd-M5.png" id="85" name="Picture"/>
+                    <pic:cNvPr descr="erd-views/erd-M5.png" id="88" name="Picture"/>
                     <pic:cNvPicPr>
                       <a:picLocks noChangeArrowheads="1" noChangeAspect="1"/>
                     </pic:cNvPicPr>
                   </pic:nvPicPr>
                   <pic:blipFill>
-                    <a:blip r:embed="rId83"/>
+                    <a:blip r:embed="rId86"/>
                     <a:stretch>
                       <a:fillRect/>
                     </a:stretch>
@@ -33068,18 +36333,18 @@
           <wp:inline>
             <wp:extent cx="5334000" cy="2529747"/>
             <wp:effectExtent b="0" l="0" r="0" t="0"/>
-            <wp:docPr descr="M7" title="" id="87" name="Picture"/>
+            <wp:docPr descr="M7" title="" id="90" name="Picture"/>
             <a:graphic>
               <a:graphicData uri="http://schemas.openxmlformats.org/drawingml/2006/picture">
                 <pic:pic>
                   <pic:nvPicPr>
-                    <pic:cNvPr descr="erd-views/erd-M7.png" id="88" name="Picture"/>
+                    <pic:cNvPr descr="erd-views/erd-M7.png" id="91" name="Picture"/>
                     <pic:cNvPicPr>
                       <a:picLocks noChangeArrowheads="1" noChangeAspect="1"/>
                     </pic:cNvPicPr>
                   </pic:nvPicPr>
                   <pic:blipFill>
-                    <a:blip r:embed="rId86"/>
+                    <a:blip r:embed="rId89"/>
                     <a:stretch>
                       <a:fillRect/>
                     </a:stretch>
@@ -33106,14 +36371,3212 @@
         </w:drawing>
       </w:r>
     </w:p>
-    <w:bookmarkEnd w:id="89"/>
-    <w:bookmarkStart w:id="90" w:name="open-questions"/>
+    <w:p>
+      <w:pPr>
+        <w:pStyle w:val="BodyText"/>
+      </w:pPr>
+      <w:r>
+        <w:rPr>
+          <w:bCs/>
+          <w:b/>
+        </w:rPr>
+        <w:t xml:space="preserve">M10 — VFDA back office</w:t>
+      </w:r>
+      <w:r>
+        <w:t xml:space="preserve"> </w:t>
+      </w:r>
+      <w:r>
+        <w:t xml:space="preserve">(relationships ending in a M10 entity)</w:t>
+      </w:r>
+    </w:p>
+    <w:p>
+      <w:pPr>
+        <w:pStyle w:val="BodyText"/>
+      </w:pPr>
+      <w:r>
+        <w:drawing>
+          <wp:inline>
+            <wp:extent cx="5334000" cy="1241985"/>
+            <wp:effectExtent b="0" l="0" r="0" t="0"/>
+            <wp:docPr descr="M10" title="" id="93" name="Picture"/>
+            <a:graphic>
+              <a:graphicData uri="http://schemas.openxmlformats.org/drawingml/2006/picture">
+                <pic:pic>
+                  <pic:nvPicPr>
+                    <pic:cNvPr descr="erd-views/erd-M10.png" id="94" name="Picture"/>
+                    <pic:cNvPicPr>
+                      <a:picLocks noChangeArrowheads="1" noChangeAspect="1"/>
+                    </pic:cNvPicPr>
+                  </pic:nvPicPr>
+                  <pic:blipFill>
+                    <a:blip r:embed="rId92"/>
+                    <a:stretch>
+                      <a:fillRect/>
+                    </a:stretch>
+                  </pic:blipFill>
+                  <pic:spPr bwMode="auto">
+                    <a:xfrm>
+                      <a:off x="0" y="0"/>
+                      <a:ext cx="5334000" cy="1241985"/>
+                    </a:xfrm>
+                    <a:prstGeom prst="rect">
+                      <a:avLst/>
+                    </a:prstGeom>
+                    <a:noFill/>
+                    <a:ln w="9525">
+                      <a:noFill/>
+                      <a:headEnd/>
+                      <a:tailEnd/>
+                    </a:ln>
+                  </pic:spPr>
+                </pic:pic>
+              </a:graphicData>
+            </a:graphic>
+          </wp:inline>
+        </w:drawing>
+      </w:r>
+    </w:p>
+    <w:bookmarkEnd w:id="95"/>
+    <w:bookmarkStart w:id="96" w:name="open-questions"/>
     <w:p>
       <w:pPr>
         <w:pStyle w:val="Heading2"/>
       </w:pPr>
       <w:r>
         <w:t xml:space="preserve">Open questions</w:t>
+      </w:r>
+    </w:p>
+    <w:tbl>
+      <w:tblPr>
+        <w:tblStyle w:val="Table"/>
+        <w:tblLook w:firstRow="1" w:lastRow="0" w:firstColumn="0" w:lastColumn="0" w:noHBand="0" w:noVBand="0" w:val="0020"/>
+        <w:jc w:val="start"/>
+        <w:tblBorders>
+          <w:top w:val="single" w:sz="4" w:color="C9CED6"/>
+          <w:left w:val="single" w:sz="4" w:color="C9CED6"/>
+          <w:bottom w:val="single" w:sz="4" w:color="C9CED6"/>
+          <w:right w:val="single" w:sz="4" w:color="C9CED6"/>
+          <w:insideH w:val="single" w:sz="4" w:color="C9CED6"/>
+          <w:insideV w:val="single" w:sz="4" w:color="C9CED6"/>
+        </w:tblBorders>
+        <w:tblW w:w="5000" w:type="pct"/>
+      </w:tblPr>
+      <w:tblGrid>
+        <w:gridCol w:w="1408"/>
+        <w:gridCol w:w="1408"/>
+        <w:gridCol w:w="1408"/>
+        <w:gridCol w:w="1408"/>
+        <w:gridCol w:w="1408"/>
+        <w:gridCol w:w="1408"/>
+        <w:gridCol w:w="1408"/>
+      </w:tblGrid>
+      <w:tr>
+        <w:trPr>
+          <w:tblHeader w:val="true"/>
+        </w:trPr>
+        <w:tc>
+          <w:tcPr>
+            <w:shd w:val="clear" w:color="auto" w:fill="E4ECF7"/>
+          </w:tcPr>
+          <w:p>
+            <w:pPr>
+              <w:pStyle w:val="Compact"/>
+              <w:jc w:val="left"/>
+            </w:pPr>
+            <w:r>
+              <w:rPr>
+                <w:b/>
+                <w:color w:val="1F2A5C"/>
+                <w:sz w:val="17"/>
+              </w:rPr>
+              <w:t xml:space="preserve">#</w:t>
+            </w:r>
+          </w:p>
+        </w:tc>
+        <w:tc>
+          <w:tcPr>
+            <w:shd w:val="clear" w:color="auto" w:fill="E4ECF7"/>
+          </w:tcPr>
+          <w:p>
+            <w:pPr>
+              <w:pStyle w:val="Compact"/>
+              <w:jc w:val="left"/>
+            </w:pPr>
+            <w:r>
+              <w:rPr>
+                <w:b/>
+                <w:color w:val="1F2A5C"/>
+                <w:sz w:val="17"/>
+              </w:rPr>
+              <w:t xml:space="preserve">Question</w:t>
+            </w:r>
+          </w:p>
+        </w:tc>
+        <w:tc>
+          <w:tcPr>
+            <w:shd w:val="clear" w:color="auto" w:fill="E4ECF7"/>
+          </w:tcPr>
+          <w:p>
+            <w:pPr>
+              <w:pStyle w:val="Compact"/>
+              <w:jc w:val="left"/>
+            </w:pPr>
+            <w:r>
+              <w:rPr>
+                <w:b/>
+                <w:color w:val="1F2A5C"/>
+                <w:sz w:val="17"/>
+              </w:rPr>
+              <w:t xml:space="preserve">Blocking?</w:t>
+            </w:r>
+          </w:p>
+        </w:tc>
+        <w:tc>
+          <w:tcPr>
+            <w:shd w:val="clear" w:color="auto" w:fill="E4ECF7"/>
+          </w:tcPr>
+          <w:p>
+            <w:pPr>
+              <w:pStyle w:val="Compact"/>
+              <w:jc w:val="left"/>
+            </w:pPr>
+            <w:r>
+              <w:rPr>
+                <w:b/>
+                <w:color w:val="1F2A5C"/>
+                <w:sz w:val="17"/>
+              </w:rPr>
+              <w:t xml:space="preserve">Owner</w:t>
+            </w:r>
+          </w:p>
+        </w:tc>
+        <w:tc>
+          <w:tcPr>
+            <w:shd w:val="clear" w:color="auto" w:fill="E4ECF7"/>
+          </w:tcPr>
+          <w:p>
+            <w:pPr>
+              <w:pStyle w:val="Compact"/>
+              <w:jc w:val="left"/>
+            </w:pPr>
+            <w:r>
+              <w:rPr>
+                <w:b/>
+                <w:color w:val="1F2A5C"/>
+                <w:sz w:val="17"/>
+              </w:rPr>
+              <w:t xml:space="preserve">Default applied</w:t>
+            </w:r>
+          </w:p>
+        </w:tc>
+        <w:tc>
+          <w:tcPr>
+            <w:shd w:val="clear" w:color="auto" w:fill="E4ECF7"/>
+          </w:tcPr>
+          <w:p>
+            <w:pPr>
+              <w:pStyle w:val="Compact"/>
+              <w:jc w:val="left"/>
+            </w:pPr>
+            <w:r>
+              <w:rPr>
+                <w:b/>
+                <w:color w:val="1F2A5C"/>
+                <w:sz w:val="17"/>
+              </w:rPr>
+              <w:t xml:space="preserve">Consequence if the default is wrong</w:t>
+            </w:r>
+          </w:p>
+        </w:tc>
+        <w:tc>
+          <w:tcPr>
+            <w:shd w:val="clear" w:color="auto" w:fill="E4ECF7"/>
+          </w:tcPr>
+          <w:p>
+            <w:pPr>
+              <w:pStyle w:val="Compact"/>
+              <w:jc w:val="left"/>
+            </w:pPr>
+            <w:r>
+              <w:rPr>
+                <w:b/>
+                <w:color w:val="1F2A5C"/>
+                <w:sz w:val="17"/>
+              </w:rPr>
+              <w:t xml:space="preserve">Resolution</w:t>
+            </w:r>
+          </w:p>
+        </w:tc>
+      </w:tr>
+      <w:tr>
+        <w:tc>
+          <w:tcPr/>
+          <w:p>
+            <w:pPr>
+              <w:pStyle w:val="Compact"/>
+              <w:jc w:val="left"/>
+            </w:pPr>
+            <w:r>
+              <w:rPr>
+                <w:sz w:val="17"/>
+              </w:rPr>
+              <w:t xml:space="preserve">OQ-04-1</w:t>
+            </w:r>
+          </w:p>
+        </w:tc>
+        <w:tc>
+          <w:tcPr/>
+          <w:p>
+            <w:pPr>
+              <w:pStyle w:val="Compact"/>
+              <w:jc w:val="left"/>
+            </w:pPr>
+            <w:r>
+              <w:rPr>
+                <w:sz w:val="17"/>
+              </w:rPr>
+              <w:t xml:space="preserve">[NEEDS CLARIFICATION: Must a province notice keep the authority email it was sent to, even if the contact changes later?]</w:t>
+            </w:r>
+          </w:p>
+        </w:tc>
+        <w:tc>
+          <w:tcPr/>
+          <w:p>
+            <w:pPr>
+              <w:pStyle w:val="Compact"/>
+              <w:jc w:val="left"/>
+            </w:pPr>
+            <w:r>
+              <w:rPr>
+                <w:sz w:val="17"/>
+              </w:rPr>
+              <w:t xml:space="preserve">No</w:t>
+            </w:r>
+          </w:p>
+        </w:tc>
+        <w:tc>
+          <w:tcPr/>
+          <w:p>
+            <w:pPr>
+              <w:pStyle w:val="Compact"/>
+              <w:jc w:val="left"/>
+            </w:pPr>
+            <w:r>
+              <w:rPr>
+                <w:sz w:val="17"/>
+              </w:rPr>
+              <w:t xml:space="preserve">M7 owner</w:t>
+            </w:r>
+          </w:p>
+        </w:tc>
+        <w:tc>
+          <w:tcPr/>
+          <w:p>
+            <w:pPr>
+              <w:pStyle w:val="Compact"/>
+              <w:jc w:val="left"/>
+            </w:pPr>
+            <w:r>
+              <w:rPr>
+                <w:sz w:val="17"/>
+              </w:rPr>
+              <w:t xml:space="preserve">Yes — copied at send time as FR-002 already does</w:t>
+            </w:r>
+          </w:p>
+        </w:tc>
+        <w:tc>
+          <w:tcPr/>
+          <w:p>
+            <w:pPr>
+              <w:pStyle w:val="Compact"/>
+              <w:jc w:val="left"/>
+            </w:pPr>
+            <w:r>
+              <w:rPr>
+                <w:sz w:val="17"/>
+              </w:rPr>
+              <w:t xml:space="preserve">Replies cannot be traced to the address actually used.</w:t>
+            </w:r>
+          </w:p>
+        </w:tc>
+        <w:tc>
+          <w:tcPr/>
+          <w:p>
+            <w:pPr>
+              <w:pStyle w:val="Compact"/>
+              <w:jc w:val="left"/>
+            </w:pPr>
+            <w:r>
+              <w:rPr>
+                <w:sz w:val="17"/>
+              </w:rPr>
+              <w:t xml:space="preserve">Open</w:t>
+            </w:r>
+          </w:p>
+        </w:tc>
+      </w:tr>
+      <w:tr>
+        <w:tc>
+          <w:tcPr/>
+          <w:p>
+            <w:pPr>
+              <w:pStyle w:val="Compact"/>
+              <w:jc w:val="left"/>
+            </w:pPr>
+            <w:r>
+              <w:rPr>
+                <w:sz w:val="17"/>
+              </w:rPr>
+              <w:t xml:space="preserve">OQ-04-2</w:t>
+            </w:r>
+          </w:p>
+        </w:tc>
+        <w:tc>
+          <w:tcPr/>
+          <w:p>
+            <w:pPr>
+              <w:pStyle w:val="Compact"/>
+              <w:jc w:val="left"/>
+            </w:pPr>
+            <w:r>
+              <w:rPr>
+                <w:sz w:val="17"/>
+              </w:rPr>
+              <w:t xml:space="preserve">[NEEDS CLARIFICATION: Is the project summary in a sent notice frozen?]</w:t>
+            </w:r>
+          </w:p>
+        </w:tc>
+        <w:tc>
+          <w:tcPr/>
+          <w:p>
+            <w:pPr>
+              <w:pStyle w:val="Compact"/>
+              <w:jc w:val="left"/>
+            </w:pPr>
+            <w:r>
+              <w:rPr>
+                <w:sz w:val="17"/>
+              </w:rPr>
+              <w:t xml:space="preserve">No</w:t>
+            </w:r>
+          </w:p>
+        </w:tc>
+        <w:tc>
+          <w:tcPr/>
+          <w:p>
+            <w:pPr>
+              <w:pStyle w:val="Compact"/>
+              <w:jc w:val="left"/>
+            </w:pPr>
+            <w:r>
+              <w:rPr>
+                <w:sz w:val="17"/>
+              </w:rPr>
+              <w:t xml:space="preserve">M7 owner</w:t>
+            </w:r>
+          </w:p>
+        </w:tc>
+        <w:tc>
+          <w:tcPr/>
+          <w:p>
+            <w:pPr>
+              <w:pStyle w:val="Compact"/>
+              <w:jc w:val="left"/>
+            </w:pPr>
+            <w:r>
+              <w:rPr>
+                <w:sz w:val="17"/>
+              </w:rPr>
+              <w:t xml:space="preserve">Frozen at send time</w:t>
+            </w:r>
+          </w:p>
+        </w:tc>
+        <w:tc>
+          <w:tcPr/>
+          <w:p>
+            <w:pPr>
+              <w:pStyle w:val="Compact"/>
+              <w:jc w:val="left"/>
+            </w:pPr>
+            <w:r>
+              <w:rPr>
+                <w:sz w:val="17"/>
+              </w:rPr>
+              <w:t xml:space="preserve">The province may see a summary different from what it received.</w:t>
+            </w:r>
+          </w:p>
+        </w:tc>
+        <w:tc>
+          <w:tcPr/>
+          <w:p>
+            <w:pPr>
+              <w:pStyle w:val="Compact"/>
+              <w:jc w:val="left"/>
+            </w:pPr>
+            <w:r>
+              <w:rPr>
+                <w:sz w:val="17"/>
+              </w:rPr>
+              <w:t xml:space="preserve">Open</w:t>
+            </w:r>
+          </w:p>
+        </w:tc>
+      </w:tr>
+      <w:tr>
+        <w:tc>
+          <w:tcPr/>
+          <w:p>
+            <w:pPr>
+              <w:pStyle w:val="Compact"/>
+              <w:jc w:val="left"/>
+            </w:pPr>
+            <w:r>
+              <w:rPr>
+                <w:sz w:val="17"/>
+              </w:rPr>
+              <w:t xml:space="preserve">OQ-04-3</w:t>
+            </w:r>
+          </w:p>
+        </w:tc>
+        <w:tc>
+          <w:tcPr/>
+          <w:p>
+            <w:pPr>
+              <w:pStyle w:val="Compact"/>
+              <w:jc w:val="left"/>
+            </w:pPr>
+            <w:r>
+              <w:rPr>
+                <w:sz w:val="17"/>
+              </w:rPr>
+              <w:t xml:space="preserve">[NEEDS CLARIFICATION: When an approved rule is edited or retired, is the old text kept so old findings still show what fired?]</w:t>
+            </w:r>
+          </w:p>
+        </w:tc>
+        <w:tc>
+          <w:tcPr/>
+          <w:p>
+            <w:pPr>
+              <w:pStyle w:val="Compact"/>
+              <w:jc w:val="left"/>
+            </w:pPr>
+            <w:r>
+              <w:rPr>
+                <w:sz w:val="17"/>
+              </w:rPr>
+              <w:t xml:space="preserve">Yes</w:t>
+            </w:r>
+          </w:p>
+        </w:tc>
+        <w:tc>
+          <w:tcPr/>
+          <w:p>
+            <w:pPr>
+              <w:pStyle w:val="Compact"/>
+              <w:jc w:val="left"/>
+            </w:pPr>
+            <w:r>
+              <w:rPr>
+                <w:sz w:val="17"/>
+              </w:rPr>
+              <w:t xml:space="preserve">M2 owner (VFDA Legal)</w:t>
+            </w:r>
+          </w:p>
+        </w:tc>
+        <w:tc>
+          <w:tcPr/>
+          <w:p>
+            <w:pPr>
+              <w:pStyle w:val="Compact"/>
+              <w:jc w:val="left"/>
+            </w:pPr>
+            <w:r>
+              <w:rPr>
+                <w:sz w:val="17"/>
+              </w:rPr>
+              <w:t xml:space="preserve">Keep every approved text per rule_version; never overwrite</w:t>
+            </w:r>
+          </w:p>
+        </w:tc>
+        <w:tc>
+          <w:tcPr/>
+          <w:p>
+            <w:pPr>
+              <w:pStyle w:val="Compact"/>
+              <w:jc w:val="left"/>
+            </w:pPr>
+            <w:r>
+              <w:rPr>
+                <w:sz w:val="17"/>
+              </w:rPr>
+              <w:t xml:space="preserve">A producer's saved result would silently change meaning.</w:t>
+            </w:r>
+          </w:p>
+        </w:tc>
+        <w:tc>
+          <w:tcPr/>
+          <w:p>
+            <w:pPr>
+              <w:pStyle w:val="Compact"/>
+              <w:jc w:val="left"/>
+            </w:pPr>
+            <w:r>
+              <w:rPr>
+                <w:sz w:val="17"/>
+              </w:rPr>
+              <w:t xml:space="preserve">Resolved 30/09/2026 — M2 §5.2 BR-008: rules are retired, never deleted (</w:t>
+            </w:r>
+            <w:r>
+              <w:rPr>
+                <w:rStyle w:val="VerbatimChar"/>
+                <w:sz w:val="17"/>
+              </w:rPr>
+              <w:t xml:space="preserve">status = retired</w:t>
+            </w:r>
+            <w:r>
+              <w:rPr>
+                <w:sz w:val="17"/>
+              </w:rPr>
+              <w:t xml:space="preserve">), and a finding keeps showing the text of the version it cited. Key change follows in OQ-04-24.</w:t>
+            </w:r>
+          </w:p>
+        </w:tc>
+      </w:tr>
+      <w:tr>
+        <w:tc>
+          <w:tcPr/>
+          <w:p>
+            <w:pPr>
+              <w:pStyle w:val="Compact"/>
+              <w:jc w:val="left"/>
+            </w:pPr>
+            <w:r>
+              <w:rPr>
+                <w:sz w:val="17"/>
+              </w:rPr>
+              <w:t xml:space="preserve">OQ-04-4</w:t>
+            </w:r>
+          </w:p>
+        </w:tc>
+        <w:tc>
+          <w:tcPr/>
+          <w:p>
+            <w:pPr>
+              <w:pStyle w:val="Compact"/>
+              <w:jc w:val="left"/>
+            </w:pPr>
+            <w:r>
+              <w:rPr>
+                <w:sz w:val="17"/>
+              </w:rPr>
+              <w:t xml:space="preserve">[NEEDS CLARIFICATION: Should a segment decision record the decision-table version used?]</w:t>
+            </w:r>
+          </w:p>
+        </w:tc>
+        <w:tc>
+          <w:tcPr/>
+          <w:p>
+            <w:pPr>
+              <w:pStyle w:val="Compact"/>
+              <w:jc w:val="left"/>
+            </w:pPr>
+            <w:r>
+              <w:rPr>
+                <w:sz w:val="17"/>
+              </w:rPr>
+              <w:t xml:space="preserve">No</w:t>
+            </w:r>
+          </w:p>
+        </w:tc>
+        <w:tc>
+          <w:tcPr/>
+          <w:p>
+            <w:pPr>
+              <w:pStyle w:val="Compact"/>
+              <w:jc w:val="left"/>
+            </w:pPr>
+            <w:r>
+              <w:rPr>
+                <w:sz w:val="17"/>
+              </w:rPr>
+              <w:t xml:space="preserve">M1 owner</w:t>
+            </w:r>
+          </w:p>
+        </w:tc>
+        <w:tc>
+          <w:tcPr/>
+          <w:p>
+            <w:pPr>
+              <w:pStyle w:val="Compact"/>
+              <w:jc w:val="left"/>
+            </w:pPr>
+            <w:r>
+              <w:rPr>
+                <w:sz w:val="17"/>
+              </w:rPr>
+              <w:t xml:space="preserve">Yes, add segment_rule_id (drawn) and rely on the rule's version</w:t>
+            </w:r>
+          </w:p>
+        </w:tc>
+        <w:tc>
+          <w:tcPr/>
+          <w:p>
+            <w:pPr>
+              <w:pStyle w:val="Compact"/>
+              <w:jc w:val="left"/>
+            </w:pPr>
+            <w:r>
+              <w:rPr>
+                <w:sz w:val="17"/>
+              </w:rPr>
+              <w:t xml:space="preserve">A table change could not be audited against past decisions.</w:t>
+            </w:r>
+          </w:p>
+        </w:tc>
+        <w:tc>
+          <w:tcPr/>
+          <w:p>
+            <w:pPr>
+              <w:pStyle w:val="Compact"/>
+              <w:jc w:val="left"/>
+            </w:pPr>
+            <w:r>
+              <w:rPr>
+                <w:sz w:val="17"/>
+              </w:rPr>
+              <w:t xml:space="preserve">Open</w:t>
+            </w:r>
+          </w:p>
+        </w:tc>
+      </w:tr>
+      <w:tr>
+        <w:tc>
+          <w:tcPr/>
+          <w:p>
+            <w:pPr>
+              <w:pStyle w:val="Compact"/>
+              <w:jc w:val="left"/>
+            </w:pPr>
+            <w:r>
+              <w:rPr>
+                <w:sz w:val="17"/>
+              </w:rPr>
+              <w:t xml:space="preserve">OQ-04-5</w:t>
+            </w:r>
+          </w:p>
+        </w:tc>
+        <w:tc>
+          <w:tcPr/>
+          <w:p>
+            <w:pPr>
+              <w:pStyle w:val="Compact"/>
+              <w:jc w:val="left"/>
+            </w:pPr>
+            <w:r>
+              <w:rPr>
+                <w:sz w:val="17"/>
+              </w:rPr>
+              <w:t xml:space="preserve">[NEEDS CLARIFICATION: Does a bilingual draft refresh its project_meta when the project changes?]</w:t>
+            </w:r>
+          </w:p>
+        </w:tc>
+        <w:tc>
+          <w:tcPr/>
+          <w:p>
+            <w:pPr>
+              <w:pStyle w:val="Compact"/>
+              <w:jc w:val="left"/>
+            </w:pPr>
+            <w:r>
+              <w:rPr>
+                <w:sz w:val="17"/>
+              </w:rPr>
+              <w:t xml:space="preserve">No</w:t>
+            </w:r>
+          </w:p>
+        </w:tc>
+        <w:tc>
+          <w:tcPr/>
+          <w:p>
+            <w:pPr>
+              <w:pStyle w:val="Compact"/>
+              <w:jc w:val="left"/>
+            </w:pPr>
+            <w:r>
+              <w:rPr>
+                <w:sz w:val="17"/>
+              </w:rPr>
+              <w:t xml:space="preserve">M5 owner</w:t>
+            </w:r>
+          </w:p>
+        </w:tc>
+        <w:tc>
+          <w:tcPr/>
+          <w:p>
+            <w:pPr>
+              <w:pStyle w:val="Compact"/>
+              <w:jc w:val="left"/>
+            </w:pPr>
+            <w:r>
+              <w:rPr>
+                <w:sz w:val="17"/>
+              </w:rPr>
+              <w:t xml:space="preserve">No — regenerated only on request</w:t>
+            </w:r>
+          </w:p>
+        </w:tc>
+        <w:tc>
+          <w:tcPr/>
+          <w:p>
+            <w:pPr>
+              <w:pStyle w:val="Compact"/>
+              <w:jc w:val="left"/>
+            </w:pPr>
+            <w:r>
+              <w:rPr>
+                <w:sz w:val="17"/>
+              </w:rPr>
+              <w:t xml:space="preserve">Title or dates in the Vietnamese draft may be stale.</w:t>
+            </w:r>
+          </w:p>
+        </w:tc>
+        <w:tc>
+          <w:tcPr/>
+          <w:p>
+            <w:pPr>
+              <w:pStyle w:val="Compact"/>
+              <w:jc w:val="left"/>
+            </w:pPr>
+            <w:r>
+              <w:rPr>
+                <w:sz w:val="17"/>
+              </w:rPr>
+              <w:t xml:space="preserve">Open</w:t>
+            </w:r>
+          </w:p>
+        </w:tc>
+      </w:tr>
+      <w:tr>
+        <w:tc>
+          <w:tcPr/>
+          <w:p>
+            <w:pPr>
+              <w:pStyle w:val="Compact"/>
+              <w:jc w:val="left"/>
+            </w:pPr>
+            <w:r>
+              <w:rPr>
+                <w:sz w:val="17"/>
+              </w:rPr>
+              <w:t xml:space="preserve">OQ-04-6</w:t>
+            </w:r>
+          </w:p>
+        </w:tc>
+        <w:tc>
+          <w:tcPr/>
+          <w:p>
+            <w:pPr>
+              <w:pStyle w:val="Compact"/>
+              <w:jc w:val="left"/>
+            </w:pPr>
+            <w:r>
+              <w:rPr>
+                <w:sz w:val="17"/>
+              </w:rPr>
+              <w:t xml:space="preserve">[NEEDS CLARIFICATION: What happens to projects, uploads, logs and approvals when an account is deleted (personal data law)?]</w:t>
+            </w:r>
+          </w:p>
+        </w:tc>
+        <w:tc>
+          <w:tcPr/>
+          <w:p>
+            <w:pPr>
+              <w:pStyle w:val="Compact"/>
+              <w:jc w:val="left"/>
+            </w:pPr>
+            <w:r>
+              <w:rPr>
+                <w:sz w:val="17"/>
+              </w:rPr>
+              <w:t xml:space="preserve">Yes</w:t>
+            </w:r>
+          </w:p>
+        </w:tc>
+        <w:tc>
+          <w:tcPr/>
+          <w:p>
+            <w:pPr>
+              <w:pStyle w:val="Compact"/>
+              <w:jc w:val="left"/>
+            </w:pPr>
+            <w:r>
+              <w:rPr>
+                <w:sz w:val="17"/>
+              </w:rPr>
+              <w:t xml:space="preserve">Nam + VFDA Legal</w:t>
+            </w:r>
+          </w:p>
+        </w:tc>
+        <w:tc>
+          <w:tcPr/>
+          <w:p>
+            <w:pPr>
+              <w:pStyle w:val="Compact"/>
+              <w:jc w:val="left"/>
+            </w:pPr>
+            <w:r>
+              <w:rPr>
+                <w:sz w:val="17"/>
+              </w:rPr>
+              <w:t xml:space="preserve">Account disabled, personal fields erased, rows kept with the link</w:t>
+            </w:r>
+          </w:p>
+        </w:tc>
+        <w:tc>
+          <w:tcPr/>
+          <w:p>
+            <w:pPr>
+              <w:pStyle w:val="Compact"/>
+              <w:jc w:val="left"/>
+            </w:pPr>
+            <w:r>
+              <w:rPr>
+                <w:sz w:val="17"/>
+              </w:rPr>
+              <w:t xml:space="preserve">Either orphaned rows or unlawful retention of personal data.</w:t>
+            </w:r>
+          </w:p>
+        </w:tc>
+        <w:tc>
+          <w:tcPr/>
+          <w:p>
+            <w:pPr>
+              <w:pStyle w:val="Compact"/>
+              <w:jc w:val="left"/>
+            </w:pPr>
+            <w:r>
+              <w:rPr>
+                <w:sz w:val="17"/>
+              </w:rPr>
+              <w:t xml:space="preserve">Resolved 30/09/2026 — SYS §5.2 BR-005: never hard-deleted;</w:t>
+            </w:r>
+            <w:r>
+              <w:rPr>
+                <w:sz w:val="17"/>
+              </w:rPr>
+              <w:t xml:space="preserve"> </w:t>
+            </w:r>
+            <w:r>
+              <w:rPr>
+                <w:rStyle w:val="VerbatimChar"/>
+                <w:sz w:val="17"/>
+              </w:rPr>
+              <w:t xml:space="preserve">account_status = deactivated</w:t>
+            </w:r>
+            <w:r>
+              <w:rPr>
+                <w:sz w:val="17"/>
+              </w:rPr>
+              <w:t xml:space="preserve"> </w:t>
+            </w:r>
+            <w:r>
+              <w:rPr>
+                <w:sz w:val="17"/>
+              </w:rPr>
+              <w:t xml:space="preserve">(SYS §5.1 FR-004), name and email anonymised within 30 days, created rows kept as</w:t>
+            </w:r>
+            <w:r>
+              <w:rPr>
+                <w:sz w:val="17"/>
+              </w:rPr>
+              <w:t xml:space="preserve"> </w:t>
+            </w:r>
+            <w:r>
+              <w:rPr>
+                <w:iCs/>
+                <w:i/>
+                <w:sz w:val="17"/>
+              </w:rPr>
+              <w:t xml:space="preserve">Former member</w:t>
+            </w:r>
+            <w:r>
+              <w:rPr>
+                <w:sz w:val="17"/>
+              </w:rPr>
+              <w:t xml:space="preserve">.</w:t>
+            </w:r>
+          </w:p>
+        </w:tc>
+      </w:tr>
+      <w:tr>
+        <w:tc>
+          <w:tcPr/>
+          <w:p>
+            <w:pPr>
+              <w:pStyle w:val="Compact"/>
+              <w:jc w:val="left"/>
+            </w:pPr>
+            <w:r>
+              <w:rPr>
+                <w:sz w:val="17"/>
+              </w:rPr>
+              <w:t xml:space="preserve">OQ-04-7</w:t>
+            </w:r>
+          </w:p>
+        </w:tc>
+        <w:tc>
+          <w:tcPr/>
+          <w:p>
+            <w:pPr>
+              <w:pStyle w:val="Compact"/>
+              <w:jc w:val="left"/>
+            </w:pPr>
+            <w:r>
+              <w:rPr>
+                <w:sz w:val="17"/>
+              </w:rPr>
+              <w:t xml:space="preserve">[NEEDS CLARIFICATION: Can a project be deleted or only archived? What happens to its documents, requests and notices?]</w:t>
+            </w:r>
+          </w:p>
+        </w:tc>
+        <w:tc>
+          <w:tcPr/>
+          <w:p>
+            <w:pPr>
+              <w:pStyle w:val="Compact"/>
+              <w:jc w:val="left"/>
+            </w:pPr>
+            <w:r>
+              <w:rPr>
+                <w:sz w:val="17"/>
+              </w:rPr>
+              <w:t xml:space="preserve">Yes</w:t>
+            </w:r>
+          </w:p>
+        </w:tc>
+        <w:tc>
+          <w:tcPr/>
+          <w:p>
+            <w:pPr>
+              <w:pStyle w:val="Compact"/>
+              <w:jc w:val="left"/>
+            </w:pPr>
+            <w:r>
+              <w:rPr>
+                <w:sz w:val="17"/>
+              </w:rPr>
+              <w:t xml:space="preserve">M0 owner</w:t>
+            </w:r>
+          </w:p>
+        </w:tc>
+        <w:tc>
+          <w:tcPr/>
+          <w:p>
+            <w:pPr>
+              <w:pStyle w:val="Compact"/>
+              <w:jc w:val="left"/>
+            </w:pPr>
+            <w:r>
+              <w:rPr>
+                <w:sz w:val="17"/>
+              </w:rPr>
+              <w:t xml:space="preserve">Archive only; no delete</w:t>
+            </w:r>
+          </w:p>
+        </w:tc>
+        <w:tc>
+          <w:tcPr/>
+          <w:p>
+            <w:pPr>
+              <w:pStyle w:val="Compact"/>
+              <w:jc w:val="left"/>
+            </w:pPr>
+            <w:r>
+              <w:rPr>
+                <w:sz w:val="17"/>
+              </w:rPr>
+              <w:t xml:space="preserve">Deleting would break access logs (append-only) and sent notices.</w:t>
+            </w:r>
+          </w:p>
+        </w:tc>
+        <w:tc>
+          <w:tcPr/>
+          <w:p>
+            <w:pPr>
+              <w:pStyle w:val="Compact"/>
+              <w:jc w:val="left"/>
+            </w:pPr>
+            <w:r>
+              <w:rPr>
+                <w:sz w:val="17"/>
+              </w:rPr>
+              <w:t xml:space="preserve">Resolved 30/09/2026 — M0 §5.2 BR-005: archived, never deleted (</w:t>
+            </w:r>
+            <w:r>
+              <w:rPr>
+                <w:rStyle w:val="VerbatimChar"/>
+                <w:sz w:val="17"/>
+              </w:rPr>
+              <w:t xml:space="preserve">stage = archived</w:t>
+            </w:r>
+            <w:r>
+              <w:rPr>
+                <w:sz w:val="17"/>
+              </w:rPr>
+              <w:t xml:space="preserve">, M0 §5.1 FR-002); read-only; documents, requests and notices kept.</w:t>
+            </w:r>
+          </w:p>
+        </w:tc>
+      </w:tr>
+      <w:tr>
+        <w:tc>
+          <w:tcPr/>
+          <w:p>
+            <w:pPr>
+              <w:pStyle w:val="Compact"/>
+              <w:jc w:val="left"/>
+            </w:pPr>
+            <w:r>
+              <w:rPr>
+                <w:sz w:val="17"/>
+              </w:rPr>
+              <w:t xml:space="preserve">OQ-04-8</w:t>
+            </w:r>
+          </w:p>
+        </w:tc>
+        <w:tc>
+          <w:tcPr/>
+          <w:p>
+            <w:pPr>
+              <w:pStyle w:val="Compact"/>
+              <w:jc w:val="left"/>
+            </w:pPr>
+            <w:r>
+              <w:rPr>
+                <w:sz w:val="17"/>
+              </w:rPr>
+              <w:t xml:space="preserve">[NEEDS CLARIFICATION: Does unpublishing a location remove it from shortlists and open notices?]</w:t>
+            </w:r>
+          </w:p>
+        </w:tc>
+        <w:tc>
+          <w:tcPr/>
+          <w:p>
+            <w:pPr>
+              <w:pStyle w:val="Compact"/>
+              <w:jc w:val="left"/>
+            </w:pPr>
+            <w:r>
+              <w:rPr>
+                <w:sz w:val="17"/>
+              </w:rPr>
+              <w:t xml:space="preserve">No</w:t>
+            </w:r>
+          </w:p>
+        </w:tc>
+        <w:tc>
+          <w:tcPr/>
+          <w:p>
+            <w:pPr>
+              <w:pStyle w:val="Compact"/>
+              <w:jc w:val="left"/>
+            </w:pPr>
+            <w:r>
+              <w:rPr>
+                <w:sz w:val="17"/>
+              </w:rPr>
+              <w:t xml:space="preserve">M3 owner</w:t>
+            </w:r>
+          </w:p>
+        </w:tc>
+        <w:tc>
+          <w:tcPr/>
+          <w:p>
+            <w:pPr>
+              <w:pStyle w:val="Compact"/>
+              <w:jc w:val="left"/>
+            </w:pPr>
+            <w:r>
+              <w:rPr>
+                <w:sz w:val="17"/>
+              </w:rPr>
+              <w:t xml:space="preserve">No; it is shown as</w:t>
+            </w:r>
+            <w:r>
+              <w:rPr>
+                <w:sz w:val="17"/>
+              </w:rPr>
+              <w:t xml:space="preserve"> </w:t>
+            </w:r>
+            <w:r>
+              <w:rPr>
+                <w:iCs/>
+                <w:i/>
+                <w:sz w:val="17"/>
+              </w:rPr>
+              <w:t xml:space="preserve">no longer published</w:t>
+            </w:r>
+          </w:p>
+        </w:tc>
+        <w:tc>
+          <w:tcPr/>
+          <w:p>
+            <w:pPr>
+              <w:pStyle w:val="Compact"/>
+              <w:jc w:val="left"/>
+            </w:pPr>
+            <w:r>
+              <w:rPr>
+                <w:sz w:val="17"/>
+              </w:rPr>
+              <w:t xml:space="preserve">Producers lose a shortlisted place without notice.</w:t>
+            </w:r>
+          </w:p>
+        </w:tc>
+        <w:tc>
+          <w:tcPr/>
+          <w:p>
+            <w:pPr>
+              <w:pStyle w:val="Compact"/>
+              <w:jc w:val="left"/>
+            </w:pPr>
+            <w:r>
+              <w:rPr>
+                <w:sz w:val="17"/>
+              </w:rPr>
+              <w:t xml:space="preserve">Resolved 30/09/2026 — M3 §5.2 BR-008:</w:t>
+            </w:r>
+            <w:r>
+              <w:rPr>
+                <w:sz w:val="17"/>
+              </w:rPr>
+              <w:t xml:space="preserve"> </w:t>
+            </w:r>
+            <w:r>
+              <w:rPr>
+                <w:rStyle w:val="VerbatimChar"/>
+                <w:sz w:val="17"/>
+              </w:rPr>
+              <w:t xml:space="preserve">intake_status = unpublished</w:t>
+            </w:r>
+            <w:r>
+              <w:rPr>
+                <w:sz w:val="17"/>
+              </w:rPr>
+              <w:t xml:space="preserve"> </w:t>
+            </w:r>
+            <w:r>
+              <w:rPr>
+                <w:sz w:val="17"/>
+              </w:rPr>
+              <w:t xml:space="preserve">(M3 §5.1 FR-002); shortlists and notices keep the location and show</w:t>
+            </w:r>
+            <w:r>
+              <w:rPr>
+                <w:sz w:val="17"/>
+              </w:rPr>
+              <w:t xml:space="preserve"> </w:t>
+            </w:r>
+            <w:r>
+              <w:rPr>
+                <w:iCs/>
+                <w:i/>
+                <w:sz w:val="17"/>
+              </w:rPr>
+              <w:t xml:space="preserve">No longer published</w:t>
+            </w:r>
+            <w:r>
+              <w:rPr>
+                <w:sz w:val="17"/>
+              </w:rPr>
+              <w:t xml:space="preserve">.</w:t>
+            </w:r>
+          </w:p>
+        </w:tc>
+      </w:tr>
+      <w:tr>
+        <w:tc>
+          <w:tcPr/>
+          <w:p>
+            <w:pPr>
+              <w:pStyle w:val="Compact"/>
+              <w:jc w:val="left"/>
+            </w:pPr>
+            <w:r>
+              <w:rPr>
+                <w:sz w:val="17"/>
+              </w:rPr>
+              <w:t xml:space="preserve">OQ-04-9</w:t>
+            </w:r>
+          </w:p>
+        </w:tc>
+        <w:tc>
+          <w:tcPr/>
+          <w:p>
+            <w:pPr>
+              <w:pStyle w:val="Compact"/>
+              <w:jc w:val="left"/>
+            </w:pPr>
+            <w:r>
+              <w:rPr>
+                <w:sz w:val="17"/>
+              </w:rPr>
+              <w:t xml:space="preserve">[NEEDS CLARIFICATION: Can an organisation be removed from the directory, and what happens to its open requests?]</w:t>
+            </w:r>
+          </w:p>
+        </w:tc>
+        <w:tc>
+          <w:tcPr/>
+          <w:p>
+            <w:pPr>
+              <w:pStyle w:val="Compact"/>
+              <w:jc w:val="left"/>
+            </w:pPr>
+            <w:r>
+              <w:rPr>
+                <w:sz w:val="17"/>
+              </w:rPr>
+              <w:t xml:space="preserve">No</w:t>
+            </w:r>
+          </w:p>
+        </w:tc>
+        <w:tc>
+          <w:tcPr/>
+          <w:p>
+            <w:pPr>
+              <w:pStyle w:val="Compact"/>
+              <w:jc w:val="left"/>
+            </w:pPr>
+            <w:r>
+              <w:rPr>
+                <w:sz w:val="17"/>
+              </w:rPr>
+              <w:t xml:space="preserve">M4 owner</w:t>
+            </w:r>
+          </w:p>
+        </w:tc>
+        <w:tc>
+          <w:tcPr/>
+          <w:p>
+            <w:pPr>
+              <w:pStyle w:val="Compact"/>
+              <w:jc w:val="left"/>
+            </w:pPr>
+            <w:r>
+              <w:rPr>
+                <w:sz w:val="17"/>
+              </w:rPr>
+              <w:t xml:space="preserve">No removal; badge expiry only</w:t>
+            </w:r>
+          </w:p>
+        </w:tc>
+        <w:tc>
+          <w:tcPr/>
+          <w:p>
+            <w:pPr>
+              <w:pStyle w:val="Compact"/>
+              <w:jc w:val="left"/>
+            </w:pPr>
+            <w:r>
+              <w:rPr>
+                <w:sz w:val="17"/>
+              </w:rPr>
+              <w:t xml:space="preserve">A closed company keeps receiving requests.</w:t>
+            </w:r>
+          </w:p>
+        </w:tc>
+        <w:tc>
+          <w:tcPr/>
+          <w:p>
+            <w:pPr>
+              <w:pStyle w:val="Compact"/>
+              <w:jc w:val="left"/>
+            </w:pPr>
+            <w:r>
+              <w:rPr>
+                <w:sz w:val="17"/>
+              </w:rPr>
+              <w:t xml:space="preserve">Resolved 30/09/2026 — M4 §5.2 BR-008: deactivated, never deleted (</w:t>
+            </w:r>
+            <w:r>
+              <w:rPr>
+                <w:rStyle w:val="VerbatimChar"/>
+                <w:sz w:val="17"/>
+              </w:rPr>
+              <w:t xml:space="preserve">org_status = deactivated</w:t>
+            </w:r>
+            <w:r>
+              <w:rPr>
+                <w:sz w:val="17"/>
+              </w:rPr>
+              <w:t xml:space="preserve">, M4 §5.1 FR-001); open requests closed as</w:t>
+            </w:r>
+            <w:r>
+              <w:rPr>
+                <w:sz w:val="17"/>
+              </w:rPr>
+              <w:t xml:space="preserve"> </w:t>
+            </w:r>
+            <w:r>
+              <w:rPr>
+                <w:rStyle w:val="VerbatimChar"/>
+                <w:sz w:val="17"/>
+              </w:rPr>
+              <w:t xml:space="preserve">withdrawn</w:t>
+            </w:r>
+            <w:r>
+              <w:rPr>
+                <w:sz w:val="17"/>
+              </w:rPr>
+              <w:t xml:space="preserve">, producer notified, access log kept.</w:t>
+            </w:r>
+          </w:p>
+        </w:tc>
+      </w:tr>
+      <w:tr>
+        <w:tc>
+          <w:tcPr/>
+          <w:p>
+            <w:pPr>
+              <w:pStyle w:val="Compact"/>
+              <w:jc w:val="left"/>
+            </w:pPr>
+            <w:r>
+              <w:rPr>
+                <w:sz w:val="17"/>
+              </w:rPr>
+              <w:t xml:space="preserve">OQ-04-10</w:t>
+            </w:r>
+          </w:p>
+        </w:tc>
+        <w:tc>
+          <w:tcPr/>
+          <w:p>
+            <w:pPr>
+              <w:pStyle w:val="Compact"/>
+              <w:jc w:val="left"/>
+            </w:pPr>
+            <w:r>
+              <w:rPr>
+                <w:sz w:val="17"/>
+              </w:rPr>
+              <w:t xml:space="preserve">[NEEDS CLARIFICATION: Add</w:t>
+            </w:r>
+            <w:r>
+              <w:rPr>
+                <w:sz w:val="17"/>
+              </w:rPr>
+              <w:t xml:space="preserve"> </w:t>
+            </w:r>
+            <w:r>
+              <w:rPr>
+                <w:rStyle w:val="VerbatimChar"/>
+                <w:sz w:val="17"/>
+              </w:rPr>
+              <w:t xml:space="preserve">owner</w:t>
+            </w:r>
+            <w:r>
+              <w:rPr>
+                <w:sz w:val="17"/>
+              </w:rPr>
+              <w:t xml:space="preserve"> </w:t>
+            </w:r>
+            <w:r>
+              <w:rPr>
+                <w:sz w:val="17"/>
+              </w:rPr>
+              <w:t xml:space="preserve">to PROJECT_MEMBER.permission, and which function accepts an invitation?]</w:t>
+            </w:r>
+          </w:p>
+        </w:tc>
+        <w:tc>
+          <w:tcPr/>
+          <w:p>
+            <w:pPr>
+              <w:pStyle w:val="Compact"/>
+              <w:jc w:val="left"/>
+            </w:pPr>
+            <w:r>
+              <w:rPr>
+                <w:sz w:val="17"/>
+              </w:rPr>
+              <w:t xml:space="preserve">Yes</w:t>
+            </w:r>
+          </w:p>
+        </w:tc>
+        <w:tc>
+          <w:tcPr/>
+          <w:p>
+            <w:pPr>
+              <w:pStyle w:val="Compact"/>
+              <w:jc w:val="left"/>
+            </w:pPr>
+            <w:r>
+              <w:rPr>
+                <w:sz w:val="17"/>
+              </w:rPr>
+              <w:t xml:space="preserve">M0 owner</w:t>
+            </w:r>
+          </w:p>
+        </w:tc>
+        <w:tc>
+          <w:tcPr/>
+          <w:p>
+            <w:pPr>
+              <w:pStyle w:val="Compact"/>
+              <w:jc w:val="left"/>
+            </w:pPr>
+            <w:r>
+              <w:rPr>
+                <w:sz w:val="17"/>
+              </w:rPr>
+              <w:t xml:space="preserve">Owner stored as</w:t>
+            </w:r>
+            <w:r>
+              <w:rPr>
+                <w:sz w:val="17"/>
+              </w:rPr>
+              <w:t xml:space="preserve"> </w:t>
+            </w:r>
+            <w:r>
+              <w:rPr>
+                <w:rStyle w:val="VerbatimChar"/>
+                <w:sz w:val="17"/>
+              </w:rPr>
+              <w:t xml:space="preserve">edit</w:t>
+            </w:r>
+            <w:r>
+              <w:rPr>
+                <w:sz w:val="17"/>
+              </w:rPr>
+              <w:t xml:space="preserve"> </w:t>
+            </w:r>
+            <w:r>
+              <w:rPr>
+                <w:sz w:val="17"/>
+              </w:rPr>
+              <w:t xml:space="preserve">+ flag not modelled; acceptance by sign-in with the invited email</w:t>
+            </w:r>
+          </w:p>
+        </w:tc>
+        <w:tc>
+          <w:tcPr/>
+          <w:p>
+            <w:pPr>
+              <w:pStyle w:val="Compact"/>
+              <w:jc w:val="left"/>
+            </w:pPr>
+            <w:r>
+              <w:rPr>
+                <w:sz w:val="17"/>
+              </w:rPr>
+              <w:t xml:space="preserve">"Owner only" rules (M0 FR-004) cannot be enforced in the database.</w:t>
+            </w:r>
+          </w:p>
+        </w:tc>
+        <w:tc>
+          <w:tcPr/>
+          <w:p>
+            <w:pPr>
+              <w:pStyle w:val="Compact"/>
+              <w:jc w:val="left"/>
+            </w:pPr>
+            <w:r>
+              <w:rPr>
+                <w:sz w:val="17"/>
+              </w:rPr>
+              <w:t xml:space="preserve">Open</w:t>
+            </w:r>
+          </w:p>
+        </w:tc>
+      </w:tr>
+      <w:tr>
+        <w:tc>
+          <w:tcPr/>
+          <w:p>
+            <w:pPr>
+              <w:pStyle w:val="Compact"/>
+              <w:jc w:val="left"/>
+            </w:pPr>
+            <w:r>
+              <w:rPr>
+                <w:sz w:val="17"/>
+              </w:rPr>
+              <w:t xml:space="preserve">OQ-04-11</w:t>
+            </w:r>
+          </w:p>
+        </w:tc>
+        <w:tc>
+          <w:tcPr/>
+          <w:p>
+            <w:pPr>
+              <w:pStyle w:val="Compact"/>
+              <w:jc w:val="left"/>
+            </w:pPr>
+            <w:r>
+              <w:rPr>
+                <w:sz w:val="17"/>
+              </w:rPr>
+              <w:t xml:space="preserve">[NEEDS CLARIFICATION: Is DOCUMENT_SLOT.state stored, or derived from documents, proofreading and partner status each time?]</w:t>
+            </w:r>
+          </w:p>
+        </w:tc>
+        <w:tc>
+          <w:tcPr/>
+          <w:p>
+            <w:pPr>
+              <w:pStyle w:val="Compact"/>
+              <w:jc w:val="left"/>
+            </w:pPr>
+            <w:r>
+              <w:rPr>
+                <w:sz w:val="17"/>
+              </w:rPr>
+              <w:t xml:space="preserve">Yes</w:t>
+            </w:r>
+          </w:p>
+        </w:tc>
+        <w:tc>
+          <w:tcPr/>
+          <w:p>
+            <w:pPr>
+              <w:pStyle w:val="Compact"/>
+              <w:jc w:val="left"/>
+            </w:pPr>
+            <w:r>
+              <w:rPr>
+                <w:sz w:val="17"/>
+              </w:rPr>
+              <w:t xml:space="preserve">M5 + M2 owners</w:t>
+            </w:r>
+          </w:p>
+        </w:tc>
+        <w:tc>
+          <w:tcPr/>
+          <w:p>
+            <w:pPr>
+              <w:pStyle w:val="Compact"/>
+              <w:jc w:val="left"/>
+            </w:pPr>
+            <w:r>
+              <w:rPr>
+                <w:sz w:val="17"/>
+              </w:rPr>
+              <w:t xml:space="preserve">Stored, recomputed on each upload and status change</w:t>
+            </w:r>
+          </w:p>
+        </w:tc>
+        <w:tc>
+          <w:tcPr/>
+          <w:p>
+            <w:pPr>
+              <w:pStyle w:val="Compact"/>
+              <w:jc w:val="left"/>
+            </w:pPr>
+            <w:r>
+              <w:rPr>
+                <w:sz w:val="17"/>
+              </w:rPr>
+              <w:t xml:space="preserve">Stored state can disagree with the rules it summarises.</w:t>
+            </w:r>
+          </w:p>
+        </w:tc>
+        <w:tc>
+          <w:tcPr/>
+          <w:p>
+            <w:pPr>
+              <w:pStyle w:val="Compact"/>
+              <w:jc w:val="left"/>
+            </w:pPr>
+            <w:r>
+              <w:rPr>
+                <w:sz w:val="17"/>
+              </w:rPr>
+              <w:t xml:space="preserve">Open</w:t>
+            </w:r>
+          </w:p>
+        </w:tc>
+      </w:tr>
+      <w:tr>
+        <w:tc>
+          <w:tcPr/>
+          <w:p>
+            <w:pPr>
+              <w:pStyle w:val="Compact"/>
+              <w:jc w:val="left"/>
+            </w:pPr>
+            <w:r>
+              <w:rPr>
+                <w:sz w:val="17"/>
+              </w:rPr>
+              <w:t xml:space="preserve">OQ-04-12</w:t>
+            </w:r>
+          </w:p>
+        </w:tc>
+        <w:tc>
+          <w:tcPr/>
+          <w:p>
+            <w:pPr>
+              <w:pStyle w:val="Compact"/>
+              <w:jc w:val="left"/>
+            </w:pPr>
+            <w:r>
+              <w:rPr>
+                <w:sz w:val="17"/>
+              </w:rPr>
+              <w:t xml:space="preserve">[NEEDS CLARIFICATION: Which function edits a paragraph (and so clears its proofread status)?]</w:t>
+            </w:r>
+          </w:p>
+        </w:tc>
+        <w:tc>
+          <w:tcPr/>
+          <w:p>
+            <w:pPr>
+              <w:pStyle w:val="Compact"/>
+              <w:jc w:val="left"/>
+            </w:pPr>
+            <w:r>
+              <w:rPr>
+                <w:sz w:val="17"/>
+              </w:rPr>
+              <w:t xml:space="preserve">No</w:t>
+            </w:r>
+          </w:p>
+        </w:tc>
+        <w:tc>
+          <w:tcPr/>
+          <w:p>
+            <w:pPr>
+              <w:pStyle w:val="Compact"/>
+              <w:jc w:val="left"/>
+            </w:pPr>
+            <w:r>
+              <w:rPr>
+                <w:sz w:val="17"/>
+              </w:rPr>
+              <w:t xml:space="preserve">M5 owner</w:t>
+            </w:r>
+          </w:p>
+        </w:tc>
+        <w:tc>
+          <w:tcPr/>
+          <w:p>
+            <w:pPr>
+              <w:pStyle w:val="Compact"/>
+              <w:jc w:val="left"/>
+            </w:pPr>
+            <w:r>
+              <w:rPr>
+                <w:sz w:val="17"/>
+              </w:rPr>
+              <w:t xml:space="preserve">Editing inside SC-28, not specified as a function</w:t>
+            </w:r>
+          </w:p>
+        </w:tc>
+        <w:tc>
+          <w:tcPr/>
+          <w:p>
+            <w:pPr>
+              <w:pStyle w:val="Compact"/>
+              <w:jc w:val="left"/>
+            </w:pPr>
+            <w:r>
+              <w:rPr>
+                <w:sz w:val="17"/>
+              </w:rPr>
+              <w:t xml:space="preserve">The reset in M5 US-2 has no function to hang on.</w:t>
+            </w:r>
+          </w:p>
+        </w:tc>
+        <w:tc>
+          <w:tcPr/>
+          <w:p>
+            <w:pPr>
+              <w:pStyle w:val="Compact"/>
+              <w:jc w:val="left"/>
+            </w:pPr>
+            <w:r>
+              <w:rPr>
+                <w:sz w:val="17"/>
+              </w:rPr>
+              <w:t xml:space="preserve">Open</w:t>
+            </w:r>
+          </w:p>
+        </w:tc>
+      </w:tr>
+      <w:tr>
+        <w:tc>
+          <w:tcPr/>
+          <w:p>
+            <w:pPr>
+              <w:pStyle w:val="Compact"/>
+              <w:jc w:val="left"/>
+            </w:pPr>
+            <w:r>
+              <w:rPr>
+                <w:sz w:val="17"/>
+              </w:rPr>
+              <w:t xml:space="preserve">OQ-04-13</w:t>
+            </w:r>
+          </w:p>
+        </w:tc>
+        <w:tc>
+          <w:tcPr/>
+          <w:p>
+            <w:pPr>
+              <w:pStyle w:val="Compact"/>
+              <w:jc w:val="left"/>
+            </w:pPr>
+            <w:r>
+              <w:rPr>
+                <w:sz w:val="17"/>
+              </w:rPr>
+              <w:t xml:space="preserve">[NEEDS CLARIFICATION: Initial and cancelled values of CONSULTATION_BOOKING.booking_status?]</w:t>
+            </w:r>
+          </w:p>
+        </w:tc>
+        <w:tc>
+          <w:tcPr/>
+          <w:p>
+            <w:pPr>
+              <w:pStyle w:val="Compact"/>
+              <w:jc w:val="left"/>
+            </w:pPr>
+            <w:r>
+              <w:rPr>
+                <w:sz w:val="17"/>
+              </w:rPr>
+              <w:t xml:space="preserve">No</w:t>
+            </w:r>
+          </w:p>
+        </w:tc>
+        <w:tc>
+          <w:tcPr/>
+          <w:p>
+            <w:pPr>
+              <w:pStyle w:val="Compact"/>
+              <w:jc w:val="left"/>
+            </w:pPr>
+            <w:r>
+              <w:rPr>
+                <w:sz w:val="17"/>
+              </w:rPr>
+              <w:t xml:space="preserve">M7 owner</w:t>
+            </w:r>
+          </w:p>
+        </w:tc>
+        <w:tc>
+          <w:tcPr/>
+          <w:p>
+            <w:pPr>
+              <w:pStyle w:val="Compact"/>
+              <w:jc w:val="left"/>
+            </w:pPr>
+            <w:r>
+              <w:rPr>
+                <w:sz w:val="17"/>
+              </w:rPr>
+              <w:t xml:space="preserve">Status left empty until VFDA confirms; no cancellation (seed follows this)</w:t>
+            </w:r>
+          </w:p>
+        </w:tc>
+        <w:tc>
+          <w:tcPr/>
+          <w:p>
+            <w:pPr>
+              <w:pStyle w:val="Compact"/>
+              <w:jc w:val="left"/>
+            </w:pPr>
+            <w:r>
+              <w:rPr>
+                <w:sz w:val="17"/>
+              </w:rPr>
+              <w:t xml:space="preserve">Unconfirmed bookings are indistinguishable from confirmed ones; a member cannot cancel.</w:t>
+            </w:r>
+          </w:p>
+        </w:tc>
+        <w:tc>
+          <w:tcPr/>
+          <w:p>
+            <w:pPr>
+              <w:pStyle w:val="Compact"/>
+              <w:jc w:val="left"/>
+            </w:pPr>
+            <w:r>
+              <w:rPr>
+                <w:sz w:val="17"/>
+              </w:rPr>
+              <w:t xml:space="preserve">Open</w:t>
+            </w:r>
+          </w:p>
+        </w:tc>
+      </w:tr>
+      <w:tr>
+        <w:tc>
+          <w:tcPr/>
+          <w:p>
+            <w:pPr>
+              <w:pStyle w:val="Compact"/>
+              <w:jc w:val="left"/>
+            </w:pPr>
+            <w:r>
+              <w:rPr>
+                <w:sz w:val="17"/>
+              </w:rPr>
+              <w:t xml:space="preserve">OQ-04-14</w:t>
+            </w:r>
+          </w:p>
+        </w:tc>
+        <w:tc>
+          <w:tcPr/>
+          <w:p>
+            <w:pPr>
+              <w:pStyle w:val="Compact"/>
+              <w:jc w:val="left"/>
+            </w:pPr>
+            <w:r>
+              <w:rPr>
+                <w:sz w:val="17"/>
+              </w:rPr>
+              <w:t xml:space="preserve">[NEEDS CLARIFICATION: After how many days does an unanswered collaboration request expire, and is</w:t>
+            </w:r>
+            <w:r>
+              <w:rPr>
+                <w:sz w:val="17"/>
+              </w:rPr>
+              <w:t xml:space="preserve"> </w:t>
+            </w:r>
+            <w:r>
+              <w:rPr>
+                <w:rStyle w:val="VerbatimChar"/>
+                <w:sz w:val="17"/>
+              </w:rPr>
+              <w:t xml:space="preserve">expired</w:t>
+            </w:r>
+            <w:r>
+              <w:rPr>
+                <w:sz w:val="17"/>
+              </w:rPr>
+              <w:t xml:space="preserve"> </w:t>
+            </w:r>
+            <w:r>
+              <w:rPr>
+                <w:sz w:val="17"/>
+              </w:rPr>
+              <w:t xml:space="preserve">a status?]</w:t>
+            </w:r>
+          </w:p>
+        </w:tc>
+        <w:tc>
+          <w:tcPr/>
+          <w:p>
+            <w:pPr>
+              <w:pStyle w:val="Compact"/>
+              <w:jc w:val="left"/>
+            </w:pPr>
+            <w:r>
+              <w:rPr>
+                <w:sz w:val="17"/>
+              </w:rPr>
+              <w:t xml:space="preserve">No</w:t>
+            </w:r>
+          </w:p>
+        </w:tc>
+        <w:tc>
+          <w:tcPr/>
+          <w:p>
+            <w:pPr>
+              <w:pStyle w:val="Compact"/>
+              <w:jc w:val="left"/>
+            </w:pPr>
+            <w:r>
+              <w:rPr>
+                <w:sz w:val="17"/>
+              </w:rPr>
+              <w:t xml:space="preserve">M4 owner</w:t>
+            </w:r>
+          </w:p>
+        </w:tc>
+        <w:tc>
+          <w:tcPr/>
+          <w:p>
+            <w:pPr>
+              <w:pStyle w:val="Compact"/>
+              <w:jc w:val="left"/>
+            </w:pPr>
+            <w:r>
+              <w:rPr>
+                <w:sz w:val="17"/>
+              </w:rPr>
+              <w:t xml:space="preserve">No expiry; member withdraws</w:t>
+            </w:r>
+          </w:p>
+        </w:tc>
+        <w:tc>
+          <w:tcPr/>
+          <w:p>
+            <w:pPr>
+              <w:pStyle w:val="Compact"/>
+              <w:jc w:val="left"/>
+            </w:pPr>
+            <w:r>
+              <w:rPr>
+                <w:sz w:val="17"/>
+              </w:rPr>
+              <w:t xml:space="preserve">Requests stay open forever and block a second request to the same partner.</w:t>
+            </w:r>
+          </w:p>
+        </w:tc>
+        <w:tc>
+          <w:tcPr/>
+          <w:p>
+            <w:pPr>
+              <w:pStyle w:val="Compact"/>
+              <w:jc w:val="left"/>
+            </w:pPr>
+            <w:r>
+              <w:rPr>
+                <w:sz w:val="17"/>
+              </w:rPr>
+              <w:t xml:space="preserve">Open</w:t>
+            </w:r>
+          </w:p>
+        </w:tc>
+      </w:tr>
+      <w:tr>
+        <w:tc>
+          <w:tcPr/>
+          <w:p>
+            <w:pPr>
+              <w:pStyle w:val="Compact"/>
+              <w:jc w:val="left"/>
+            </w:pPr>
+            <w:r>
+              <w:rPr>
+                <w:sz w:val="17"/>
+              </w:rPr>
+              <w:t xml:space="preserve">OQ-04-15</w:t>
+            </w:r>
+          </w:p>
+        </w:tc>
+        <w:tc>
+          <w:tcPr/>
+          <w:p>
+            <w:pPr>
+              <w:pStyle w:val="Compact"/>
+              <w:jc w:val="left"/>
+            </w:pPr>
+            <w:r>
+              <w:rPr>
+                <w:sz w:val="17"/>
+              </w:rPr>
+              <w:t xml:space="preserve">[NEEDS CLARIFICATION: Value sets of PROJECT.stage, LOCATION.intake_status, LOCATION_IMAGE.status, consultation topic, the 12 service groups and scene types.]</w:t>
+            </w:r>
+          </w:p>
+        </w:tc>
+        <w:tc>
+          <w:tcPr/>
+          <w:p>
+            <w:pPr>
+              <w:pStyle w:val="Compact"/>
+              <w:jc w:val="left"/>
+            </w:pPr>
+            <w:r>
+              <w:rPr>
+                <w:sz w:val="17"/>
+              </w:rPr>
+              <w:t xml:space="preserve">Yes</w:t>
+            </w:r>
+          </w:p>
+        </w:tc>
+        <w:tc>
+          <w:tcPr/>
+          <w:p>
+            <w:pPr>
+              <w:pStyle w:val="Compact"/>
+              <w:jc w:val="left"/>
+            </w:pPr>
+            <w:r>
+              <w:rPr>
+                <w:sz w:val="17"/>
+              </w:rPr>
+              <w:t xml:space="preserve">Module owners + VFDA</w:t>
+            </w:r>
+          </w:p>
+        </w:tc>
+        <w:tc>
+          <w:tcPr/>
+          <w:p>
+            <w:pPr>
+              <w:pStyle w:val="Compact"/>
+              <w:jc w:val="left"/>
+            </w:pPr>
+            <w:r>
+              <w:rPr>
+                <w:sz w:val="17"/>
+              </w:rPr>
+              <w:t xml:space="preserve">Values used in the seed are proposals, listed in data/seed/README.md</w:t>
+            </w:r>
+          </w:p>
+        </w:tc>
+        <w:tc>
+          <w:tcPr/>
+          <w:p>
+            <w:pPr>
+              <w:pStyle w:val="Compact"/>
+              <w:jc w:val="left"/>
+            </w:pPr>
+            <w:r>
+              <w:rPr>
+                <w:sz w:val="17"/>
+              </w:rPr>
+              <w:t xml:space="preserve">Code and seed invent their own values; screens and filters disagree.</w:t>
+            </w:r>
+          </w:p>
+        </w:tc>
+        <w:tc>
+          <w:tcPr/>
+          <w:p>
+            <w:pPr>
+              <w:pStyle w:val="Compact"/>
+              <w:jc w:val="left"/>
+            </w:pPr>
+            <w:r>
+              <w:rPr>
+                <w:sz w:val="17"/>
+              </w:rPr>
+              <w:t xml:space="preserve">Resolved 30/09/2026 — declared in §5.1: M0 FR-002 (stage), M3 FR-002 (intake_status, scene_types), M3 FR-003 / M10 FR-002 (image status — see Type conflicts), M7 FR-005 (topic), M4 FR-001 (service groups), M3 FR-007 (region), M2 FR-001/002 (rule topic).</w:t>
+            </w:r>
+          </w:p>
+        </w:tc>
+      </w:tr>
+      <w:tr>
+        <w:tc>
+          <w:tcPr/>
+          <w:p>
+            <w:pPr>
+              <w:pStyle w:val="Compact"/>
+              <w:jc w:val="left"/>
+            </w:pPr>
+            <w:r>
+              <w:rPr>
+                <w:sz w:val="17"/>
+              </w:rPr>
+              <w:t xml:space="preserve">OQ-04-16</w:t>
+            </w:r>
+          </w:p>
+        </w:tc>
+        <w:tc>
+          <w:tcPr/>
+          <w:p>
+            <w:pPr>
+              <w:pStyle w:val="Compact"/>
+              <w:jc w:val="left"/>
+            </w:pPr>
+            <w:r>
+              <w:rPr>
+                <w:sz w:val="17"/>
+              </w:rPr>
+              <w:t xml:space="preserve">[NEEDS CLARIFICATION: Drop derivable columns (PROVINCE_NOTICE.province_id, LEGAL_RULE.is_active, BILINGUAL_DOCUMENT.watermark)?]</w:t>
+            </w:r>
+          </w:p>
+        </w:tc>
+        <w:tc>
+          <w:tcPr/>
+          <w:p>
+            <w:pPr>
+              <w:pStyle w:val="Compact"/>
+              <w:jc w:val="left"/>
+            </w:pPr>
+            <w:r>
+              <w:rPr>
+                <w:sz w:val="17"/>
+              </w:rPr>
+              <w:t xml:space="preserve">No</w:t>
+            </w:r>
+          </w:p>
+        </w:tc>
+        <w:tc>
+          <w:tcPr/>
+          <w:p>
+            <w:pPr>
+              <w:pStyle w:val="Compact"/>
+              <w:jc w:val="left"/>
+            </w:pPr>
+            <w:r>
+              <w:rPr>
+                <w:sz w:val="17"/>
+              </w:rPr>
+              <w:t xml:space="preserve">M7, M2, M5 owners</w:t>
+            </w:r>
+          </w:p>
+        </w:tc>
+        <w:tc>
+          <w:tcPr/>
+          <w:p>
+            <w:pPr>
+              <w:pStyle w:val="Compact"/>
+              <w:jc w:val="left"/>
+            </w:pPr>
+            <w:r>
+              <w:rPr>
+                <w:sz w:val="17"/>
+              </w:rPr>
+              <w:t xml:space="preserve">Kept as declared</w:t>
+            </w:r>
+          </w:p>
+        </w:tc>
+        <w:tc>
+          <w:tcPr/>
+          <w:p>
+            <w:pPr>
+              <w:pStyle w:val="Compact"/>
+              <w:jc w:val="left"/>
+            </w:pPr>
+            <w:r>
+              <w:rPr>
+                <w:sz w:val="17"/>
+              </w:rPr>
+              <w:t xml:space="preserve">Two sources of the same truth can disagree.</w:t>
+            </w:r>
+          </w:p>
+        </w:tc>
+        <w:tc>
+          <w:tcPr/>
+          <w:p>
+            <w:pPr>
+              <w:pStyle w:val="Compact"/>
+              <w:jc w:val="left"/>
+            </w:pPr>
+            <w:r>
+              <w:rPr>
+                <w:sz w:val="17"/>
+              </w:rPr>
+              <w:t xml:space="preserve">Open</w:t>
+            </w:r>
+          </w:p>
+        </w:tc>
+      </w:tr>
+      <w:tr>
+        <w:tc>
+          <w:tcPr/>
+          <w:p>
+            <w:pPr>
+              <w:pStyle w:val="Compact"/>
+              <w:jc w:val="left"/>
+            </w:pPr>
+            <w:r>
+              <w:rPr>
+                <w:sz w:val="17"/>
+              </w:rPr>
+              <w:t xml:space="preserve">OQ-04-17</w:t>
+            </w:r>
+          </w:p>
+        </w:tc>
+        <w:tc>
+          <w:tcPr/>
+          <w:p>
+            <w:pPr>
+              <w:pStyle w:val="Compact"/>
+              <w:jc w:val="left"/>
+            </w:pPr>
+            <w:r>
+              <w:rPr>
+                <w:sz w:val="17"/>
+              </w:rPr>
+              <w:t xml:space="preserve">[NEEDS CLARIFICATION: Declare identifiers for EMAIL_DELIVERY and SEGMENT_DECISION (none in the spec; LOCATION_QUERY now has query_id, M3 FR-011).]</w:t>
+            </w:r>
+          </w:p>
+        </w:tc>
+        <w:tc>
+          <w:tcPr/>
+          <w:p>
+            <w:pPr>
+              <w:pStyle w:val="Compact"/>
+              <w:jc w:val="left"/>
+            </w:pPr>
+            <w:r>
+              <w:rPr>
+                <w:sz w:val="17"/>
+              </w:rPr>
+              <w:t xml:space="preserve">No</w:t>
+            </w:r>
+          </w:p>
+        </w:tc>
+        <w:tc>
+          <w:tcPr/>
+          <w:p>
+            <w:pPr>
+              <w:pStyle w:val="Compact"/>
+              <w:jc w:val="left"/>
+            </w:pPr>
+            <w:r>
+              <w:rPr>
+                <w:sz w:val="17"/>
+              </w:rPr>
+              <w:t xml:space="preserve">SYS, M1 owners</w:t>
+            </w:r>
+          </w:p>
+        </w:tc>
+        <w:tc>
+          <w:tcPr/>
+          <w:p>
+            <w:pPr>
+              <w:pStyle w:val="Compact"/>
+              <w:jc w:val="left"/>
+            </w:pPr>
+            <w:r>
+              <w:rPr>
+                <w:sz w:val="17"/>
+              </w:rPr>
+              <w:t xml:space="preserve">Placeholder keys *_id (type not declared)</w:t>
+            </w:r>
+          </w:p>
+        </w:tc>
+        <w:tc>
+          <w:tcPr/>
+          <w:p>
+            <w:pPr>
+              <w:pStyle w:val="Compact"/>
+              <w:jc w:val="left"/>
+            </w:pPr>
+            <w:r>
+              <w:rPr>
+                <w:sz w:val="17"/>
+              </w:rPr>
+              <w:t xml:space="preserve">Rows cannot be referenced from logs or support tickets.</w:t>
+            </w:r>
+          </w:p>
+        </w:tc>
+        <w:tc>
+          <w:tcPr/>
+          <w:p>
+            <w:pPr>
+              <w:pStyle w:val="Compact"/>
+              <w:jc w:val="left"/>
+            </w:pPr>
+            <w:r>
+              <w:rPr>
+                <w:sz w:val="17"/>
+              </w:rPr>
+              <w:t xml:space="preserve">Open</w:t>
+            </w:r>
+          </w:p>
+        </w:tc>
+      </w:tr>
+      <w:tr>
+        <w:tc>
+          <w:tcPr/>
+          <w:p>
+            <w:pPr>
+              <w:pStyle w:val="Compact"/>
+              <w:jc w:val="left"/>
+            </w:pPr>
+            <w:r>
+              <w:rPr>
+                <w:sz w:val="17"/>
+              </w:rPr>
+              <w:t xml:space="preserve">OQ-04-18</w:t>
+            </w:r>
+          </w:p>
+        </w:tc>
+        <w:tc>
+          <w:tcPr/>
+          <w:p>
+            <w:pPr>
+              <w:pStyle w:val="Compact"/>
+              <w:jc w:val="left"/>
+            </w:pPr>
+            <w:r>
+              <w:rPr>
+                <w:sz w:val="17"/>
+              </w:rPr>
+              <w:t xml:space="preserve">[NEEDS CLARIFICATION: Types for all columns marked</w:t>
+            </w:r>
+            <w:r>
+              <w:rPr>
+                <w:sz w:val="17"/>
+              </w:rPr>
+              <w:t xml:space="preserve"> </w:t>
+            </w:r>
+            <w:r>
+              <w:rPr>
+                <w:iCs/>
+                <w:i/>
+                <w:sz w:val="17"/>
+              </w:rPr>
+              <w:t xml:space="preserve">type not declared</w:t>
+            </w:r>
+            <w:r>
+              <w:rPr>
+                <w:sz w:val="17"/>
+              </w:rPr>
+              <w:t xml:space="preserve"> </w:t>
+            </w:r>
+            <w:r>
+              <w:rPr>
+                <w:sz w:val="17"/>
+              </w:rPr>
+              <w:t xml:space="preserve">(62 columns).]</w:t>
+            </w:r>
+          </w:p>
+        </w:tc>
+        <w:tc>
+          <w:tcPr/>
+          <w:p>
+            <w:pPr>
+              <w:pStyle w:val="Compact"/>
+              <w:jc w:val="left"/>
+            </w:pPr>
+            <w:r>
+              <w:rPr>
+                <w:sz w:val="17"/>
+              </w:rPr>
+              <w:t xml:space="preserve">Yes</w:t>
+            </w:r>
+          </w:p>
+        </w:tc>
+        <w:tc>
+          <w:tcPr/>
+          <w:p>
+            <w:pPr>
+              <w:pStyle w:val="Compact"/>
+              <w:jc w:val="left"/>
+            </w:pPr>
+            <w:r>
+              <w:rPr>
+                <w:sz w:val="17"/>
+              </w:rPr>
+              <w:t xml:space="preserve">Module owners</w:t>
+            </w:r>
+          </w:p>
+        </w:tc>
+        <w:tc>
+          <w:tcPr/>
+          <w:p>
+            <w:pPr>
+              <w:pStyle w:val="Compact"/>
+              <w:jc w:val="left"/>
+            </w:pPr>
+            <w:r>
+              <w:rPr>
+                <w:sz w:val="17"/>
+              </w:rPr>
+              <w:t xml:space="preserve">Seed uses text; generic diagram type string</w:t>
+            </w:r>
+          </w:p>
+        </w:tc>
+        <w:tc>
+          <w:tcPr/>
+          <w:p>
+            <w:pPr>
+              <w:pStyle w:val="Compact"/>
+              <w:jc w:val="left"/>
+            </w:pPr>
+            <w:r>
+              <w:rPr>
+                <w:sz w:val="17"/>
+              </w:rPr>
+              <w:t xml:space="preserve">The build agent will choose types itself.</w:t>
+            </w:r>
+          </w:p>
+        </w:tc>
+        <w:tc>
+          <w:tcPr/>
+          <w:p>
+            <w:pPr>
+              <w:pStyle w:val="Compact"/>
+              <w:jc w:val="left"/>
+            </w:pPr>
+            <w:r>
+              <w:rPr>
+                <w:sz w:val="17"/>
+              </w:rPr>
+              <w:t xml:space="preserve">Open</w:t>
+            </w:r>
+          </w:p>
+        </w:tc>
+      </w:tr>
+      <w:tr>
+        <w:tc>
+          <w:tcPr/>
+          <w:p>
+            <w:pPr>
+              <w:pStyle w:val="Compact"/>
+              <w:jc w:val="left"/>
+            </w:pPr>
+            <w:r>
+              <w:rPr>
+                <w:sz w:val="17"/>
+              </w:rPr>
+              <w:t xml:space="preserve">OQ-04-19</w:t>
+            </w:r>
+          </w:p>
+        </w:tc>
+        <w:tc>
+          <w:tcPr/>
+          <w:p>
+            <w:pPr>
+              <w:pStyle w:val="Compact"/>
+              <w:jc w:val="left"/>
+            </w:pPr>
+            <w:r>
+              <w:rPr>
+                <w:sz w:val="17"/>
+              </w:rPr>
+              <w:t xml:space="preserve">[NEEDS CLARIFICATION: The location data-entry template has "18 fields" (M3 FR-002) but the I/O contract lists 17. Which field is missing?]</w:t>
+            </w:r>
+          </w:p>
+        </w:tc>
+        <w:tc>
+          <w:tcPr/>
+          <w:p>
+            <w:pPr>
+              <w:pStyle w:val="Compact"/>
+              <w:jc w:val="left"/>
+            </w:pPr>
+            <w:r>
+              <w:rPr>
+                <w:sz w:val="17"/>
+              </w:rPr>
+              <w:t xml:space="preserve">No</w:t>
+            </w:r>
+          </w:p>
+        </w:tc>
+        <w:tc>
+          <w:tcPr/>
+          <w:p>
+            <w:pPr>
+              <w:pStyle w:val="Compact"/>
+              <w:jc w:val="left"/>
+            </w:pPr>
+            <w:r>
+              <w:rPr>
+                <w:sz w:val="17"/>
+              </w:rPr>
+              <w:t xml:space="preserve">M3 owner</w:t>
+            </w:r>
+          </w:p>
+        </w:tc>
+        <w:tc>
+          <w:tcPr/>
+          <w:p>
+            <w:pPr>
+              <w:pStyle w:val="Compact"/>
+              <w:jc w:val="left"/>
+            </w:pPr>
+            <w:r>
+              <w:rPr>
+                <w:sz w:val="17"/>
+              </w:rPr>
+              <w:t xml:space="preserve">17 as listed</w:t>
+            </w:r>
+          </w:p>
+        </w:tc>
+        <w:tc>
+          <w:tcPr/>
+          <w:p>
+            <w:pPr>
+              <w:pStyle w:val="Compact"/>
+              <w:jc w:val="left"/>
+            </w:pPr>
+            <w:r>
+              <w:rPr>
+                <w:sz w:val="17"/>
+              </w:rPr>
+              <w:t xml:space="preserve">One template field has nowhere to be stored.</w:t>
+            </w:r>
+          </w:p>
+        </w:tc>
+        <w:tc>
+          <w:tcPr/>
+          <w:p>
+            <w:pPr>
+              <w:pStyle w:val="Compact"/>
+              <w:jc w:val="left"/>
+            </w:pPr>
+            <w:r>
+              <w:rPr>
+                <w:sz w:val="17"/>
+              </w:rPr>
+              <w:t xml:space="preserve">Open</w:t>
+            </w:r>
+          </w:p>
+        </w:tc>
+      </w:tr>
+      <w:tr>
+        <w:tc>
+          <w:tcPr/>
+          <w:p>
+            <w:pPr>
+              <w:pStyle w:val="Compact"/>
+              <w:jc w:val="left"/>
+            </w:pPr>
+            <w:r>
+              <w:rPr>
+                <w:sz w:val="17"/>
+              </w:rPr>
+              <w:t xml:space="preserve">OQ-04-20</w:t>
+            </w:r>
+          </w:p>
+        </w:tc>
+        <w:tc>
+          <w:tcPr/>
+          <w:p>
+            <w:pPr>
+              <w:pStyle w:val="Compact"/>
+              <w:jc w:val="left"/>
+            </w:pPr>
+            <w:r>
+              <w:rPr>
+                <w:sz w:val="17"/>
+              </w:rPr>
+              <w:t xml:space="preserve">[NEEDS CLARIFICATION: Where is the submitted version of a partner's content kept while the last approved version stays public (M10 BR-001)?]</w:t>
+            </w:r>
+          </w:p>
+        </w:tc>
+        <w:tc>
+          <w:tcPr/>
+          <w:p>
+            <w:pPr>
+              <w:pStyle w:val="Compact"/>
+              <w:jc w:val="left"/>
+            </w:pPr>
+            <w:r>
+              <w:rPr>
+                <w:sz w:val="17"/>
+              </w:rPr>
+              <w:t xml:space="preserve">Yes</w:t>
+            </w:r>
+          </w:p>
+        </w:tc>
+        <w:tc>
+          <w:tcPr/>
+          <w:p>
+            <w:pPr>
+              <w:pStyle w:val="Compact"/>
+              <w:jc w:val="left"/>
+            </w:pPr>
+            <w:r>
+              <w:rPr>
+                <w:sz w:val="17"/>
+              </w:rPr>
+              <w:t xml:space="preserve">M10 + M4 owners</w:t>
+            </w:r>
+          </w:p>
+        </w:tc>
+        <w:tc>
+          <w:tcPr/>
+          <w:p>
+            <w:pPr>
+              <w:pStyle w:val="Compact"/>
+              <w:jc w:val="left"/>
+            </w:pPr>
+            <w:r>
+              <w:rPr>
+                <w:sz w:val="17"/>
+              </w:rPr>
+              <w:t xml:space="preserve">Not modelled; MODERATION_ITEM holds only the reference and the decision</w:t>
+            </w:r>
+          </w:p>
+        </w:tc>
+        <w:tc>
+          <w:tcPr/>
+          <w:p>
+            <w:pPr>
+              <w:pStyle w:val="Compact"/>
+              <w:jc w:val="left"/>
+            </w:pPr>
+            <w:r>
+              <w:rPr>
+                <w:sz w:val="17"/>
+              </w:rPr>
+              <w:t xml:space="preserve">Approving has nothing to publish, or the waiting text overwrites the public one.</w:t>
+            </w:r>
+          </w:p>
+        </w:tc>
+        <w:tc>
+          <w:tcPr/>
+          <w:p>
+            <w:pPr>
+              <w:pStyle w:val="Compact"/>
+              <w:jc w:val="left"/>
+            </w:pPr>
+            <w:r>
+              <w:rPr>
+                <w:sz w:val="17"/>
+              </w:rPr>
+              <w:t xml:space="preserve">Open</w:t>
+            </w:r>
+          </w:p>
+        </w:tc>
+      </w:tr>
+      <w:tr>
+        <w:tc>
+          <w:tcPr/>
+          <w:p>
+            <w:pPr>
+              <w:pStyle w:val="Compact"/>
+              <w:jc w:val="left"/>
+            </w:pPr>
+            <w:r>
+              <w:rPr>
+                <w:sz w:val="17"/>
+              </w:rPr>
+              <w:t xml:space="preserve">OQ-04-21</w:t>
+            </w:r>
+          </w:p>
+        </w:tc>
+        <w:tc>
+          <w:tcPr/>
+          <w:p>
+            <w:pPr>
+              <w:pStyle w:val="Compact"/>
+              <w:jc w:val="left"/>
+            </w:pPr>
+            <w:r>
+              <w:rPr>
+                <w:sz w:val="17"/>
+              </w:rPr>
+              <w:t xml:space="preserve">[NEEDS CLARIFICATION: Add a creation time to PROJECT and LOCATION_QUERY so the demand index can be filtered by period (M10 FR-003, FR-005)?]</w:t>
+            </w:r>
+          </w:p>
+        </w:tc>
+        <w:tc>
+          <w:tcPr/>
+          <w:p>
+            <w:pPr>
+              <w:pStyle w:val="Compact"/>
+              <w:jc w:val="left"/>
+            </w:pPr>
+            <w:r>
+              <w:rPr>
+                <w:sz w:val="17"/>
+              </w:rPr>
+              <w:t xml:space="preserve">No</w:t>
+            </w:r>
+          </w:p>
+        </w:tc>
+        <w:tc>
+          <w:tcPr/>
+          <w:p>
+            <w:pPr>
+              <w:pStyle w:val="Compact"/>
+              <w:jc w:val="left"/>
+            </w:pPr>
+            <w:r>
+              <w:rPr>
+                <w:sz w:val="17"/>
+              </w:rPr>
+              <w:t xml:space="preserve">M0, M3, M10 owners</w:t>
+            </w:r>
+          </w:p>
+        </w:tc>
+        <w:tc>
+          <w:tcPr/>
+          <w:p>
+            <w:pPr>
+              <w:pStyle w:val="Compact"/>
+              <w:jc w:val="left"/>
+            </w:pPr>
+            <w:r>
+              <w:rPr>
+                <w:sz w:val="17"/>
+              </w:rPr>
+              <w:t xml:space="preserve">Not modelled; seed rows carry no creation time</w:t>
+            </w:r>
+          </w:p>
+        </w:tc>
+        <w:tc>
+          <w:tcPr/>
+          <w:p>
+            <w:pPr>
+              <w:pStyle w:val="Compact"/>
+              <w:jc w:val="left"/>
+            </w:pPr>
+            <w:r>
+              <w:rPr>
+                <w:sz w:val="17"/>
+              </w:rPr>
+              <w:t xml:space="preserve">Indicators cannot be computed for a month, quarter or year.</w:t>
+            </w:r>
+          </w:p>
+        </w:tc>
+        <w:tc>
+          <w:tcPr/>
+          <w:p>
+            <w:pPr>
+              <w:pStyle w:val="Compact"/>
+              <w:jc w:val="left"/>
+            </w:pPr>
+            <w:r>
+              <w:rPr>
+                <w:sz w:val="17"/>
+              </w:rPr>
+              <w:t xml:space="preserve">Open</w:t>
+            </w:r>
+          </w:p>
+        </w:tc>
+      </w:tr>
+      <w:tr>
+        <w:tc>
+          <w:tcPr/>
+          <w:p>
+            <w:pPr>
+              <w:pStyle w:val="Compact"/>
+              <w:jc w:val="left"/>
+            </w:pPr>
+            <w:r>
+              <w:rPr>
+                <w:sz w:val="17"/>
+              </w:rPr>
+              <w:t xml:space="preserve">OQ-04-22</w:t>
+            </w:r>
+          </w:p>
+        </w:tc>
+        <w:tc>
+          <w:tcPr/>
+          <w:p>
+            <w:pPr>
+              <w:pStyle w:val="Compact"/>
+              <w:jc w:val="left"/>
+            </w:pPr>
+            <w:r>
+              <w:rPr>
+                <w:sz w:val="17"/>
+              </w:rPr>
+              <w:t xml:space="preserve">[NEEDS CLARIFICATION: Which function lets a partner submit a location photo for moderation? F-M3-03 is for VFDA staff only.]</w:t>
+            </w:r>
+          </w:p>
+        </w:tc>
+        <w:tc>
+          <w:tcPr/>
+          <w:p>
+            <w:pPr>
+              <w:pStyle w:val="Compact"/>
+              <w:jc w:val="left"/>
+            </w:pPr>
+            <w:r>
+              <w:rPr>
+                <w:sz w:val="17"/>
+              </w:rPr>
+              <w:t xml:space="preserve">No</w:t>
+            </w:r>
+          </w:p>
+        </w:tc>
+        <w:tc>
+          <w:tcPr/>
+          <w:p>
+            <w:pPr>
+              <w:pStyle w:val="Compact"/>
+              <w:jc w:val="left"/>
+            </w:pPr>
+            <w:r>
+              <w:rPr>
+                <w:sz w:val="17"/>
+              </w:rPr>
+              <w:t xml:space="preserve">M3 + M10 owners</w:t>
+            </w:r>
+          </w:p>
+        </w:tc>
+        <w:tc>
+          <w:tcPr/>
+          <w:p>
+            <w:pPr>
+              <w:pStyle w:val="Compact"/>
+              <w:jc w:val="left"/>
+            </w:pPr>
+            <w:r>
+              <w:rPr>
+                <w:sz w:val="17"/>
+              </w:rPr>
+              <w:t xml:space="preserve">Seed has partner photos as if submitted; no function is mapped</w:t>
+            </w:r>
+          </w:p>
+        </w:tc>
+        <w:tc>
+          <w:tcPr/>
+          <w:p>
+            <w:pPr>
+              <w:pStyle w:val="Compact"/>
+              <w:jc w:val="left"/>
+            </w:pPr>
+            <w:r>
+              <w:rPr>
+                <w:sz w:val="17"/>
+              </w:rPr>
+              <w:t xml:space="preserve">The</w:t>
+            </w:r>
+            <w:r>
+              <w:rPr>
+                <w:sz w:val="17"/>
+              </w:rPr>
+              <w:t xml:space="preserve"> </w:t>
+            </w:r>
+            <w:r>
+              <w:rPr>
+                <w:rStyle w:val="VerbatimChar"/>
+                <w:sz w:val="17"/>
+              </w:rPr>
+              <w:t xml:space="preserve">location_image</w:t>
+            </w:r>
+            <w:r>
+              <w:rPr>
+                <w:sz w:val="17"/>
+              </w:rPr>
+              <w:t xml:space="preserve"> </w:t>
+            </w:r>
+            <w:r>
+              <w:rPr>
+                <w:sz w:val="17"/>
+              </w:rPr>
+              <w:t xml:space="preserve">content type has no source.</w:t>
+            </w:r>
+          </w:p>
+        </w:tc>
+        <w:tc>
+          <w:tcPr/>
+          <w:p>
+            <w:pPr>
+              <w:pStyle w:val="Compact"/>
+              <w:jc w:val="left"/>
+            </w:pPr>
+            <w:r>
+              <w:rPr>
+                <w:sz w:val="17"/>
+              </w:rPr>
+              <w:t xml:space="preserve">Open</w:t>
+            </w:r>
+          </w:p>
+        </w:tc>
+      </w:tr>
+      <w:tr>
+        <w:tc>
+          <w:tcPr/>
+          <w:p>
+            <w:pPr>
+              <w:pStyle w:val="Compact"/>
+              <w:jc w:val="left"/>
+            </w:pPr>
+            <w:r>
+              <w:rPr>
+                <w:sz w:val="17"/>
+              </w:rPr>
+              <w:t xml:space="preserve">OQ-04-23</w:t>
+            </w:r>
+          </w:p>
+        </w:tc>
+        <w:tc>
+          <w:tcPr/>
+          <w:p>
+            <w:pPr>
+              <w:pStyle w:val="Compact"/>
+              <w:jc w:val="left"/>
+            </w:pPr>
+            <w:r>
+              <w:rPr>
+                <w:sz w:val="17"/>
+              </w:rPr>
+              <w:t xml:space="preserve">[NEEDS CLARIFICATION: Which function sets LEGAL_RULE.status = retired (M2 BR-008)?]</w:t>
+            </w:r>
+          </w:p>
+        </w:tc>
+        <w:tc>
+          <w:tcPr/>
+          <w:p>
+            <w:pPr>
+              <w:pStyle w:val="Compact"/>
+              <w:jc w:val="left"/>
+            </w:pPr>
+            <w:r>
+              <w:rPr>
+                <w:sz w:val="17"/>
+              </w:rPr>
+              <w:t xml:space="preserve">No</w:t>
+            </w:r>
+          </w:p>
+        </w:tc>
+        <w:tc>
+          <w:tcPr/>
+          <w:p>
+            <w:pPr>
+              <w:pStyle w:val="Compact"/>
+              <w:jc w:val="left"/>
+            </w:pPr>
+            <w:r>
+              <w:rPr>
+                <w:sz w:val="17"/>
+              </w:rPr>
+              <w:t xml:space="preserve">M2 owner (VFDA Legal)</w:t>
+            </w:r>
+          </w:p>
+        </w:tc>
+        <w:tc>
+          <w:tcPr/>
+          <w:p>
+            <w:pPr>
+              <w:pStyle w:val="Compact"/>
+              <w:jc w:val="left"/>
+            </w:pPr>
+            <w:r>
+              <w:rPr>
+                <w:sz w:val="17"/>
+              </w:rPr>
+              <w:t xml:space="preserve">Treated as an edit through F-M2-02</w:t>
+            </w:r>
+          </w:p>
+        </w:tc>
+        <w:tc>
+          <w:tcPr/>
+          <w:p>
+            <w:pPr>
+              <w:pStyle w:val="Compact"/>
+              <w:jc w:val="left"/>
+            </w:pPr>
+            <w:r>
+              <w:rPr>
+                <w:sz w:val="17"/>
+              </w:rPr>
+              <w:t xml:space="preserve">Retiring a rule has no permission check or audit action of its own.</w:t>
+            </w:r>
+          </w:p>
+        </w:tc>
+        <w:tc>
+          <w:tcPr/>
+          <w:p>
+            <w:pPr>
+              <w:pStyle w:val="Compact"/>
+              <w:jc w:val="left"/>
+            </w:pPr>
+            <w:r>
+              <w:rPr>
+                <w:sz w:val="17"/>
+              </w:rPr>
+              <w:t xml:space="preserve">Open</w:t>
+            </w:r>
+          </w:p>
+        </w:tc>
+      </w:tr>
+      <w:tr>
+        <w:tc>
+          <w:tcPr/>
+          <w:p>
+            <w:pPr>
+              <w:pStyle w:val="Compact"/>
+              <w:jc w:val="left"/>
+            </w:pPr>
+            <w:r>
+              <w:rPr>
+                <w:sz w:val="17"/>
+              </w:rPr>
+              <w:t xml:space="preserve">OQ-04-24</w:t>
+            </w:r>
+          </w:p>
+        </w:tc>
+        <w:tc>
+          <w:tcPr/>
+          <w:p>
+            <w:pPr>
+              <w:pStyle w:val="Compact"/>
+              <w:jc w:val="left"/>
+            </w:pPr>
+            <w:r>
+              <w:rPr>
+                <w:sz w:val="17"/>
+              </w:rPr>
+              <w:t xml:space="preserve">[NEEDS CLARIFICATION: Since each rule version keeps its text (M2 BR-008), key LEGAL_RULE by rule_code + rule_version and point findings at that pair?]</w:t>
+            </w:r>
+          </w:p>
+        </w:tc>
+        <w:tc>
+          <w:tcPr/>
+          <w:p>
+            <w:pPr>
+              <w:pStyle w:val="Compact"/>
+              <w:jc w:val="left"/>
+            </w:pPr>
+            <w:r>
+              <w:rPr>
+                <w:sz w:val="17"/>
+              </w:rPr>
+              <w:t xml:space="preserve">Yes</w:t>
+            </w:r>
+          </w:p>
+        </w:tc>
+        <w:tc>
+          <w:tcPr/>
+          <w:p>
+            <w:pPr>
+              <w:pStyle w:val="Compact"/>
+              <w:jc w:val="left"/>
+            </w:pPr>
+            <w:r>
+              <w:rPr>
+                <w:sz w:val="17"/>
+              </w:rPr>
+              <w:t xml:space="preserve">M2 owner</w:t>
+            </w:r>
+          </w:p>
+        </w:tc>
+        <w:tc>
+          <w:tcPr/>
+          <w:p>
+            <w:pPr>
+              <w:pStyle w:val="Compact"/>
+              <w:jc w:val="left"/>
+            </w:pPr>
+            <w:r>
+              <w:rPr>
+                <w:sz w:val="17"/>
+              </w:rPr>
+              <w:t xml:space="preserve">Not changed: rule_code stays unique; one text per rule in the seed</w:t>
+            </w:r>
+          </w:p>
+        </w:tc>
+        <w:tc>
+          <w:tcPr/>
+          <w:p>
+            <w:pPr>
+              <w:pStyle w:val="Compact"/>
+              <w:jc w:val="left"/>
+            </w:pPr>
+            <w:r>
+              <w:rPr>
+                <w:sz w:val="17"/>
+              </w:rPr>
+              <w:t xml:space="preserve">An edited rule overwrites the text old findings must keep showing.</w:t>
+            </w:r>
+          </w:p>
+        </w:tc>
+        <w:tc>
+          <w:tcPr/>
+          <w:p>
+            <w:pPr>
+              <w:pStyle w:val="Compact"/>
+              <w:jc w:val="left"/>
+            </w:pPr>
+            <w:r>
+              <w:rPr>
+                <w:sz w:val="17"/>
+              </w:rPr>
+              <w:t xml:space="preserve">Open</w:t>
+            </w:r>
+          </w:p>
+        </w:tc>
+      </w:tr>
+      <w:tr>
+        <w:tc>
+          <w:tcPr/>
+          <w:p>
+            <w:pPr>
+              <w:pStyle w:val="Compact"/>
+              <w:jc w:val="left"/>
+            </w:pPr>
+            <w:r>
+              <w:rPr>
+                <w:sz w:val="17"/>
+              </w:rPr>
+              <w:t xml:space="preserve">OQ-04-25</w:t>
+            </w:r>
+          </w:p>
+        </w:tc>
+        <w:tc>
+          <w:tcPr/>
+          <w:p>
+            <w:pPr>
+              <w:pStyle w:val="Compact"/>
+              <w:jc w:val="left"/>
+            </w:pPr>
+            <w:r>
+              <w:rPr>
+                <w:sz w:val="17"/>
+              </w:rPr>
+              <w:t xml:space="preserve">[NEEDS CLARIFICATION: AUDIT_LOG.target_id is a UUID; how are actions on rows keyed by text (image_url, rule_version, doc_code) recorded?]</w:t>
+            </w:r>
+          </w:p>
+        </w:tc>
+        <w:tc>
+          <w:tcPr/>
+          <w:p>
+            <w:pPr>
+              <w:pStyle w:val="Compact"/>
+              <w:jc w:val="left"/>
+            </w:pPr>
+            <w:r>
+              <w:rPr>
+                <w:sz w:val="17"/>
+              </w:rPr>
+              <w:t xml:space="preserve">No</w:t>
+            </w:r>
+          </w:p>
+        </w:tc>
+        <w:tc>
+          <w:tcPr/>
+          <w:p>
+            <w:pPr>
+              <w:pStyle w:val="Compact"/>
+              <w:jc w:val="left"/>
+            </w:pPr>
+            <w:r>
+              <w:rPr>
+                <w:sz w:val="17"/>
+              </w:rPr>
+              <w:t xml:space="preserve">M10 owner</w:t>
+            </w:r>
+          </w:p>
+        </w:tc>
+        <w:tc>
+          <w:tcPr/>
+          <w:p>
+            <w:pPr>
+              <w:pStyle w:val="Compact"/>
+              <w:jc w:val="left"/>
+            </w:pPr>
+            <w:r>
+              <w:rPr>
+                <w:sz w:val="17"/>
+              </w:rPr>
+              <w:t xml:space="preserve">Seed logs only actions whose target has a UUID key</w:t>
+            </w:r>
+          </w:p>
+        </w:tc>
+        <w:tc>
+          <w:tcPr/>
+          <w:p>
+            <w:pPr>
+              <w:pStyle w:val="Compact"/>
+              <w:jc w:val="left"/>
+            </w:pPr>
+            <w:r>
+              <w:rPr>
+                <w:sz w:val="17"/>
+              </w:rPr>
+              <w:t xml:space="preserve">Some admin actions cannot name their target, which M10 US-4 requires.</w:t>
+            </w:r>
+          </w:p>
+        </w:tc>
+        <w:tc>
+          <w:tcPr/>
+          <w:p>
+            <w:pPr>
+              <w:pStyle w:val="Compact"/>
+              <w:jc w:val="left"/>
+            </w:pPr>
+            <w:r>
+              <w:rPr>
+                <w:sz w:val="17"/>
+              </w:rPr>
+              <w:t xml:space="preserve">Open</w:t>
+            </w:r>
+          </w:p>
+        </w:tc>
+      </w:tr>
+    </w:tbl>
+    <w:p>
+      <w:r>
+        <w:pict>
+          <v:rect style="width:0;height:1.5pt" o:hralign="center" o:hrstd="t" o:hr="t"/>
+        </w:pict>
       </w:r>
     </w:p>
     <w:p>
@@ -33125,11 +39588,11 @@
           <w:iCs/>
           <w:i/>
         </w:rPr>
-        <w:t xml:space="preserve">Open questions are tracked outside this repository until they are resolved.</w:t>
+        <w:t xml:space="preserve">Human gate 4: fill the Decision column of the type conflicts and confirm every natural key. Signed: ____________________ Date: __________</w:t>
       </w:r>
     </w:p>
-    <w:bookmarkEnd w:id="90"/>
-    <w:bookmarkEnd w:id="91"/>
+    <w:bookmarkEnd w:id="96"/>
+    <w:bookmarkEnd w:id="97"/>
     <w:sectPr>
       <w:pgMar w:bottom="1020" w:left="1020" w:right="1020" w:top="1020"/>
     </w:sectPr>

--- a/docs/word/data/04-data-model.docx
+++ b/docs/word/data/04-data-model.docx
@@ -16,7 +16,7 @@
         <w:pStyle w:val="FirstParagraph"/>
       </w:pPr>
       <w:r>
-        <w:t xml:space="preserve">46 tables, 312 columns. Every column is</w:t>
+        <w:t xml:space="preserve">46 tables, 313 columns. Every column is</w:t>
       </w:r>
       <w:r>
         <w:t xml:space="preserve"> </w:t>
@@ -76,29 +76,25 @@
           <w:bCs/>
           <w:b/>
         </w:rPr>
-        <w:t xml:space="preserve">62 columns carry no declared type.</w:t>
+        <w:t xml:space="preserve">Every column has a declared type</w:t>
       </w:r>
       <w:r>
         <w:t xml:space="preserve"> </w:t>
       </w:r>
       <w:r>
-        <w:t xml:space="preserve">They are written</w:t>
+        <w:t xml:space="preserve">— the types of the section 6 attributes that no 5.1 field declares come from section 6.1 of the owning Spec Document (cited as</w:t>
       </w:r>
       <w:r>
         <w:t xml:space="preserve"> </w:t>
       </w:r>
       <w:r>
         <w:rPr>
-          <w:iCs/>
-          <w:i/>
+          <w:rStyle w:val="VerbatimChar"/>
         </w:rPr>
-        <w:t xml:space="preserve">type not declared</w:t>
-      </w:r>
-      <w:r>
-        <w:t xml:space="preserve"> </w:t>
-      </w:r>
-      <w:r>
-        <w:t xml:space="preserve">and raised as OQ-04-18 — no type was assigned here. Technical columns (</w:t>
+        <w:t xml:space="preserve">&lt;MODULE&gt; §6.1</w:t>
+      </w:r>
+      <w:r>
+        <w:t xml:space="preserve">). Technical columns (</w:t>
       </w:r>
       <w:r>
         <w:rPr>
@@ -119,7 +115,31 @@
         <w:t xml:space="preserve">updated_at</w:t>
       </w:r>
       <w:r>
-        <w:t xml:space="preserve">) appear only where the spec declares them.</w:t>
+        <w:t xml:space="preserve">) appear only where the spec declares them. The physical schema built from this model is in</w:t>
+      </w:r>
+      <w:r>
+        <w:t xml:space="preserve"> </w:t>
+      </w:r>
+      <w:r>
+        <w:rPr>
+          <w:rStyle w:val="VerbatimChar"/>
+        </w:rPr>
+        <w:t xml:space="preserve">data/schema/schema-&lt;MODULE&gt;.sql</w:t>
+      </w:r>
+      <w:r>
+        <w:t xml:space="preserve">; one readable view per module is in</w:t>
+      </w:r>
+      <w:r>
+        <w:t xml:space="preserve"> </w:t>
+      </w:r>
+      <w:r>
+        <w:rPr>
+          <w:rStyle w:val="VerbatimChar"/>
+        </w:rPr>
+        <w:t xml:space="preserve">data/data-model-&lt;MODULE&gt;.md</w:t>
+      </w:r>
+      <w:r>
+        <w:t xml:space="preserve">.</w:t>
       </w:r>
     </w:p>
     <w:p>
@@ -679,49 +699,48 @@
             </w:pPr>
             <w:r>
               <w:rPr>
-                <w:iCs/>
-                <w:i/>
-                <w:sz w:val="17"/>
-              </w:rPr>
-              <w:t xml:space="preserve">type not declared</w:t>
-            </w:r>
-          </w:p>
-        </w:tc>
-        <w:tc>
-          <w:tcPr/>
-          <w:p>
-            <w:pPr>
-              <w:pStyle w:val="Compact"/>
-              <w:jc w:val="left"/>
-            </w:pPr>
-            <w:r>
-              <w:rPr>
-                <w:sz w:val="17"/>
-              </w:rPr>
-              <w:t xml:space="preserve">not declared</w:t>
-            </w:r>
-          </w:p>
-        </w:tc>
-        <w:tc>
-          <w:tcPr/>
-          <w:p>
-            <w:pPr>
-              <w:pStyle w:val="Compact"/>
-            </w:pPr>
-          </w:p>
-        </w:tc>
-        <w:tc>
-          <w:tcPr/>
-          <w:p>
-            <w:pPr>
-              <w:pStyle w:val="Compact"/>
-              <w:jc w:val="left"/>
-            </w:pPr>
-            <w:r>
-              <w:rPr>
-                <w:sz w:val="17"/>
-              </w:rPr>
-              <w:t xml:space="preserve">SYS §6</w:t>
+                <w:rStyle w:val="VerbatimChar"/>
+                <w:sz w:val="17"/>
+              </w:rPr>
+              <w:t xml:space="preserve">TIMESTAMPTZ</w:t>
+            </w:r>
+          </w:p>
+        </w:tc>
+        <w:tc>
+          <w:tcPr/>
+          <w:p>
+            <w:pPr>
+              <w:pStyle w:val="Compact"/>
+              <w:jc w:val="left"/>
+            </w:pPr>
+            <w:r>
+              <w:rPr>
+                <w:sz w:val="17"/>
+              </w:rPr>
+              <w:t xml:space="preserve">Req</w:t>
+            </w:r>
+          </w:p>
+        </w:tc>
+        <w:tc>
+          <w:tcPr/>
+          <w:p>
+            <w:pPr>
+              <w:pStyle w:val="Compact"/>
+            </w:pPr>
+          </w:p>
+        </w:tc>
+        <w:tc>
+          <w:tcPr/>
+          <w:p>
+            <w:pPr>
+              <w:pStyle w:val="Compact"/>
+              <w:jc w:val="left"/>
+            </w:pPr>
+            <w:r>
+              <w:rPr>
+                <w:sz w:val="17"/>
+              </w:rPr>
+              <w:t xml:space="preserve">SYS §6; SYS §6.1</w:t>
             </w:r>
           </w:p>
         </w:tc>
@@ -1229,26 +1248,25 @@
             </w:pPr>
             <w:r>
               <w:rPr>
-                <w:iCs/>
-                <w:i/>
-                <w:sz w:val="17"/>
-              </w:rPr>
-              <w:t xml:space="preserve">type not declared</w:t>
-            </w:r>
-          </w:p>
-        </w:tc>
-        <w:tc>
-          <w:tcPr/>
-          <w:p>
-            <w:pPr>
-              <w:pStyle w:val="Compact"/>
-              <w:jc w:val="left"/>
-            </w:pPr>
-            <w:r>
-              <w:rPr>
-                <w:sz w:val="17"/>
-              </w:rPr>
-              <w:t xml:space="preserve">not declared</w:t>
+                <w:rStyle w:val="VerbatimChar"/>
+                <w:sz w:val="17"/>
+              </w:rPr>
+              <w:t xml:space="preserve">UUID</w:t>
+            </w:r>
+          </w:p>
+        </w:tc>
+        <w:tc>
+          <w:tcPr/>
+          <w:p>
+            <w:pPr>
+              <w:pStyle w:val="Compact"/>
+              <w:jc w:val="left"/>
+            </w:pPr>
+            <w:r>
+              <w:rPr>
+                <w:sz w:val="17"/>
+              </w:rPr>
+              <w:t xml:space="preserve">Opt</w:t>
             </w:r>
           </w:p>
         </w:tc>
@@ -1291,7 +1309,7 @@
               <w:rPr>
                 <w:sz w:val="17"/>
               </w:rPr>
-              <w:t xml:space="preserve">SYS §6</w:t>
+              <w:t xml:space="preserve">SYS §6; SYS §6.1</w:t>
             </w:r>
           </w:p>
         </w:tc>
@@ -1491,26 +1509,25 @@
             </w:pPr>
             <w:r>
               <w:rPr>
-                <w:iCs/>
-                <w:i/>
-                <w:sz w:val="17"/>
-              </w:rPr>
-              <w:t xml:space="preserve">type not declared</w:t>
-            </w:r>
-          </w:p>
-        </w:tc>
-        <w:tc>
-          <w:tcPr/>
-          <w:p>
-            <w:pPr>
-              <w:pStyle w:val="Compact"/>
-              <w:jc w:val="left"/>
-            </w:pPr>
-            <w:r>
-              <w:rPr>
-                <w:sz w:val="17"/>
-              </w:rPr>
-              <w:t xml:space="preserve">not declared</w:t>
+                <w:rStyle w:val="VerbatimChar"/>
+                <w:sz w:val="17"/>
+              </w:rPr>
+              <w:t xml:space="preserve">UUID</w:t>
+            </w:r>
+          </w:p>
+        </w:tc>
+        <w:tc>
+          <w:tcPr/>
+          <w:p>
+            <w:pPr>
+              <w:pStyle w:val="Compact"/>
+              <w:jc w:val="left"/>
+            </w:pPr>
+            <w:r>
+              <w:rPr>
+                <w:sz w:val="17"/>
+              </w:rPr>
+              <w:t xml:space="preserve">Req</w:t>
             </w:r>
           </w:p>
         </w:tc>
@@ -1540,7 +1557,7 @@
               <w:rPr>
                 <w:sz w:val="17"/>
               </w:rPr>
-              <w:t xml:space="preserve">SYS §6 (Profile.producer_org_id)</w:t>
+              <w:t xml:space="preserve">SYS §6 (Profile.producer_org_id); SYS §6.1</w:t>
             </w:r>
           </w:p>
         </w:tc>
@@ -2127,49 +2144,48 @@
             </w:pPr>
             <w:r>
               <w:rPr>
-                <w:iCs/>
-                <w:i/>
-                <w:sz w:val="17"/>
-              </w:rPr>
-              <w:t xml:space="preserve">type not declared</w:t>
-            </w:r>
-          </w:p>
-        </w:tc>
-        <w:tc>
-          <w:tcPr/>
-          <w:p>
-            <w:pPr>
-              <w:pStyle w:val="Compact"/>
-              <w:jc w:val="left"/>
-            </w:pPr>
-            <w:r>
-              <w:rPr>
-                <w:sz w:val="17"/>
-              </w:rPr>
-              <w:t xml:space="preserve">not declared</w:t>
-            </w:r>
-          </w:p>
-        </w:tc>
-        <w:tc>
-          <w:tcPr/>
-          <w:p>
-            <w:pPr>
-              <w:pStyle w:val="Compact"/>
-            </w:pPr>
-          </w:p>
-        </w:tc>
-        <w:tc>
-          <w:tcPr/>
-          <w:p>
-            <w:pPr>
-              <w:pStyle w:val="Compact"/>
-              <w:jc w:val="left"/>
-            </w:pPr>
-            <w:r>
-              <w:rPr>
-                <w:sz w:val="17"/>
-              </w:rPr>
-              <w:t xml:space="preserve">SYS §6; SYS §5.2 BR-003 (timestamp)</w:t>
+                <w:rStyle w:val="VerbatimChar"/>
+                <w:sz w:val="17"/>
+              </w:rPr>
+              <w:t xml:space="preserve">TIMESTAMPTZ</w:t>
+            </w:r>
+          </w:p>
+        </w:tc>
+        <w:tc>
+          <w:tcPr/>
+          <w:p>
+            <w:pPr>
+              <w:pStyle w:val="Compact"/>
+              <w:jc w:val="left"/>
+            </w:pPr>
+            <w:r>
+              <w:rPr>
+                <w:sz w:val="17"/>
+              </w:rPr>
+              <w:t xml:space="preserve">Req</w:t>
+            </w:r>
+          </w:p>
+        </w:tc>
+        <w:tc>
+          <w:tcPr/>
+          <w:p>
+            <w:pPr>
+              <w:pStyle w:val="Compact"/>
+            </w:pPr>
+          </w:p>
+        </w:tc>
+        <w:tc>
+          <w:tcPr/>
+          <w:p>
+            <w:pPr>
+              <w:pStyle w:val="Compact"/>
+              <w:jc w:val="left"/>
+            </w:pPr>
+            <w:r>
+              <w:rPr>
+                <w:sz w:val="17"/>
+              </w:rPr>
+              <w:t xml:space="preserve">SYS §6; SYS §5.2 BR-003 (timestamp); SYS §6.1</w:t>
             </w:r>
           </w:p>
         </w:tc>
@@ -2756,49 +2772,48 @@
             </w:pPr>
             <w:r>
               <w:rPr>
-                <w:iCs/>
-                <w:i/>
-                <w:sz w:val="17"/>
-              </w:rPr>
-              <w:t xml:space="preserve">type not declared</w:t>
-            </w:r>
-          </w:p>
-        </w:tc>
-        <w:tc>
-          <w:tcPr/>
-          <w:p>
-            <w:pPr>
-              <w:pStyle w:val="Compact"/>
-              <w:jc w:val="left"/>
-            </w:pPr>
-            <w:r>
-              <w:rPr>
-                <w:sz w:val="17"/>
-              </w:rPr>
-              <w:t xml:space="preserve">not declared</w:t>
-            </w:r>
-          </w:p>
-        </w:tc>
-        <w:tc>
-          <w:tcPr/>
-          <w:p>
-            <w:pPr>
-              <w:pStyle w:val="Compact"/>
-            </w:pPr>
-          </w:p>
-        </w:tc>
-        <w:tc>
-          <w:tcPr/>
-          <w:p>
-            <w:pPr>
-              <w:pStyle w:val="Compact"/>
-              <w:jc w:val="left"/>
-            </w:pPr>
-            <w:r>
-              <w:rPr>
-                <w:sz w:val="17"/>
-              </w:rPr>
-              <w:t xml:space="preserve">SYS §6; SYS §5.1 FR-009 (mark as read)</w:t>
+                <w:rStyle w:val="VerbatimChar"/>
+                <w:sz w:val="17"/>
+              </w:rPr>
+              <w:t xml:space="preserve">TIMESTAMPTZ</w:t>
+            </w:r>
+          </w:p>
+        </w:tc>
+        <w:tc>
+          <w:tcPr/>
+          <w:p>
+            <w:pPr>
+              <w:pStyle w:val="Compact"/>
+              <w:jc w:val="left"/>
+            </w:pPr>
+            <w:r>
+              <w:rPr>
+                <w:sz w:val="17"/>
+              </w:rPr>
+              <w:t xml:space="preserve">Opt</w:t>
+            </w:r>
+          </w:p>
+        </w:tc>
+        <w:tc>
+          <w:tcPr/>
+          <w:p>
+            <w:pPr>
+              <w:pStyle w:val="Compact"/>
+            </w:pPr>
+          </w:p>
+        </w:tc>
+        <w:tc>
+          <w:tcPr/>
+          <w:p>
+            <w:pPr>
+              <w:pStyle w:val="Compact"/>
+              <w:jc w:val="left"/>
+            </w:pPr>
+            <w:r>
+              <w:rPr>
+                <w:sz w:val="17"/>
+              </w:rPr>
+              <w:t xml:space="preserve">SYS §6; SYS §5.1 FR-009 (mark as read); SYS §6.1</w:t>
             </w:r>
           </w:p>
         </w:tc>
@@ -2998,26 +3013,25 @@
             </w:pPr>
             <w:r>
               <w:rPr>
-                <w:iCs/>
-                <w:i/>
-                <w:sz w:val="17"/>
-              </w:rPr>
-              <w:t xml:space="preserve">type not declared</w:t>
-            </w:r>
-          </w:p>
-        </w:tc>
-        <w:tc>
-          <w:tcPr/>
-          <w:p>
-            <w:pPr>
-              <w:pStyle w:val="Compact"/>
-              <w:jc w:val="left"/>
-            </w:pPr>
-            <w:r>
-              <w:rPr>
-                <w:sz w:val="17"/>
-              </w:rPr>
-              <w:t xml:space="preserve">not declared</w:t>
+                <w:rStyle w:val="VerbatimChar"/>
+                <w:sz w:val="17"/>
+              </w:rPr>
+              <w:t xml:space="preserve">UUID</w:t>
+            </w:r>
+          </w:p>
+        </w:tc>
+        <w:tc>
+          <w:tcPr/>
+          <w:p>
+            <w:pPr>
+              <w:pStyle w:val="Compact"/>
+              <w:jc w:val="left"/>
+            </w:pPr>
+            <w:r>
+              <w:rPr>
+                <w:sz w:val="17"/>
+              </w:rPr>
+              <w:t xml:space="preserve">Req</w:t>
             </w:r>
           </w:p>
         </w:tc>
@@ -3047,7 +3061,7 @@
               <w:rPr>
                 <w:sz w:val="17"/>
               </w:rPr>
-              <w:t xml:space="preserve">none — no identifier declared (open question)</w:t>
+              <w:t xml:space="preserve">SYS §6.1</w:t>
             </w:r>
           </w:p>
         </w:tc>
@@ -3706,11 +3720,305 @@
             </w:pPr>
             <w:r>
               <w:rPr>
-                <w:iCs/>
-                <w:i/>
-                <w:sz w:val="17"/>
-              </w:rPr>
-              <w:t xml:space="preserve">type not declared</w:t>
+                <w:rStyle w:val="VerbatimChar"/>
+                <w:sz w:val="17"/>
+              </w:rPr>
+              <w:t xml:space="preserve">UUID</w:t>
+            </w:r>
+          </w:p>
+        </w:tc>
+        <w:tc>
+          <w:tcPr/>
+          <w:p>
+            <w:pPr>
+              <w:pStyle w:val="Compact"/>
+              <w:jc w:val="left"/>
+            </w:pPr>
+            <w:r>
+              <w:rPr>
+                <w:sz w:val="17"/>
+              </w:rPr>
+              <w:t xml:space="preserve">Req</w:t>
+            </w:r>
+          </w:p>
+        </w:tc>
+        <w:tc>
+          <w:tcPr/>
+          <w:p>
+            <w:pPr>
+              <w:pStyle w:val="Compact"/>
+              <w:jc w:val="left"/>
+            </w:pPr>
+            <w:r>
+              <w:rPr>
+                <w:sz w:val="17"/>
+              </w:rPr>
+              <w:t xml:space="preserve">PK</w:t>
+            </w:r>
+          </w:p>
+        </w:tc>
+        <w:tc>
+          <w:tcPr/>
+          <w:p>
+            <w:pPr>
+              <w:pStyle w:val="Compact"/>
+              <w:jc w:val="left"/>
+            </w:pPr>
+            <w:r>
+              <w:rPr>
+                <w:sz w:val="17"/>
+              </w:rPr>
+              <w:t xml:space="preserve">M1 §6 (rule_id — renamed, see 01 conflicts); M1 §6.1</w:t>
+            </w:r>
+          </w:p>
+        </w:tc>
+      </w:tr>
+      <w:tr>
+        <w:tc>
+          <w:tcPr/>
+          <w:p>
+            <w:pPr>
+              <w:pStyle w:val="Compact"/>
+              <w:jc w:val="left"/>
+            </w:pPr>
+            <w:r>
+              <w:rPr>
+                <w:rStyle w:val="VerbatimChar"/>
+                <w:sz w:val="17"/>
+              </w:rPr>
+              <w:t xml:space="preserve">q1_shoot_in_vn</w:t>
+            </w:r>
+          </w:p>
+        </w:tc>
+        <w:tc>
+          <w:tcPr/>
+          <w:p>
+            <w:pPr>
+              <w:pStyle w:val="Compact"/>
+              <w:jc w:val="left"/>
+            </w:pPr>
+            <w:r>
+              <w:rPr>
+                <w:rStyle w:val="VerbatimChar"/>
+                <w:sz w:val="17"/>
+              </w:rPr>
+              <w:t xml:space="preserve">BOOLEAN</w:t>
+            </w:r>
+          </w:p>
+        </w:tc>
+        <w:tc>
+          <w:tcPr/>
+          <w:p>
+            <w:pPr>
+              <w:pStyle w:val="Compact"/>
+              <w:jc w:val="left"/>
+            </w:pPr>
+            <w:r>
+              <w:rPr>
+                <w:sz w:val="17"/>
+              </w:rPr>
+              <w:t xml:space="preserve">Req</w:t>
+            </w:r>
+          </w:p>
+        </w:tc>
+        <w:tc>
+          <w:tcPr/>
+          <w:p>
+            <w:pPr>
+              <w:pStyle w:val="Compact"/>
+            </w:pPr>
+          </w:p>
+        </w:tc>
+        <w:tc>
+          <w:tcPr/>
+          <w:p>
+            <w:pPr>
+              <w:pStyle w:val="Compact"/>
+              <w:jc w:val="left"/>
+            </w:pPr>
+            <w:r>
+              <w:rPr>
+                <w:sz w:val="17"/>
+              </w:rPr>
+              <w:t xml:space="preserve">M1 §6 (q1) = M1 §5.1 FR-002 q1_shoot_in_vn</w:t>
+            </w:r>
+          </w:p>
+        </w:tc>
+      </w:tr>
+      <w:tr>
+        <w:tc>
+          <w:tcPr/>
+          <w:p>
+            <w:pPr>
+              <w:pStyle w:val="Compact"/>
+              <w:jc w:val="left"/>
+            </w:pPr>
+            <w:r>
+              <w:rPr>
+                <w:rStyle w:val="VerbatimChar"/>
+                <w:sz w:val="17"/>
+              </w:rPr>
+              <w:t xml:space="preserve">q2_release</w:t>
+            </w:r>
+          </w:p>
+        </w:tc>
+        <w:tc>
+          <w:tcPr/>
+          <w:p>
+            <w:pPr>
+              <w:pStyle w:val="Compact"/>
+              <w:jc w:val="left"/>
+            </w:pPr>
+            <w:r>
+              <w:rPr>
+                <w:rStyle w:val="VerbatimChar"/>
+                <w:sz w:val="17"/>
+              </w:rPr>
+              <w:t xml:space="preserve">ENUM(abroad, vietnam, both)</w:t>
+            </w:r>
+          </w:p>
+        </w:tc>
+        <w:tc>
+          <w:tcPr/>
+          <w:p>
+            <w:pPr>
+              <w:pStyle w:val="Compact"/>
+              <w:jc w:val="left"/>
+            </w:pPr>
+            <w:r>
+              <w:rPr>
+                <w:sz w:val="17"/>
+              </w:rPr>
+              <w:t xml:space="preserve">Opt</w:t>
+            </w:r>
+          </w:p>
+        </w:tc>
+        <w:tc>
+          <w:tcPr/>
+          <w:p>
+            <w:pPr>
+              <w:pStyle w:val="Compact"/>
+            </w:pPr>
+          </w:p>
+        </w:tc>
+        <w:tc>
+          <w:tcPr/>
+          <w:p>
+            <w:pPr>
+              <w:pStyle w:val="Compact"/>
+              <w:jc w:val="left"/>
+            </w:pPr>
+            <w:r>
+              <w:rPr>
+                <w:sz w:val="17"/>
+              </w:rPr>
+              <w:t xml:space="preserve">M1 §6 (q2) = M1 §5.1 FR-002</w:t>
+            </w:r>
+          </w:p>
+        </w:tc>
+      </w:tr>
+      <w:tr>
+        <w:tc>
+          <w:tcPr/>
+          <w:p>
+            <w:pPr>
+              <w:pStyle w:val="Compact"/>
+              <w:jc w:val="left"/>
+            </w:pPr>
+            <w:r>
+              <w:rPr>
+                <w:rStyle w:val="VerbatimChar"/>
+                <w:sz w:val="17"/>
+              </w:rPr>
+              <w:t xml:space="preserve">q3_producer</w:t>
+            </w:r>
+          </w:p>
+        </w:tc>
+        <w:tc>
+          <w:tcPr/>
+          <w:p>
+            <w:pPr>
+              <w:pStyle w:val="Compact"/>
+              <w:jc w:val="left"/>
+            </w:pPr>
+            <w:r>
+              <w:rPr>
+                <w:rStyle w:val="VerbatimChar"/>
+                <w:sz w:val="17"/>
+              </w:rPr>
+              <w:t xml:space="preserve">ENUM(foreign, vietnamese, coproduction)</w:t>
+            </w:r>
+          </w:p>
+        </w:tc>
+        <w:tc>
+          <w:tcPr/>
+          <w:p>
+            <w:pPr>
+              <w:pStyle w:val="Compact"/>
+              <w:jc w:val="left"/>
+            </w:pPr>
+            <w:r>
+              <w:rPr>
+                <w:sz w:val="17"/>
+              </w:rPr>
+              <w:t xml:space="preserve">Opt</w:t>
+            </w:r>
+          </w:p>
+        </w:tc>
+        <w:tc>
+          <w:tcPr/>
+          <w:p>
+            <w:pPr>
+              <w:pStyle w:val="Compact"/>
+            </w:pPr>
+          </w:p>
+        </w:tc>
+        <w:tc>
+          <w:tcPr/>
+          <w:p>
+            <w:pPr>
+              <w:pStyle w:val="Compact"/>
+              <w:jc w:val="left"/>
+            </w:pPr>
+            <w:r>
+              <w:rPr>
+                <w:sz w:val="17"/>
+              </w:rPr>
+              <w:t xml:space="preserve">M1 §6 (q3) = M1 §5.1 FR-002</w:t>
+            </w:r>
+          </w:p>
+        </w:tc>
+      </w:tr>
+      <w:tr>
+        <w:tc>
+          <w:tcPr/>
+          <w:p>
+            <w:pPr>
+              <w:pStyle w:val="Compact"/>
+              <w:jc w:val="left"/>
+            </w:pPr>
+            <w:r>
+              <w:rPr>
+                <w:rStyle w:val="VerbatimChar"/>
+                <w:sz w:val="17"/>
+              </w:rPr>
+              <w:t xml:space="preserve">result_segment</w:t>
+            </w:r>
+          </w:p>
+        </w:tc>
+        <w:tc>
+          <w:tcPr/>
+          <w:p>
+            <w:pPr>
+              <w:pStyle w:val="Compact"/>
+              <w:jc w:val="left"/>
+            </w:pPr>
+            <w:r>
+              <w:rPr>
+                <w:rStyle w:val="VerbatimChar"/>
+                <w:sz w:val="17"/>
+              </w:rPr>
+              <w:t xml:space="preserve">ENUM(A, B, C)</w:t>
             </w:r>
           </w:p>
         </w:tc>
@@ -3734,62 +4042,55 @@
           <w:p>
             <w:pPr>
               <w:pStyle w:val="Compact"/>
-              <w:jc w:val="left"/>
-            </w:pPr>
-            <w:r>
-              <w:rPr>
-                <w:sz w:val="17"/>
-              </w:rPr>
-              <w:t xml:space="preserve">PK</w:t>
-            </w:r>
-          </w:p>
-        </w:tc>
-        <w:tc>
-          <w:tcPr/>
-          <w:p>
-            <w:pPr>
-              <w:pStyle w:val="Compact"/>
-              <w:jc w:val="left"/>
-            </w:pPr>
-            <w:r>
-              <w:rPr>
-                <w:sz w:val="17"/>
-              </w:rPr>
-              <w:t xml:space="preserve">M1 §6 (rule_id — renamed, see 01 conflicts)</w:t>
-            </w:r>
-          </w:p>
-        </w:tc>
-      </w:tr>
-      <w:tr>
-        <w:tc>
-          <w:tcPr/>
-          <w:p>
-            <w:pPr>
-              <w:pStyle w:val="Compact"/>
-              <w:jc w:val="left"/>
-            </w:pPr>
-            <w:r>
-              <w:rPr>
-                <w:rStyle w:val="VerbatimChar"/>
-                <w:sz w:val="17"/>
-              </w:rPr>
-              <w:t xml:space="preserve">q1_shoot_in_vn</w:t>
-            </w:r>
-          </w:p>
-        </w:tc>
-        <w:tc>
-          <w:tcPr/>
-          <w:p>
-            <w:pPr>
-              <w:pStyle w:val="Compact"/>
-              <w:jc w:val="left"/>
-            </w:pPr>
-            <w:r>
-              <w:rPr>
-                <w:rStyle w:val="VerbatimChar"/>
-                <w:sz w:val="17"/>
-              </w:rPr>
-              <w:t xml:space="preserve">BOOLEAN</w:t>
+            </w:pPr>
+          </w:p>
+        </w:tc>
+        <w:tc>
+          <w:tcPr/>
+          <w:p>
+            <w:pPr>
+              <w:pStyle w:val="Compact"/>
+              <w:jc w:val="left"/>
+            </w:pPr>
+            <w:r>
+              <w:rPr>
+                <w:sz w:val="17"/>
+              </w:rPr>
+              <w:t xml:space="preserve">M1 §6; type of segment from M1 §5.1 FR-002</w:t>
+            </w:r>
+          </w:p>
+        </w:tc>
+      </w:tr>
+      <w:tr>
+        <w:tc>
+          <w:tcPr/>
+          <w:p>
+            <w:pPr>
+              <w:pStyle w:val="Compact"/>
+              <w:jc w:val="left"/>
+            </w:pPr>
+            <w:r>
+              <w:rPr>
+                <w:rStyle w:val="VerbatimChar"/>
+                <w:sz w:val="17"/>
+              </w:rPr>
+              <w:t xml:space="preserve">version</w:t>
+            </w:r>
+          </w:p>
+        </w:tc>
+        <w:tc>
+          <w:tcPr/>
+          <w:p>
+            <w:pPr>
+              <w:pStyle w:val="Compact"/>
+              <w:jc w:val="left"/>
+            </w:pPr>
+            <w:r>
+              <w:rPr>
+                <w:rStyle w:val="VerbatimChar"/>
+                <w:sz w:val="17"/>
+              </w:rPr>
+              <w:t xml:space="preserve">VARCHAR(20)</w:t>
             </w:r>
           </w:p>
         </w:tc>
@@ -3827,296 +4128,7 @@
               <w:rPr>
                 <w:sz w:val="17"/>
               </w:rPr>
-              <w:t xml:space="preserve">M1 §6 (q1) = M1 §5.1 FR-002 q1_shoot_in_vn</w:t>
-            </w:r>
-          </w:p>
-        </w:tc>
-      </w:tr>
-      <w:tr>
-        <w:tc>
-          <w:tcPr/>
-          <w:p>
-            <w:pPr>
-              <w:pStyle w:val="Compact"/>
-              <w:jc w:val="left"/>
-            </w:pPr>
-            <w:r>
-              <w:rPr>
-                <w:rStyle w:val="VerbatimChar"/>
-                <w:sz w:val="17"/>
-              </w:rPr>
-              <w:t xml:space="preserve">q2_release</w:t>
-            </w:r>
-          </w:p>
-        </w:tc>
-        <w:tc>
-          <w:tcPr/>
-          <w:p>
-            <w:pPr>
-              <w:pStyle w:val="Compact"/>
-              <w:jc w:val="left"/>
-            </w:pPr>
-            <w:r>
-              <w:rPr>
-                <w:rStyle w:val="VerbatimChar"/>
-                <w:sz w:val="17"/>
-              </w:rPr>
-              <w:t xml:space="preserve">ENUM(abroad, vietnam, both)</w:t>
-            </w:r>
-          </w:p>
-        </w:tc>
-        <w:tc>
-          <w:tcPr/>
-          <w:p>
-            <w:pPr>
-              <w:pStyle w:val="Compact"/>
-              <w:jc w:val="left"/>
-            </w:pPr>
-            <w:r>
-              <w:rPr>
-                <w:sz w:val="17"/>
-              </w:rPr>
-              <w:t xml:space="preserve">Opt</w:t>
-            </w:r>
-          </w:p>
-        </w:tc>
-        <w:tc>
-          <w:tcPr/>
-          <w:p>
-            <w:pPr>
-              <w:pStyle w:val="Compact"/>
-            </w:pPr>
-          </w:p>
-        </w:tc>
-        <w:tc>
-          <w:tcPr/>
-          <w:p>
-            <w:pPr>
-              <w:pStyle w:val="Compact"/>
-              <w:jc w:val="left"/>
-            </w:pPr>
-            <w:r>
-              <w:rPr>
-                <w:sz w:val="17"/>
-              </w:rPr>
-              <w:t xml:space="preserve">M1 §6 (q2) = M1 §5.1 FR-002</w:t>
-            </w:r>
-          </w:p>
-        </w:tc>
-      </w:tr>
-      <w:tr>
-        <w:tc>
-          <w:tcPr/>
-          <w:p>
-            <w:pPr>
-              <w:pStyle w:val="Compact"/>
-              <w:jc w:val="left"/>
-            </w:pPr>
-            <w:r>
-              <w:rPr>
-                <w:rStyle w:val="VerbatimChar"/>
-                <w:sz w:val="17"/>
-              </w:rPr>
-              <w:t xml:space="preserve">q3_producer</w:t>
-            </w:r>
-          </w:p>
-        </w:tc>
-        <w:tc>
-          <w:tcPr/>
-          <w:p>
-            <w:pPr>
-              <w:pStyle w:val="Compact"/>
-              <w:jc w:val="left"/>
-            </w:pPr>
-            <w:r>
-              <w:rPr>
-                <w:rStyle w:val="VerbatimChar"/>
-                <w:sz w:val="17"/>
-              </w:rPr>
-              <w:t xml:space="preserve">ENUM(foreign, vietnamese, coproduction)</w:t>
-            </w:r>
-          </w:p>
-        </w:tc>
-        <w:tc>
-          <w:tcPr/>
-          <w:p>
-            <w:pPr>
-              <w:pStyle w:val="Compact"/>
-              <w:jc w:val="left"/>
-            </w:pPr>
-            <w:r>
-              <w:rPr>
-                <w:sz w:val="17"/>
-              </w:rPr>
-              <w:t xml:space="preserve">Opt</w:t>
-            </w:r>
-          </w:p>
-        </w:tc>
-        <w:tc>
-          <w:tcPr/>
-          <w:p>
-            <w:pPr>
-              <w:pStyle w:val="Compact"/>
-            </w:pPr>
-          </w:p>
-        </w:tc>
-        <w:tc>
-          <w:tcPr/>
-          <w:p>
-            <w:pPr>
-              <w:pStyle w:val="Compact"/>
-              <w:jc w:val="left"/>
-            </w:pPr>
-            <w:r>
-              <w:rPr>
-                <w:sz w:val="17"/>
-              </w:rPr>
-              <w:t xml:space="preserve">M1 §6 (q3) = M1 §5.1 FR-002</w:t>
-            </w:r>
-          </w:p>
-        </w:tc>
-      </w:tr>
-      <w:tr>
-        <w:tc>
-          <w:tcPr/>
-          <w:p>
-            <w:pPr>
-              <w:pStyle w:val="Compact"/>
-              <w:jc w:val="left"/>
-            </w:pPr>
-            <w:r>
-              <w:rPr>
-                <w:rStyle w:val="VerbatimChar"/>
-                <w:sz w:val="17"/>
-              </w:rPr>
-              <w:t xml:space="preserve">result_segment</w:t>
-            </w:r>
-          </w:p>
-        </w:tc>
-        <w:tc>
-          <w:tcPr/>
-          <w:p>
-            <w:pPr>
-              <w:pStyle w:val="Compact"/>
-              <w:jc w:val="left"/>
-            </w:pPr>
-            <w:r>
-              <w:rPr>
-                <w:rStyle w:val="VerbatimChar"/>
-                <w:sz w:val="17"/>
-              </w:rPr>
-              <w:t xml:space="preserve">ENUM(A, B, C)</w:t>
-            </w:r>
-          </w:p>
-        </w:tc>
-        <w:tc>
-          <w:tcPr/>
-          <w:p>
-            <w:pPr>
-              <w:pStyle w:val="Compact"/>
-              <w:jc w:val="left"/>
-            </w:pPr>
-            <w:r>
-              <w:rPr>
-                <w:sz w:val="17"/>
-              </w:rPr>
-              <w:t xml:space="preserve">not declared</w:t>
-            </w:r>
-          </w:p>
-        </w:tc>
-        <w:tc>
-          <w:tcPr/>
-          <w:p>
-            <w:pPr>
-              <w:pStyle w:val="Compact"/>
-            </w:pPr>
-          </w:p>
-        </w:tc>
-        <w:tc>
-          <w:tcPr/>
-          <w:p>
-            <w:pPr>
-              <w:pStyle w:val="Compact"/>
-              <w:jc w:val="left"/>
-            </w:pPr>
-            <w:r>
-              <w:rPr>
-                <w:sz w:val="17"/>
-              </w:rPr>
-              <w:t xml:space="preserve">M1 §6; type of segment from M1 §5.1 FR-002</w:t>
-            </w:r>
-          </w:p>
-        </w:tc>
-      </w:tr>
-      <w:tr>
-        <w:tc>
-          <w:tcPr/>
-          <w:p>
-            <w:pPr>
-              <w:pStyle w:val="Compact"/>
-              <w:jc w:val="left"/>
-            </w:pPr>
-            <w:r>
-              <w:rPr>
-                <w:rStyle w:val="VerbatimChar"/>
-                <w:sz w:val="17"/>
-              </w:rPr>
-              <w:t xml:space="preserve">version</w:t>
-            </w:r>
-          </w:p>
-        </w:tc>
-        <w:tc>
-          <w:tcPr/>
-          <w:p>
-            <w:pPr>
-              <w:pStyle w:val="Compact"/>
-              <w:jc w:val="left"/>
-            </w:pPr>
-            <w:r>
-              <w:rPr>
-                <w:iCs/>
-                <w:i/>
-                <w:sz w:val="17"/>
-              </w:rPr>
-              <w:t xml:space="preserve">type not declared</w:t>
-            </w:r>
-          </w:p>
-        </w:tc>
-        <w:tc>
-          <w:tcPr/>
-          <w:p>
-            <w:pPr>
-              <w:pStyle w:val="Compact"/>
-              <w:jc w:val="left"/>
-            </w:pPr>
-            <w:r>
-              <w:rPr>
-                <w:sz w:val="17"/>
-              </w:rPr>
-              <w:t xml:space="preserve">not declared</w:t>
-            </w:r>
-          </w:p>
-        </w:tc>
-        <w:tc>
-          <w:tcPr/>
-          <w:p>
-            <w:pPr>
-              <w:pStyle w:val="Compact"/>
-            </w:pPr>
-          </w:p>
-        </w:tc>
-        <w:tc>
-          <w:tcPr/>
-          <w:p>
-            <w:pPr>
-              <w:pStyle w:val="Compact"/>
-              <w:jc w:val="left"/>
-            </w:pPr>
-            <w:r>
-              <w:rPr>
-                <w:sz w:val="17"/>
-              </w:rPr>
-              <w:t xml:space="preserve">M1 §6</w:t>
+              <w:t xml:space="preserve">M1 §6; M1 §6.1</w:t>
             </w:r>
           </w:p>
         </w:tc>
@@ -4395,26 +4407,25 @@
             </w:pPr>
             <w:r>
               <w:rPr>
-                <w:iCs/>
-                <w:i/>
-                <w:sz w:val="17"/>
-              </w:rPr>
-              <w:t xml:space="preserve">type not declared</w:t>
-            </w:r>
-          </w:p>
-        </w:tc>
-        <w:tc>
-          <w:tcPr/>
-          <w:p>
-            <w:pPr>
-              <w:pStyle w:val="Compact"/>
-              <w:jc w:val="left"/>
-            </w:pPr>
-            <w:r>
-              <w:rPr>
-                <w:sz w:val="17"/>
-              </w:rPr>
-              <w:t xml:space="preserve">not declared</w:t>
+                <w:rStyle w:val="VerbatimChar"/>
+                <w:sz w:val="17"/>
+              </w:rPr>
+              <w:t xml:space="preserve">VARCHAR(40)</w:t>
+            </w:r>
+          </w:p>
+        </w:tc>
+        <w:tc>
+          <w:tcPr/>
+          <w:p>
+            <w:pPr>
+              <w:pStyle w:val="Compact"/>
+              <w:jc w:val="left"/>
+            </w:pPr>
+            <w:r>
+              <w:rPr>
+                <w:sz w:val="17"/>
+              </w:rPr>
+              <w:t xml:space="preserve">Req</w:t>
             </w:r>
           </w:p>
         </w:tc>
@@ -4444,7 +4455,7 @@
               <w:rPr>
                 <w:sz w:val="17"/>
               </w:rPr>
-              <w:t xml:space="preserve">M1 §6</w:t>
+              <w:t xml:space="preserve">M1 §6; M1 §6.1</w:t>
             </w:r>
           </w:p>
         </w:tc>
@@ -4475,49 +4486,48 @@
             </w:pPr>
             <w:r>
               <w:rPr>
-                <w:iCs/>
-                <w:i/>
-                <w:sz w:val="17"/>
-              </w:rPr>
-              <w:t xml:space="preserve">type not declared</w:t>
-            </w:r>
-          </w:p>
-        </w:tc>
-        <w:tc>
-          <w:tcPr/>
-          <w:p>
-            <w:pPr>
-              <w:pStyle w:val="Compact"/>
-              <w:jc w:val="left"/>
-            </w:pPr>
-            <w:r>
-              <w:rPr>
-                <w:sz w:val="17"/>
-              </w:rPr>
-              <w:t xml:space="preserve">not declared</w:t>
-            </w:r>
-          </w:p>
-        </w:tc>
-        <w:tc>
-          <w:tcPr/>
-          <w:p>
-            <w:pPr>
-              <w:pStyle w:val="Compact"/>
-            </w:pPr>
-          </w:p>
-        </w:tc>
-        <w:tc>
-          <w:tcPr/>
-          <w:p>
-            <w:pPr>
-              <w:pStyle w:val="Compact"/>
-              <w:jc w:val="left"/>
-            </w:pPr>
-            <w:r>
-              <w:rPr>
-                <w:sz w:val="17"/>
-              </w:rPr>
-              <w:t xml:space="preserve">M1 §6</w:t>
+                <w:rStyle w:val="VerbatimChar"/>
+                <w:sz w:val="17"/>
+              </w:rPr>
+              <w:t xml:space="preserve">TEXT</w:t>
+            </w:r>
+          </w:p>
+        </w:tc>
+        <w:tc>
+          <w:tcPr/>
+          <w:p>
+            <w:pPr>
+              <w:pStyle w:val="Compact"/>
+              <w:jc w:val="left"/>
+            </w:pPr>
+            <w:r>
+              <w:rPr>
+                <w:sz w:val="17"/>
+              </w:rPr>
+              <w:t xml:space="preserve">Req</w:t>
+            </w:r>
+          </w:p>
+        </w:tc>
+        <w:tc>
+          <w:tcPr/>
+          <w:p>
+            <w:pPr>
+              <w:pStyle w:val="Compact"/>
+            </w:pPr>
+          </w:p>
+        </w:tc>
+        <w:tc>
+          <w:tcPr/>
+          <w:p>
+            <w:pPr>
+              <w:pStyle w:val="Compact"/>
+              <w:jc w:val="left"/>
+            </w:pPr>
+            <w:r>
+              <w:rPr>
+                <w:sz w:val="17"/>
+              </w:rPr>
+              <w:t xml:space="preserve">M1 §6; M1 §6.1</w:t>
             </w:r>
           </w:p>
         </w:tc>
@@ -4548,49 +4558,48 @@
             </w:pPr>
             <w:r>
               <w:rPr>
-                <w:iCs/>
-                <w:i/>
-                <w:sz w:val="17"/>
-              </w:rPr>
-              <w:t xml:space="preserve">type not declared</w:t>
-            </w:r>
-          </w:p>
-        </w:tc>
-        <w:tc>
-          <w:tcPr/>
-          <w:p>
-            <w:pPr>
-              <w:pStyle w:val="Compact"/>
-              <w:jc w:val="left"/>
-            </w:pPr>
-            <w:r>
-              <w:rPr>
-                <w:sz w:val="17"/>
-              </w:rPr>
-              <w:t xml:space="preserve">not declared</w:t>
-            </w:r>
-          </w:p>
-        </w:tc>
-        <w:tc>
-          <w:tcPr/>
-          <w:p>
-            <w:pPr>
-              <w:pStyle w:val="Compact"/>
-            </w:pPr>
-          </w:p>
-        </w:tc>
-        <w:tc>
-          <w:tcPr/>
-          <w:p>
-            <w:pPr>
-              <w:pStyle w:val="Compact"/>
-              <w:jc w:val="left"/>
-            </w:pPr>
-            <w:r>
-              <w:rPr>
-                <w:sz w:val="17"/>
-              </w:rPr>
-              <w:t xml:space="preserve">M1 §6</w:t>
+                <w:rStyle w:val="VerbatimChar"/>
+                <w:sz w:val="17"/>
+              </w:rPr>
+              <w:t xml:space="preserve">TEXT</w:t>
+            </w:r>
+          </w:p>
+        </w:tc>
+        <w:tc>
+          <w:tcPr/>
+          <w:p>
+            <w:pPr>
+              <w:pStyle w:val="Compact"/>
+              <w:jc w:val="left"/>
+            </w:pPr>
+            <w:r>
+              <w:rPr>
+                <w:sz w:val="17"/>
+              </w:rPr>
+              <w:t xml:space="preserve">Req</w:t>
+            </w:r>
+          </w:p>
+        </w:tc>
+        <w:tc>
+          <w:tcPr/>
+          <w:p>
+            <w:pPr>
+              <w:pStyle w:val="Compact"/>
+            </w:pPr>
+          </w:p>
+        </w:tc>
+        <w:tc>
+          <w:tcPr/>
+          <w:p>
+            <w:pPr>
+              <w:pStyle w:val="Compact"/>
+              <w:jc w:val="left"/>
+            </w:pPr>
+            <w:r>
+              <w:rPr>
+                <w:sz w:val="17"/>
+              </w:rPr>
+              <w:t xml:space="preserve">M1 §6; M1 §6.1</w:t>
             </w:r>
           </w:p>
         </w:tc>
@@ -4621,49 +4630,48 @@
             </w:pPr>
             <w:r>
               <w:rPr>
-                <w:iCs/>
-                <w:i/>
-                <w:sz w:val="17"/>
-              </w:rPr>
-              <w:t xml:space="preserve">type not declared</w:t>
-            </w:r>
-          </w:p>
-        </w:tc>
-        <w:tc>
-          <w:tcPr/>
-          <w:p>
-            <w:pPr>
-              <w:pStyle w:val="Compact"/>
-              <w:jc w:val="left"/>
-            </w:pPr>
-            <w:r>
-              <w:rPr>
-                <w:sz w:val="17"/>
-              </w:rPr>
-              <w:t xml:space="preserve">not declared</w:t>
-            </w:r>
-          </w:p>
-        </w:tc>
-        <w:tc>
-          <w:tcPr/>
-          <w:p>
-            <w:pPr>
-              <w:pStyle w:val="Compact"/>
-            </w:pPr>
-          </w:p>
-        </w:tc>
-        <w:tc>
-          <w:tcPr/>
-          <w:p>
-            <w:pPr>
-              <w:pStyle w:val="Compact"/>
-              <w:jc w:val="left"/>
-            </w:pPr>
-            <w:r>
-              <w:rPr>
-                <w:sz w:val="17"/>
-              </w:rPr>
-              <w:t xml:space="preserve">M1 §6; M1 §3 US-1 (Needed / Not needed)</w:t>
+                <w:rStyle w:val="VerbatimChar"/>
+                <w:sz w:val="17"/>
+              </w:rPr>
+              <w:t xml:space="preserve">BOOLEAN</w:t>
+            </w:r>
+          </w:p>
+        </w:tc>
+        <w:tc>
+          <w:tcPr/>
+          <w:p>
+            <w:pPr>
+              <w:pStyle w:val="Compact"/>
+              <w:jc w:val="left"/>
+            </w:pPr>
+            <w:r>
+              <w:rPr>
+                <w:sz w:val="17"/>
+              </w:rPr>
+              <w:t xml:space="preserve">Req</w:t>
+            </w:r>
+          </w:p>
+        </w:tc>
+        <w:tc>
+          <w:tcPr/>
+          <w:p>
+            <w:pPr>
+              <w:pStyle w:val="Compact"/>
+            </w:pPr>
+          </w:p>
+        </w:tc>
+        <w:tc>
+          <w:tcPr/>
+          <w:p>
+            <w:pPr>
+              <w:pStyle w:val="Compact"/>
+              <w:jc w:val="left"/>
+            </w:pPr>
+            <w:r>
+              <w:rPr>
+                <w:sz w:val="17"/>
+              </w:rPr>
+              <w:t xml:space="preserve">M1 §6; M1 §3 US-1 (Needed / Not needed); M1 §6.1</w:t>
             </w:r>
           </w:p>
         </w:tc>
@@ -4863,26 +4871,25 @@
             </w:pPr>
             <w:r>
               <w:rPr>
-                <w:iCs/>
-                <w:i/>
-                <w:sz w:val="17"/>
-              </w:rPr>
-              <w:t xml:space="preserve">type not declared</w:t>
-            </w:r>
-          </w:p>
-        </w:tc>
-        <w:tc>
-          <w:tcPr/>
-          <w:p>
-            <w:pPr>
-              <w:pStyle w:val="Compact"/>
-              <w:jc w:val="left"/>
-            </w:pPr>
-            <w:r>
-              <w:rPr>
-                <w:sz w:val="17"/>
-              </w:rPr>
-              <w:t xml:space="preserve">not declared</w:t>
+                <w:rStyle w:val="VerbatimChar"/>
+                <w:sz w:val="17"/>
+              </w:rPr>
+              <w:t xml:space="preserve">UUID</w:t>
+            </w:r>
+          </w:p>
+        </w:tc>
+        <w:tc>
+          <w:tcPr/>
+          <w:p>
+            <w:pPr>
+              <w:pStyle w:val="Compact"/>
+              <w:jc w:val="left"/>
+            </w:pPr>
+            <w:r>
+              <w:rPr>
+                <w:sz w:val="17"/>
+              </w:rPr>
+              <w:t xml:space="preserve">Req</w:t>
             </w:r>
           </w:p>
         </w:tc>
@@ -4912,57 +4919,56 @@
               <w:rPr>
                 <w:sz w:val="17"/>
               </w:rPr>
-              <w:t xml:space="preserve">none — no identifier declared (open question)</w:t>
-            </w:r>
-          </w:p>
-        </w:tc>
-      </w:tr>
-      <w:tr>
-        <w:tc>
-          <w:tcPr/>
-          <w:p>
-            <w:pPr>
-              <w:pStyle w:val="Compact"/>
-              <w:jc w:val="left"/>
-            </w:pPr>
-            <w:r>
-              <w:rPr>
-                <w:rStyle w:val="VerbatimChar"/>
-                <w:sz w:val="17"/>
-              </w:rPr>
-              <w:t xml:space="preserve">session_or_project_id</w:t>
-            </w:r>
-          </w:p>
-        </w:tc>
-        <w:tc>
-          <w:tcPr/>
-          <w:p>
-            <w:pPr>
-              <w:pStyle w:val="Compact"/>
-              <w:jc w:val="left"/>
-            </w:pPr>
-            <w:r>
-              <w:rPr>
-                <w:iCs/>
-                <w:i/>
-                <w:sz w:val="17"/>
-              </w:rPr>
-              <w:t xml:space="preserve">type not declared</w:t>
-            </w:r>
-          </w:p>
-        </w:tc>
-        <w:tc>
-          <w:tcPr/>
-          <w:p>
-            <w:pPr>
-              <w:pStyle w:val="Compact"/>
-              <w:jc w:val="left"/>
-            </w:pPr>
-            <w:r>
-              <w:rPr>
-                <w:sz w:val="17"/>
-              </w:rPr>
-              <w:t xml:space="preserve">not declared</w:t>
+              <w:t xml:space="preserve">M1 §6.1</w:t>
+            </w:r>
+          </w:p>
+        </w:tc>
+      </w:tr>
+      <w:tr>
+        <w:tc>
+          <w:tcPr/>
+          <w:p>
+            <w:pPr>
+              <w:pStyle w:val="Compact"/>
+              <w:jc w:val="left"/>
+            </w:pPr>
+            <w:r>
+              <w:rPr>
+                <w:rStyle w:val="VerbatimChar"/>
+                <w:sz w:val="17"/>
+              </w:rPr>
+              <w:t xml:space="preserve">project_id</w:t>
+            </w:r>
+          </w:p>
+        </w:tc>
+        <w:tc>
+          <w:tcPr/>
+          <w:p>
+            <w:pPr>
+              <w:pStyle w:val="Compact"/>
+              <w:jc w:val="left"/>
+            </w:pPr>
+            <w:r>
+              <w:rPr>
+                <w:rStyle w:val="VerbatimChar"/>
+                <w:sz w:val="17"/>
+              </w:rPr>
+              <w:t xml:space="preserve">UUID</w:t>
+            </w:r>
+          </w:p>
+        </w:tc>
+        <w:tc>
+          <w:tcPr/>
+          <w:p>
+            <w:pPr>
+              <w:pStyle w:val="Compact"/>
+              <w:jc w:val="left"/>
+            </w:pPr>
+            <w:r>
+              <w:rPr>
+                <w:sz w:val="17"/>
+              </w:rPr>
+              <w:t xml:space="preserve">Opt</w:t>
             </w:r>
           </w:p>
         </w:tc>
@@ -5005,7 +5011,79 @@
               <w:rPr>
                 <w:sz w:val="17"/>
               </w:rPr>
-              <w:t xml:space="preserve">M1 §6 (one column for two meanings — see Structural findings)</w:t>
+              <w:t xml:space="preserve">M1 §6 ("belongs to Project (M0) once saved"); M1 §6.1</w:t>
+            </w:r>
+          </w:p>
+        </w:tc>
+      </w:tr>
+      <w:tr>
+        <w:tc>
+          <w:tcPr/>
+          <w:p>
+            <w:pPr>
+              <w:pStyle w:val="Compact"/>
+              <w:jc w:val="left"/>
+            </w:pPr>
+            <w:r>
+              <w:rPr>
+                <w:rStyle w:val="VerbatimChar"/>
+                <w:sz w:val="17"/>
+              </w:rPr>
+              <w:t xml:space="preserve">session_key</w:t>
+            </w:r>
+          </w:p>
+        </w:tc>
+        <w:tc>
+          <w:tcPr/>
+          <w:p>
+            <w:pPr>
+              <w:pStyle w:val="Compact"/>
+              <w:jc w:val="left"/>
+            </w:pPr>
+            <w:r>
+              <w:rPr>
+                <w:rStyle w:val="VerbatimChar"/>
+                <w:sz w:val="17"/>
+              </w:rPr>
+              <w:t xml:space="preserve">VARCHAR(40)</w:t>
+            </w:r>
+          </w:p>
+        </w:tc>
+        <w:tc>
+          <w:tcPr/>
+          <w:p>
+            <w:pPr>
+              <w:pStyle w:val="Compact"/>
+              <w:jc w:val="left"/>
+            </w:pPr>
+            <w:r>
+              <w:rPr>
+                <w:sz w:val="17"/>
+              </w:rPr>
+              <w:t xml:space="preserve">Opt</w:t>
+            </w:r>
+          </w:p>
+        </w:tc>
+        <w:tc>
+          <w:tcPr/>
+          <w:p>
+            <w:pPr>
+              <w:pStyle w:val="Compact"/>
+            </w:pPr>
+          </w:p>
+        </w:tc>
+        <w:tc>
+          <w:tcPr/>
+          <w:p>
+            <w:pPr>
+              <w:pStyle w:val="Compact"/>
+              <w:jc w:val="left"/>
+            </w:pPr>
+            <w:r>
+              <w:rPr>
+                <w:sz w:val="17"/>
+              </w:rPr>
+              <w:t xml:space="preserve">M1 §6 (anonymous session before sign-up); M1 §6.1</w:t>
             </w:r>
           </w:p>
         </w:tc>
@@ -5036,26 +5114,25 @@
             </w:pPr>
             <w:r>
               <w:rPr>
-                <w:iCs/>
-                <w:i/>
-                <w:sz w:val="17"/>
-              </w:rPr>
-              <w:t xml:space="preserve">type not declared</w:t>
-            </w:r>
-          </w:p>
-        </w:tc>
-        <w:tc>
-          <w:tcPr/>
-          <w:p>
-            <w:pPr>
-              <w:pStyle w:val="Compact"/>
-              <w:jc w:val="left"/>
-            </w:pPr>
-            <w:r>
-              <w:rPr>
-                <w:sz w:val="17"/>
-              </w:rPr>
-              <w:t xml:space="preserve">not declared</w:t>
+                <w:rStyle w:val="VerbatimChar"/>
+                <w:sz w:val="17"/>
+              </w:rPr>
+              <w:t xml:space="preserve">UUID</w:t>
+            </w:r>
+          </w:p>
+        </w:tc>
+        <w:tc>
+          <w:tcPr/>
+          <w:p>
+            <w:pPr>
+              <w:pStyle w:val="Compact"/>
+              <w:jc w:val="left"/>
+            </w:pPr>
+            <w:r>
+              <w:rPr>
+                <w:sz w:val="17"/>
+              </w:rPr>
+              <w:t xml:space="preserve">Opt</w:t>
             </w:r>
           </w:p>
         </w:tc>
@@ -5098,7 +5175,7 @@
               <w:rPr>
                 <w:sz w:val="17"/>
               </w:rPr>
-              <w:t xml:space="preserve">M1 §6 ("used by SegmentDecision")</w:t>
+              <w:t xml:space="preserve">M1 §6 ("used by SegmentDecision"); M1 §6.1</w:t>
             </w:r>
           </w:p>
         </w:tc>
@@ -5953,26 +6030,25 @@
             </w:pPr>
             <w:r>
               <w:rPr>
-                <w:iCs/>
-                <w:i/>
-                <w:sz w:val="17"/>
-              </w:rPr>
-              <w:t xml:space="preserve">type not declared</w:t>
-            </w:r>
-          </w:p>
-        </w:tc>
-        <w:tc>
-          <w:tcPr/>
-          <w:p>
-            <w:pPr>
-              <w:pStyle w:val="Compact"/>
-              <w:jc w:val="left"/>
-            </w:pPr>
-            <w:r>
-              <w:rPr>
-                <w:sz w:val="17"/>
-              </w:rPr>
-              <w:t xml:space="preserve">not declared</w:t>
+                <w:rStyle w:val="VerbatimChar"/>
+                <w:sz w:val="17"/>
+              </w:rPr>
+              <w:t xml:space="preserve">UUID</w:t>
+            </w:r>
+          </w:p>
+        </w:tc>
+        <w:tc>
+          <w:tcPr/>
+          <w:p>
+            <w:pPr>
+              <w:pStyle w:val="Compact"/>
+              <w:jc w:val="left"/>
+            </w:pPr>
+            <w:r>
+              <w:rPr>
+                <w:sz w:val="17"/>
+              </w:rPr>
+              <w:t xml:space="preserve">Req</w:t>
             </w:r>
           </w:p>
         </w:tc>
@@ -6015,7 +6091,7 @@
               <w:rPr>
                 <w:sz w:val="17"/>
               </w:rPr>
-              <w:t xml:space="preserve">M0 §6 ("belongs to ProducerOrganisation")</w:t>
+              <w:t xml:space="preserve">M0 §6 ("belongs to ProducerOrganisation"); M0 §6.1</w:t>
             </w:r>
           </w:p>
         </w:tc>
@@ -7106,26 +7182,25 @@
             </w:pPr>
             <w:r>
               <w:rPr>
-                <w:iCs/>
-                <w:i/>
-                <w:sz w:val="17"/>
-              </w:rPr>
-              <w:t xml:space="preserve">type not declared</w:t>
-            </w:r>
-          </w:p>
-        </w:tc>
-        <w:tc>
-          <w:tcPr/>
-          <w:p>
-            <w:pPr>
-              <w:pStyle w:val="Compact"/>
-              <w:jc w:val="left"/>
-            </w:pPr>
-            <w:r>
-              <w:rPr>
-                <w:sz w:val="17"/>
-              </w:rPr>
-              <w:t xml:space="preserve">not declared</w:t>
+                <w:rStyle w:val="VerbatimChar"/>
+                <w:sz w:val="17"/>
+              </w:rPr>
+              <w:t xml:space="preserve">UUID</w:t>
+            </w:r>
+          </w:p>
+        </w:tc>
+        <w:tc>
+          <w:tcPr/>
+          <w:p>
+            <w:pPr>
+              <w:pStyle w:val="Compact"/>
+              <w:jc w:val="left"/>
+            </w:pPr>
+            <w:r>
+              <w:rPr>
+                <w:sz w:val="17"/>
+              </w:rPr>
+              <w:t xml:space="preserve">Opt</w:t>
             </w:r>
           </w:p>
         </w:tc>
@@ -7168,7 +7243,7 @@
               <w:rPr>
                 <w:sz w:val="17"/>
               </w:rPr>
-              <w:t xml:space="preserve">M0 §6 (user_id)</w:t>
+              <w:t xml:space="preserve">M0 §6 (user_id); M0 §6.1</w:t>
             </w:r>
           </w:p>
         </w:tc>
@@ -9954,49 +10029,48 @@
             </w:pPr>
             <w:r>
               <w:rPr>
-                <w:iCs/>
-                <w:i/>
-                <w:sz w:val="17"/>
-              </w:rPr>
-              <w:t xml:space="preserve">type not declared</w:t>
-            </w:r>
-          </w:p>
-        </w:tc>
-        <w:tc>
-          <w:tcPr/>
-          <w:p>
-            <w:pPr>
-              <w:pStyle w:val="Compact"/>
-              <w:jc w:val="left"/>
-            </w:pPr>
-            <w:r>
-              <w:rPr>
-                <w:sz w:val="17"/>
-              </w:rPr>
-              <w:t xml:space="preserve">not declared</w:t>
-            </w:r>
-          </w:p>
-        </w:tc>
-        <w:tc>
-          <w:tcPr/>
-          <w:p>
-            <w:pPr>
-              <w:pStyle w:val="Compact"/>
-            </w:pPr>
-          </w:p>
-        </w:tc>
-        <w:tc>
-          <w:tcPr/>
-          <w:p>
-            <w:pPr>
-              <w:pStyle w:val="Compact"/>
-              <w:jc w:val="left"/>
-            </w:pPr>
-            <w:r>
-              <w:rPr>
-                <w:sz w:val="17"/>
-              </w:rPr>
-              <w:t xml:space="preserve">M2 §6</w:t>
+                <w:rStyle w:val="VerbatimChar"/>
+                <w:sz w:val="17"/>
+              </w:rPr>
+              <w:t xml:space="preserve">TIMESTAMPTZ</w:t>
+            </w:r>
+          </w:p>
+        </w:tc>
+        <w:tc>
+          <w:tcPr/>
+          <w:p>
+            <w:pPr>
+              <w:pStyle w:val="Compact"/>
+              <w:jc w:val="left"/>
+            </w:pPr>
+            <w:r>
+              <w:rPr>
+                <w:sz w:val="17"/>
+              </w:rPr>
+              <w:t xml:space="preserve">Req</w:t>
+            </w:r>
+          </w:p>
+        </w:tc>
+        <w:tc>
+          <w:tcPr/>
+          <w:p>
+            <w:pPr>
+              <w:pStyle w:val="Compact"/>
+            </w:pPr>
+          </w:p>
+        </w:tc>
+        <w:tc>
+          <w:tcPr/>
+          <w:p>
+            <w:pPr>
+              <w:pStyle w:val="Compact"/>
+              <w:jc w:val="left"/>
+            </w:pPr>
+            <w:r>
+              <w:rPr>
+                <w:sz w:val="17"/>
+              </w:rPr>
+              <w:t xml:space="preserve">M2 §6; M2 §6.1</w:t>
             </w:r>
           </w:p>
         </w:tc>
@@ -10027,26 +10101,25 @@
             </w:pPr>
             <w:r>
               <w:rPr>
-                <w:iCs/>
-                <w:i/>
-                <w:sz w:val="17"/>
-              </w:rPr>
-              <w:t xml:space="preserve">type not declared</w:t>
-            </w:r>
-          </w:p>
-        </w:tc>
-        <w:tc>
-          <w:tcPr/>
-          <w:p>
-            <w:pPr>
-              <w:pStyle w:val="Compact"/>
-              <w:jc w:val="left"/>
-            </w:pPr>
-            <w:r>
-              <w:rPr>
-                <w:sz w:val="17"/>
-              </w:rPr>
-              <w:t xml:space="preserve">not declared</w:t>
+                <w:rStyle w:val="VerbatimChar"/>
+                <w:sz w:val="17"/>
+              </w:rPr>
+              <w:t xml:space="preserve">UUID</w:t>
+            </w:r>
+          </w:p>
+        </w:tc>
+        <w:tc>
+          <w:tcPr/>
+          <w:p>
+            <w:pPr>
+              <w:pStyle w:val="Compact"/>
+              <w:jc w:val="left"/>
+            </w:pPr>
+            <w:r>
+              <w:rPr>
+                <w:sz w:val="17"/>
+              </w:rPr>
+              <w:t xml:space="preserve">Req</w:t>
             </w:r>
           </w:p>
         </w:tc>
@@ -10089,7 +10162,7 @@
               <w:rPr>
                 <w:sz w:val="17"/>
               </w:rPr>
-              <w:t xml:space="preserve">M2 §6</w:t>
+              <w:t xml:space="preserve">M2 §6; M2 §6.1</w:t>
             </w:r>
           </w:p>
         </w:tc>
@@ -10368,26 +10441,25 @@
             </w:pPr>
             <w:r>
               <w:rPr>
-                <w:iCs/>
-                <w:i/>
-                <w:sz w:val="17"/>
-              </w:rPr>
-              <w:t xml:space="preserve">type not declared</w:t>
-            </w:r>
-          </w:p>
-        </w:tc>
-        <w:tc>
-          <w:tcPr/>
-          <w:p>
-            <w:pPr>
-              <w:pStyle w:val="Compact"/>
-              <w:jc w:val="left"/>
-            </w:pPr>
-            <w:r>
-              <w:rPr>
-                <w:sz w:val="17"/>
-              </w:rPr>
-              <w:t xml:space="preserve">not declared</w:t>
+                <w:rStyle w:val="VerbatimChar"/>
+                <w:sz w:val="17"/>
+              </w:rPr>
+              <w:t xml:space="preserve">UUID</w:t>
+            </w:r>
+          </w:p>
+        </w:tc>
+        <w:tc>
+          <w:tcPr/>
+          <w:p>
+            <w:pPr>
+              <w:pStyle w:val="Compact"/>
+              <w:jc w:val="left"/>
+            </w:pPr>
+            <w:r>
+              <w:rPr>
+                <w:sz w:val="17"/>
+              </w:rPr>
+              <w:t xml:space="preserve">Opt</w:t>
             </w:r>
           </w:p>
         </w:tc>
@@ -10430,7 +10502,7 @@
               <w:rPr>
                 <w:sz w:val="17"/>
               </w:rPr>
-              <w:t xml:space="preserve">M2 §6 ("may belong to a Project")</w:t>
+              <w:t xml:space="preserve">M2 §6 ("may belong to a Project"); M2 §6.1</w:t>
             </w:r>
           </w:p>
         </w:tc>
@@ -10913,49 +10985,48 @@
             </w:pPr>
             <w:r>
               <w:rPr>
-                <w:iCs/>
-                <w:i/>
-                <w:sz w:val="17"/>
-              </w:rPr>
-              <w:t xml:space="preserve">type not declared</w:t>
-            </w:r>
-          </w:p>
-        </w:tc>
-        <w:tc>
-          <w:tcPr/>
-          <w:p>
-            <w:pPr>
-              <w:pStyle w:val="Compact"/>
-              <w:jc w:val="left"/>
-            </w:pPr>
-            <w:r>
-              <w:rPr>
-                <w:sz w:val="17"/>
-              </w:rPr>
-              <w:t xml:space="preserve">not declared</w:t>
-            </w:r>
-          </w:p>
-        </w:tc>
-        <w:tc>
-          <w:tcPr/>
-          <w:p>
-            <w:pPr>
-              <w:pStyle w:val="Compact"/>
-            </w:pPr>
-          </w:p>
-        </w:tc>
-        <w:tc>
-          <w:tcPr/>
-          <w:p>
-            <w:pPr>
-              <w:pStyle w:val="Compact"/>
-              <w:jc w:val="left"/>
-            </w:pPr>
-            <w:r>
-              <w:rPr>
-                <w:sz w:val="17"/>
-              </w:rPr>
-              <w:t xml:space="preserve">M2 §6</w:t>
+                <w:rStyle w:val="VerbatimChar"/>
+                <w:sz w:val="17"/>
+              </w:rPr>
+              <w:t xml:space="preserve">TIMESTAMPTZ</w:t>
+            </w:r>
+          </w:p>
+        </w:tc>
+        <w:tc>
+          <w:tcPr/>
+          <w:p>
+            <w:pPr>
+              <w:pStyle w:val="Compact"/>
+              <w:jc w:val="left"/>
+            </w:pPr>
+            <w:r>
+              <w:rPr>
+                <w:sz w:val="17"/>
+              </w:rPr>
+              <w:t xml:space="preserve">Req</w:t>
+            </w:r>
+          </w:p>
+        </w:tc>
+        <w:tc>
+          <w:tcPr/>
+          <w:p>
+            <w:pPr>
+              <w:pStyle w:val="Compact"/>
+            </w:pPr>
+          </w:p>
+        </w:tc>
+        <w:tc>
+          <w:tcPr/>
+          <w:p>
+            <w:pPr>
+              <w:pStyle w:val="Compact"/>
+              <w:jc w:val="left"/>
+            </w:pPr>
+            <w:r>
+              <w:rPr>
+                <w:sz w:val="17"/>
+              </w:rPr>
+              <w:t xml:space="preserve">M2 §6; M2 §6.1</w:t>
             </w:r>
           </w:p>
         </w:tc>
@@ -11339,26 +11410,25 @@
             </w:pPr>
             <w:r>
               <w:rPr>
-                <w:iCs/>
-                <w:i/>
-                <w:sz w:val="17"/>
-              </w:rPr>
-              <w:t xml:space="preserve">type not declared</w:t>
-            </w:r>
-          </w:p>
-        </w:tc>
-        <w:tc>
-          <w:tcPr/>
-          <w:p>
-            <w:pPr>
-              <w:pStyle w:val="Compact"/>
-              <w:jc w:val="left"/>
-            </w:pPr>
-            <w:r>
-              <w:rPr>
-                <w:sz w:val="17"/>
-              </w:rPr>
-              <w:t xml:space="preserve">not declared</w:t>
+                <w:rStyle w:val="VerbatimChar"/>
+                <w:sz w:val="17"/>
+              </w:rPr>
+              <w:t xml:space="preserve">INTEGER</w:t>
+            </w:r>
+          </w:p>
+        </w:tc>
+        <w:tc>
+          <w:tcPr/>
+          <w:p>
+            <w:pPr>
+              <w:pStyle w:val="Compact"/>
+              <w:jc w:val="left"/>
+            </w:pPr>
+            <w:r>
+              <w:rPr>
+                <w:sz w:val="17"/>
+              </w:rPr>
+              <w:t xml:space="preserve">Req</w:t>
             </w:r>
           </w:p>
         </w:tc>
@@ -11388,7 +11458,7 @@
               <w:rPr>
                 <w:sz w:val="17"/>
               </w:rPr>
-              <w:t xml:space="preserve">M2 §6</w:t>
+              <w:t xml:space="preserve">M2 §6; M2 §6.1</w:t>
             </w:r>
           </w:p>
         </w:tc>
@@ -11419,49 +11489,48 @@
             </w:pPr>
             <w:r>
               <w:rPr>
-                <w:iCs/>
-                <w:i/>
-                <w:sz w:val="17"/>
-              </w:rPr>
-              <w:t xml:space="preserve">type not declared</w:t>
-            </w:r>
-          </w:p>
-        </w:tc>
-        <w:tc>
-          <w:tcPr/>
-          <w:p>
-            <w:pPr>
-              <w:pStyle w:val="Compact"/>
-              <w:jc w:val="left"/>
-            </w:pPr>
-            <w:r>
-              <w:rPr>
-                <w:sz w:val="17"/>
-              </w:rPr>
-              <w:t xml:space="preserve">not declared</w:t>
-            </w:r>
-          </w:p>
-        </w:tc>
-        <w:tc>
-          <w:tcPr/>
-          <w:p>
-            <w:pPr>
-              <w:pStyle w:val="Compact"/>
-            </w:pPr>
-          </w:p>
-        </w:tc>
-        <w:tc>
-          <w:tcPr/>
-          <w:p>
-            <w:pPr>
-              <w:pStyle w:val="Compact"/>
-              <w:jc w:val="left"/>
-            </w:pPr>
-            <w:r>
-              <w:rPr>
-                <w:sz w:val="17"/>
-              </w:rPr>
-              <w:t xml:space="preserve">M2 §6</w:t>
+                <w:rStyle w:val="VerbatimChar"/>
+                <w:sz w:val="17"/>
+              </w:rPr>
+              <w:t xml:space="preserve">INTEGER</w:t>
+            </w:r>
+          </w:p>
+        </w:tc>
+        <w:tc>
+          <w:tcPr/>
+          <w:p>
+            <w:pPr>
+              <w:pStyle w:val="Compact"/>
+              <w:jc w:val="left"/>
+            </w:pPr>
+            <w:r>
+              <w:rPr>
+                <w:sz w:val="17"/>
+              </w:rPr>
+              <w:t xml:space="preserve">Req</w:t>
+            </w:r>
+          </w:p>
+        </w:tc>
+        <w:tc>
+          <w:tcPr/>
+          <w:p>
+            <w:pPr>
+              <w:pStyle w:val="Compact"/>
+            </w:pPr>
+          </w:p>
+        </w:tc>
+        <w:tc>
+          <w:tcPr/>
+          <w:p>
+            <w:pPr>
+              <w:pStyle w:val="Compact"/>
+              <w:jc w:val="left"/>
+            </w:pPr>
+            <w:r>
+              <w:rPr>
+                <w:sz w:val="17"/>
+              </w:rPr>
+              <w:t xml:space="preserve">M2 §6; M2 §6.1</w:t>
             </w:r>
           </w:p>
         </w:tc>
@@ -11877,11 +11946,181 @@
             </w:pPr>
             <w:r>
               <w:rPr>
-                <w:iCs/>
-                <w:i/>
-                <w:sz w:val="17"/>
-              </w:rPr>
-              <w:t xml:space="preserve">type not declared</w:t>
+                <w:rStyle w:val="VerbatimChar"/>
+                <w:sz w:val="17"/>
+              </w:rPr>
+              <w:t xml:space="preserve">UUID</w:t>
+            </w:r>
+          </w:p>
+        </w:tc>
+        <w:tc>
+          <w:tcPr/>
+          <w:p>
+            <w:pPr>
+              <w:pStyle w:val="Compact"/>
+              <w:jc w:val="left"/>
+            </w:pPr>
+            <w:r>
+              <w:rPr>
+                <w:sz w:val="17"/>
+              </w:rPr>
+              <w:t xml:space="preserve">Req</w:t>
+            </w:r>
+          </w:p>
+        </w:tc>
+        <w:tc>
+          <w:tcPr/>
+          <w:p>
+            <w:pPr>
+              <w:pStyle w:val="Compact"/>
+              <w:jc w:val="left"/>
+            </w:pPr>
+            <w:r>
+              <w:rPr>
+                <w:sz w:val="17"/>
+              </w:rPr>
+              <w:t xml:space="preserve">PK</w:t>
+            </w:r>
+          </w:p>
+        </w:tc>
+        <w:tc>
+          <w:tcPr/>
+          <w:p>
+            <w:pPr>
+              <w:pStyle w:val="Compact"/>
+              <w:jc w:val="left"/>
+            </w:pPr>
+            <w:r>
+              <w:rPr>
+                <w:sz w:val="17"/>
+              </w:rPr>
+              <w:t xml:space="preserve">M2 §6; M2 §6.1</w:t>
+            </w:r>
+          </w:p>
+        </w:tc>
+      </w:tr>
+      <w:tr>
+        <w:tc>
+          <w:tcPr/>
+          <w:p>
+            <w:pPr>
+              <w:pStyle w:val="Compact"/>
+              <w:jc w:val="left"/>
+            </w:pPr>
+            <w:r>
+              <w:rPr>
+                <w:rStyle w:val="VerbatimChar"/>
+                <w:sz w:val="17"/>
+              </w:rPr>
+              <w:t xml:space="preserve">project_id</w:t>
+            </w:r>
+          </w:p>
+        </w:tc>
+        <w:tc>
+          <w:tcPr/>
+          <w:p>
+            <w:pPr>
+              <w:pStyle w:val="Compact"/>
+              <w:jc w:val="left"/>
+            </w:pPr>
+            <w:r>
+              <w:rPr>
+                <w:rStyle w:val="VerbatimChar"/>
+                <w:sz w:val="17"/>
+              </w:rPr>
+              <w:t xml:space="preserve">UUID</w:t>
+            </w:r>
+          </w:p>
+        </w:tc>
+        <w:tc>
+          <w:tcPr/>
+          <w:p>
+            <w:pPr>
+              <w:pStyle w:val="Compact"/>
+              <w:jc w:val="left"/>
+            </w:pPr>
+            <w:r>
+              <w:rPr>
+                <w:sz w:val="17"/>
+              </w:rPr>
+              <w:t xml:space="preserve">Req</w:t>
+            </w:r>
+          </w:p>
+        </w:tc>
+        <w:tc>
+          <w:tcPr/>
+          <w:p>
+            <w:pPr>
+              <w:pStyle w:val="Compact"/>
+              <w:jc w:val="left"/>
+            </w:pPr>
+            <w:r>
+              <w:rPr>
+                <w:sz w:val="17"/>
+              </w:rPr>
+              <w:t xml:space="preserve">FK →</w:t>
+            </w:r>
+            <w:r>
+              <w:rPr>
+                <w:sz w:val="17"/>
+              </w:rPr>
+              <w:t xml:space="preserve"> </w:t>
+            </w:r>
+            <w:r>
+              <w:rPr>
+                <w:rStyle w:val="VerbatimChar"/>
+                <w:sz w:val="17"/>
+              </w:rPr>
+              <w:t xml:space="preserve">PROJECT</w:t>
+            </w:r>
+          </w:p>
+        </w:tc>
+        <w:tc>
+          <w:tcPr/>
+          <w:p>
+            <w:pPr>
+              <w:pStyle w:val="Compact"/>
+              <w:jc w:val="left"/>
+            </w:pPr>
+            <w:r>
+              <w:rPr>
+                <w:sz w:val="17"/>
+              </w:rPr>
+              <w:t xml:space="preserve">M2 §6; M2 §6.1</w:t>
+            </w:r>
+          </w:p>
+        </w:tc>
+      </w:tr>
+      <w:tr>
+        <w:tc>
+          <w:tcPr/>
+          <w:p>
+            <w:pPr>
+              <w:pStyle w:val="Compact"/>
+              <w:jc w:val="left"/>
+            </w:pPr>
+            <w:r>
+              <w:rPr>
+                <w:rStyle w:val="VerbatimChar"/>
+                <w:sz w:val="17"/>
+              </w:rPr>
+              <w:t xml:space="preserve">rule_version</w:t>
+            </w:r>
+          </w:p>
+        </w:tc>
+        <w:tc>
+          <w:tcPr/>
+          <w:p>
+            <w:pPr>
+              <w:pStyle w:val="Compact"/>
+              <w:jc w:val="left"/>
+            </w:pPr>
+            <w:r>
+              <w:rPr>
+                <w:rStyle w:val="VerbatimChar"/>
+                <w:sz w:val="17"/>
+              </w:rPr>
+              <w:t xml:space="preserve">VARCHAR(20)</w:t>
             </w:r>
           </w:p>
         </w:tc>
@@ -11911,86 +12150,6 @@
               <w:rPr>
                 <w:sz w:val="17"/>
               </w:rPr>
-              <w:t xml:space="preserve">PK</w:t>
-            </w:r>
-          </w:p>
-        </w:tc>
-        <w:tc>
-          <w:tcPr/>
-          <w:p>
-            <w:pPr>
-              <w:pStyle w:val="Compact"/>
-              <w:jc w:val="left"/>
-            </w:pPr>
-            <w:r>
-              <w:rPr>
-                <w:sz w:val="17"/>
-              </w:rPr>
-              <w:t xml:space="preserve">M2 §6</w:t>
-            </w:r>
-          </w:p>
-        </w:tc>
-      </w:tr>
-      <w:tr>
-        <w:tc>
-          <w:tcPr/>
-          <w:p>
-            <w:pPr>
-              <w:pStyle w:val="Compact"/>
-              <w:jc w:val="left"/>
-            </w:pPr>
-            <w:r>
-              <w:rPr>
-                <w:rStyle w:val="VerbatimChar"/>
-                <w:sz w:val="17"/>
-              </w:rPr>
-              <w:t xml:space="preserve">project_id</w:t>
-            </w:r>
-          </w:p>
-        </w:tc>
-        <w:tc>
-          <w:tcPr/>
-          <w:p>
-            <w:pPr>
-              <w:pStyle w:val="Compact"/>
-              <w:jc w:val="left"/>
-            </w:pPr>
-            <w:r>
-              <w:rPr>
-                <w:iCs/>
-                <w:i/>
-                <w:sz w:val="17"/>
-              </w:rPr>
-              <w:t xml:space="preserve">type not declared</w:t>
-            </w:r>
-          </w:p>
-        </w:tc>
-        <w:tc>
-          <w:tcPr/>
-          <w:p>
-            <w:pPr>
-              <w:pStyle w:val="Compact"/>
-              <w:jc w:val="left"/>
-            </w:pPr>
-            <w:r>
-              <w:rPr>
-                <w:sz w:val="17"/>
-              </w:rPr>
-              <w:t xml:space="preserve">not declared</w:t>
-            </w:r>
-          </w:p>
-        </w:tc>
-        <w:tc>
-          <w:tcPr/>
-          <w:p>
-            <w:pPr>
-              <w:pStyle w:val="Compact"/>
-              <w:jc w:val="left"/>
-            </w:pPr>
-            <w:r>
-              <w:rPr>
-                <w:sz w:val="17"/>
-              </w:rPr>
               <w:t xml:space="preserve">FK →</w:t>
             </w:r>
             <w:r>
@@ -12004,98 +12163,6 @@
                 <w:rStyle w:val="VerbatimChar"/>
                 <w:sz w:val="17"/>
               </w:rPr>
-              <w:t xml:space="preserve">PROJECT</w:t>
-            </w:r>
-          </w:p>
-        </w:tc>
-        <w:tc>
-          <w:tcPr/>
-          <w:p>
-            <w:pPr>
-              <w:pStyle w:val="Compact"/>
-              <w:jc w:val="left"/>
-            </w:pPr>
-            <w:r>
-              <w:rPr>
-                <w:sz w:val="17"/>
-              </w:rPr>
-              <w:t xml:space="preserve">M2 §6</w:t>
-            </w:r>
-          </w:p>
-        </w:tc>
-      </w:tr>
-      <w:tr>
-        <w:tc>
-          <w:tcPr/>
-          <w:p>
-            <w:pPr>
-              <w:pStyle w:val="Compact"/>
-              <w:jc w:val="left"/>
-            </w:pPr>
-            <w:r>
-              <w:rPr>
-                <w:rStyle w:val="VerbatimChar"/>
-                <w:sz w:val="17"/>
-              </w:rPr>
-              <w:t xml:space="preserve">rule_version</w:t>
-            </w:r>
-          </w:p>
-        </w:tc>
-        <w:tc>
-          <w:tcPr/>
-          <w:p>
-            <w:pPr>
-              <w:pStyle w:val="Compact"/>
-              <w:jc w:val="left"/>
-            </w:pPr>
-            <w:r>
-              <w:rPr>
-                <w:rStyle w:val="VerbatimChar"/>
-                <w:sz w:val="17"/>
-              </w:rPr>
-              <w:t xml:space="preserve">VARCHAR(20)</w:t>
-            </w:r>
-          </w:p>
-        </w:tc>
-        <w:tc>
-          <w:tcPr/>
-          <w:p>
-            <w:pPr>
-              <w:pStyle w:val="Compact"/>
-              <w:jc w:val="left"/>
-            </w:pPr>
-            <w:r>
-              <w:rPr>
-                <w:sz w:val="17"/>
-              </w:rPr>
-              <w:t xml:space="preserve">not declared</w:t>
-            </w:r>
-          </w:p>
-        </w:tc>
-        <w:tc>
-          <w:tcPr/>
-          <w:p>
-            <w:pPr>
-              <w:pStyle w:val="Compact"/>
-              <w:jc w:val="left"/>
-            </w:pPr>
-            <w:r>
-              <w:rPr>
-                <w:sz w:val="17"/>
-              </w:rPr>
-              <w:t xml:space="preserve">FK →</w:t>
-            </w:r>
-            <w:r>
-              <w:rPr>
-                <w:sz w:val="17"/>
-              </w:rPr>
-              <w:t xml:space="preserve"> </w:t>
-            </w:r>
-            <w:r>
-              <w:rPr>
-                <w:rStyle w:val="VerbatimChar"/>
-                <w:sz w:val="17"/>
-              </w:rPr>
               <w:t xml:space="preserve">RULE_SET_VERSION</w:t>
             </w:r>
           </w:p>
@@ -12142,49 +12209,48 @@
             </w:pPr>
             <w:r>
               <w:rPr>
-                <w:iCs/>
-                <w:i/>
-                <w:sz w:val="17"/>
-              </w:rPr>
-              <w:t xml:space="preserve">type not declared</w:t>
-            </w:r>
-          </w:p>
-        </w:tc>
-        <w:tc>
-          <w:tcPr/>
-          <w:p>
-            <w:pPr>
-              <w:pStyle w:val="Compact"/>
-              <w:jc w:val="left"/>
-            </w:pPr>
-            <w:r>
-              <w:rPr>
-                <w:sz w:val="17"/>
-              </w:rPr>
-              <w:t xml:space="preserve">not declared</w:t>
-            </w:r>
-          </w:p>
-        </w:tc>
-        <w:tc>
-          <w:tcPr/>
-          <w:p>
-            <w:pPr>
-              <w:pStyle w:val="Compact"/>
-            </w:pPr>
-          </w:p>
-        </w:tc>
-        <w:tc>
-          <w:tcPr/>
-          <w:p>
-            <w:pPr>
-              <w:pStyle w:val="Compact"/>
-              <w:jc w:val="left"/>
-            </w:pPr>
-            <w:r>
-              <w:rPr>
-                <w:sz w:val="17"/>
-              </w:rPr>
-              <w:t xml:space="preserve">M2 §6</w:t>
+                <w:rStyle w:val="VerbatimChar"/>
+                <w:sz w:val="17"/>
+              </w:rPr>
+              <w:t xml:space="preserve">TIMESTAMPTZ</w:t>
+            </w:r>
+          </w:p>
+        </w:tc>
+        <w:tc>
+          <w:tcPr/>
+          <w:p>
+            <w:pPr>
+              <w:pStyle w:val="Compact"/>
+              <w:jc w:val="left"/>
+            </w:pPr>
+            <w:r>
+              <w:rPr>
+                <w:sz w:val="17"/>
+              </w:rPr>
+              <w:t xml:space="preserve">Req</w:t>
+            </w:r>
+          </w:p>
+        </w:tc>
+        <w:tc>
+          <w:tcPr/>
+          <w:p>
+            <w:pPr>
+              <w:pStyle w:val="Compact"/>
+            </w:pPr>
+          </w:p>
+        </w:tc>
+        <w:tc>
+          <w:tcPr/>
+          <w:p>
+            <w:pPr>
+              <w:pStyle w:val="Compact"/>
+              <w:jc w:val="left"/>
+            </w:pPr>
+            <w:r>
+              <w:rPr>
+                <w:sz w:val="17"/>
+              </w:rPr>
+              <w:t xml:space="preserve">M2 §6; M2 §6.1</w:t>
             </w:r>
           </w:p>
         </w:tc>
@@ -12463,26 +12529,25 @@
             </w:pPr>
             <w:r>
               <w:rPr>
-                <w:iCs/>
-                <w:i/>
-                <w:sz w:val="17"/>
-              </w:rPr>
-              <w:t xml:space="preserve">type not declared</w:t>
-            </w:r>
-          </w:p>
-        </w:tc>
-        <w:tc>
-          <w:tcPr/>
-          <w:p>
-            <w:pPr>
-              <w:pStyle w:val="Compact"/>
-              <w:jc w:val="left"/>
-            </w:pPr>
-            <w:r>
-              <w:rPr>
-                <w:sz w:val="17"/>
-              </w:rPr>
-              <w:t xml:space="preserve">not declared</w:t>
+                <w:rStyle w:val="VerbatimChar"/>
+                <w:sz w:val="17"/>
+              </w:rPr>
+              <w:t xml:space="preserve">UUID</w:t>
+            </w:r>
+          </w:p>
+        </w:tc>
+        <w:tc>
+          <w:tcPr/>
+          <w:p>
+            <w:pPr>
+              <w:pStyle w:val="Compact"/>
+              <w:jc w:val="left"/>
+            </w:pPr>
+            <w:r>
+              <w:rPr>
+                <w:sz w:val="17"/>
+              </w:rPr>
+              <w:t xml:space="preserve">Req</w:t>
             </w:r>
           </w:p>
         </w:tc>
@@ -12525,7 +12590,7 @@
               <w:rPr>
                 <w:sz w:val="17"/>
               </w:rPr>
-              <w:t xml:space="preserve">M2 §6 ("belongs to ComplianceRun")</w:t>
+              <w:t xml:space="preserve">M2 §6 ("belongs to ComplianceRun"); M2 §6.1</w:t>
             </w:r>
           </w:p>
         </w:tc>
@@ -14422,6 +14487,78 @@
                 <w:rStyle w:val="VerbatimChar"/>
                 <w:sz w:val="17"/>
               </w:rPr>
+              <w:t xml:space="preserve">availability</w:t>
+            </w:r>
+          </w:p>
+        </w:tc>
+        <w:tc>
+          <w:tcPr/>
+          <w:p>
+            <w:pPr>
+              <w:pStyle w:val="Compact"/>
+              <w:jc w:val="left"/>
+            </w:pPr>
+            <w:r>
+              <w:rPr>
+                <w:rStyle w:val="VerbatimChar"/>
+                <w:sz w:val="17"/>
+              </w:rPr>
+              <w:t xml:space="preserve">ENUM(open, survey_in_progress, paused)</w:t>
+            </w:r>
+          </w:p>
+        </w:tc>
+        <w:tc>
+          <w:tcPr/>
+          <w:p>
+            <w:pPr>
+              <w:pStyle w:val="Compact"/>
+              <w:jc w:val="left"/>
+            </w:pPr>
+            <w:r>
+              <w:rPr>
+                <w:sz w:val="17"/>
+              </w:rPr>
+              <w:t xml:space="preserve">Req</w:t>
+            </w:r>
+          </w:p>
+        </w:tc>
+        <w:tc>
+          <w:tcPr/>
+          <w:p>
+            <w:pPr>
+              <w:pStyle w:val="Compact"/>
+            </w:pPr>
+          </w:p>
+        </w:tc>
+        <w:tc>
+          <w:tcPr/>
+          <w:p>
+            <w:pPr>
+              <w:pStyle w:val="Compact"/>
+              <w:jc w:val="left"/>
+            </w:pPr>
+            <w:r>
+              <w:rPr>
+                <w:sz w:val="17"/>
+              </w:rPr>
+              <w:t xml:space="preserve">M3 §5.1 FR-002; M3 §5.2 BR-010</w:t>
+            </w:r>
+          </w:p>
+        </w:tc>
+      </w:tr>
+      <w:tr>
+        <w:tc>
+          <w:tcPr/>
+          <w:p>
+            <w:pPr>
+              <w:pStyle w:val="Compact"/>
+              <w:jc w:val="left"/>
+            </w:pPr>
+            <w:r>
+              <w:rPr>
+                <w:rStyle w:val="VerbatimChar"/>
+                <w:sz w:val="17"/>
+              </w:rPr>
               <w:t xml:space="preserve">intake_status</w:t>
             </w:r>
           </w:p>
@@ -14899,26 +15036,25 @@
             </w:pPr>
             <w:r>
               <w:rPr>
-                <w:iCs/>
-                <w:i/>
-                <w:sz w:val="17"/>
-              </w:rPr>
-              <w:t xml:space="preserve">type not declared</w:t>
-            </w:r>
-          </w:p>
-        </w:tc>
-        <w:tc>
-          <w:tcPr/>
-          <w:p>
-            <w:pPr>
-              <w:pStyle w:val="Compact"/>
-              <w:jc w:val="left"/>
-            </w:pPr>
-            <w:r>
-              <w:rPr>
-                <w:sz w:val="17"/>
-              </w:rPr>
-              <w:t xml:space="preserve">not declared</w:t>
+                <w:rStyle w:val="VerbatimChar"/>
+                <w:sz w:val="17"/>
+              </w:rPr>
+              <w:t xml:space="preserve">UUID</w:t>
+            </w:r>
+          </w:p>
+        </w:tc>
+        <w:tc>
+          <w:tcPr/>
+          <w:p>
+            <w:pPr>
+              <w:pStyle w:val="Compact"/>
+              <w:jc w:val="left"/>
+            </w:pPr>
+            <w:r>
+              <w:rPr>
+                <w:sz w:val="17"/>
+              </w:rPr>
+              <w:t xml:space="preserve">Req</w:t>
             </w:r>
           </w:p>
         </w:tc>
@@ -14961,7 +15097,7 @@
               <w:rPr>
                 <w:sz w:val="17"/>
               </w:rPr>
-              <w:t xml:space="preserve">M3 §6 ("belongs to Location")</w:t>
+              <w:t xml:space="preserve">M3 §6 ("belongs to Location"); M3 §6.1</w:t>
             </w:r>
           </w:p>
         </w:tc>
@@ -16241,11 +16377,168 @@
             </w:pPr>
             <w:r>
               <w:rPr>
-                <w:iCs/>
-                <w:i/>
-                <w:sz w:val="17"/>
-              </w:rPr>
-              <w:t xml:space="preserve">type not declared</w:t>
+                <w:rStyle w:val="VerbatimChar"/>
+                <w:sz w:val="17"/>
+              </w:rPr>
+              <w:t xml:space="preserve">VARCHAR(80)</w:t>
+            </w:r>
+          </w:p>
+        </w:tc>
+        <w:tc>
+          <w:tcPr/>
+          <w:p>
+            <w:pPr>
+              <w:pStyle w:val="Compact"/>
+              <w:jc w:val="left"/>
+            </w:pPr>
+            <w:r>
+              <w:rPr>
+                <w:sz w:val="17"/>
+              </w:rPr>
+              <w:t xml:space="preserve">Req</w:t>
+            </w:r>
+          </w:p>
+        </w:tc>
+        <w:tc>
+          <w:tcPr/>
+          <w:p>
+            <w:pPr>
+              <w:pStyle w:val="Compact"/>
+              <w:jc w:val="left"/>
+            </w:pPr>
+            <w:r>
+              <w:rPr>
+                <w:sz w:val="17"/>
+              </w:rPr>
+              <w:t xml:space="preserve">UK</w:t>
+            </w:r>
+          </w:p>
+        </w:tc>
+        <w:tc>
+          <w:tcPr/>
+          <w:p>
+            <w:pPr>
+              <w:pStyle w:val="Compact"/>
+              <w:jc w:val="left"/>
+            </w:pPr>
+            <w:r>
+              <w:rPr>
+                <w:sz w:val="17"/>
+              </w:rPr>
+              <w:t xml:space="preserve">M3 §6; M3 §6.1</w:t>
+            </w:r>
+          </w:p>
+        </w:tc>
+      </w:tr>
+      <w:tr>
+        <w:tc>
+          <w:tcPr/>
+          <w:p>
+            <w:pPr>
+              <w:pStyle w:val="Compact"/>
+              <w:jc w:val="left"/>
+            </w:pPr>
+            <w:r>
+              <w:rPr>
+                <w:rStyle w:val="VerbatimChar"/>
+                <w:sz w:val="17"/>
+              </w:rPr>
+              <w:t xml:space="preserve">slug</w:t>
+            </w:r>
+          </w:p>
+        </w:tc>
+        <w:tc>
+          <w:tcPr/>
+          <w:p>
+            <w:pPr>
+              <w:pStyle w:val="Compact"/>
+              <w:jc w:val="left"/>
+            </w:pPr>
+            <w:r>
+              <w:rPr>
+                <w:rStyle w:val="VerbatimChar"/>
+                <w:sz w:val="17"/>
+              </w:rPr>
+              <w:t xml:space="preserve">VARCHAR(80)</w:t>
+            </w:r>
+          </w:p>
+        </w:tc>
+        <w:tc>
+          <w:tcPr/>
+          <w:p>
+            <w:pPr>
+              <w:pStyle w:val="Compact"/>
+              <w:jc w:val="left"/>
+            </w:pPr>
+            <w:r>
+              <w:rPr>
+                <w:sz w:val="17"/>
+              </w:rPr>
+              <w:t xml:space="preserve">Req</w:t>
+            </w:r>
+          </w:p>
+        </w:tc>
+        <w:tc>
+          <w:tcPr/>
+          <w:p>
+            <w:pPr>
+              <w:pStyle w:val="Compact"/>
+              <w:jc w:val="left"/>
+            </w:pPr>
+            <w:r>
+              <w:rPr>
+                <w:sz w:val="17"/>
+              </w:rPr>
+              <w:t xml:space="preserve">UK</w:t>
+            </w:r>
+          </w:p>
+        </w:tc>
+        <w:tc>
+          <w:tcPr/>
+          <w:p>
+            <w:pPr>
+              <w:pStyle w:val="Compact"/>
+              <w:jc w:val="left"/>
+            </w:pPr>
+            <w:r>
+              <w:rPr>
+                <w:sz w:val="17"/>
+              </w:rPr>
+              <w:t xml:space="preserve">M3 §5.1 FR-020 (province_slug)</w:t>
+            </w:r>
+          </w:p>
+        </w:tc>
+      </w:tr>
+      <w:tr>
+        <w:tc>
+          <w:tcPr/>
+          <w:p>
+            <w:pPr>
+              <w:pStyle w:val="Compact"/>
+              <w:jc w:val="left"/>
+            </w:pPr>
+            <w:r>
+              <w:rPr>
+                <w:rStyle w:val="VerbatimChar"/>
+                <w:sz w:val="17"/>
+              </w:rPr>
+              <w:t xml:space="preserve">region</w:t>
+            </w:r>
+          </w:p>
+        </w:tc>
+        <w:tc>
+          <w:tcPr/>
+          <w:p>
+            <w:pPr>
+              <w:pStyle w:val="Compact"/>
+              <w:jc w:val="left"/>
+            </w:pPr>
+            <w:r>
+              <w:rPr>
+                <w:rStyle w:val="VerbatimChar"/>
+                <w:sz w:val="17"/>
+              </w:rPr>
+              <w:t xml:space="preserve">ENUM(north, central, south)</w:t>
             </w:r>
           </w:p>
         </w:tc>
@@ -16269,164 +16562,6 @@
           <w:p>
             <w:pPr>
               <w:pStyle w:val="Compact"/>
-              <w:jc w:val="left"/>
-            </w:pPr>
-            <w:r>
-              <w:rPr>
-                <w:sz w:val="17"/>
-              </w:rPr>
-              <w:t xml:space="preserve">UK</w:t>
-            </w:r>
-          </w:p>
-        </w:tc>
-        <w:tc>
-          <w:tcPr/>
-          <w:p>
-            <w:pPr>
-              <w:pStyle w:val="Compact"/>
-              <w:jc w:val="left"/>
-            </w:pPr>
-            <w:r>
-              <w:rPr>
-                <w:sz w:val="17"/>
-              </w:rPr>
-              <w:t xml:space="preserve">M3 §6</w:t>
-            </w:r>
-          </w:p>
-        </w:tc>
-      </w:tr>
-      <w:tr>
-        <w:tc>
-          <w:tcPr/>
-          <w:p>
-            <w:pPr>
-              <w:pStyle w:val="Compact"/>
-              <w:jc w:val="left"/>
-            </w:pPr>
-            <w:r>
-              <w:rPr>
-                <w:rStyle w:val="VerbatimChar"/>
-                <w:sz w:val="17"/>
-              </w:rPr>
-              <w:t xml:space="preserve">slug</w:t>
-            </w:r>
-          </w:p>
-        </w:tc>
-        <w:tc>
-          <w:tcPr/>
-          <w:p>
-            <w:pPr>
-              <w:pStyle w:val="Compact"/>
-              <w:jc w:val="left"/>
-            </w:pPr>
-            <w:r>
-              <w:rPr>
-                <w:rStyle w:val="VerbatimChar"/>
-                <w:sz w:val="17"/>
-              </w:rPr>
-              <w:t xml:space="preserve">VARCHAR(80)</w:t>
-            </w:r>
-          </w:p>
-        </w:tc>
-        <w:tc>
-          <w:tcPr/>
-          <w:p>
-            <w:pPr>
-              <w:pStyle w:val="Compact"/>
-              <w:jc w:val="left"/>
-            </w:pPr>
-            <w:r>
-              <w:rPr>
-                <w:sz w:val="17"/>
-              </w:rPr>
-              <w:t xml:space="preserve">Req</w:t>
-            </w:r>
-          </w:p>
-        </w:tc>
-        <w:tc>
-          <w:tcPr/>
-          <w:p>
-            <w:pPr>
-              <w:pStyle w:val="Compact"/>
-              <w:jc w:val="left"/>
-            </w:pPr>
-            <w:r>
-              <w:rPr>
-                <w:sz w:val="17"/>
-              </w:rPr>
-              <w:t xml:space="preserve">UK</w:t>
-            </w:r>
-          </w:p>
-        </w:tc>
-        <w:tc>
-          <w:tcPr/>
-          <w:p>
-            <w:pPr>
-              <w:pStyle w:val="Compact"/>
-              <w:jc w:val="left"/>
-            </w:pPr>
-            <w:r>
-              <w:rPr>
-                <w:sz w:val="17"/>
-              </w:rPr>
-              <w:t xml:space="preserve">M3 §5.1 FR-020 (province_slug)</w:t>
-            </w:r>
-          </w:p>
-        </w:tc>
-      </w:tr>
-      <w:tr>
-        <w:tc>
-          <w:tcPr/>
-          <w:p>
-            <w:pPr>
-              <w:pStyle w:val="Compact"/>
-              <w:jc w:val="left"/>
-            </w:pPr>
-            <w:r>
-              <w:rPr>
-                <w:rStyle w:val="VerbatimChar"/>
-                <w:sz w:val="17"/>
-              </w:rPr>
-              <w:t xml:space="preserve">region</w:t>
-            </w:r>
-          </w:p>
-        </w:tc>
-        <w:tc>
-          <w:tcPr/>
-          <w:p>
-            <w:pPr>
-              <w:pStyle w:val="Compact"/>
-              <w:jc w:val="left"/>
-            </w:pPr>
-            <w:r>
-              <w:rPr>
-                <w:rStyle w:val="VerbatimChar"/>
-                <w:sz w:val="17"/>
-              </w:rPr>
-              <w:t xml:space="preserve">ENUM(north, central, south)</w:t>
-            </w:r>
-          </w:p>
-        </w:tc>
-        <w:tc>
-          <w:tcPr/>
-          <w:p>
-            <w:pPr>
-              <w:pStyle w:val="Compact"/>
-              <w:jc w:val="left"/>
-            </w:pPr>
-            <w:r>
-              <w:rPr>
-                <w:sz w:val="17"/>
-              </w:rPr>
-              <w:t xml:space="preserve">not declared</w:t>
-            </w:r>
-          </w:p>
-        </w:tc>
-        <w:tc>
-          <w:tcPr/>
-          <w:p>
-            <w:pPr>
-              <w:pStyle w:val="Compact"/>
             </w:pPr>
           </w:p>
         </w:tc>
@@ -16472,49 +16607,48 @@
             </w:pPr>
             <w:r>
               <w:rPr>
-                <w:iCs/>
-                <w:i/>
-                <w:sz w:val="17"/>
-              </w:rPr>
-              <w:t xml:space="preserve">type not declared</w:t>
-            </w:r>
-          </w:p>
-        </w:tc>
-        <w:tc>
-          <w:tcPr/>
-          <w:p>
-            <w:pPr>
-              <w:pStyle w:val="Compact"/>
-              <w:jc w:val="left"/>
-            </w:pPr>
-            <w:r>
-              <w:rPr>
-                <w:sz w:val="17"/>
-              </w:rPr>
-              <w:t xml:space="preserve">not declared</w:t>
-            </w:r>
-          </w:p>
-        </w:tc>
-        <w:tc>
-          <w:tcPr/>
-          <w:p>
-            <w:pPr>
-              <w:pStyle w:val="Compact"/>
-            </w:pPr>
-          </w:p>
-        </w:tc>
-        <w:tc>
-          <w:tcPr/>
-          <w:p>
-            <w:pPr>
-              <w:pStyle w:val="Compact"/>
-              <w:jc w:val="left"/>
-            </w:pPr>
-            <w:r>
-              <w:rPr>
-                <w:sz w:val="17"/>
-              </w:rPr>
-              <w:t xml:space="preserve">M3 §6; M3 §5.2 BR-006</w:t>
+                <w:rStyle w:val="VerbatimChar"/>
+                <w:sz w:val="17"/>
+              </w:rPr>
+              <w:t xml:space="preserve">VARCHAR(80)[]</w:t>
+            </w:r>
+          </w:p>
+        </w:tc>
+        <w:tc>
+          <w:tcPr/>
+          <w:p>
+            <w:pPr>
+              <w:pStyle w:val="Compact"/>
+              <w:jc w:val="left"/>
+            </w:pPr>
+            <w:r>
+              <w:rPr>
+                <w:sz w:val="17"/>
+              </w:rPr>
+              <w:t xml:space="preserve">Opt</w:t>
+            </w:r>
+          </w:p>
+        </w:tc>
+        <w:tc>
+          <w:tcPr/>
+          <w:p>
+            <w:pPr>
+              <w:pStyle w:val="Compact"/>
+            </w:pPr>
+          </w:p>
+        </w:tc>
+        <w:tc>
+          <w:tcPr/>
+          <w:p>
+            <w:pPr>
+              <w:pStyle w:val="Compact"/>
+              <w:jc w:val="left"/>
+            </w:pPr>
+            <w:r>
+              <w:rPr>
+                <w:sz w:val="17"/>
+              </w:rPr>
+              <w:t xml:space="preserve">M3 §6; M3 §5.2 BR-006; M3 §6.1</w:t>
             </w:r>
           </w:p>
         </w:tc>
@@ -18004,49 +18138,48 @@
             </w:pPr>
             <w:r>
               <w:rPr>
-                <w:iCs/>
-                <w:i/>
-                <w:sz w:val="17"/>
-              </w:rPr>
-              <w:t xml:space="preserve">type not declared</w:t>
-            </w:r>
-          </w:p>
-        </w:tc>
-        <w:tc>
-          <w:tcPr/>
-          <w:p>
-            <w:pPr>
-              <w:pStyle w:val="Compact"/>
-              <w:jc w:val="left"/>
-            </w:pPr>
-            <w:r>
-              <w:rPr>
-                <w:sz w:val="17"/>
-              </w:rPr>
-              <w:t xml:space="preserve">not declared</w:t>
-            </w:r>
-          </w:p>
-        </w:tc>
-        <w:tc>
-          <w:tcPr/>
-          <w:p>
-            <w:pPr>
-              <w:pStyle w:val="Compact"/>
-            </w:pPr>
-          </w:p>
-        </w:tc>
-        <w:tc>
-          <w:tcPr/>
-          <w:p>
-            <w:pPr>
-              <w:pStyle w:val="Compact"/>
-              <w:jc w:val="left"/>
-            </w:pPr>
-            <w:r>
-              <w:rPr>
-                <w:sz w:val="17"/>
-              </w:rPr>
-              <w:t xml:space="preserve">M4 §6</w:t>
+                <w:rStyle w:val="VerbatimChar"/>
+                <w:sz w:val="17"/>
+              </w:rPr>
+              <w:t xml:space="preserve">VARCHAR(60)</w:t>
+            </w:r>
+          </w:p>
+        </w:tc>
+        <w:tc>
+          <w:tcPr/>
+          <w:p>
+            <w:pPr>
+              <w:pStyle w:val="Compact"/>
+              <w:jc w:val="left"/>
+            </w:pPr>
+            <w:r>
+              <w:rPr>
+                <w:sz w:val="17"/>
+              </w:rPr>
+              <w:t xml:space="preserve">Req</w:t>
+            </w:r>
+          </w:p>
+        </w:tc>
+        <w:tc>
+          <w:tcPr/>
+          <w:p>
+            <w:pPr>
+              <w:pStyle w:val="Compact"/>
+            </w:pPr>
+          </w:p>
+        </w:tc>
+        <w:tc>
+          <w:tcPr/>
+          <w:p>
+            <w:pPr>
+              <w:pStyle w:val="Compact"/>
+              <w:jc w:val="left"/>
+            </w:pPr>
+            <w:r>
+              <w:rPr>
+                <w:sz w:val="17"/>
+              </w:rPr>
+              <w:t xml:space="preserve">M4 §6; M4 §6.1</w:t>
             </w:r>
           </w:p>
         </w:tc>
@@ -18077,49 +18210,48 @@
             </w:pPr>
             <w:r>
               <w:rPr>
-                <w:iCs/>
-                <w:i/>
-                <w:sz w:val="17"/>
-              </w:rPr>
-              <w:t xml:space="preserve">type not declared</w:t>
-            </w:r>
-          </w:p>
-        </w:tc>
-        <w:tc>
-          <w:tcPr/>
-          <w:p>
-            <w:pPr>
-              <w:pStyle w:val="Compact"/>
-              <w:jc w:val="left"/>
-            </w:pPr>
-            <w:r>
-              <w:rPr>
-                <w:sz w:val="17"/>
-              </w:rPr>
-              <w:t xml:space="preserve">not declared</w:t>
-            </w:r>
-          </w:p>
-        </w:tc>
-        <w:tc>
-          <w:tcPr/>
-          <w:p>
-            <w:pPr>
-              <w:pStyle w:val="Compact"/>
-            </w:pPr>
-          </w:p>
-        </w:tc>
-        <w:tc>
-          <w:tcPr/>
-          <w:p>
-            <w:pPr>
-              <w:pStyle w:val="Compact"/>
-              <w:jc w:val="left"/>
-            </w:pPr>
-            <w:r>
-              <w:rPr>
-                <w:sz w:val="17"/>
-              </w:rPr>
-              <w:t xml:space="preserve">M4 §6</w:t>
+                <w:rStyle w:val="VerbatimChar"/>
+                <w:sz w:val="17"/>
+              </w:rPr>
+              <w:t xml:space="preserve">INTEGER</w:t>
+            </w:r>
+          </w:p>
+        </w:tc>
+        <w:tc>
+          <w:tcPr/>
+          <w:p>
+            <w:pPr>
+              <w:pStyle w:val="Compact"/>
+              <w:jc w:val="left"/>
+            </w:pPr>
+            <w:r>
+              <w:rPr>
+                <w:sz w:val="17"/>
+              </w:rPr>
+              <w:t xml:space="preserve">Opt</w:t>
+            </w:r>
+          </w:p>
+        </w:tc>
+        <w:tc>
+          <w:tcPr/>
+          <w:p>
+            <w:pPr>
+              <w:pStyle w:val="Compact"/>
+            </w:pPr>
+          </w:p>
+        </w:tc>
+        <w:tc>
+          <w:tcPr/>
+          <w:p>
+            <w:pPr>
+              <w:pStyle w:val="Compact"/>
+              <w:jc w:val="left"/>
+            </w:pPr>
+            <w:r>
+              <w:rPr>
+                <w:sz w:val="17"/>
+              </w:rPr>
+              <w:t xml:space="preserve">M4 §6; M4 §6.1</w:t>
             </w:r>
           </w:p>
         </w:tc>
@@ -18150,26 +18282,25 @@
             </w:pPr>
             <w:r>
               <w:rPr>
-                <w:iCs/>
-                <w:i/>
-                <w:sz w:val="17"/>
-              </w:rPr>
-              <w:t xml:space="preserve">type not declared</w:t>
-            </w:r>
-          </w:p>
-        </w:tc>
-        <w:tc>
-          <w:tcPr/>
-          <w:p>
-            <w:pPr>
-              <w:pStyle w:val="Compact"/>
-              <w:jc w:val="left"/>
-            </w:pPr>
-            <w:r>
-              <w:rPr>
-                <w:sz w:val="17"/>
-              </w:rPr>
-              <w:t xml:space="preserve">not declared</w:t>
+                <w:rStyle w:val="VerbatimChar"/>
+                <w:sz w:val="17"/>
+              </w:rPr>
+              <w:t xml:space="preserve">INTEGER</w:t>
+            </w:r>
+          </w:p>
+        </w:tc>
+        <w:tc>
+          <w:tcPr/>
+          <w:p>
+            <w:pPr>
+              <w:pStyle w:val="Compact"/>
+              <w:jc w:val="left"/>
+            </w:pPr>
+            <w:r>
+              <w:rPr>
+                <w:sz w:val="17"/>
+              </w:rPr>
+              <w:t xml:space="preserve">Opt</w:t>
             </w:r>
           </w:p>
         </w:tc>
@@ -18212,7 +18343,7 @@
               <w:rPr>
                 <w:sz w:val="17"/>
               </w:rPr>
-              <w:t xml:space="preserve">M4 §6 (a province — see Type conflicts)</w:t>
+              <w:t xml:space="preserve">M4 §6 (a province — see Type conflicts); M4 §6.1</w:t>
             </w:r>
           </w:p>
         </w:tc>
@@ -18459,49 +18590,48 @@
             </w:pPr>
             <w:r>
               <w:rPr>
-                <w:iCs/>
-                <w:i/>
-                <w:sz w:val="17"/>
-              </w:rPr>
-              <w:t xml:space="preserve">type not declared</w:t>
-            </w:r>
-          </w:p>
-        </w:tc>
-        <w:tc>
-          <w:tcPr/>
-          <w:p>
-            <w:pPr>
-              <w:pStyle w:val="Compact"/>
-              <w:jc w:val="left"/>
-            </w:pPr>
-            <w:r>
-              <w:rPr>
-                <w:sz w:val="17"/>
-              </w:rPr>
-              <w:t xml:space="preserve">not declared</w:t>
-            </w:r>
-          </w:p>
-        </w:tc>
-        <w:tc>
-          <w:tcPr/>
-          <w:p>
-            <w:pPr>
-              <w:pStyle w:val="Compact"/>
-            </w:pPr>
-          </w:p>
-        </w:tc>
-        <w:tc>
-          <w:tcPr/>
-          <w:p>
-            <w:pPr>
-              <w:pStyle w:val="Compact"/>
-              <w:jc w:val="left"/>
-            </w:pPr>
-            <w:r>
-              <w:rPr>
-                <w:sz w:val="17"/>
-              </w:rPr>
-              <w:t xml:space="preserve">M4 §6; M4 §5.2 BR-004 (12 months)</w:t>
+                <w:rStyle w:val="VerbatimChar"/>
+                <w:sz w:val="17"/>
+              </w:rPr>
+              <w:t xml:space="preserve">DATE</w:t>
+            </w:r>
+          </w:p>
+        </w:tc>
+        <w:tc>
+          <w:tcPr/>
+          <w:p>
+            <w:pPr>
+              <w:pStyle w:val="Compact"/>
+              <w:jc w:val="left"/>
+            </w:pPr>
+            <w:r>
+              <w:rPr>
+                <w:sz w:val="17"/>
+              </w:rPr>
+              <w:t xml:space="preserve">Opt</w:t>
+            </w:r>
+          </w:p>
+        </w:tc>
+        <w:tc>
+          <w:tcPr/>
+          <w:p>
+            <w:pPr>
+              <w:pStyle w:val="Compact"/>
+            </w:pPr>
+          </w:p>
+        </w:tc>
+        <w:tc>
+          <w:tcPr/>
+          <w:p>
+            <w:pPr>
+              <w:pStyle w:val="Compact"/>
+              <w:jc w:val="left"/>
+            </w:pPr>
+            <w:r>
+              <w:rPr>
+                <w:sz w:val="17"/>
+              </w:rPr>
+              <w:t xml:space="preserve">M4 §6; M4 §5.2 BR-004 (12 months); M4 §6.1</w:t>
             </w:r>
           </w:p>
         </w:tc>
@@ -18532,49 +18662,48 @@
             </w:pPr>
             <w:r>
               <w:rPr>
-                <w:iCs/>
-                <w:i/>
-                <w:sz w:val="17"/>
-              </w:rPr>
-              <w:t xml:space="preserve">type not declared</w:t>
-            </w:r>
-          </w:p>
-        </w:tc>
-        <w:tc>
-          <w:tcPr/>
-          <w:p>
-            <w:pPr>
-              <w:pStyle w:val="Compact"/>
-              <w:jc w:val="left"/>
-            </w:pPr>
-            <w:r>
-              <w:rPr>
-                <w:sz w:val="17"/>
-              </w:rPr>
-              <w:t xml:space="preserve">not declared</w:t>
-            </w:r>
-          </w:p>
-        </w:tc>
-        <w:tc>
-          <w:tcPr/>
-          <w:p>
-            <w:pPr>
-              <w:pStyle w:val="Compact"/>
-            </w:pPr>
-          </w:p>
-        </w:tc>
-        <w:tc>
-          <w:tcPr/>
-          <w:p>
-            <w:pPr>
-              <w:pStyle w:val="Compact"/>
-              <w:jc w:val="left"/>
-            </w:pPr>
-            <w:r>
-              <w:rPr>
-                <w:sz w:val="17"/>
-              </w:rPr>
-              <w:t xml:space="preserve">M4 §6</w:t>
+                <w:rStyle w:val="VerbatimChar"/>
+                <w:sz w:val="17"/>
+              </w:rPr>
+              <w:t xml:space="preserve">BOOLEAN</w:t>
+            </w:r>
+          </w:p>
+        </w:tc>
+        <w:tc>
+          <w:tcPr/>
+          <w:p>
+            <w:pPr>
+              <w:pStyle w:val="Compact"/>
+              <w:jc w:val="left"/>
+            </w:pPr>
+            <w:r>
+              <w:rPr>
+                <w:sz w:val="17"/>
+              </w:rPr>
+              <w:t xml:space="preserve">Req</w:t>
+            </w:r>
+          </w:p>
+        </w:tc>
+        <w:tc>
+          <w:tcPr/>
+          <w:p>
+            <w:pPr>
+              <w:pStyle w:val="Compact"/>
+            </w:pPr>
+          </w:p>
+        </w:tc>
+        <w:tc>
+          <w:tcPr/>
+          <w:p>
+            <w:pPr>
+              <w:pStyle w:val="Compact"/>
+              <w:jc w:val="left"/>
+            </w:pPr>
+            <w:r>
+              <w:rPr>
+                <w:sz w:val="17"/>
+              </w:rPr>
+              <w:t xml:space="preserve">M4 §6; M4 §6.1</w:t>
             </w:r>
           </w:p>
         </w:tc>
@@ -19082,49 +19211,48 @@
             </w:pPr>
             <w:r>
               <w:rPr>
-                <w:iCs/>
-                <w:i/>
-                <w:sz w:val="17"/>
-              </w:rPr>
-              <w:t xml:space="preserve">type not declared</w:t>
-            </w:r>
-          </w:p>
-        </w:tc>
-        <w:tc>
-          <w:tcPr/>
-          <w:p>
-            <w:pPr>
-              <w:pStyle w:val="Compact"/>
-              <w:jc w:val="left"/>
-            </w:pPr>
-            <w:r>
-              <w:rPr>
-                <w:sz w:val="17"/>
-              </w:rPr>
-              <w:t xml:space="preserve">not declared</w:t>
-            </w:r>
-          </w:p>
-        </w:tc>
-        <w:tc>
-          <w:tcPr/>
-          <w:p>
-            <w:pPr>
-              <w:pStyle w:val="Compact"/>
-            </w:pPr>
-          </w:p>
-        </w:tc>
-        <w:tc>
-          <w:tcPr/>
-          <w:p>
-            <w:pPr>
-              <w:pStyle w:val="Compact"/>
-              <w:jc w:val="left"/>
-            </w:pPr>
-            <w:r>
-              <w:rPr>
-                <w:sz w:val="17"/>
-              </w:rPr>
-              <w:t xml:space="preserve">M4 §6</w:t>
+                <w:rStyle w:val="VerbatimChar"/>
+                <w:sz w:val="17"/>
+              </w:rPr>
+              <w:t xml:space="preserve">VARCHAR(200)[]</w:t>
+            </w:r>
+          </w:p>
+        </w:tc>
+        <w:tc>
+          <w:tcPr/>
+          <w:p>
+            <w:pPr>
+              <w:pStyle w:val="Compact"/>
+              <w:jc w:val="left"/>
+            </w:pPr>
+            <w:r>
+              <w:rPr>
+                <w:sz w:val="17"/>
+              </w:rPr>
+              <w:t xml:space="preserve">Opt</w:t>
+            </w:r>
+          </w:p>
+        </w:tc>
+        <w:tc>
+          <w:tcPr/>
+          <w:p>
+            <w:pPr>
+              <w:pStyle w:val="Compact"/>
+            </w:pPr>
+          </w:p>
+        </w:tc>
+        <w:tc>
+          <w:tcPr/>
+          <w:p>
+            <w:pPr>
+              <w:pStyle w:val="Compact"/>
+              <w:jc w:val="left"/>
+            </w:pPr>
+            <w:r>
+              <w:rPr>
+                <w:sz w:val="17"/>
+              </w:rPr>
+              <w:t xml:space="preserve">M4 §6; M4 §6.1</w:t>
             </w:r>
           </w:p>
         </w:tc>
@@ -19155,49 +19283,48 @@
             </w:pPr>
             <w:r>
               <w:rPr>
-                <w:iCs/>
-                <w:i/>
-                <w:sz w:val="17"/>
-              </w:rPr>
-              <w:t xml:space="preserve">type not declared</w:t>
-            </w:r>
-          </w:p>
-        </w:tc>
-        <w:tc>
-          <w:tcPr/>
-          <w:p>
-            <w:pPr>
-              <w:pStyle w:val="Compact"/>
-              <w:jc w:val="left"/>
-            </w:pPr>
-            <w:r>
-              <w:rPr>
-                <w:sz w:val="17"/>
-              </w:rPr>
-              <w:t xml:space="preserve">not declared</w:t>
-            </w:r>
-          </w:p>
-        </w:tc>
-        <w:tc>
-          <w:tcPr/>
-          <w:p>
-            <w:pPr>
-              <w:pStyle w:val="Compact"/>
-            </w:pPr>
-          </w:p>
-        </w:tc>
-        <w:tc>
-          <w:tcPr/>
-          <w:p>
-            <w:pPr>
-              <w:pStyle w:val="Compact"/>
-              <w:jc w:val="left"/>
-            </w:pPr>
-            <w:r>
-              <w:rPr>
-                <w:sz w:val="17"/>
-              </w:rPr>
-              <w:t xml:space="preserve">M4 §6</w:t>
+                <w:rStyle w:val="VerbatimChar"/>
+                <w:sz w:val="17"/>
+              </w:rPr>
+              <w:t xml:space="preserve">INTEGER</w:t>
+            </w:r>
+          </w:p>
+        </w:tc>
+        <w:tc>
+          <w:tcPr/>
+          <w:p>
+            <w:pPr>
+              <w:pStyle w:val="Compact"/>
+              <w:jc w:val="left"/>
+            </w:pPr>
+            <w:r>
+              <w:rPr>
+                <w:sz w:val="17"/>
+              </w:rPr>
+              <w:t xml:space="preserve">Req</w:t>
+            </w:r>
+          </w:p>
+        </w:tc>
+        <w:tc>
+          <w:tcPr/>
+          <w:p>
+            <w:pPr>
+              <w:pStyle w:val="Compact"/>
+            </w:pPr>
+          </w:p>
+        </w:tc>
+        <w:tc>
+          <w:tcPr/>
+          <w:p>
+            <w:pPr>
+              <w:pStyle w:val="Compact"/>
+              <w:jc w:val="left"/>
+            </w:pPr>
+            <w:r>
+              <w:rPr>
+                <w:sz w:val="17"/>
+              </w:rPr>
+              <w:t xml:space="preserve">M4 §6; M4 §6.1</w:t>
             </w:r>
           </w:p>
         </w:tc>
@@ -19705,49 +19832,48 @@
             </w:pPr>
             <w:r>
               <w:rPr>
-                <w:iCs/>
-                <w:i/>
-                <w:sz w:val="17"/>
-              </w:rPr>
-              <w:t xml:space="preserve">type not declared</w:t>
-            </w:r>
-          </w:p>
-        </w:tc>
-        <w:tc>
-          <w:tcPr/>
-          <w:p>
-            <w:pPr>
-              <w:pStyle w:val="Compact"/>
-              <w:jc w:val="left"/>
-            </w:pPr>
-            <w:r>
-              <w:rPr>
-                <w:sz w:val="17"/>
-              </w:rPr>
-              <w:t xml:space="preserve">not declared</w:t>
-            </w:r>
-          </w:p>
-        </w:tc>
-        <w:tc>
-          <w:tcPr/>
-          <w:p>
-            <w:pPr>
-              <w:pStyle w:val="Compact"/>
-            </w:pPr>
-          </w:p>
-        </w:tc>
-        <w:tc>
-          <w:tcPr/>
-          <w:p>
-            <w:pPr>
-              <w:pStyle w:val="Compact"/>
-              <w:jc w:val="left"/>
-            </w:pPr>
-            <w:r>
-              <w:rPr>
-                <w:sz w:val="17"/>
-              </w:rPr>
-              <w:t xml:space="preserve">M4 §6</w:t>
+                <w:rStyle w:val="VerbatimChar"/>
+                <w:sz w:val="17"/>
+              </w:rPr>
+              <w:t xml:space="preserve">VARCHAR(200)</w:t>
+            </w:r>
+          </w:p>
+        </w:tc>
+        <w:tc>
+          <w:tcPr/>
+          <w:p>
+            <w:pPr>
+              <w:pStyle w:val="Compact"/>
+              <w:jc w:val="left"/>
+            </w:pPr>
+            <w:r>
+              <w:rPr>
+                <w:sz w:val="17"/>
+              </w:rPr>
+              <w:t xml:space="preserve">Opt</w:t>
+            </w:r>
+          </w:p>
+        </w:tc>
+        <w:tc>
+          <w:tcPr/>
+          <w:p>
+            <w:pPr>
+              <w:pStyle w:val="Compact"/>
+            </w:pPr>
+          </w:p>
+        </w:tc>
+        <w:tc>
+          <w:tcPr/>
+          <w:p>
+            <w:pPr>
+              <w:pStyle w:val="Compact"/>
+              <w:jc w:val="left"/>
+            </w:pPr>
+            <w:r>
+              <w:rPr>
+                <w:sz w:val="17"/>
+              </w:rPr>
+              <w:t xml:space="preserve">M4 §6; M4 §6.1</w:t>
             </w:r>
           </w:p>
         </w:tc>
@@ -20334,26 +20460,25 @@
             </w:pPr>
             <w:r>
               <w:rPr>
-                <w:iCs/>
-                <w:i/>
-                <w:sz w:val="17"/>
-              </w:rPr>
-              <w:t xml:space="preserve">type not declared</w:t>
-            </w:r>
-          </w:p>
-        </w:tc>
-        <w:tc>
-          <w:tcPr/>
-          <w:p>
-            <w:pPr>
-              <w:pStyle w:val="Compact"/>
-              <w:jc w:val="left"/>
-            </w:pPr>
-            <w:r>
-              <w:rPr>
-                <w:sz w:val="17"/>
-              </w:rPr>
-              <w:t xml:space="preserve">not declared</w:t>
+                <w:rStyle w:val="VerbatimChar"/>
+                <w:sz w:val="17"/>
+              </w:rPr>
+              <w:t xml:space="preserve">UUID</w:t>
+            </w:r>
+          </w:p>
+        </w:tc>
+        <w:tc>
+          <w:tcPr/>
+          <w:p>
+            <w:pPr>
+              <w:pStyle w:val="Compact"/>
+              <w:jc w:val="left"/>
+            </w:pPr>
+            <w:r>
+              <w:rPr>
+                <w:sz w:val="17"/>
+              </w:rPr>
+              <w:t xml:space="preserve">Opt</w:t>
             </w:r>
           </w:p>
         </w:tc>
@@ -20396,7 +20521,7 @@
               <w:rPr>
                 <w:sz w:val="17"/>
               </w:rPr>
-              <w:t xml:space="preserve">M4 §6</w:t>
+              <w:t xml:space="preserve">M4 §6; M4 §6.1</w:t>
             </w:r>
           </w:p>
         </w:tc>
@@ -21219,49 +21344,48 @@
             </w:pPr>
             <w:r>
               <w:rPr>
-                <w:iCs/>
-                <w:i/>
-                <w:sz w:val="17"/>
-              </w:rPr>
-              <w:t xml:space="preserve">type not declared</w:t>
-            </w:r>
-          </w:p>
-        </w:tc>
-        <w:tc>
-          <w:tcPr/>
-          <w:p>
-            <w:pPr>
-              <w:pStyle w:val="Compact"/>
-              <w:jc w:val="left"/>
-            </w:pPr>
-            <w:r>
-              <w:rPr>
-                <w:sz w:val="17"/>
-              </w:rPr>
-              <w:t xml:space="preserve">not declared</w:t>
-            </w:r>
-          </w:p>
-        </w:tc>
-        <w:tc>
-          <w:tcPr/>
-          <w:p>
-            <w:pPr>
-              <w:pStyle w:val="Compact"/>
-            </w:pPr>
-          </w:p>
-        </w:tc>
-        <w:tc>
-          <w:tcPr/>
-          <w:p>
-            <w:pPr>
-              <w:pStyle w:val="Compact"/>
-              <w:jc w:val="left"/>
-            </w:pPr>
-            <w:r>
-              <w:rPr>
-                <w:sz w:val="17"/>
-              </w:rPr>
-              <w:t xml:space="preserve">M4 §6</w:t>
+                <w:rStyle w:val="VerbatimChar"/>
+                <w:sz w:val="17"/>
+              </w:rPr>
+              <w:t xml:space="preserve">TIMESTAMPTZ</w:t>
+            </w:r>
+          </w:p>
+        </w:tc>
+        <w:tc>
+          <w:tcPr/>
+          <w:p>
+            <w:pPr>
+              <w:pStyle w:val="Compact"/>
+              <w:jc w:val="left"/>
+            </w:pPr>
+            <w:r>
+              <w:rPr>
+                <w:sz w:val="17"/>
+              </w:rPr>
+              <w:t xml:space="preserve">Req</w:t>
+            </w:r>
+          </w:p>
+        </w:tc>
+        <w:tc>
+          <w:tcPr/>
+          <w:p>
+            <w:pPr>
+              <w:pStyle w:val="Compact"/>
+            </w:pPr>
+          </w:p>
+        </w:tc>
+        <w:tc>
+          <w:tcPr/>
+          <w:p>
+            <w:pPr>
+              <w:pStyle w:val="Compact"/>
+              <w:jc w:val="left"/>
+            </w:pPr>
+            <w:r>
+              <w:rPr>
+                <w:sz w:val="17"/>
+              </w:rPr>
+              <w:t xml:space="preserve">M4 §6; M4 §6.1</w:t>
             </w:r>
           </w:p>
         </w:tc>
@@ -21364,49 +21488,48 @@
             </w:pPr>
             <w:r>
               <w:rPr>
-                <w:iCs/>
-                <w:i/>
-                <w:sz w:val="17"/>
-              </w:rPr>
-              <w:t xml:space="preserve">type not declared</w:t>
-            </w:r>
-          </w:p>
-        </w:tc>
-        <w:tc>
-          <w:tcPr/>
-          <w:p>
-            <w:pPr>
-              <w:pStyle w:val="Compact"/>
-              <w:jc w:val="left"/>
-            </w:pPr>
-            <w:r>
-              <w:rPr>
-                <w:sz w:val="17"/>
-              </w:rPr>
-              <w:t xml:space="preserve">not declared</w:t>
-            </w:r>
-          </w:p>
-        </w:tc>
-        <w:tc>
-          <w:tcPr/>
-          <w:p>
-            <w:pPr>
-              <w:pStyle w:val="Compact"/>
-            </w:pPr>
-          </w:p>
-        </w:tc>
-        <w:tc>
-          <w:tcPr/>
-          <w:p>
-            <w:pPr>
-              <w:pStyle w:val="Compact"/>
-              <w:jc w:val="left"/>
-            </w:pPr>
-            <w:r>
-              <w:rPr>
-                <w:sz w:val="17"/>
-              </w:rPr>
-              <w:t xml:space="preserve">M4 §6</w:t>
+                <w:rStyle w:val="VerbatimChar"/>
+                <w:sz w:val="17"/>
+              </w:rPr>
+              <w:t xml:space="preserve">TIMESTAMPTZ</w:t>
+            </w:r>
+          </w:p>
+        </w:tc>
+        <w:tc>
+          <w:tcPr/>
+          <w:p>
+            <w:pPr>
+              <w:pStyle w:val="Compact"/>
+              <w:jc w:val="left"/>
+            </w:pPr>
+            <w:r>
+              <w:rPr>
+                <w:sz w:val="17"/>
+              </w:rPr>
+              <w:t xml:space="preserve">Opt</w:t>
+            </w:r>
+          </w:p>
+        </w:tc>
+        <w:tc>
+          <w:tcPr/>
+          <w:p>
+            <w:pPr>
+              <w:pStyle w:val="Compact"/>
+            </w:pPr>
+          </w:p>
+        </w:tc>
+        <w:tc>
+          <w:tcPr/>
+          <w:p>
+            <w:pPr>
+              <w:pStyle w:val="Compact"/>
+              <w:jc w:val="left"/>
+            </w:pPr>
+            <w:r>
+              <w:rPr>
+                <w:sz w:val="17"/>
+              </w:rPr>
+              <w:t xml:space="preserve">M4 §6; M4 §6.1</w:t>
             </w:r>
           </w:p>
         </w:tc>
@@ -21777,26 +21900,25 @@
             </w:pPr>
             <w:r>
               <w:rPr>
-                <w:iCs/>
-                <w:i/>
-                <w:sz w:val="17"/>
-              </w:rPr>
-              <w:t xml:space="preserve">type not declared</w:t>
-            </w:r>
-          </w:p>
-        </w:tc>
-        <w:tc>
-          <w:tcPr/>
-          <w:p>
-            <w:pPr>
-              <w:pStyle w:val="Compact"/>
-              <w:jc w:val="left"/>
-            </w:pPr>
-            <w:r>
-              <w:rPr>
-                <w:sz w:val="17"/>
-              </w:rPr>
-              <w:t xml:space="preserve">not declared</w:t>
+                <w:rStyle w:val="VerbatimChar"/>
+                <w:sz w:val="17"/>
+              </w:rPr>
+              <w:t xml:space="preserve">UUID</w:t>
+            </w:r>
+          </w:p>
+        </w:tc>
+        <w:tc>
+          <w:tcPr/>
+          <w:p>
+            <w:pPr>
+              <w:pStyle w:val="Compact"/>
+              <w:jc w:val="left"/>
+            </w:pPr>
+            <w:r>
+              <w:rPr>
+                <w:sz w:val="17"/>
+              </w:rPr>
+              <w:t xml:space="preserve">Req</w:t>
             </w:r>
           </w:p>
         </w:tc>
@@ -21839,7 +21961,7 @@
               <w:rPr>
                 <w:sz w:val="17"/>
               </w:rPr>
-              <w:t xml:space="preserve">M4 §6</w:t>
+              <w:t xml:space="preserve">M4 §6; M4 §6.1</w:t>
             </w:r>
           </w:p>
         </w:tc>
@@ -21870,49 +21992,48 @@
             </w:pPr>
             <w:r>
               <w:rPr>
-                <w:iCs/>
-                <w:i/>
-                <w:sz w:val="17"/>
-              </w:rPr>
-              <w:t xml:space="preserve">type not declared</w:t>
-            </w:r>
-          </w:p>
-        </w:tc>
-        <w:tc>
-          <w:tcPr/>
-          <w:p>
-            <w:pPr>
-              <w:pStyle w:val="Compact"/>
-              <w:jc w:val="left"/>
-            </w:pPr>
-            <w:r>
-              <w:rPr>
-                <w:sz w:val="17"/>
-              </w:rPr>
-              <w:t xml:space="preserve">not declared</w:t>
-            </w:r>
-          </w:p>
-        </w:tc>
-        <w:tc>
-          <w:tcPr/>
-          <w:p>
-            <w:pPr>
-              <w:pStyle w:val="Compact"/>
-            </w:pPr>
-          </w:p>
-        </w:tc>
-        <w:tc>
-          <w:tcPr/>
-          <w:p>
-            <w:pPr>
-              <w:pStyle w:val="Compact"/>
-              <w:jc w:val="left"/>
-            </w:pPr>
-            <w:r>
-              <w:rPr>
-                <w:sz w:val="17"/>
-              </w:rPr>
-              <w:t xml:space="preserve">M4 §6</w:t>
+                <w:rStyle w:val="VerbatimChar"/>
+                <w:sz w:val="17"/>
+              </w:rPr>
+              <w:t xml:space="preserve">TIMESTAMPTZ</w:t>
+            </w:r>
+          </w:p>
+        </w:tc>
+        <w:tc>
+          <w:tcPr/>
+          <w:p>
+            <w:pPr>
+              <w:pStyle w:val="Compact"/>
+              <w:jc w:val="left"/>
+            </w:pPr>
+            <w:r>
+              <w:rPr>
+                <w:sz w:val="17"/>
+              </w:rPr>
+              <w:t xml:space="preserve">Req</w:t>
+            </w:r>
+          </w:p>
+        </w:tc>
+        <w:tc>
+          <w:tcPr/>
+          <w:p>
+            <w:pPr>
+              <w:pStyle w:val="Compact"/>
+            </w:pPr>
+          </w:p>
+        </w:tc>
+        <w:tc>
+          <w:tcPr/>
+          <w:p>
+            <w:pPr>
+              <w:pStyle w:val="Compact"/>
+              <w:jc w:val="left"/>
+            </w:pPr>
+            <w:r>
+              <w:rPr>
+                <w:sz w:val="17"/>
+              </w:rPr>
+              <w:t xml:space="preserve">M4 §6; M4 §6.1</w:t>
             </w:r>
           </w:p>
         </w:tc>
@@ -23683,49 +23804,48 @@
             </w:pPr>
             <w:r>
               <w:rPr>
-                <w:iCs/>
-                <w:i/>
-                <w:sz w:val="17"/>
-              </w:rPr>
-              <w:t xml:space="preserve">type not declared</w:t>
-            </w:r>
-          </w:p>
-        </w:tc>
-        <w:tc>
-          <w:tcPr/>
-          <w:p>
-            <w:pPr>
-              <w:pStyle w:val="Compact"/>
-              <w:jc w:val="left"/>
-            </w:pPr>
-            <w:r>
-              <w:rPr>
-                <w:sz w:val="17"/>
-              </w:rPr>
-              <w:t xml:space="preserve">not declared</w:t>
-            </w:r>
-          </w:p>
-        </w:tc>
-        <w:tc>
-          <w:tcPr/>
-          <w:p>
-            <w:pPr>
-              <w:pStyle w:val="Compact"/>
-            </w:pPr>
-          </w:p>
-        </w:tc>
-        <w:tc>
-          <w:tcPr/>
-          <w:p>
-            <w:pPr>
-              <w:pStyle w:val="Compact"/>
-              <w:jc w:val="left"/>
-            </w:pPr>
-            <w:r>
-              <w:rPr>
-                <w:sz w:val="17"/>
-              </w:rPr>
-              <w:t xml:space="preserve">M5 §6</w:t>
+                <w:rStyle w:val="VerbatimChar"/>
+                <w:sz w:val="17"/>
+              </w:rPr>
+              <w:t xml:space="preserve">ENUM(A, B, C)[]</w:t>
+            </w:r>
+          </w:p>
+        </w:tc>
+        <w:tc>
+          <w:tcPr/>
+          <w:p>
+            <w:pPr>
+              <w:pStyle w:val="Compact"/>
+              <w:jc w:val="left"/>
+            </w:pPr>
+            <w:r>
+              <w:rPr>
+                <w:sz w:val="17"/>
+              </w:rPr>
+              <w:t xml:space="preserve">Req</w:t>
+            </w:r>
+          </w:p>
+        </w:tc>
+        <w:tc>
+          <w:tcPr/>
+          <w:p>
+            <w:pPr>
+              <w:pStyle w:val="Compact"/>
+            </w:pPr>
+          </w:p>
+        </w:tc>
+        <w:tc>
+          <w:tcPr/>
+          <w:p>
+            <w:pPr>
+              <w:pStyle w:val="Compact"/>
+              <w:jc w:val="left"/>
+            </w:pPr>
+            <w:r>
+              <w:rPr>
+                <w:sz w:val="17"/>
+              </w:rPr>
+              <w:t xml:space="preserve">M5 §6; M5 §6.1</w:t>
             </w:r>
           </w:p>
         </w:tc>
@@ -24613,49 +24733,48 @@
             </w:pPr>
             <w:r>
               <w:rPr>
-                <w:iCs/>
-                <w:i/>
-                <w:sz w:val="17"/>
-              </w:rPr>
-              <w:t xml:space="preserve">type not declared</w:t>
-            </w:r>
-          </w:p>
-        </w:tc>
-        <w:tc>
-          <w:tcPr/>
-          <w:p>
-            <w:pPr>
-              <w:pStyle w:val="Compact"/>
-              <w:jc w:val="left"/>
-            </w:pPr>
-            <w:r>
-              <w:rPr>
-                <w:sz w:val="17"/>
-              </w:rPr>
-              <w:t xml:space="preserve">not declared</w:t>
-            </w:r>
-          </w:p>
-        </w:tc>
-        <w:tc>
-          <w:tcPr/>
-          <w:p>
-            <w:pPr>
-              <w:pStyle w:val="Compact"/>
-            </w:pPr>
-          </w:p>
-        </w:tc>
-        <w:tc>
-          <w:tcPr/>
-          <w:p>
-            <w:pPr>
-              <w:pStyle w:val="Compact"/>
-              <w:jc w:val="left"/>
-            </w:pPr>
-            <w:r>
-              <w:rPr>
-                <w:sz w:val="17"/>
-              </w:rPr>
-              <w:t xml:space="preserve">M5 §6 (FR-002 declares file BYTEA — see Type conflicts)</w:t>
+                <w:rStyle w:val="VerbatimChar"/>
+                <w:sz w:val="17"/>
+              </w:rPr>
+              <w:t xml:space="preserve">TEXT</w:t>
+            </w:r>
+          </w:p>
+        </w:tc>
+        <w:tc>
+          <w:tcPr/>
+          <w:p>
+            <w:pPr>
+              <w:pStyle w:val="Compact"/>
+              <w:jc w:val="left"/>
+            </w:pPr>
+            <w:r>
+              <w:rPr>
+                <w:sz w:val="17"/>
+              </w:rPr>
+              <w:t xml:space="preserve">Req</w:t>
+            </w:r>
+          </w:p>
+        </w:tc>
+        <w:tc>
+          <w:tcPr/>
+          <w:p>
+            <w:pPr>
+              <w:pStyle w:val="Compact"/>
+            </w:pPr>
+          </w:p>
+        </w:tc>
+        <w:tc>
+          <w:tcPr/>
+          <w:p>
+            <w:pPr>
+              <w:pStyle w:val="Compact"/>
+              <w:jc w:val="left"/>
+            </w:pPr>
+            <w:r>
+              <w:rPr>
+                <w:sz w:val="17"/>
+              </w:rPr>
+              <w:t xml:space="preserve">M5 §6 (FR-002 declares file BYTEA — see Type conflicts); M5 §6.1</w:t>
             </w:r>
           </w:p>
         </w:tc>
@@ -24686,49 +24805,48 @@
             </w:pPr>
             <w:r>
               <w:rPr>
-                <w:iCs/>
-                <w:i/>
-                <w:sz w:val="17"/>
-              </w:rPr>
-              <w:t xml:space="preserve">type not declared</w:t>
-            </w:r>
-          </w:p>
-        </w:tc>
-        <w:tc>
-          <w:tcPr/>
-          <w:p>
-            <w:pPr>
-              <w:pStyle w:val="Compact"/>
-              <w:jc w:val="left"/>
-            </w:pPr>
-            <w:r>
-              <w:rPr>
-                <w:sz w:val="17"/>
-              </w:rPr>
-              <w:t xml:space="preserve">not declared</w:t>
-            </w:r>
-          </w:p>
-        </w:tc>
-        <w:tc>
-          <w:tcPr/>
-          <w:p>
-            <w:pPr>
-              <w:pStyle w:val="Compact"/>
-            </w:pPr>
-          </w:p>
-        </w:tc>
-        <w:tc>
-          <w:tcPr/>
-          <w:p>
-            <w:pPr>
-              <w:pStyle w:val="Compact"/>
-              <w:jc w:val="left"/>
-            </w:pPr>
-            <w:r>
-              <w:rPr>
-                <w:sz w:val="17"/>
-              </w:rPr>
-              <w:t xml:space="preserve">M5 §6; M5 §5.1 FR-002 (previous versions kept)</w:t>
+                <w:rStyle w:val="VerbatimChar"/>
+                <w:sz w:val="17"/>
+              </w:rPr>
+              <w:t xml:space="preserve">INTEGER</w:t>
+            </w:r>
+          </w:p>
+        </w:tc>
+        <w:tc>
+          <w:tcPr/>
+          <w:p>
+            <w:pPr>
+              <w:pStyle w:val="Compact"/>
+              <w:jc w:val="left"/>
+            </w:pPr>
+            <w:r>
+              <w:rPr>
+                <w:sz w:val="17"/>
+              </w:rPr>
+              <w:t xml:space="preserve">Req</w:t>
+            </w:r>
+          </w:p>
+        </w:tc>
+        <w:tc>
+          <w:tcPr/>
+          <w:p>
+            <w:pPr>
+              <w:pStyle w:val="Compact"/>
+            </w:pPr>
+          </w:p>
+        </w:tc>
+        <w:tc>
+          <w:tcPr/>
+          <w:p>
+            <w:pPr>
+              <w:pStyle w:val="Compact"/>
+              <w:jc w:val="left"/>
+            </w:pPr>
+            <w:r>
+              <w:rPr>
+                <w:sz w:val="17"/>
+              </w:rPr>
+              <w:t xml:space="preserve">M5 §6; M5 §5.1 FR-002 (previous versions kept); M5 §6.1</w:t>
             </w:r>
           </w:p>
         </w:tc>
@@ -24759,26 +24877,25 @@
             </w:pPr>
             <w:r>
               <w:rPr>
-                <w:iCs/>
-                <w:i/>
-                <w:sz w:val="17"/>
-              </w:rPr>
-              <w:t xml:space="preserve">type not declared</w:t>
-            </w:r>
-          </w:p>
-        </w:tc>
-        <w:tc>
-          <w:tcPr/>
-          <w:p>
-            <w:pPr>
-              <w:pStyle w:val="Compact"/>
-              <w:jc w:val="left"/>
-            </w:pPr>
-            <w:r>
-              <w:rPr>
-                <w:sz w:val="17"/>
-              </w:rPr>
-              <w:t xml:space="preserve">not declared</w:t>
+                <w:rStyle w:val="VerbatimChar"/>
+                <w:sz w:val="17"/>
+              </w:rPr>
+              <w:t xml:space="preserve">UUID</w:t>
+            </w:r>
+          </w:p>
+        </w:tc>
+        <w:tc>
+          <w:tcPr/>
+          <w:p>
+            <w:pPr>
+              <w:pStyle w:val="Compact"/>
+              <w:jc w:val="left"/>
+            </w:pPr>
+            <w:r>
+              <w:rPr>
+                <w:sz w:val="17"/>
+              </w:rPr>
+              <w:t xml:space="preserve">Req</w:t>
             </w:r>
           </w:p>
         </w:tc>
@@ -24821,7 +24938,7 @@
               <w:rPr>
                 <w:sz w:val="17"/>
               </w:rPr>
-              <w:t xml:space="preserve">M5 §6</w:t>
+              <w:t xml:space="preserve">M5 §6; M5 §6.1</w:t>
             </w:r>
           </w:p>
         </w:tc>
@@ -24852,49 +24969,48 @@
             </w:pPr>
             <w:r>
               <w:rPr>
-                <w:iCs/>
-                <w:i/>
-                <w:sz w:val="17"/>
-              </w:rPr>
-              <w:t xml:space="preserve">type not declared</w:t>
-            </w:r>
-          </w:p>
-        </w:tc>
-        <w:tc>
-          <w:tcPr/>
-          <w:p>
-            <w:pPr>
-              <w:pStyle w:val="Compact"/>
-              <w:jc w:val="left"/>
-            </w:pPr>
-            <w:r>
-              <w:rPr>
-                <w:sz w:val="17"/>
-              </w:rPr>
-              <w:t xml:space="preserve">not declared</w:t>
-            </w:r>
-          </w:p>
-        </w:tc>
-        <w:tc>
-          <w:tcPr/>
-          <w:p>
-            <w:pPr>
-              <w:pStyle w:val="Compact"/>
-            </w:pPr>
-          </w:p>
-        </w:tc>
-        <w:tc>
-          <w:tcPr/>
-          <w:p>
-            <w:pPr>
-              <w:pStyle w:val="Compact"/>
-              <w:jc w:val="left"/>
-            </w:pPr>
-            <w:r>
-              <w:rPr>
-                <w:sz w:val="17"/>
-              </w:rPr>
-              <w:t xml:space="preserve">M5 §6</w:t>
+                <w:rStyle w:val="VerbatimChar"/>
+                <w:sz w:val="17"/>
+              </w:rPr>
+              <w:t xml:space="preserve">TIMESTAMPTZ</w:t>
+            </w:r>
+          </w:p>
+        </w:tc>
+        <w:tc>
+          <w:tcPr/>
+          <w:p>
+            <w:pPr>
+              <w:pStyle w:val="Compact"/>
+              <w:jc w:val="left"/>
+            </w:pPr>
+            <w:r>
+              <w:rPr>
+                <w:sz w:val="17"/>
+              </w:rPr>
+              <w:t xml:space="preserve">Req</w:t>
+            </w:r>
+          </w:p>
+        </w:tc>
+        <w:tc>
+          <w:tcPr/>
+          <w:p>
+            <w:pPr>
+              <w:pStyle w:val="Compact"/>
+            </w:pPr>
+          </w:p>
+        </w:tc>
+        <w:tc>
+          <w:tcPr/>
+          <w:p>
+            <w:pPr>
+              <w:pStyle w:val="Compact"/>
+              <w:jc w:val="left"/>
+            </w:pPr>
+            <w:r>
+              <w:rPr>
+                <w:sz w:val="17"/>
+              </w:rPr>
+              <w:t xml:space="preserve">M5 §6; M5 §6.1</w:t>
             </w:r>
           </w:p>
         </w:tc>
@@ -25540,78 +25656,6 @@
           </w:p>
         </w:tc>
       </w:tr>
-      <w:tr>
-        <w:tc>
-          <w:tcPr/>
-          <w:p>
-            <w:pPr>
-              <w:pStyle w:val="Compact"/>
-              <w:jc w:val="left"/>
-            </w:pPr>
-            <w:r>
-              <w:rPr>
-                <w:rStyle w:val="VerbatimChar"/>
-                <w:sz w:val="17"/>
-              </w:rPr>
-              <w:t xml:space="preserve">watermark</w:t>
-            </w:r>
-          </w:p>
-        </w:tc>
-        <w:tc>
-          <w:tcPr/>
-          <w:p>
-            <w:pPr>
-              <w:pStyle w:val="Compact"/>
-              <w:jc w:val="left"/>
-            </w:pPr>
-            <w:r>
-              <w:rPr>
-                <w:rStyle w:val="VerbatimChar"/>
-                <w:sz w:val="17"/>
-              </w:rPr>
-              <w:t xml:space="preserve">BOOLEAN</w:t>
-            </w:r>
-          </w:p>
-        </w:tc>
-        <w:tc>
-          <w:tcPr/>
-          <w:p>
-            <w:pPr>
-              <w:pStyle w:val="Compact"/>
-              <w:jc w:val="left"/>
-            </w:pPr>
-            <w:r>
-              <w:rPr>
-                <w:sz w:val="17"/>
-              </w:rPr>
-              <w:t xml:space="preserve">system-set</w:t>
-            </w:r>
-          </w:p>
-        </w:tc>
-        <w:tc>
-          <w:tcPr/>
-          <w:p>
-            <w:pPr>
-              <w:pStyle w:val="Compact"/>
-            </w:pPr>
-          </w:p>
-        </w:tc>
-        <w:tc>
-          <w:tcPr/>
-          <w:p>
-            <w:pPr>
-              <w:pStyle w:val="Compact"/>
-              <w:jc w:val="left"/>
-            </w:pPr>
-            <w:r>
-              <w:rPr>
-                <w:sz w:val="17"/>
-              </w:rPr>
-              <w:t xml:space="preserve">M5 §5.1 FR-005 (OUT, always true); M5 §5.2 BR-001</w:t>
-            </w:r>
-          </w:p>
-        </w:tc>
-      </w:tr>
     </w:tbl>
     <w:p>
       <w:pPr>
@@ -26711,26 +26755,25 @@
             </w:pPr>
             <w:r>
               <w:rPr>
-                <w:iCs/>
-                <w:i/>
-                <w:sz w:val="17"/>
-              </w:rPr>
-              <w:t xml:space="preserve">type not declared</w:t>
-            </w:r>
-          </w:p>
-        </w:tc>
-        <w:tc>
-          <w:tcPr/>
-          <w:p>
-            <w:pPr>
-              <w:pStyle w:val="Compact"/>
-              <w:jc w:val="left"/>
-            </w:pPr>
-            <w:r>
-              <w:rPr>
-                <w:sz w:val="17"/>
-              </w:rPr>
-              <w:t xml:space="preserve">not declared</w:t>
+                <w:rStyle w:val="VerbatimChar"/>
+                <w:sz w:val="17"/>
+              </w:rPr>
+              <w:t xml:space="preserve">UUID</w:t>
+            </w:r>
+          </w:p>
+        </w:tc>
+        <w:tc>
+          <w:tcPr/>
+          <w:p>
+            <w:pPr>
+              <w:pStyle w:val="Compact"/>
+              <w:jc w:val="left"/>
+            </w:pPr>
+            <w:r>
+              <w:rPr>
+                <w:sz w:val="17"/>
+              </w:rPr>
+              <w:t xml:space="preserve">Req</w:t>
             </w:r>
           </w:p>
         </w:tc>
@@ -26773,7 +26816,7 @@
               <w:rPr>
                 <w:sz w:val="17"/>
               </w:rPr>
-              <w:t xml:space="preserve">M5 §6; M5 §5.2 BR-006</w:t>
+              <w:t xml:space="preserve">M5 §6; M5 §5.2 BR-006; M5 §6.1</w:t>
             </w:r>
           </w:p>
         </w:tc>
@@ -27124,302 +27167,298 @@
             </w:pPr>
             <w:r>
               <w:rPr>
+                <w:rStyle w:val="VerbatimChar"/>
+                <w:sz w:val="17"/>
+              </w:rPr>
+              <w:t xml:space="preserve">VARCHAR(120)</w:t>
+            </w:r>
+          </w:p>
+        </w:tc>
+        <w:tc>
+          <w:tcPr/>
+          <w:p>
+            <w:pPr>
+              <w:pStyle w:val="Compact"/>
+              <w:jc w:val="left"/>
+            </w:pPr>
+            <w:r>
+              <w:rPr>
+                <w:sz w:val="17"/>
+              </w:rPr>
+              <w:t xml:space="preserve">Req</w:t>
+            </w:r>
+          </w:p>
+        </w:tc>
+        <w:tc>
+          <w:tcPr/>
+          <w:p>
+            <w:pPr>
+              <w:pStyle w:val="Compact"/>
+              <w:jc w:val="left"/>
+            </w:pPr>
+            <w:r>
+              <w:rPr>
+                <w:sz w:val="17"/>
+              </w:rPr>
+              <w:t xml:space="preserve">PK</w:t>
+            </w:r>
+          </w:p>
+        </w:tc>
+        <w:tc>
+          <w:tcPr/>
+          <w:p>
+            <w:pPr>
+              <w:pStyle w:val="Compact"/>
+              <w:jc w:val="left"/>
+            </w:pPr>
+            <w:r>
+              <w:rPr>
+                <w:sz w:val="17"/>
+              </w:rPr>
+              <w:t xml:space="preserve">M5 §6; M5 §6.1</w:t>
+            </w:r>
+          </w:p>
+        </w:tc>
+      </w:tr>
+      <w:tr>
+        <w:tc>
+          <w:tcPr/>
+          <w:p>
+            <w:pPr>
+              <w:pStyle w:val="Compact"/>
+              <w:jc w:val="left"/>
+            </w:pPr>
+            <w:r>
+              <w:rPr>
+                <w:rStyle w:val="VerbatimChar"/>
+                <w:sz w:val="17"/>
+              </w:rPr>
+              <w:t xml:space="preserve">start_date</w:t>
+            </w:r>
+          </w:p>
+        </w:tc>
+        <w:tc>
+          <w:tcPr/>
+          <w:p>
+            <w:pPr>
+              <w:pStyle w:val="Compact"/>
+              <w:jc w:val="left"/>
+            </w:pPr>
+            <w:r>
+              <w:rPr>
+                <w:rStyle w:val="VerbatimChar"/>
+                <w:sz w:val="17"/>
+              </w:rPr>
+              <w:t xml:space="preserve">DATE</w:t>
+            </w:r>
+          </w:p>
+        </w:tc>
+        <w:tc>
+          <w:tcPr/>
+          <w:p>
+            <w:pPr>
+              <w:pStyle w:val="Compact"/>
+              <w:jc w:val="left"/>
+            </w:pPr>
+            <w:r>
+              <w:rPr>
+                <w:sz w:val="17"/>
+              </w:rPr>
+              <w:t xml:space="preserve">Req</w:t>
+            </w:r>
+          </w:p>
+        </w:tc>
+        <w:tc>
+          <w:tcPr/>
+          <w:p>
+            <w:pPr>
+              <w:pStyle w:val="Compact"/>
+              <w:jc w:val="left"/>
+            </w:pPr>
+            <w:r>
+              <w:rPr>
+                <w:sz w:val="17"/>
+              </w:rPr>
+              <w:t xml:space="preserve">PK</w:t>
+            </w:r>
+          </w:p>
+        </w:tc>
+        <w:tc>
+          <w:tcPr/>
+          <w:p>
+            <w:pPr>
+              <w:pStyle w:val="Compact"/>
+              <w:jc w:val="left"/>
+            </w:pPr>
+            <w:r>
+              <w:rPr>
+                <w:sz w:val="17"/>
+              </w:rPr>
+              <w:t xml:space="preserve">M5 §6; M5 §6.1</w:t>
+            </w:r>
+          </w:p>
+        </w:tc>
+      </w:tr>
+      <w:tr>
+        <w:tc>
+          <w:tcPr/>
+          <w:p>
+            <w:pPr>
+              <w:pStyle w:val="Compact"/>
+              <w:jc w:val="left"/>
+            </w:pPr>
+            <w:r>
+              <w:rPr>
+                <w:rStyle w:val="VerbatimChar"/>
+                <w:sz w:val="17"/>
+              </w:rPr>
+              <w:t xml:space="preserve">end_date</w:t>
+            </w:r>
+          </w:p>
+        </w:tc>
+        <w:tc>
+          <w:tcPr/>
+          <w:p>
+            <w:pPr>
+              <w:pStyle w:val="Compact"/>
+              <w:jc w:val="left"/>
+            </w:pPr>
+            <w:r>
+              <w:rPr>
+                <w:rStyle w:val="VerbatimChar"/>
+                <w:sz w:val="17"/>
+              </w:rPr>
+              <w:t xml:space="preserve">DATE</w:t>
+            </w:r>
+          </w:p>
+        </w:tc>
+        <w:tc>
+          <w:tcPr/>
+          <w:p>
+            <w:pPr>
+              <w:pStyle w:val="Compact"/>
+              <w:jc w:val="left"/>
+            </w:pPr>
+            <w:r>
+              <w:rPr>
+                <w:sz w:val="17"/>
+              </w:rPr>
+              <w:t xml:space="preserve">Req</w:t>
+            </w:r>
+          </w:p>
+        </w:tc>
+        <w:tc>
+          <w:tcPr/>
+          <w:p>
+            <w:pPr>
+              <w:pStyle w:val="Compact"/>
+            </w:pPr>
+          </w:p>
+        </w:tc>
+        <w:tc>
+          <w:tcPr/>
+          <w:p>
+            <w:pPr>
+              <w:pStyle w:val="Compact"/>
+              <w:jc w:val="left"/>
+            </w:pPr>
+            <w:r>
+              <w:rPr>
+                <w:sz w:val="17"/>
+              </w:rPr>
+              <w:t xml:space="preserve">M5 §6; M5 §6.1</w:t>
+            </w:r>
+          </w:p>
+        </w:tc>
+      </w:tr>
+      <w:tr>
+        <w:tc>
+          <w:tcPr/>
+          <w:p>
+            <w:pPr>
+              <w:pStyle w:val="Compact"/>
+              <w:jc w:val="left"/>
+            </w:pPr>
+            <w:r>
+              <w:rPr>
+                <w:rStyle w:val="VerbatimChar"/>
+                <w:sz w:val="17"/>
+              </w:rPr>
+              <w:t xml:space="preserve">is_expected</w:t>
+            </w:r>
+          </w:p>
+        </w:tc>
+        <w:tc>
+          <w:tcPr/>
+          <w:p>
+            <w:pPr>
+              <w:pStyle w:val="Compact"/>
+              <w:jc w:val="left"/>
+            </w:pPr>
+            <w:r>
+              <w:rPr>
+                <w:rStyle w:val="VerbatimChar"/>
+                <w:sz w:val="17"/>
+              </w:rPr>
+              <w:t xml:space="preserve">BOOLEAN</w:t>
+            </w:r>
+          </w:p>
+        </w:tc>
+        <w:tc>
+          <w:tcPr/>
+          <w:p>
+            <w:pPr>
+              <w:pStyle w:val="Compact"/>
+              <w:jc w:val="left"/>
+            </w:pPr>
+            <w:r>
+              <w:rPr>
+                <w:sz w:val="17"/>
+              </w:rPr>
+              <w:t xml:space="preserve">Req</w:t>
+            </w:r>
+          </w:p>
+        </w:tc>
+        <w:tc>
+          <w:tcPr/>
+          <w:p>
+            <w:pPr>
+              <w:pStyle w:val="Compact"/>
+            </w:pPr>
+          </w:p>
+        </w:tc>
+        <w:tc>
+          <w:tcPr/>
+          <w:p>
+            <w:pPr>
+              <w:pStyle w:val="Compact"/>
+              <w:jc w:val="left"/>
+            </w:pPr>
+            <w:r>
+              <w:rPr>
+                <w:sz w:val="17"/>
+              </w:rPr>
+              <w:t xml:space="preserve">M5 §6; M5 §3 US-3 (band marked</w:t>
+            </w:r>
+            <w:r>
+              <w:rPr>
+                <w:sz w:val="17"/>
+              </w:rPr>
+              <w:t xml:space="preserve"> </w:t>
+            </w:r>
+            <w:r>
+              <w:rPr>
                 <w:iCs/>
                 <w:i/>
                 <w:sz w:val="17"/>
               </w:rPr>
-              <w:t xml:space="preserve">type not declared</w:t>
-            </w:r>
-          </w:p>
-        </w:tc>
-        <w:tc>
-          <w:tcPr/>
-          <w:p>
-            <w:pPr>
-              <w:pStyle w:val="Compact"/>
-              <w:jc w:val="left"/>
-            </w:pPr>
-            <w:r>
-              <w:rPr>
-                <w:sz w:val="17"/>
-              </w:rPr>
-              <w:t xml:space="preserve">not declared</w:t>
-            </w:r>
-          </w:p>
-        </w:tc>
-        <w:tc>
-          <w:tcPr/>
-          <w:p>
-            <w:pPr>
-              <w:pStyle w:val="Compact"/>
-              <w:jc w:val="left"/>
-            </w:pPr>
-            <w:r>
-              <w:rPr>
-                <w:sz w:val="17"/>
-              </w:rPr>
-              <w:t xml:space="preserve">PK</w:t>
-            </w:r>
-          </w:p>
-        </w:tc>
-        <w:tc>
-          <w:tcPr/>
-          <w:p>
-            <w:pPr>
-              <w:pStyle w:val="Compact"/>
-              <w:jc w:val="left"/>
-            </w:pPr>
-            <w:r>
-              <w:rPr>
-                <w:sz w:val="17"/>
-              </w:rPr>
-              <w:t xml:space="preserve">M5 §6</w:t>
-            </w:r>
-          </w:p>
-        </w:tc>
-      </w:tr>
-      <w:tr>
-        <w:tc>
-          <w:tcPr/>
-          <w:p>
-            <w:pPr>
-              <w:pStyle w:val="Compact"/>
-              <w:jc w:val="left"/>
-            </w:pPr>
-            <w:r>
-              <w:rPr>
-                <w:rStyle w:val="VerbatimChar"/>
-                <w:sz w:val="17"/>
-              </w:rPr>
-              <w:t xml:space="preserve">start_date</w:t>
-            </w:r>
-          </w:p>
-        </w:tc>
-        <w:tc>
-          <w:tcPr/>
-          <w:p>
-            <w:pPr>
-              <w:pStyle w:val="Compact"/>
-              <w:jc w:val="left"/>
-            </w:pPr>
-            <w:r>
-              <w:rPr>
-                <w:iCs/>
-                <w:i/>
-                <w:sz w:val="17"/>
-              </w:rPr>
-              <w:t xml:space="preserve">type not declared</w:t>
-            </w:r>
-          </w:p>
-        </w:tc>
-        <w:tc>
-          <w:tcPr/>
-          <w:p>
-            <w:pPr>
-              <w:pStyle w:val="Compact"/>
-              <w:jc w:val="left"/>
-            </w:pPr>
-            <w:r>
-              <w:rPr>
-                <w:sz w:val="17"/>
-              </w:rPr>
-              <w:t xml:space="preserve">not declared</w:t>
-            </w:r>
-          </w:p>
-        </w:tc>
-        <w:tc>
-          <w:tcPr/>
-          <w:p>
-            <w:pPr>
-              <w:pStyle w:val="Compact"/>
-              <w:jc w:val="left"/>
-            </w:pPr>
-            <w:r>
-              <w:rPr>
-                <w:sz w:val="17"/>
-              </w:rPr>
-              <w:t xml:space="preserve">PK</w:t>
-            </w:r>
-          </w:p>
-        </w:tc>
-        <w:tc>
-          <w:tcPr/>
-          <w:p>
-            <w:pPr>
-              <w:pStyle w:val="Compact"/>
-              <w:jc w:val="left"/>
-            </w:pPr>
-            <w:r>
-              <w:rPr>
-                <w:sz w:val="17"/>
-              </w:rPr>
-              <w:t xml:space="preserve">M5 §6</w:t>
-            </w:r>
-          </w:p>
-        </w:tc>
-      </w:tr>
-      <w:tr>
-        <w:tc>
-          <w:tcPr/>
-          <w:p>
-            <w:pPr>
-              <w:pStyle w:val="Compact"/>
-              <w:jc w:val="left"/>
-            </w:pPr>
-            <w:r>
-              <w:rPr>
-                <w:rStyle w:val="VerbatimChar"/>
-                <w:sz w:val="17"/>
-              </w:rPr>
-              <w:t xml:space="preserve">end_date</w:t>
-            </w:r>
-          </w:p>
-        </w:tc>
-        <w:tc>
-          <w:tcPr/>
-          <w:p>
-            <w:pPr>
-              <w:pStyle w:val="Compact"/>
-              <w:jc w:val="left"/>
-            </w:pPr>
-            <w:r>
-              <w:rPr>
-                <w:iCs/>
-                <w:i/>
-                <w:sz w:val="17"/>
-              </w:rPr>
-              <w:t xml:space="preserve">type not declared</w:t>
-            </w:r>
-          </w:p>
-        </w:tc>
-        <w:tc>
-          <w:tcPr/>
-          <w:p>
-            <w:pPr>
-              <w:pStyle w:val="Compact"/>
-              <w:jc w:val="left"/>
-            </w:pPr>
-            <w:r>
-              <w:rPr>
-                <w:sz w:val="17"/>
-              </w:rPr>
-              <w:t xml:space="preserve">not declared</w:t>
-            </w:r>
-          </w:p>
-        </w:tc>
-        <w:tc>
-          <w:tcPr/>
-          <w:p>
-            <w:pPr>
-              <w:pStyle w:val="Compact"/>
-            </w:pPr>
-          </w:p>
-        </w:tc>
-        <w:tc>
-          <w:tcPr/>
-          <w:p>
-            <w:pPr>
-              <w:pStyle w:val="Compact"/>
-              <w:jc w:val="left"/>
-            </w:pPr>
-            <w:r>
-              <w:rPr>
-                <w:sz w:val="17"/>
-              </w:rPr>
-              <w:t xml:space="preserve">M5 §6</w:t>
-            </w:r>
-          </w:p>
-        </w:tc>
-      </w:tr>
-      <w:tr>
-        <w:tc>
-          <w:tcPr/>
-          <w:p>
-            <w:pPr>
-              <w:pStyle w:val="Compact"/>
-              <w:jc w:val="left"/>
-            </w:pPr>
-            <w:r>
-              <w:rPr>
-                <w:rStyle w:val="VerbatimChar"/>
-                <w:sz w:val="17"/>
-              </w:rPr>
-              <w:t xml:space="preserve">is_expected</w:t>
-            </w:r>
-          </w:p>
-        </w:tc>
-        <w:tc>
-          <w:tcPr/>
-          <w:p>
-            <w:pPr>
-              <w:pStyle w:val="Compact"/>
-              <w:jc w:val="left"/>
-            </w:pPr>
-            <w:r>
-              <w:rPr>
-                <w:iCs/>
-                <w:i/>
-                <w:sz w:val="17"/>
-              </w:rPr>
-              <w:t xml:space="preserve">type not declared</w:t>
-            </w:r>
-          </w:p>
-        </w:tc>
-        <w:tc>
-          <w:tcPr/>
-          <w:p>
-            <w:pPr>
-              <w:pStyle w:val="Compact"/>
-              <w:jc w:val="left"/>
-            </w:pPr>
-            <w:r>
-              <w:rPr>
-                <w:sz w:val="17"/>
-              </w:rPr>
-              <w:t xml:space="preserve">not declared</w:t>
-            </w:r>
-          </w:p>
-        </w:tc>
-        <w:tc>
-          <w:tcPr/>
-          <w:p>
-            <w:pPr>
-              <w:pStyle w:val="Compact"/>
-            </w:pPr>
-          </w:p>
-        </w:tc>
-        <w:tc>
-          <w:tcPr/>
-          <w:p>
-            <w:pPr>
-              <w:pStyle w:val="Compact"/>
-              <w:jc w:val="left"/>
-            </w:pPr>
-            <w:r>
-              <w:rPr>
-                <w:sz w:val="17"/>
-              </w:rPr>
-              <w:t xml:space="preserve">M5 §6; M5 §3 US-3 (band marked</w:t>
-            </w:r>
-            <w:r>
-              <w:rPr>
-                <w:sz w:val="17"/>
-              </w:rPr>
-              <w:t xml:space="preserve"> </w:t>
-            </w:r>
-            <w:r>
-              <w:rPr>
-                <w:iCs/>
-                <w:i/>
-                <w:sz w:val="17"/>
-              </w:rPr>
               <w:t xml:space="preserve">expected</w:t>
             </w:r>
             <w:r>
               <w:rPr>
                 <w:sz w:val="17"/>
               </w:rPr>
-              <w:t xml:space="preserve">)</w:t>
+              <w:t xml:space="preserve">); M5 §6.1</w:t>
             </w:r>
           </w:p>
         </w:tc>
@@ -27882,49 +27921,48 @@
             </w:pPr>
             <w:r>
               <w:rPr>
-                <w:iCs/>
-                <w:i/>
-                <w:sz w:val="17"/>
-              </w:rPr>
-              <w:t xml:space="preserve">type not declared</w:t>
-            </w:r>
-          </w:p>
-        </w:tc>
-        <w:tc>
-          <w:tcPr/>
-          <w:p>
-            <w:pPr>
-              <w:pStyle w:val="Compact"/>
-              <w:jc w:val="left"/>
-            </w:pPr>
-            <w:r>
-              <w:rPr>
-                <w:sz w:val="17"/>
-              </w:rPr>
-              <w:t xml:space="preserve">not declared</w:t>
-            </w:r>
-          </w:p>
-        </w:tc>
-        <w:tc>
-          <w:tcPr/>
-          <w:p>
-            <w:pPr>
-              <w:pStyle w:val="Compact"/>
-            </w:pPr>
-          </w:p>
-        </w:tc>
-        <w:tc>
-          <w:tcPr/>
-          <w:p>
-            <w:pPr>
-              <w:pStyle w:val="Compact"/>
-              <w:jc w:val="left"/>
-            </w:pPr>
-            <w:r>
-              <w:rPr>
-                <w:sz w:val="17"/>
-              </w:rPr>
-              <w:t xml:space="preserve">M7 §6</w:t>
+                <w:rStyle w:val="VerbatimChar"/>
+                <w:sz w:val="17"/>
+              </w:rPr>
+              <w:t xml:space="preserve">TIMESTAMPTZ</w:t>
+            </w:r>
+          </w:p>
+        </w:tc>
+        <w:tc>
+          <w:tcPr/>
+          <w:p>
+            <w:pPr>
+              <w:pStyle w:val="Compact"/>
+              <w:jc w:val="left"/>
+            </w:pPr>
+            <w:r>
+              <w:rPr>
+                <w:sz w:val="17"/>
+              </w:rPr>
+              <w:t xml:space="preserve">Req</w:t>
+            </w:r>
+          </w:p>
+        </w:tc>
+        <w:tc>
+          <w:tcPr/>
+          <w:p>
+            <w:pPr>
+              <w:pStyle w:val="Compact"/>
+            </w:pPr>
+          </w:p>
+        </w:tc>
+        <w:tc>
+          <w:tcPr/>
+          <w:p>
+            <w:pPr>
+              <w:pStyle w:val="Compact"/>
+              <w:jc w:val="left"/>
+            </w:pPr>
+            <w:r>
+              <w:rPr>
+                <w:sz w:val="17"/>
+              </w:rPr>
+              <w:t xml:space="preserve">M7 §6; M7 §6.1</w:t>
             </w:r>
           </w:p>
         </w:tc>
@@ -28216,26 +28254,25 @@
             </w:pPr>
             <w:r>
               <w:rPr>
-                <w:iCs/>
-                <w:i/>
-                <w:sz w:val="17"/>
-              </w:rPr>
-              <w:t xml:space="preserve">type not declared</w:t>
-            </w:r>
-          </w:p>
-        </w:tc>
-        <w:tc>
-          <w:tcPr/>
-          <w:p>
-            <w:pPr>
-              <w:pStyle w:val="Compact"/>
-              <w:jc w:val="left"/>
-            </w:pPr>
-            <w:r>
-              <w:rPr>
-                <w:sz w:val="17"/>
-              </w:rPr>
-              <w:t xml:space="preserve">not declared</w:t>
+                <w:rStyle w:val="VerbatimChar"/>
+                <w:sz w:val="17"/>
+              </w:rPr>
+              <w:t xml:space="preserve">INTEGER</w:t>
+            </w:r>
+          </w:p>
+        </w:tc>
+        <w:tc>
+          <w:tcPr/>
+          <w:p>
+            <w:pPr>
+              <w:pStyle w:val="Compact"/>
+              <w:jc w:val="left"/>
+            </w:pPr>
+            <w:r>
+              <w:rPr>
+                <w:sz w:val="17"/>
+              </w:rPr>
+              <w:t xml:space="preserve">Req</w:t>
             </w:r>
           </w:p>
         </w:tc>
@@ -28278,7 +28315,7 @@
               <w:rPr>
                 <w:sz w:val="17"/>
               </w:rPr>
-              <w:t xml:space="preserve">M7 §6 (derivable from the location — see Structural findings)</w:t>
+              <w:t xml:space="preserve">M7 §6 (derivable from the location — see Structural findings); M7 §6.1</w:t>
             </w:r>
           </w:p>
         </w:tc>
@@ -28453,49 +28490,48 @@
             </w:pPr>
             <w:r>
               <w:rPr>
-                <w:iCs/>
-                <w:i/>
-                <w:sz w:val="17"/>
-              </w:rPr>
-              <w:t xml:space="preserve">type not declared</w:t>
-            </w:r>
-          </w:p>
-        </w:tc>
-        <w:tc>
-          <w:tcPr/>
-          <w:p>
-            <w:pPr>
-              <w:pStyle w:val="Compact"/>
-              <w:jc w:val="left"/>
-            </w:pPr>
-            <w:r>
-              <w:rPr>
-                <w:sz w:val="17"/>
-              </w:rPr>
-              <w:t xml:space="preserve">not declared</w:t>
-            </w:r>
-          </w:p>
-        </w:tc>
-        <w:tc>
-          <w:tcPr/>
-          <w:p>
-            <w:pPr>
-              <w:pStyle w:val="Compact"/>
-            </w:pPr>
-          </w:p>
-        </w:tc>
-        <w:tc>
-          <w:tcPr/>
-          <w:p>
-            <w:pPr>
-              <w:pStyle w:val="Compact"/>
-              <w:jc w:val="left"/>
-            </w:pPr>
-            <w:r>
-              <w:rPr>
-                <w:sz w:val="17"/>
-              </w:rPr>
-              <w:t xml:space="preserve">M7 §6</w:t>
+                <w:rStyle w:val="VerbatimChar"/>
+                <w:sz w:val="17"/>
+              </w:rPr>
+              <w:t xml:space="preserve">TIMESTAMPTZ</w:t>
+            </w:r>
+          </w:p>
+        </w:tc>
+        <w:tc>
+          <w:tcPr/>
+          <w:p>
+            <w:pPr>
+              <w:pStyle w:val="Compact"/>
+              <w:jc w:val="left"/>
+            </w:pPr>
+            <w:r>
+              <w:rPr>
+                <w:sz w:val="17"/>
+              </w:rPr>
+              <w:t xml:space="preserve">Req</w:t>
+            </w:r>
+          </w:p>
+        </w:tc>
+        <w:tc>
+          <w:tcPr/>
+          <w:p>
+            <w:pPr>
+              <w:pStyle w:val="Compact"/>
+            </w:pPr>
+          </w:p>
+        </w:tc>
+        <w:tc>
+          <w:tcPr/>
+          <w:p>
+            <w:pPr>
+              <w:pStyle w:val="Compact"/>
+              <w:jc w:val="left"/>
+            </w:pPr>
+            <w:r>
+              <w:rPr>
+                <w:sz w:val="17"/>
+              </w:rPr>
+              <w:t xml:space="preserve">M7 §6; M7 §6.1</w:t>
             </w:r>
           </w:p>
         </w:tc>
@@ -28618,49 +28654,48 @@
             </w:pPr>
             <w:r>
               <w:rPr>
-                <w:iCs/>
-                <w:i/>
-                <w:sz w:val="17"/>
-              </w:rPr>
-              <w:t xml:space="preserve">type not declared</w:t>
-            </w:r>
-          </w:p>
-        </w:tc>
-        <w:tc>
-          <w:tcPr/>
-          <w:p>
-            <w:pPr>
-              <w:pStyle w:val="Compact"/>
-              <w:jc w:val="left"/>
-            </w:pPr>
-            <w:r>
-              <w:rPr>
-                <w:sz w:val="17"/>
-              </w:rPr>
-              <w:t xml:space="preserve">not declared</w:t>
-            </w:r>
-          </w:p>
-        </w:tc>
-        <w:tc>
-          <w:tcPr/>
-          <w:p>
-            <w:pPr>
-              <w:pStyle w:val="Compact"/>
-            </w:pPr>
-          </w:p>
-        </w:tc>
-        <w:tc>
-          <w:tcPr/>
-          <w:p>
-            <w:pPr>
-              <w:pStyle w:val="Compact"/>
-              <w:jc w:val="left"/>
-            </w:pPr>
-            <w:r>
-              <w:rPr>
-                <w:sz w:val="17"/>
-              </w:rPr>
-              <w:t xml:space="preserve">M7 §6</w:t>
+                <w:rStyle w:val="VerbatimChar"/>
+                <w:sz w:val="17"/>
+              </w:rPr>
+              <w:t xml:space="preserve">TIMESTAMPTZ</w:t>
+            </w:r>
+          </w:p>
+        </w:tc>
+        <w:tc>
+          <w:tcPr/>
+          <w:p>
+            <w:pPr>
+              <w:pStyle w:val="Compact"/>
+              <w:jc w:val="left"/>
+            </w:pPr>
+            <w:r>
+              <w:rPr>
+                <w:sz w:val="17"/>
+              </w:rPr>
+              <w:t xml:space="preserve">Opt</w:t>
+            </w:r>
+          </w:p>
+        </w:tc>
+        <w:tc>
+          <w:tcPr/>
+          <w:p>
+            <w:pPr>
+              <w:pStyle w:val="Compact"/>
+            </w:pPr>
+          </w:p>
+        </w:tc>
+        <w:tc>
+          <w:tcPr/>
+          <w:p>
+            <w:pPr>
+              <w:pStyle w:val="Compact"/>
+              <w:jc w:val="left"/>
+            </w:pPr>
+            <w:r>
+              <w:rPr>
+                <w:sz w:val="17"/>
+              </w:rPr>
+              <w:t xml:space="preserve">M7 §6; M7 §6.1</w:t>
             </w:r>
           </w:p>
         </w:tc>
@@ -28763,49 +28798,48 @@
             </w:pPr>
             <w:r>
               <w:rPr>
-                <w:iCs/>
-                <w:i/>
-                <w:sz w:val="17"/>
-              </w:rPr>
-              <w:t xml:space="preserve">type not declared</w:t>
-            </w:r>
-          </w:p>
-        </w:tc>
-        <w:tc>
-          <w:tcPr/>
-          <w:p>
-            <w:pPr>
-              <w:pStyle w:val="Compact"/>
-              <w:jc w:val="left"/>
-            </w:pPr>
-            <w:r>
-              <w:rPr>
-                <w:sz w:val="17"/>
-              </w:rPr>
-              <w:t xml:space="preserve">not declared</w:t>
-            </w:r>
-          </w:p>
-        </w:tc>
-        <w:tc>
-          <w:tcPr/>
-          <w:p>
-            <w:pPr>
-              <w:pStyle w:val="Compact"/>
-            </w:pPr>
-          </w:p>
-        </w:tc>
-        <w:tc>
-          <w:tcPr/>
-          <w:p>
-            <w:pPr>
-              <w:pStyle w:val="Compact"/>
-              <w:jc w:val="left"/>
-            </w:pPr>
-            <w:r>
-              <w:rPr>
-                <w:sz w:val="17"/>
-              </w:rPr>
-              <w:t xml:space="preserve">M7 §6</w:t>
+                <w:rStyle w:val="VerbatimChar"/>
+                <w:sz w:val="17"/>
+              </w:rPr>
+              <w:t xml:space="preserve">TIMESTAMPTZ</w:t>
+            </w:r>
+          </w:p>
+        </w:tc>
+        <w:tc>
+          <w:tcPr/>
+          <w:p>
+            <w:pPr>
+              <w:pStyle w:val="Compact"/>
+              <w:jc w:val="left"/>
+            </w:pPr>
+            <w:r>
+              <w:rPr>
+                <w:sz w:val="17"/>
+              </w:rPr>
+              <w:t xml:space="preserve">Opt</w:t>
+            </w:r>
+          </w:p>
+        </w:tc>
+        <w:tc>
+          <w:tcPr/>
+          <w:p>
+            <w:pPr>
+              <w:pStyle w:val="Compact"/>
+            </w:pPr>
+          </w:p>
+        </w:tc>
+        <w:tc>
+          <w:tcPr/>
+          <w:p>
+            <w:pPr>
+              <w:pStyle w:val="Compact"/>
+              <w:jc w:val="left"/>
+            </w:pPr>
+            <w:r>
+              <w:rPr>
+                <w:sz w:val="17"/>
+              </w:rPr>
+              <w:t xml:space="preserve">M7 §6; M7 §6.1</w:t>
             </w:r>
           </w:p>
         </w:tc>
@@ -29300,26 +29334,25 @@
             </w:pPr>
             <w:r>
               <w:rPr>
-                <w:iCs/>
-                <w:i/>
-                <w:sz w:val="17"/>
-              </w:rPr>
-              <w:t xml:space="preserve">type not declared</w:t>
-            </w:r>
-          </w:p>
-        </w:tc>
-        <w:tc>
-          <w:tcPr/>
-          <w:p>
-            <w:pPr>
-              <w:pStyle w:val="Compact"/>
-              <w:jc w:val="left"/>
-            </w:pPr>
-            <w:r>
-              <w:rPr>
-                <w:sz w:val="17"/>
-              </w:rPr>
-              <w:t xml:space="preserve">not declared</w:t>
+                <w:rStyle w:val="VerbatimChar"/>
+                <w:sz w:val="17"/>
+              </w:rPr>
+              <w:t xml:space="preserve">UUID</w:t>
+            </w:r>
+          </w:p>
+        </w:tc>
+        <w:tc>
+          <w:tcPr/>
+          <w:p>
+            <w:pPr>
+              <w:pStyle w:val="Compact"/>
+              <w:jc w:val="left"/>
+            </w:pPr>
+            <w:r>
+              <w:rPr>
+                <w:sz w:val="17"/>
+              </w:rPr>
+              <w:t xml:space="preserve">Req</w:t>
             </w:r>
           </w:p>
         </w:tc>
@@ -29362,7 +29395,7 @@
               <w:rPr>
                 <w:sz w:val="17"/>
               </w:rPr>
-              <w:t xml:space="preserve">M7 §6</w:t>
+              <w:t xml:space="preserve">M7 §6; M7 §6.1</w:t>
             </w:r>
           </w:p>
         </w:tc>
@@ -30585,26 +30618,25 @@
             </w:pPr>
             <w:r>
               <w:rPr>
-                <w:iCs/>
-                <w:i/>
-                <w:sz w:val="17"/>
-              </w:rPr>
-              <w:t xml:space="preserve">type not declared</w:t>
-            </w:r>
-          </w:p>
-        </w:tc>
-        <w:tc>
-          <w:tcPr/>
-          <w:p>
-            <w:pPr>
-              <w:pStyle w:val="Compact"/>
-              <w:jc w:val="left"/>
-            </w:pPr>
-            <w:r>
-              <w:rPr>
-                <w:sz w:val="17"/>
-              </w:rPr>
-              <w:t xml:space="preserve">not declared</w:t>
+                <w:rStyle w:val="VerbatimChar"/>
+                <w:sz w:val="17"/>
+              </w:rPr>
+              <w:t xml:space="preserve">UUID</w:t>
+            </w:r>
+          </w:p>
+        </w:tc>
+        <w:tc>
+          <w:tcPr/>
+          <w:p>
+            <w:pPr>
+              <w:pStyle w:val="Compact"/>
+              <w:jc w:val="left"/>
+            </w:pPr>
+            <w:r>
+              <w:rPr>
+                <w:sz w:val="17"/>
+              </w:rPr>
+              <w:t xml:space="preserve">Opt</w:t>
             </w:r>
           </w:p>
         </w:tc>
@@ -30647,7 +30679,7 @@
               <w:rPr>
                 <w:sz w:val="17"/>
               </w:rPr>
-              <w:t xml:space="preserve">M10 §6</w:t>
+              <w:t xml:space="preserve">M10 §6; M10 §6.1</w:t>
             </w:r>
           </w:p>
         </w:tc>
@@ -30678,49 +30710,48 @@
             </w:pPr>
             <w:r>
               <w:rPr>
-                <w:iCs/>
-                <w:i/>
-                <w:sz w:val="17"/>
-              </w:rPr>
-              <w:t xml:space="preserve">type not declared</w:t>
-            </w:r>
-          </w:p>
-        </w:tc>
-        <w:tc>
-          <w:tcPr/>
-          <w:p>
-            <w:pPr>
-              <w:pStyle w:val="Compact"/>
-              <w:jc w:val="left"/>
-            </w:pPr>
-            <w:r>
-              <w:rPr>
-                <w:sz w:val="17"/>
-              </w:rPr>
-              <w:t xml:space="preserve">not declared</w:t>
-            </w:r>
-          </w:p>
-        </w:tc>
-        <w:tc>
-          <w:tcPr/>
-          <w:p>
-            <w:pPr>
-              <w:pStyle w:val="Compact"/>
-            </w:pPr>
-          </w:p>
-        </w:tc>
-        <w:tc>
-          <w:tcPr/>
-          <w:p>
-            <w:pPr>
-              <w:pStyle w:val="Compact"/>
-              <w:jc w:val="left"/>
-            </w:pPr>
-            <w:r>
-              <w:rPr>
-                <w:sz w:val="17"/>
-              </w:rPr>
-              <w:t xml:space="preserve">M10 §6</w:t>
+                <w:rStyle w:val="VerbatimChar"/>
+                <w:sz w:val="17"/>
+              </w:rPr>
+              <w:t xml:space="preserve">TIMESTAMPTZ</w:t>
+            </w:r>
+          </w:p>
+        </w:tc>
+        <w:tc>
+          <w:tcPr/>
+          <w:p>
+            <w:pPr>
+              <w:pStyle w:val="Compact"/>
+              <w:jc w:val="left"/>
+            </w:pPr>
+            <w:r>
+              <w:rPr>
+                <w:sz w:val="17"/>
+              </w:rPr>
+              <w:t xml:space="preserve">Opt</w:t>
+            </w:r>
+          </w:p>
+        </w:tc>
+        <w:tc>
+          <w:tcPr/>
+          <w:p>
+            <w:pPr>
+              <w:pStyle w:val="Compact"/>
+            </w:pPr>
+          </w:p>
+        </w:tc>
+        <w:tc>
+          <w:tcPr/>
+          <w:p>
+            <w:pPr>
+              <w:pStyle w:val="Compact"/>
+              <w:jc w:val="left"/>
+            </w:pPr>
+            <w:r>
+              <w:rPr>
+                <w:sz w:val="17"/>
+              </w:rPr>
+              <w:t xml:space="preserve">M10 §6; M10 §6.1</w:t>
             </w:r>
           </w:p>
         </w:tc>
@@ -32079,49 +32110,48 @@
             </w:pPr>
             <w:r>
               <w:rPr>
-                <w:iCs/>
-                <w:i/>
-                <w:sz w:val="17"/>
-              </w:rPr>
-              <w:t xml:space="preserve">type not declared</w:t>
-            </w:r>
-          </w:p>
-        </w:tc>
-        <w:tc>
-          <w:tcPr/>
-          <w:p>
-            <w:pPr>
-              <w:pStyle w:val="Compact"/>
-              <w:jc w:val="left"/>
-            </w:pPr>
-            <w:r>
-              <w:rPr>
-                <w:sz w:val="17"/>
-              </w:rPr>
-              <w:t xml:space="preserve">not declared</w:t>
-            </w:r>
-          </w:p>
-        </w:tc>
-        <w:tc>
-          <w:tcPr/>
-          <w:p>
-            <w:pPr>
-              <w:pStyle w:val="Compact"/>
-            </w:pPr>
-          </w:p>
-        </w:tc>
-        <w:tc>
-          <w:tcPr/>
-          <w:p>
-            <w:pPr>
-              <w:pStyle w:val="Compact"/>
-              <w:jc w:val="left"/>
-            </w:pPr>
-            <w:r>
-              <w:rPr>
-                <w:sz w:val="17"/>
-              </w:rPr>
-              <w:t xml:space="preserve">M10 §6</w:t>
+                <w:rStyle w:val="VerbatimChar"/>
+                <w:sz w:val="17"/>
+              </w:rPr>
+              <w:t xml:space="preserve">TIMESTAMPTZ</w:t>
+            </w:r>
+          </w:p>
+        </w:tc>
+        <w:tc>
+          <w:tcPr/>
+          <w:p>
+            <w:pPr>
+              <w:pStyle w:val="Compact"/>
+              <w:jc w:val="left"/>
+            </w:pPr>
+            <w:r>
+              <w:rPr>
+                <w:sz w:val="17"/>
+              </w:rPr>
+              <w:t xml:space="preserve">Opt</w:t>
+            </w:r>
+          </w:p>
+        </w:tc>
+        <w:tc>
+          <w:tcPr/>
+          <w:p>
+            <w:pPr>
+              <w:pStyle w:val="Compact"/>
+            </w:pPr>
+          </w:p>
+        </w:tc>
+        <w:tc>
+          <w:tcPr/>
+          <w:p>
+            <w:pPr>
+              <w:pStyle w:val="Compact"/>
+              <w:jc w:val="left"/>
+            </w:pPr>
+            <w:r>
+              <w:rPr>
+                <w:sz w:val="17"/>
+              </w:rPr>
+              <w:t xml:space="preserve">M10 §6; M10 §6.1</w:t>
             </w:r>
           </w:p>
         </w:tc>
@@ -32308,7 +32338,39 @@
           <w:p>
             <w:pPr>
               <w:pStyle w:val="Compact"/>
-            </w:pPr>
+              <w:jc w:val="left"/>
+            </w:pPr>
+            <w:r>
+              <w:rPr>
+                <w:sz w:val="17"/>
+              </w:rPr>
+              <w:t xml:space="preserve">VARCHAR(20), e.g.</w:t>
+            </w:r>
+            <w:r>
+              <w:rPr>
+                <w:sz w:val="17"/>
+              </w:rPr>
+              <w:t xml:space="preserve"> </w:t>
+            </w:r>
+            <w:r>
+              <w:rPr>
+                <w:rStyle w:val="VerbatimChar"/>
+                <w:sz w:val="17"/>
+              </w:rPr>
+              <w:t xml:space="preserve">2026.08</w:t>
+            </w:r>
+            <w:r>
+              <w:rPr>
+                <w:sz w:val="17"/>
+              </w:rPr>
+              <w:t xml:space="preserve"> </w:t>
+            </w:r>
+            <w:r>
+              <w:rPr>
+                <w:sz w:val="17"/>
+              </w:rPr>
+              <w:t xml:space="preserve">(FR-004 and US-1 win; FR-002's INTEGER is a slip).</w:t>
+            </w:r>
           </w:p>
         </w:tc>
       </w:tr>
@@ -32363,7 +32425,14 @@
           <w:p>
             <w:pPr>
               <w:pStyle w:val="Compact"/>
-            </w:pPr>
+              <w:jc w:val="left"/>
+            </w:pPr>
+            <w:r>
+              <w:rPr>
+                <w:sz w:val="17"/>
+              </w:rPr>
+              <w:t xml:space="preserve">Optional in storage; required by the functions that need it (M5 FR-007, M2 FR-017).</w:t>
+            </w:r>
           </w:p>
         </w:tc>
       </w:tr>
@@ -32443,7 +32512,14 @@
           <w:p>
             <w:pPr>
               <w:pStyle w:val="Compact"/>
-            </w:pPr>
+              <w:jc w:val="left"/>
+            </w:pPr>
+            <w:r>
+              <w:rPr>
+                <w:sz w:val="17"/>
+              </w:rPr>
+              <w:t xml:space="preserve">ENUM(A, B, C): the segment chosen by the override.</w:t>
+            </w:r>
           </w:p>
         </w:tc>
       </w:tr>
@@ -32498,7 +32574,27 @@
           <w:p>
             <w:pPr>
               <w:pStyle w:val="Compact"/>
-            </w:pPr>
+              <w:jc w:val="left"/>
+            </w:pPr>
+            <w:r>
+              <w:rPr>
+                <w:rStyle w:val="VerbatimChar"/>
+                <w:sz w:val="17"/>
+              </w:rPr>
+              <w:t xml:space="preserve">lang ENUM(en, vi)</w:t>
+            </w:r>
+            <w:r>
+              <w:rPr>
+                <w:sz w:val="17"/>
+              </w:rPr>
+              <w:t xml:space="preserve"> </w:t>
+            </w:r>
+            <w:r>
+              <w:rPr>
+                <w:sz w:val="17"/>
+              </w:rPr>
+              <w:t xml:space="preserve">(the F-M2-05 input).</w:t>
+            </w:r>
           </w:p>
         </w:tc>
       </w:tr>
@@ -32572,7 +32668,14 @@
           <w:p>
             <w:pPr>
               <w:pStyle w:val="Compact"/>
-            </w:pPr>
+              <w:jc w:val="left"/>
+            </w:pPr>
+            <w:r>
+              <w:rPr>
+                <w:sz w:val="17"/>
+              </w:rPr>
+              <w:t xml:space="preserve">Column on PROFILE for members; cookie only for guests.</w:t>
+            </w:r>
           </w:p>
         </w:tc>
       </w:tr>
@@ -32627,7 +32730,27 @@
           <w:p>
             <w:pPr>
               <w:pStyle w:val="Compact"/>
-            </w:pPr>
+              <w:jc w:val="left"/>
+            </w:pPr>
+            <w:r>
+              <w:rPr>
+                <w:rStyle w:val="VerbatimChar"/>
+                <w:sz w:val="17"/>
+              </w:rPr>
+              <w:t xml:space="preserve">file_path TEXT</w:t>
+            </w:r>
+            <w:r>
+              <w:rPr>
+                <w:sz w:val="17"/>
+              </w:rPr>
+              <w:t xml:space="preserve"> </w:t>
+            </w:r>
+            <w:r>
+              <w:rPr>
+                <w:sz w:val="17"/>
+              </w:rPr>
+              <w:t xml:space="preserve">(M5 §6.1): the file stays in private storage.</w:t>
+            </w:r>
           </w:p>
         </w:tc>
       </w:tr>
@@ -32682,7 +32805,14 @@
           <w:p>
             <w:pPr>
               <w:pStyle w:val="Compact"/>
-            </w:pPr>
+              <w:jc w:val="left"/>
+            </w:pPr>
+            <w:r>
+              <w:rPr>
+                <w:sz w:val="17"/>
+              </w:rPr>
+              <w:t xml:space="preserve">INTEGER province_id (M4 §6.1), foreign key to PROVINCE.</w:t>
+            </w:r>
           </w:p>
         </w:tc>
       </w:tr>
@@ -32737,7 +32867,14 @@
           <w:p>
             <w:pPr>
               <w:pStyle w:val="Compact"/>
-            </w:pPr>
+              <w:jc w:val="left"/>
+            </w:pPr>
+            <w:r>
+              <w:rPr>
+                <w:sz w:val="17"/>
+              </w:rPr>
+              <w:t xml:space="preserve">On ORGANISATION_MEMBER_LAYER as CHAR(2)[]; FR-006 filters on it.</w:t>
+            </w:r>
           </w:p>
         </w:tc>
       </w:tr>
@@ -32817,7 +32954,14 @@
           <w:p>
             <w:pPr>
               <w:pStyle w:val="Compact"/>
-            </w:pPr>
+              <w:jc w:val="left"/>
+            </w:pPr>
+            <w:r>
+              <w:rPr>
+                <w:sz w:val="17"/>
+              </w:rPr>
+              <w:t xml:space="preserve">Optional in storage (machine paragraphs have no reviewer); required by F-M5-06.</w:t>
+            </w:r>
           </w:p>
         </w:tc>
       </w:tr>
@@ -32872,7 +33016,39 @@
           <w:p>
             <w:pPr>
               <w:pStyle w:val="Compact"/>
-            </w:pPr>
+              <w:jc w:val="left"/>
+            </w:pPr>
+            <w:r>
+              <w:rPr>
+                <w:sz w:val="17"/>
+              </w:rPr>
+              <w:t xml:space="preserve">Optional in storage; CHECK</w:t>
+            </w:r>
+            <w:r>
+              <w:rPr>
+                <w:sz w:val="17"/>
+              </w:rPr>
+              <w:t xml:space="preserve"> </w:t>
+            </w:r>
+            <w:r>
+              <w:rPr>
+                <w:rStyle w:val="VerbatimChar"/>
+                <w:sz w:val="17"/>
+              </w:rPr>
+              <w:t xml:space="preserve">ck_legal_rule_approved_needs_signature</w:t>
+            </w:r>
+            <w:r>
+              <w:rPr>
+                <w:sz w:val="17"/>
+              </w:rPr>
+              <w:t xml:space="preserve"> </w:t>
+            </w:r>
+            <w:r>
+              <w:rPr>
+                <w:sz w:val="17"/>
+              </w:rPr>
+              <w:t xml:space="preserve">requires it when status = approved (M2 BR-002).</w:t>
+            </w:r>
           </w:p>
         </w:tc>
       </w:tr>
@@ -32927,7 +33103,14 @@
           <w:p>
             <w:pPr>
               <w:pStyle w:val="Compact"/>
-            </w:pPr>
+              <w:jc w:val="left"/>
+            </w:pPr>
+            <w:r>
+              <w:rPr>
+                <w:sz w:val="17"/>
+              </w:rPr>
+              <w:t xml:space="preserve">Optional in storage; same CHECK requires it when status = approved (M2 BR-002).</w:t>
+            </w:r>
           </w:p>
         </w:tc>
       </w:tr>
@@ -32982,7 +33165,14 @@
           <w:p>
             <w:pPr>
               <w:pStyle w:val="Compact"/>
-            </w:pPr>
+              <w:jc w:val="left"/>
+            </w:pPr>
+            <w:r>
+              <w:rPr>
+                <w:sz w:val="17"/>
+              </w:rPr>
+              <w:t xml:space="preserve">Optional in storage until F-M7-06 assigns an officer.</w:t>
+            </w:r>
           </w:p>
         </w:tc>
       </w:tr>
@@ -33037,7 +33227,14 @@
           <w:p>
             <w:pPr>
               <w:pStyle w:val="Compact"/>
-            </w:pPr>
+              <w:jc w:val="left"/>
+            </w:pPr>
+            <w:r>
+              <w:rPr>
+                <w:sz w:val="17"/>
+              </w:rPr>
+              <w:t xml:space="preserve">Optional in storage until VFDA reviews and the province replies.</w:t>
+            </w:r>
           </w:p>
         </w:tc>
       </w:tr>
@@ -33092,7 +33289,14 @@
           <w:p>
             <w:pPr>
               <w:pStyle w:val="Compact"/>
-            </w:pPr>
+              <w:jc w:val="left"/>
+            </w:pPr>
+            <w:r>
+              <w:rPr>
+                <w:sz w:val="17"/>
+              </w:rPr>
+              <w:t xml:space="preserve">ENUM(security, history, religion, privacy, dossier, public_order, heritage); the public filter (FR-015) takes the same set.</w:t>
+            </w:r>
           </w:p>
         </w:tc>
       </w:tr>
@@ -33147,7 +33351,39 @@
           <w:p>
             <w:pPr>
               <w:pStyle w:val="Compact"/>
-            </w:pPr>
+              <w:jc w:val="left"/>
+            </w:pPr>
+            <w:r>
+              <w:rPr>
+                <w:sz w:val="17"/>
+              </w:rPr>
+              <w:t xml:space="preserve">Optional in storage; CHECK</w:t>
+            </w:r>
+            <w:r>
+              <w:rPr>
+                <w:sz w:val="17"/>
+              </w:rPr>
+              <w:t xml:space="preserve"> </w:t>
+            </w:r>
+            <w:r>
+              <w:rPr>
+                <w:rStyle w:val="VerbatimChar"/>
+                <w:sz w:val="17"/>
+              </w:rPr>
+              <w:t xml:space="preserve">ck_quarterly_report_reread_before_export</w:t>
+            </w:r>
+            <w:r>
+              <w:rPr>
+                <w:sz w:val="17"/>
+              </w:rPr>
+              <w:t xml:space="preserve"> </w:t>
+            </w:r>
+            <w:r>
+              <w:rPr>
+                <w:sz w:val="17"/>
+              </w:rPr>
+              <w:t xml:space="preserve">requires it before exported_at (M10 BR-004).</w:t>
+            </w:r>
           </w:p>
         </w:tc>
       </w:tr>
@@ -35531,22 +35767,48 @@
               <w:rPr>
                 <w:sz w:val="17"/>
               </w:rPr>
-              <w:t xml:space="preserve">Derivable from LOCATION_INTEREST → LOCATION → province_id.</w:t>
-            </w:r>
-          </w:p>
-        </w:tc>
-        <w:tc>
-          <w:tcPr/>
-          <w:p>
-            <w:pPr>
-              <w:pStyle w:val="Compact"/>
-              <w:jc w:val="left"/>
-            </w:pPr>
-            <w:r>
-              <w:rPr>
-                <w:sz w:val="17"/>
-              </w:rPr>
-              <w:t xml:space="preserve">OQ-04-16</w:t>
+              <w:t xml:space="preserve">Kept as a deliberate exception: it records the province the notice was</w:t>
+            </w:r>
+            <w:r>
+              <w:rPr>
+                <w:sz w:val="17"/>
+              </w:rPr>
+              <w:t xml:space="preserve"> </w:t>
+            </w:r>
+            <w:r>
+              <w:rPr>
+                <w:iCs/>
+                <w:i/>
+                <w:sz w:val="17"/>
+              </w:rPr>
+              <w:t xml:space="preserve">addressed</w:t>
+            </w:r>
+            <w:r>
+              <w:rPr>
+                <w:sz w:val="17"/>
+              </w:rPr>
+              <w:t xml:space="preserve"> </w:t>
+            </w:r>
+            <w:r>
+              <w:rPr>
+                <w:sz w:val="17"/>
+              </w:rPr>
+              <w:t xml:space="preserve">to, which must not change if the location's province is later merged (M3 BR-006). Upkeep rule: set once from LOCATION_INTEREST → LOCATION.province_id when the notice is drafted, never updated (M7 §6.1).</w:t>
+            </w:r>
+          </w:p>
+        </w:tc>
+        <w:tc>
+          <w:tcPr/>
+          <w:p>
+            <w:pPr>
+              <w:pStyle w:val="Compact"/>
+              <w:jc w:val="left"/>
+            </w:pPr>
+            <w:r>
+              <w:rPr>
+                <w:sz w:val="17"/>
+              </w:rPr>
+              <w:t xml:space="preserve">OQ-04-16 (resolved)</w:t>
             </w:r>
           </w:p>
         </w:tc>
@@ -35593,22 +35855,41 @@
               <w:rPr>
                 <w:sz w:val="17"/>
               </w:rPr>
-              <w:t xml:space="preserve">is_active may be derivable from status = approved.</w:t>
-            </w:r>
-          </w:p>
-        </w:tc>
-        <w:tc>
-          <w:tcPr/>
-          <w:p>
-            <w:pPr>
-              <w:pStyle w:val="Compact"/>
-              <w:jc w:val="left"/>
-            </w:pPr>
-            <w:r>
-              <w:rPr>
-                <w:sz w:val="17"/>
-              </w:rPr>
-              <w:t xml:space="preserve">OQ-04-16</w:t>
+              <w:t xml:space="preserve">Kept as a deliberate exception: the pre-check reads active rules on every call. Upkeep rule: is_active = (status = approved), enforced by CHECK</w:t>
+            </w:r>
+            <w:r>
+              <w:rPr>
+                <w:sz w:val="17"/>
+              </w:rPr>
+              <w:t xml:space="preserve"> </w:t>
+            </w:r>
+            <w:r>
+              <w:rPr>
+                <w:rStyle w:val="VerbatimChar"/>
+                <w:sz w:val="17"/>
+              </w:rPr>
+              <w:t xml:space="preserve">ck_legal_rule_active_matches_status</w:t>
+            </w:r>
+            <w:r>
+              <w:rPr>
+                <w:sz w:val="17"/>
+              </w:rPr>
+              <w:t xml:space="preserve">.</w:t>
+            </w:r>
+          </w:p>
+        </w:tc>
+        <w:tc>
+          <w:tcPr/>
+          <w:p>
+            <w:pPr>
+              <w:pStyle w:val="Compact"/>
+              <w:jc w:val="left"/>
+            </w:pPr>
+            <w:r>
+              <w:rPr>
+                <w:sz w:val="17"/>
+              </w:rPr>
+              <w:t xml:space="preserve">OQ-04-16 (resolved)</w:t>
             </w:r>
           </w:p>
         </w:tc>
@@ -35655,22 +35936,153 @@
               <w:rPr>
                 <w:sz w:val="17"/>
               </w:rPr>
-              <w:t xml:space="preserve">Always true (M5 FR-005) — a constant column.</w:t>
-            </w:r>
-          </w:p>
-        </w:tc>
-        <w:tc>
-          <w:tcPr/>
-          <w:p>
-            <w:pPr>
-              <w:pStyle w:val="Compact"/>
-              <w:jc w:val="left"/>
-            </w:pPr>
-            <w:r>
-              <w:rPr>
-                <w:sz w:val="17"/>
-              </w:rPr>
-              <w:t xml:space="preserve">OQ-04-16</w:t>
+              <w:t xml:space="preserve">Dropped 01/10/2026: always true (M5 FR-005) — the PDF renderer stamps every page (M5 BR-001); nothing to store.</w:t>
+            </w:r>
+          </w:p>
+        </w:tc>
+        <w:tc>
+          <w:tcPr/>
+          <w:p>
+            <w:pPr>
+              <w:pStyle w:val="Compact"/>
+              <w:jc w:val="left"/>
+            </w:pPr>
+            <w:r>
+              <w:rPr>
+                <w:sz w:val="17"/>
+              </w:rPr>
+              <w:t xml:space="preserve">OQ-04-16 (resolved)</w:t>
+            </w:r>
+          </w:p>
+        </w:tc>
+      </w:tr>
+      <w:tr>
+        <w:tc>
+          <w:tcPr/>
+          <w:p>
+            <w:pPr>
+              <w:pStyle w:val="Compact"/>
+              <w:jc w:val="left"/>
+            </w:pPr>
+            <w:r>
+              <w:rPr>
+                <w:sz w:val="17"/>
+              </w:rPr>
+              <w:t xml:space="preserve">polymorphic</w:t>
+            </w:r>
+          </w:p>
+        </w:tc>
+        <w:tc>
+          <w:tcPr/>
+          <w:p>
+            <w:pPr>
+              <w:pStyle w:val="Compact"/>
+              <w:jc w:val="left"/>
+            </w:pPr>
+            <w:r>
+              <w:rPr>
+                <w:sz w:val="17"/>
+              </w:rPr>
+              <w:t xml:space="preserve">SEGMENT_DECISION.project_id / session_key</w:t>
+            </w:r>
+          </w:p>
+        </w:tc>
+        <w:tc>
+          <w:tcPr/>
+          <w:p>
+            <w:pPr>
+              <w:pStyle w:val="Compact"/>
+              <w:jc w:val="left"/>
+            </w:pPr>
+            <w:r>
+              <w:rPr>
+                <w:sz w:val="17"/>
+              </w:rPr>
+              <w:t xml:space="preserve">Resolved 01/10/2026: the single column</w:t>
+            </w:r>
+            <w:r>
+              <w:rPr>
+                <w:sz w:val="17"/>
+              </w:rPr>
+              <w:t xml:space="preserve"> </w:t>
+            </w:r>
+            <w:r>
+              <w:rPr>
+                <w:rStyle w:val="VerbatimChar"/>
+                <w:sz w:val="17"/>
+              </w:rPr>
+              <w:t xml:space="preserve">session_or_project_id</w:t>
+            </w:r>
+            <w:r>
+              <w:rPr>
+                <w:sz w:val="17"/>
+              </w:rPr>
+              <w:t xml:space="preserve"> </w:t>
+            </w:r>
+            <w:r>
+              <w:rPr>
+                <w:sz w:val="17"/>
+              </w:rPr>
+              <w:t xml:space="preserve">(two meanings, no possible foreign key) is split into</w:t>
+            </w:r>
+            <w:r>
+              <w:rPr>
+                <w:sz w:val="17"/>
+              </w:rPr>
+              <w:t xml:space="preserve"> </w:t>
+            </w:r>
+            <w:r>
+              <w:rPr>
+                <w:rStyle w:val="VerbatimChar"/>
+                <w:sz w:val="17"/>
+              </w:rPr>
+              <w:t xml:space="preserve">project_id</w:t>
+            </w:r>
+            <w:r>
+              <w:rPr>
+                <w:sz w:val="17"/>
+              </w:rPr>
+              <w:t xml:space="preserve"> </w:t>
+            </w:r>
+            <w:r>
+              <w:rPr>
+                <w:sz w:val="17"/>
+              </w:rPr>
+              <w:t xml:space="preserve">(FK → PROJECT) and</w:t>
+            </w:r>
+            <w:r>
+              <w:rPr>
+                <w:sz w:val="17"/>
+              </w:rPr>
+              <w:t xml:space="preserve"> </w:t>
+            </w:r>
+            <w:r>
+              <w:rPr>
+                <w:rStyle w:val="VerbatimChar"/>
+                <w:sz w:val="17"/>
+              </w:rPr>
+              <w:t xml:space="preserve">session_key</w:t>
+            </w:r>
+            <w:r>
+              <w:rPr>
+                <w:sz w:val="17"/>
+              </w:rPr>
+              <w:t xml:space="preserve">, with a CHECK that exactly one is set (M1 §6.1).</w:t>
+            </w:r>
+          </w:p>
+        </w:tc>
+        <w:tc>
+          <w:tcPr/>
+          <w:p>
+            <w:pPr>
+              <w:pStyle w:val="Compact"/>
+              <w:jc w:val="left"/>
+            </w:pPr>
+            <w:r>
+              <w:rPr>
+                <w:sz w:val="17"/>
+              </w:rPr>
+              <w:t xml:space="preserve">—</w:t>
             </w:r>
           </w:p>
         </w:tc>
@@ -38552,7 +38964,26 @@
               <w:rPr>
                 <w:sz w:val="17"/>
               </w:rPr>
-              <w:t xml:space="preserve">Open</w:t>
+              <w:t xml:space="preserve">Resolved 01/10/2026 — watermark dropped; is_active kept with CHECK</w:t>
+            </w:r>
+            <w:r>
+              <w:rPr>
+                <w:sz w:val="17"/>
+              </w:rPr>
+              <w:t xml:space="preserve"> </w:t>
+            </w:r>
+            <w:r>
+              <w:rPr>
+                <w:rStyle w:val="VerbatimChar"/>
+                <w:sz w:val="17"/>
+              </w:rPr>
+              <w:t xml:space="preserve">ck_legal_rule_active_matches_status</w:t>
+            </w:r>
+            <w:r>
+              <w:rPr>
+                <w:sz w:val="17"/>
+              </w:rPr>
+              <w:t xml:space="preserve">; province_id kept as the province the notice was addressed to (M7 §6.1). See Structural findings, minimality.</w:t>
             </w:r>
           </w:p>
         </w:tc>
@@ -38659,7 +39090,7 @@
               <w:rPr>
                 <w:sz w:val="17"/>
               </w:rPr>
-              <w:t xml:space="preserve">Open</w:t>
+              <w:t xml:space="preserve">Resolved 01/10/2026 — email_delivery_id UUID (SYS §6.1) and segment_decision_id UUID (M1 §6.1).</w:t>
             </w:r>
           </w:p>
         </w:tc>
@@ -38717,7 +39148,7 @@
               <w:rPr>
                 <w:sz w:val="17"/>
               </w:rPr>
-              <w:t xml:space="preserve">(62 columns).]</w:t>
+              <w:t xml:space="preserve">(62 columns on 30/09/2026).]</w:t>
             </w:r>
           </w:p>
         </w:tc>
@@ -38792,7 +39223,7 @@
               <w:rPr>
                 <w:sz w:val="17"/>
               </w:rPr>
-              <w:t xml:space="preserve">Open</w:t>
+              <w:t xml:space="preserve">Resolved 01/10/2026 — every one is declared in section 6.1 of its module's Spec Document; no column is left without a type.</w:t>
             </w:r>
           </w:p>
         </w:tc>
@@ -39588,7 +40019,7 @@
           <w:iCs/>
           <w:i/>
         </w:rPr>
-        <w:t xml:space="preserve">Human gate 4: fill the Decision column of the type conflicts and confirm every natural key. Signed: ____________________ Date: __________</w:t>
+        <w:t xml:space="preserve">Human gate 4: the Decision column records the type applied in 04 and in the schema on 01/10/2026 — confirm or change it, and confirm every natural key. Signed: ____________________ Date: __________</w:t>
       </w:r>
     </w:p>
     <w:bookmarkEnd w:id="96"/>

--- a/docs/word/data/04-data-model.docx
+++ b/docs/word/data/04-data-model.docx
@@ -16,7 +16,7 @@
         <w:pStyle w:val="FirstParagraph"/>
       </w:pPr>
       <w:r>
-        <w:t xml:space="preserve">46 tables, 313 columns. Every column is</w:t>
+        <w:t xml:space="preserve">46 tables, 315 columns. Every column is</w:t>
       </w:r>
       <w:r>
         <w:t xml:space="preserve"> </w:t>
@@ -14542,6 +14542,150 @@
                 <w:sz w:val="17"/>
               </w:rPr>
               <w:t xml:space="preserve">M3 §5.1 FR-002; M3 §5.2 BR-010</w:t>
+            </w:r>
+          </w:p>
+        </w:tc>
+      </w:tr>
+      <w:tr>
+        <w:tc>
+          <w:tcPr/>
+          <w:p>
+            <w:pPr>
+              <w:pStyle w:val="Compact"/>
+              <w:jc w:val="left"/>
+            </w:pPr>
+            <w:r>
+              <w:rPr>
+                <w:rStyle w:val="VerbatimChar"/>
+                <w:sz w:val="17"/>
+              </w:rPr>
+              <w:t xml:space="preserve">night_shooting_allowed</w:t>
+            </w:r>
+          </w:p>
+        </w:tc>
+        <w:tc>
+          <w:tcPr/>
+          <w:p>
+            <w:pPr>
+              <w:pStyle w:val="Compact"/>
+              <w:jc w:val="left"/>
+            </w:pPr>
+            <w:r>
+              <w:rPr>
+                <w:rStyle w:val="VerbatimChar"/>
+                <w:sz w:val="17"/>
+              </w:rPr>
+              <w:t xml:space="preserve">ENUM(yes, no, ask)</w:t>
+            </w:r>
+          </w:p>
+        </w:tc>
+        <w:tc>
+          <w:tcPr/>
+          <w:p>
+            <w:pPr>
+              <w:pStyle w:val="Compact"/>
+              <w:jc w:val="left"/>
+            </w:pPr>
+            <w:r>
+              <w:rPr>
+                <w:sz w:val="17"/>
+              </w:rPr>
+              <w:t xml:space="preserve">Opt</w:t>
+            </w:r>
+          </w:p>
+        </w:tc>
+        <w:tc>
+          <w:tcPr/>
+          <w:p>
+            <w:pPr>
+              <w:pStyle w:val="Compact"/>
+            </w:pPr>
+          </w:p>
+        </w:tc>
+        <w:tc>
+          <w:tcPr/>
+          <w:p>
+            <w:pPr>
+              <w:pStyle w:val="Compact"/>
+              <w:jc w:val="left"/>
+            </w:pPr>
+            <w:r>
+              <w:rPr>
+                <w:sz w:val="17"/>
+              </w:rPr>
+              <w:t xml:space="preserve">M3 §5.1 FR-002; M3 Clarifications Q3 (28/10/2026)</w:t>
+            </w:r>
+          </w:p>
+        </w:tc>
+      </w:tr>
+      <w:tr>
+        <w:tc>
+          <w:tcPr/>
+          <w:p>
+            <w:pPr>
+              <w:pStyle w:val="Compact"/>
+              <w:jc w:val="left"/>
+            </w:pPr>
+            <w:r>
+              <w:rPr>
+                <w:rStyle w:val="VerbatimChar"/>
+                <w:sz w:val="17"/>
+              </w:rPr>
+              <w:t xml:space="preserve">rainy_months</w:t>
+            </w:r>
+          </w:p>
+        </w:tc>
+        <w:tc>
+          <w:tcPr/>
+          <w:p>
+            <w:pPr>
+              <w:pStyle w:val="Compact"/>
+              <w:jc w:val="left"/>
+            </w:pPr>
+            <w:r>
+              <w:rPr>
+                <w:rStyle w:val="VerbatimChar"/>
+                <w:sz w:val="17"/>
+              </w:rPr>
+              <w:t xml:space="preserve">INTEGER[]</w:t>
+            </w:r>
+          </w:p>
+        </w:tc>
+        <w:tc>
+          <w:tcPr/>
+          <w:p>
+            <w:pPr>
+              <w:pStyle w:val="Compact"/>
+              <w:jc w:val="left"/>
+            </w:pPr>
+            <w:r>
+              <w:rPr>
+                <w:sz w:val="17"/>
+              </w:rPr>
+              <w:t xml:space="preserve">Opt</w:t>
+            </w:r>
+          </w:p>
+        </w:tc>
+        <w:tc>
+          <w:tcPr/>
+          <w:p>
+            <w:pPr>
+              <w:pStyle w:val="Compact"/>
+            </w:pPr>
+          </w:p>
+        </w:tc>
+        <w:tc>
+          <w:tcPr/>
+          <w:p>
+            <w:pPr>
+              <w:pStyle w:val="Compact"/>
+              <w:jc w:val="left"/>
+            </w:pPr>
+            <w:r>
+              <w:rPr>
+                <w:sz w:val="17"/>
+              </w:rPr>
+              <w:t xml:space="preserve">M3 §5.1 FR-002; M3 Clarifications Q3 (28/10/2026)</w:t>
             </w:r>
           </w:p>
         </w:tc>
